--- a/downloads/teacher/ai-6-week-09.docx
+++ b/downloads/teacher/ai-6-week-09.docx
@@ -1938,6 +1938,396 @@
         <w:t>For the Grounded Learning Service, retain an annotated trace and the changed-case result. Name the contract or evidence that makes the deciding step valid, so another team can review it.</w:t>
       </w:r>
     </w:p>
+    <w:p>
+      <w:pPr>
+        <w:pStyle w:val="Heading1"/>
+      </w:pPr>
+      <w:r>
+        <w:t>07. Prepare, teach and assess</w:t>
+      </w:r>
+    </w:p>
+    <w:p>
+      <w:r>
+        <w:t>Teaching target: Explain the mechanism and terminology of integration tests and fixtures</w:t>
+      </w:r>
+    </w:p>
+    <w:p>
+      <w:r>
+        <w:t>Prepare the labelled worked-case picture, the matching workbook, fictional input cards and a place for individual responses. Check a local Python 3 environment before class; have a paper-trace version ready.</w:t>
+      </w:r>
+    </w:p>
+    <w:tbl>
+      <w:tblPr>
+        <w:tblStyle w:val="LightShading-Accent1"/>
+        <w:tblW w:type="auto" w:w="0"/>
+        <w:tblLook w:firstColumn="1" w:firstRow="1" w:lastColumn="0" w:lastRow="0" w:noHBand="0" w:noVBand="1" w:val="04A0"/>
+      </w:tblPr>
+      <w:tblGrid>
+        <w:gridCol w:w="3408"/>
+        <w:gridCol w:w="3408"/>
+        <w:gridCol w:w="3408"/>
+      </w:tblGrid>
+      <w:tr>
+        <w:trPr>
+          <w:tblHeader/>
+        </w:trPr>
+        <w:tc>
+          <w:tcPr>
+            <w:tcW w:type="dxa" w:w="3408"/>
+          </w:tcPr>
+          <w:p>
+            <w:r>
+              <w:t>Session</w:t>
+            </w:r>
+          </w:p>
+        </w:tc>
+        <w:tc>
+          <w:tcPr>
+            <w:tcW w:type="dxa" w:w="3408"/>
+          </w:tcPr>
+          <w:p>
+            <w:r>
+              <w:t>Plan</w:t>
+            </w:r>
+          </w:p>
+        </w:tc>
+        <w:tc>
+          <w:tcPr>
+            <w:tcW w:type="dxa" w:w="3408"/>
+          </w:tcPr>
+          <w:p>
+            <w:r>
+              <w:t>Resources</w:t>
+            </w:r>
+          </w:p>
+        </w:tc>
+      </w:tr>
+      <w:tr>
+        <w:tc>
+          <w:tcPr>
+            <w:tcW w:type="dxa" w:w="3408"/>
+          </w:tcPr>
+          <w:p>
+            <w:r>
+              <w:t>Session 1 · Understand · 45 min</w:t>
+            </w:r>
+          </w:p>
+        </w:tc>
+        <w:tc>
+          <w:tcPr>
+            <w:tcW w:type="dxa" w:w="3408"/>
+          </w:tcPr>
+          <w:p>
+            <w:r>
+              <w:t>0–7: recall and prerequisite; 7–15: inspect the concrete case and predict; 15–30: teacher models the worked trace; 30–40: learners explain a step using the text and visual; 40–45: check the core idea.</w:t>
+            </w:r>
+          </w:p>
+        </w:tc>
+        <w:tc>
+          <w:tcPr>
+            <w:tcW w:type="dxa" w:w="3408"/>
+          </w:tcPr>
+          <w:p>
+            <w:r>
+              <w:t>Sections 1–6; record the brief recall in the workbook.</w:t>
+            </w:r>
+          </w:p>
+        </w:tc>
+      </w:tr>
+      <w:tr>
+        <w:tc>
+          <w:tcPr>
+            <w:tcW w:type="dxa" w:w="3408"/>
+          </w:tcPr>
+          <w:p>
+            <w:r>
+              <w:t>Session 2 · Practise · 45 min</w:t>
+            </w:r>
+          </w:p>
+        </w:tc>
+        <w:tc>
+          <w:tcPr>
+            <w:tcW w:type="dxa" w:w="3408"/>
+          </w:tcPr>
+          <w:p>
+            <w:r>
+              <w:t>0–5: retrieve the procedure; 5–15: W2 completion practice; 15–23: explain and check with a partner; 23–30: each learner answers the misconception check; 30–40: targeted reteaching or a harder variation; 40–45: prepare the investigation.</w:t>
+            </w:r>
+          </w:p>
+        </w:tc>
+        <w:tc>
+          <w:tcPr>
+            <w:tcW w:type="dxa" w:w="3408"/>
+          </w:tcPr>
+          <w:p>
+            <w:r>
+              <w:t>Sections 7–10; use the matching workbook W2 and misconception check.</w:t>
+            </w:r>
+          </w:p>
+        </w:tc>
+      </w:tr>
+      <w:tr>
+        <w:tc>
+          <w:tcPr>
+            <w:tcW w:type="dxa" w:w="3408"/>
+          </w:tcPr>
+          <w:p>
+            <w:r>
+              <w:t>Session 3 · Investigate and transfer · 45 min</w:t>
+            </w:r>
+          </w:p>
+        </w:tc>
+        <w:tc>
+          <w:tcPr>
+            <w:tcW w:type="dxa" w:w="3408"/>
+          </w:tcPr>
+          <w:p>
+            <w:r>
+              <w:t>0–5: retrieve the decision rule; 5–20: investigate or trace; 20–30: start the independent case; 30–38: connect the project; 38–43: act on feedback; 43–45: plan the return check.</w:t>
+            </w:r>
+          </w:p>
+        </w:tc>
+        <w:tc>
+          <w:tcPr>
+            <w:tcW w:type="dxa" w:w="3408"/>
+          </w:tcPr>
+          <w:p>
+            <w:r>
+              <w:t>Sections 9 and 11–14. Give extra time to finish the full task set; use Section 15 when the week includes a coding lab.</w:t>
+            </w:r>
+          </w:p>
+        </w:tc>
+      </w:tr>
+    </w:tbl>
+    <w:p>
+      <w:r>
+        <w:t>Before class, solve the supported practice: A student requests a teacher source; test response is denied, but a recorded lookup call read the teacher file. Show the intermediate steps and give the conclusion with its scope.</w:t>
+      </w:r>
+    </w:p>
+    <w:p>
+      <w:r>
+        <w:t>Reasoned practice answer: Teacher explanation: The test exposes a hidden boundary failure despite the denied final response. Assert both response and call trace; deny before lookup.</w:t>
+      </w:r>
+    </w:p>
+    <w:p>
+      <w:r>
+        <w:t>Check every learner before discussion: Use the worked case for Integration tests and fixtures. Proposed explanation: “The worked result establishes every future case”. Decide whether this explanation is supported. Point to the step or supplied fact that decides; explain your repair if needed.</w:t>
+      </w:r>
+    </w:p>
+    <w:p>
+      <w:r>
+        <w:t>Misconception repair: A mock verifies declared interactions, not real provider availability or all runtime limits.</w:t>
+      </w:r>
+    </w:p>
+    <w:p>
+      <w:r>
+        <w:t>Support: read the exact case aloud, enlarge the labelled picture, supply input cards and model only the first deciding step. Accept a spoken explanation or drawing; retain the reasoning goal.</w:t>
+      </w:r>
+    </w:p>
+    <w:p>
+      <w:r>
+        <w:t>Extension: The adapter returns M when N was requested. Require a prediction and a reason before comparing. Expected result: Fail the integration check: map is the wrong item. Reason: The request now reaches evidence for another identifier.</w:t>
+      </w:r>
+    </w:p>
+    <w:p>
+      <w:r>
+        <w:t>Independent assessment: withhold the reserved answer until the learner has attempted the new case. Record support separately from correctness.</w:t>
+      </w:r>
+    </w:p>
+    <w:tbl>
+      <w:tblPr>
+        <w:tblStyle w:val="LightShading-Accent1"/>
+        <w:tblW w:type="auto" w:w="0"/>
+        <w:tblLook w:firstColumn="1" w:firstRow="1" w:lastColumn="0" w:lastRow="0" w:noHBand="0" w:noVBand="1" w:val="04A0"/>
+      </w:tblPr>
+      <w:tblGrid>
+        <w:gridCol w:w="2556"/>
+        <w:gridCol w:w="2556"/>
+        <w:gridCol w:w="2556"/>
+        <w:gridCol w:w="2556"/>
+      </w:tblGrid>
+      <w:tr>
+        <w:trPr>
+          <w:tblHeader/>
+        </w:trPr>
+        <w:tc>
+          <w:tcPr>
+            <w:tcW w:type="dxa" w:w="2556"/>
+          </w:tcPr>
+          <w:p>
+            <w:r>
+              <w:t>Criterion</w:t>
+            </w:r>
+          </w:p>
+        </w:tc>
+        <w:tc>
+          <w:tcPr>
+            <w:tcW w:type="dxa" w:w="2556"/>
+          </w:tcPr>
+          <w:p>
+            <w:r>
+              <w:t>Not yet</w:t>
+            </w:r>
+          </w:p>
+        </w:tc>
+        <w:tc>
+          <w:tcPr>
+            <w:tcW w:type="dxa" w:w="2556"/>
+          </w:tcPr>
+          <w:p>
+            <w:r>
+              <w:t>With support</w:t>
+            </w:r>
+          </w:p>
+        </w:tc>
+        <w:tc>
+          <w:tcPr>
+            <w:tcW w:type="dxa" w:w="2556"/>
+          </w:tcPr>
+          <w:p>
+            <w:r>
+              <w:t>Independent</w:t>
+            </w:r>
+          </w:p>
+        </w:tc>
+      </w:tr>
+      <w:tr>
+        <w:tc>
+          <w:tcPr>
+            <w:tcW w:type="dxa" w:w="2556"/>
+          </w:tcPr>
+          <w:p>
+            <w:r>
+              <w:t>Explanation</w:t>
+            </w:r>
+          </w:p>
+        </w:tc>
+        <w:tc>
+          <w:tcPr>
+            <w:tcW w:type="dxa" w:w="2556"/>
+          </w:tcPr>
+          <w:p>
+            <w:r>
+              <w:t>Names an answer without a deciding fact</w:t>
+            </w:r>
+          </w:p>
+        </w:tc>
+        <w:tc>
+          <w:tcPr>
+            <w:tcW w:type="dxa" w:w="2556"/>
+          </w:tcPr>
+          <w:p>
+            <w:r>
+              <w:t>Uses a hint to link fact and decision</w:t>
+            </w:r>
+          </w:p>
+        </w:tc>
+        <w:tc>
+          <w:tcPr>
+            <w:tcW w:type="dxa" w:w="2556"/>
+          </w:tcPr>
+          <w:p>
+            <w:r>
+              <w:t>Explains the deciding fact in own words</w:t>
+            </w:r>
+          </w:p>
+        </w:tc>
+      </w:tr>
+      <w:tr>
+        <w:tc>
+          <w:tcPr>
+            <w:tcW w:type="dxa" w:w="2556"/>
+          </w:tcPr>
+          <w:p>
+            <w:r>
+              <w:t>Trace or test</w:t>
+            </w:r>
+          </w:p>
+        </w:tc>
+        <w:tc>
+          <w:tcPr>
+            <w:tcW w:type="dxa" w:w="2556"/>
+          </w:tcPr>
+          <w:p>
+            <w:r>
+              <w:t>Cannot connect input and result</w:t>
+            </w:r>
+          </w:p>
+        </w:tc>
+        <w:tc>
+          <w:tcPr>
+            <w:tcW w:type="dxa" w:w="2556"/>
+          </w:tcPr>
+          <w:p>
+            <w:r>
+              <w:t>Completes steps with prompts</w:t>
+            </w:r>
+          </w:p>
+        </w:tc>
+        <w:tc>
+          <w:tcPr>
+            <w:tcW w:type="dxa" w:w="2556"/>
+          </w:tcPr>
+          <w:p>
+            <w:r>
+              <w:t>Traces or tests a changed case accurately</w:t>
+            </w:r>
+          </w:p>
+        </w:tc>
+      </w:tr>
+      <w:tr>
+        <w:tc>
+          <w:tcPr>
+            <w:tcW w:type="dxa" w:w="2556"/>
+          </w:tcPr>
+          <w:p>
+            <w:r>
+              <w:t>Limits and revision</w:t>
+            </w:r>
+          </w:p>
+        </w:tc>
+        <w:tc>
+          <w:tcPr>
+            <w:tcW w:type="dxa" w:w="2556"/>
+          </w:tcPr>
+          <w:p>
+            <w:r>
+              <w:t>Claims more than evidence supports</w:t>
+            </w:r>
+          </w:p>
+        </w:tc>
+        <w:tc>
+          <w:tcPr>
+            <w:tcW w:type="dxa" w:w="2556"/>
+          </w:tcPr>
+          <w:p>
+            <w:r>
+              <w:t>Names a limit after a prompt</w:t>
+            </w:r>
+          </w:p>
+        </w:tc>
+        <w:tc>
+          <w:tcPr>
+            <w:tcW w:type="dxa" w:w="2556"/>
+          </w:tcPr>
+          <w:p>
+            <w:r>
+              <w:t>States a defensible limit and useful next test</w:t>
+            </w:r>
+          </w:p>
+        </w:tc>
+      </w:tr>
+    </w:tbl>
+    <w:p>
+      <w:r>
+        <w:t>Project checkpoint: Make a transparent first version. Keep a trace of how one input becomes an output; explain the rule or learned component.</w:t>
+      </w:r>
+    </w:p>
+    <w:p>
+      <w:r>
+        <w:t>Use the weekly teacher answer for topic-specific reasoning. A saved progress tick is an activity record; judge mastery from the learner’s explanation and evidence.</w:t>
+      </w:r>
+    </w:p>
     <w:sectPr>
       <w:pgSz w:w="12240" w:h="15840"/>
       <w:pgMar w:top="936" w:right="1008" w:bottom="936" w:left="1008" w:header="720" w:footer="720" w:gutter="0"/>

--- a/downloads/teacher/ai-6-week-09.docx
+++ b/downloads/teacher/ai-6-week-09.docx
@@ -2328,6 +2328,39 @@
         <w:t>Use the weekly teacher answer for topic-specific reasoning. A saved progress tick is an activity record; judge mastery from the learner’s explanation and evidence.</w:t>
       </w:r>
     </w:p>
+    <w:p>
+      <w:pPr>
+        <w:pStyle w:val="Heading1"/>
+      </w:pPr>
+      <w:r>
+        <w:t>08. Use feedback, labs and repair paths</w:t>
+      </w:r>
+    </w:p>
+    <w:p>
+      <w:r>
+        <w:t>Use the two formative questions as supported practice, not as independent mastery scores. Discuss the deciding evidence rather than accepting a guessed selection.</w:t>
+      </w:r>
+    </w:p>
+    <w:p>
+      <w:r>
+        <w:t>The feedback comes from the reviewed public worked case. Do not reveal the separately reserved independent teacher answer until the learner has attempted that case.</w:t>
+      </w:r>
+    </w:p>
+    <w:p>
+      <w:r>
+        <w:t>Ask students to predict before running code. Preserve errors and actual outputs; collect a changed test and an explanation. The branch-boundary and indexing lessons deliberately include failure cases.</w:t>
+      </w:r>
+    </w:p>
+    <w:p>
+      <w:r>
+        <w:t>Use the earlier worked-explanation links to address a specific missing building block, then return to the current question. Adapt this suggestion after observing the learner; it is not an automatic diagnosis.</w:t>
+      </w:r>
+    </w:p>
+    <w:p>
+      <w:r>
+        <w:t>Collect the completed-work portfolio as evidence. Record support separately from correctness, and assess explanation, trace/test and limitations. Progress ticks and quiz selections alone do not establish mastery.</w:t>
+      </w:r>
+    </w:p>
     <w:sectPr>
       <w:pgSz w:w="12240" w:h="15840"/>
       <w:pgMar w:top="936" w:right="1008" w:bottom="936" w:left="1008" w:header="720" w:footer="720" w:gutter="0"/>

--- a/downloads/teacher/ai-6-week-09.docx
+++ b/downloads/teacher/ai-6-week-09.docx
@@ -29,16 +29,63 @@
       </w:r>
     </w:p>
     <w:p>
-      <w:pPr>
-        <w:pStyle w:val="Heading3"/>
-      </w:pPr>
-      <w:r>
-        <w:t>Teach the learning cycle</w:t>
+      <w:r>
+        <w:t>Prepare Integration tests and fixtures: check the target, prerequisites, resources and adaptable teaching schedule.</w:t>
       </w:r>
     </w:p>
     <w:p>
-      <w:r>
-        <w:t>Primary target: Explain the mechanism and terminology of integration tests and fixtures</w:t>
+      <w:pPr>
+        <w:pStyle w:val="Heading3"/>
+      </w:pPr>
+      <w:r>
+        <w:t>Teach the learning cycle</w:t>
+      </w:r>
+    </w:p>
+    <w:p>
+      <w:pPr>
+        <w:spacing w:line="336" w:lineRule="auto" w:after="180"/>
+      </w:pPr>
+      <w:r>
+        <w:rPr>
+          <w:b w:val="0"/>
+        </w:rPr>
+        <w:t xml:space="preserve">Primary target: Explain the </w:t>
+      </w:r>
+      <w:r>
+        <w:rPr>
+          <w:b/>
+        </w:rPr>
+        <w:t>mechanism</w:t>
+      </w:r>
+      <w:r>
+        <w:rPr>
+          <w:b w:val="0"/>
+        </w:rPr>
+        <w:t xml:space="preserve"> and terminology of </w:t>
+      </w:r>
+      <w:r>
+        <w:rPr>
+          <w:b/>
+        </w:rPr>
+        <w:t>integration test</w:t>
+      </w:r>
+      <w:r>
+        <w:rPr>
+          <w:b w:val="0"/>
+        </w:rPr>
+        <w:t xml:space="preserve">s and </w:t>
+      </w:r>
+      <w:r>
+        <w:rPr>
+          <w:b/>
+        </w:rPr>
+        <w:t>fixture</w:t>
+      </w:r>
+      <w:r>
+        <w:rPr>
+          <w:b w:val="0"/>
+        </w:rPr>
+        <w:t>s</w:t>
       </w:r>
     </w:p>
     <w:tbl>
@@ -185,16 +232,37 @@
       </w:tr>
     </w:tbl>
     <w:p>
-      <w:r>
-        <w:t>This is a starting allocation of 135 minutes, not a validated duration. Preserve all named topics. Schedule extra time for connected examples, the full investigation, independent cases and project building. Repeated copies of a case share one recorded attempt; they are not new evidence.</w:t>
+      <w:pPr>
+        <w:spacing w:line="336" w:lineRule="auto" w:after="180"/>
+      </w:pPr>
+      <w:r>
+        <w:rPr>
+          <w:b w:val="0"/>
+        </w:rPr>
+        <w:t>This is a starting allocation of 135 minutes, not a validated duration. Preserve all named topics. Schedule extra time for connected examples, the full investigation, independent cases and project building.</w:t>
       </w:r>
     </w:p>
     <w:p>
       <w:pPr>
-        <w:pStyle w:val="Heading3"/>
-      </w:pPr>
-      <w:r>
-        <w:t>Retrieval answer guidance</w:t>
+        <w:spacing w:line="336" w:lineRule="auto" w:after="180"/>
+      </w:pPr>
+      <w:r>
+        <w:rPr>
+          <w:b w:val="0"/>
+        </w:rPr>
+        <w:t xml:space="preserve">Repeated copies of a case share one recorded attempt; they are not new </w:t>
+      </w:r>
+      <w:r>
+        <w:rPr>
+          <w:b/>
+        </w:rPr>
+        <w:t>evidence</w:t>
+      </w:r>
+      <w:r>
+        <w:rPr>
+          <w:b w:val="0"/>
+        </w:rPr>
+        <w:t>.</w:t>
       </w:r>
     </w:p>
     <w:p>
@@ -202,178 +270,726 @@
         <w:pStyle w:val="Heading3"/>
       </w:pPr>
       <w:r>
-        <w:t>Testing model-dependent behaviour</w:t>
+        <w:t>Retrieval answer guidance</w:t>
       </w:r>
     </w:p>
     <w:p>
-      <w:r>
-        <w:t>Without opening the old lesson, explain one key idea from Testing model-dependent behaviour. Give an example and a mistake that the idea helps you avoid.</w:t>
+      <w:pPr>
+        <w:pStyle w:val="Heading3"/>
+      </w:pPr>
+      <w:r>
+        <w:t>Testing model-dependent behaviour</w:t>
       </w:r>
     </w:p>
     <w:p>
-      <w:r>
-        <w:t>Look for: Explain the mechanism and terminology of testing model-dependent behaviour</w:t>
+      <w:pPr>
+        <w:spacing w:line="336" w:lineRule="auto" w:after="180"/>
+      </w:pPr>
+      <w:r>
+        <w:rPr>
+          <w:b w:val="0"/>
+        </w:rPr>
+        <w:t>Without opening the old lesson, explain one key idea from Testing model-dependent behaviour. Give an example and a mistake that the idea helps you avoid.</w:t>
       </w:r>
     </w:p>
     <w:p>
-      <w:r>
-        <w:t>Reference example, not the only acceptable wording: Teacher explanation: Model-dependent behaviour may vary between runs. Evaluate defined semantic criteria and report repeated outcomes rather than requiring one exact sentence. Use fixed evidence and rubric per case. Require supported room/capacity, valid schema and no actions. Repeats estimate observed variation for this case; they are not additional independent users.</w:t>
+      <w:pPr>
+        <w:spacing w:line="336" w:lineRule="auto" w:after="180"/>
+      </w:pPr>
+      <w:r>
+        <w:rPr>
+          <w:b w:val="0"/>
+        </w:rPr>
+        <w:t xml:space="preserve">Look for: Explain the </w:t>
+      </w:r>
+      <w:r>
+        <w:rPr>
+          <w:b/>
+        </w:rPr>
+        <w:t>mechanism</w:t>
+      </w:r>
+      <w:r>
+        <w:rPr>
+          <w:b w:val="0"/>
+        </w:rPr>
+        <w:t xml:space="preserve"> and terminology of testing model-dependent behaviour</w:t>
       </w:r>
     </w:p>
     <w:p>
       <w:pPr>
-        <w:pStyle w:val="Heading3"/>
-      </w:pPr>
-      <w:r>
-        <w:t>Least privilege and tool scopes</w:t>
+        <w:spacing w:line="336" w:lineRule="auto" w:after="180"/>
+      </w:pPr>
+      <w:r>
+        <w:rPr>
+          <w:b w:val="0"/>
+        </w:rPr>
+        <w:t>Reference example, not the only acceptable wording: Teacher explanation: Model-dependent behaviour may vary between runs.</w:t>
       </w:r>
     </w:p>
     <w:p>
-      <w:r>
-        <w:t>Without opening the old lesson, explain one key idea from Least privilege and tool scopes. Give an example and a mistake that the idea helps you avoid.</w:t>
+      <w:pPr>
+        <w:spacing w:line="336" w:lineRule="auto" w:after="180"/>
+      </w:pPr>
+      <w:r>
+        <w:rPr>
+          <w:b w:val="0"/>
+        </w:rPr>
+        <w:t xml:space="preserve">Evaluate defined semantic criteria and report repeated outcomes rather than requiring one exact sentence. Use fixed </w:t>
+      </w:r>
+      <w:r>
+        <w:rPr>
+          <w:b/>
+        </w:rPr>
+        <w:t>evidence</w:t>
+      </w:r>
+      <w:r>
+        <w:rPr>
+          <w:b w:val="0"/>
+        </w:rPr>
+        <w:t xml:space="preserve"> and rubric per case. Require supported room/capacity, valid schema and no actions.</w:t>
       </w:r>
     </w:p>
     <w:p>
-      <w:r>
-        <w:t>Look for: Explain the mechanism and terminology of least privilege and tool scopes</w:t>
+      <w:pPr>
+        <w:spacing w:line="336" w:lineRule="auto" w:after="180"/>
+      </w:pPr>
+      <w:r>
+        <w:rPr>
+          <w:b w:val="0"/>
+        </w:rPr>
+        <w:t>Repeats estimate observed variation for this case; they are not additional independent users.</w:t>
       </w:r>
     </w:p>
     <w:p>
-      <w:r>
-        <w:t>Reference example, not the only acceptable wording: Teacher explanation: Least privilege grants only capabilities required by the task. Tool access should include resource and operation scope, not merely a broad tool name. A reporting assistant may lookup public rooms but may not write records, send messages or read teacher notes. Check actor, operation and resource before executing a proposed call.</w:t>
+      <w:pPr>
+        <w:pStyle w:val="Heading3"/>
+      </w:pPr>
+      <w:r>
+        <w:t>Least privilege and tool scopes</w:t>
       </w:r>
     </w:p>
     <w:p>
       <w:pPr>
-        <w:pStyle w:val="Heading3"/>
-      </w:pPr>
-      <w:r>
-        <w:t>Typed contracts and schemas</w:t>
+        <w:spacing w:line="336" w:lineRule="auto" w:after="180"/>
+      </w:pPr>
+      <w:r>
+        <w:rPr>
+          <w:b w:val="0"/>
+        </w:rPr>
+        <w:t>Without opening the old lesson, explain one key idea from Least privilege and tool scopes. Give an example and a mistake that the idea helps you avoid.</w:t>
       </w:r>
     </w:p>
     <w:p>
-      <w:r>
-        <w:t>Without opening the old lesson, explain one key idea from Typed contracts and schemas. Give an example and a mistake that the idea helps you avoid.</w:t>
+      <w:pPr>
+        <w:spacing w:line="336" w:lineRule="auto" w:after="180"/>
+      </w:pPr>
+      <w:r>
+        <w:rPr>
+          <w:b w:val="0"/>
+        </w:rPr>
+        <w:t xml:space="preserve">Look for: Explain the </w:t>
+      </w:r>
+      <w:r>
+        <w:rPr>
+          <w:b/>
+        </w:rPr>
+        <w:t>mechanism</w:t>
+      </w:r>
+      <w:r>
+        <w:rPr>
+          <w:b w:val="0"/>
+        </w:rPr>
+        <w:t xml:space="preserve"> and terminology of least privilege and tool scopes</w:t>
       </w:r>
     </w:p>
     <w:p>
-      <w:r>
-        <w:t>Look for: Explain the mechanism and terminology of typed contracts and schemas</w:t>
+      <w:pPr>
+        <w:spacing w:line="336" w:lineRule="auto" w:after="180"/>
+      </w:pPr>
+      <w:r>
+        <w:rPr>
+          <w:b w:val="0"/>
+        </w:rPr>
+        <w:t>Reference example, not the only acceptable wording: Teacher explanation: Least privilege grants only capabilities required by the task. Tool access should include resource and operation scope, not merely a broad tool name.</w:t>
       </w:r>
     </w:p>
     <w:p>
-      <w:r>
-        <w:t>Reference example, not the only acceptable wording: Teacher explanation: Typed contracts define values, required fields and failure outcomes. Runtime input still needs validation even when program annotations exist. Accept exactly room_id as a nonempty string and requested_count as a nonnegative integer excluding bool. Reject extra fields, missing fields and wrong types before processing.</w:t>
+      <w:pPr>
+        <w:spacing w:line="336" w:lineRule="auto" w:after="180"/>
+      </w:pPr>
+      <w:r>
+        <w:rPr>
+          <w:b w:val="0"/>
+        </w:rPr>
+        <w:t>A reporting assistant may lookup public rooms but may not write records, send messages or read teacher notes. Check actor, operation and resource before executing a proposed call.</w:t>
       </w:r>
     </w:p>
     <w:p>
-      <w:r>
-        <w:t>Two 45-minute sessions. Integration tests exercise connected components and failure propagation. Fixtures supply controlled input records and mocked service outcomes. Use the supplied constructed scenarios to make the mechanism inspectable. Collect W4 before sharing solutions. Students should name intermediate evidence and limitations; classroom pacing and learning effectiveness remain unvalidated.</w:t>
+      <w:pPr>
+        <w:pStyle w:val="Heading3"/>
+      </w:pPr>
+      <w:r>
+        <w:t>Typed contracts and schemas</w:t>
       </w:r>
     </w:p>
     <w:p>
       <w:pPr>
-        <w:pStyle w:val="Heading3"/>
-      </w:pPr>
-      <w:r>
-        <w:t>Outcomes</w:t>
+        <w:spacing w:line="336" w:lineRule="auto" w:after="180"/>
+      </w:pPr>
+      <w:r>
+        <w:rPr>
+          <w:b w:val="0"/>
+        </w:rPr>
+        <w:t>Without opening the old lesson, explain one key idea from Typed contracts and schemas. Give an example and a mistake that the idea helps you avoid.</w:t>
       </w:r>
     </w:p>
     <w:p>
-      <w:r>
-        <w:t>Explain the mechanism and terminology of integration tests and fixtures</w:t>
+      <w:pPr>
+        <w:spacing w:line="336" w:lineRule="auto" w:after="180"/>
+      </w:pPr>
+      <w:r>
+        <w:rPr>
+          <w:b w:val="0"/>
+        </w:rPr>
+        <w:t xml:space="preserve">Look for: Explain the </w:t>
+      </w:r>
+      <w:r>
+        <w:rPr>
+          <w:b/>
+        </w:rPr>
+        <w:t>mechanism</w:t>
+      </w:r>
+      <w:r>
+        <w:rPr>
+          <w:b w:val="0"/>
+        </w:rPr>
+        <w:t xml:space="preserve"> and terminology of typed contracts and schemas</w:t>
       </w:r>
     </w:p>
     <w:p>
-      <w:r>
-        <w:t>Apply the stated procedure to a new case with a traceable result</w:t>
+      <w:pPr>
+        <w:spacing w:line="336" w:lineRule="auto" w:after="180"/>
+      </w:pPr>
+      <w:r>
+        <w:rPr>
+          <w:b w:val="0"/>
+        </w:rPr>
+        <w:t xml:space="preserve">Reference example, not the only acceptable wording: Teacher explanation: Typed contracts define values, required fields and failure outcomes. Runtime </w:t>
+      </w:r>
+      <w:r>
+        <w:rPr>
+          <w:b/>
+        </w:rPr>
+        <w:t>input</w:t>
+      </w:r>
+      <w:r>
+        <w:rPr>
+          <w:b w:val="0"/>
+        </w:rPr>
+        <w:t xml:space="preserve"> still needs validation even when program annotations exist.</w:t>
       </w:r>
     </w:p>
     <w:p>
-      <w:r>
-        <w:t>Identify an assumption or limitation and design a revealing follow-up</w:t>
+      <w:pPr>
+        <w:spacing w:line="336" w:lineRule="auto" w:after="180"/>
+      </w:pPr>
+      <w:r>
+        <w:rPr>
+          <w:b w:val="0"/>
+        </w:rPr>
+        <w:t xml:space="preserve">Accept exactly room_id as a nonempty string and requested_count as a nonnegative integer excluding bool. Reject extra fields, missing fields and wrong types before </w:t>
+      </w:r>
+      <w:r>
+        <w:rPr>
+          <w:b/>
+        </w:rPr>
+        <w:t>process</w:t>
+      </w:r>
+      <w:r>
+        <w:rPr>
+          <w:b w:val="0"/>
+        </w:rPr>
+        <w:t>ing.</w:t>
       </w:r>
     </w:p>
     <w:p>
       <w:pPr>
-        <w:pStyle w:val="Heading3"/>
-      </w:pPr>
-      <w:r>
-        <w:t>Preparation</w:t>
+        <w:spacing w:line="336" w:lineRule="auto" w:after="180"/>
+      </w:pPr>
+      <w:r>
+        <w:rPr>
+          <w:b w:val="0"/>
+        </w:rPr>
+        <w:t xml:space="preserve">Two 45-minute sessions. </w:t>
+      </w:r>
+      <w:r>
+        <w:rPr>
+          <w:b/>
+        </w:rPr>
+        <w:t>Integration test</w:t>
+      </w:r>
+      <w:r>
+        <w:rPr>
+          <w:b w:val="0"/>
+        </w:rPr>
+        <w:t xml:space="preserve">s exercise connected components and failure propagation. </w:t>
+      </w:r>
+      <w:r>
+        <w:rPr>
+          <w:b/>
+        </w:rPr>
+        <w:t>Fixture</w:t>
+      </w:r>
+      <w:r>
+        <w:rPr>
+          <w:b w:val="0"/>
+        </w:rPr>
+        <w:t xml:space="preserve">s supply controlled </w:t>
+      </w:r>
+      <w:r>
+        <w:rPr>
+          <w:b/>
+        </w:rPr>
+        <w:t>input</w:t>
+      </w:r>
+      <w:r>
+        <w:rPr>
+          <w:b w:val="0"/>
+        </w:rPr>
+        <w:t xml:space="preserve"> records and mocked service outcomes.</w:t>
       </w:r>
     </w:p>
     <w:p>
-      <w:r>
-        <w:t>Lesson and workbook; paper and pencil</w:t>
+      <w:pPr>
+        <w:spacing w:line="336" w:lineRule="auto" w:after="180"/>
+      </w:pPr>
+      <w:r>
+        <w:rPr>
+          <w:b w:val="0"/>
+        </w:rPr>
+        <w:t xml:space="preserve">Use the supplied constructed scenarios to make the </w:t>
+      </w:r>
+      <w:r>
+        <w:rPr>
+          <w:b/>
+        </w:rPr>
+        <w:t>mechanism</w:t>
+      </w:r>
+      <w:r>
+        <w:rPr>
+          <w:b w:val="0"/>
+        </w:rPr>
+        <w:t xml:space="preserve"> inspectable. Collect W4 before sharing solutions.</w:t>
       </w:r>
     </w:p>
     <w:p>
-      <w:r>
-        <w:t>Calculator and optional local Python 3 for arithmetic; no live API or private data</w:t>
+      <w:pPr>
+        <w:spacing w:line="336" w:lineRule="auto" w:after="180"/>
+      </w:pPr>
+      <w:r>
+        <w:rPr>
+          <w:b w:val="0"/>
+        </w:rPr>
+        <w:t xml:space="preserve">Students should name intermediate </w:t>
+      </w:r>
+      <w:r>
+        <w:rPr>
+          <w:b/>
+        </w:rPr>
+        <w:t>evidence</w:t>
+      </w:r>
+      <w:r>
+        <w:rPr>
+          <w:b w:val="0"/>
+        </w:rPr>
+        <w:t xml:space="preserve"> and limitations; classroom pacing and learning effectiveness remain unvalidated.</w:t>
       </w:r>
     </w:p>
     <w:p>
-      <w:r>
-        <w:t>Prepare the fresh retry separately and withhold its solution until after collection</w:t>
+      <w:pPr>
+        <w:pStyle w:val="Heading3"/>
+      </w:pPr>
+      <w:r>
+        <w:t>Outcomes</w:t>
       </w:r>
     </w:p>
     <w:p>
       <w:pPr>
-        <w:pStyle w:val="Heading3"/>
-      </w:pPr>
-      <w:r>
-        <w:t>Prerequisite answer</w:t>
+        <w:spacing w:line="336" w:lineRule="auto" w:after="180"/>
+      </w:pPr>
+      <w:r>
+        <w:rPr>
+          <w:b w:val="0"/>
+        </w:rPr>
+        <w:t xml:space="preserve">Explain the </w:t>
+      </w:r>
+      <w:r>
+        <w:rPr>
+          <w:b/>
+        </w:rPr>
+        <w:t>mechanism</w:t>
+      </w:r>
+      <w:r>
+        <w:rPr>
+          <w:b w:val="0"/>
+        </w:rPr>
+        <w:t xml:space="preserve"> and terminology of </w:t>
+      </w:r>
+      <w:r>
+        <w:rPr>
+          <w:b/>
+        </w:rPr>
+        <w:t>integration test</w:t>
+      </w:r>
+      <w:r>
+        <w:rPr>
+          <w:b w:val="0"/>
+        </w:rPr>
+        <w:t xml:space="preserve">s and </w:t>
+      </w:r>
+      <w:r>
+        <w:rPr>
+          <w:b/>
+        </w:rPr>
+        <w:t>fixture</w:t>
+      </w:r>
+      <w:r>
+        <w:rPr>
+          <w:b w:val="0"/>
+        </w:rPr>
+        <w:t>s</w:t>
       </w:r>
     </w:p>
     <w:p>
-      <w:r>
-        <w:t>A result depends on the inputs, procedure and conditions that produced it. Preserve data roles and distinguish observed outcomes from predictions or unmeasured conditions. If the prior concept cannot be explained, use a short retrieval activity before this chapter.</w:t>
+      <w:pPr>
+        <w:spacing w:line="336" w:lineRule="auto" w:after="180"/>
+      </w:pPr>
+      <w:r>
+        <w:rPr>
+          <w:b w:val="0"/>
+        </w:rPr>
+        <w:t>Apply the stated procedure to a new case with a traceable result</w:t>
       </w:r>
     </w:p>
     <w:p>
       <w:pPr>
-        <w:pStyle w:val="Heading3"/>
-      </w:pPr>
-      <w:r>
-        <w:t>End goal for the pictorial case</w:t>
+        <w:spacing w:line="336" w:lineRule="auto" w:after="180"/>
+      </w:pPr>
+      <w:r>
+        <w:rPr>
+          <w:b w:val="0"/>
+        </w:rPr>
+        <w:t>Identify an assumption or limitation and design a revealing follow-up</w:t>
       </w:r>
     </w:p>
     <w:p>
-      <w:r>
-        <w:t>Explain integration tests and fixtures using the deciding step in this fictional service.</w:t>
+      <w:pPr>
+        <w:pStyle w:val="Heading3"/>
+      </w:pPr>
+      <w:r>
+        <w:t>Preparation</w:t>
       </w:r>
     </w:p>
     <w:p>
-      <w:r>
-        <w:t>This added worked case illustrates the week’s main idea. Retain all original and connected topics; schedule its practice within the teaching cycle.</w:t>
+      <w:pPr>
+        <w:spacing w:line="336" w:lineRule="auto" w:after="180"/>
+      </w:pPr>
+      <w:r>
+        <w:rPr>
+          <w:b w:val="0"/>
+        </w:rPr>
+        <w:t>Lesson and workbook; paper and pencil</w:t>
       </w:r>
     </w:p>
     <w:p>
       <w:pPr>
-        <w:pStyle w:val="Heading1"/>
-      </w:pPr>
-      <w:r>
-        <w:t>02. Explain and model the mechanism</w:t>
+        <w:spacing w:line="336" w:lineRule="auto" w:after="180"/>
+      </w:pPr>
+      <w:r>
+        <w:rPr>
+          <w:b w:val="0"/>
+        </w:rPr>
+        <w:t>Calculator and optional local Python 3 for arithmetic; no live API or private data</w:t>
       </w:r>
     </w:p>
     <w:p>
-      <w:r>
-        <w:t>Integration tests exercise connected components and failure propagation. Fixtures supply controlled input records and mocked service outcomes.</w:t>
+      <w:pPr>
+        <w:spacing w:line="336" w:lineRule="auto" w:after="180"/>
+      </w:pPr>
+      <w:r>
+        <w:rPr>
+          <w:b w:val="0"/>
+        </w:rPr>
+        <w:t>Prepare the fresh retry separately and withhold its solution until after collection</w:t>
       </w:r>
     </w:p>
     <w:p>
-      <w:r>
-        <w:t>Begin by writing the question the procedure is intended to answer. Identify the information already supplied, the information it will produce and the information still missing. These are constructed classroom examples; they do not require live accounts, private records or an external service. Do not treat a plausible explanation as a measured outcome.</w:t>
+      <w:pPr>
+        <w:pStyle w:val="Heading3"/>
+      </w:pPr>
+      <w:r>
+        <w:t>Prerequisite answer</w:t>
       </w:r>
     </w:p>
     <w:p>
-      <w:r>
-        <w:t>Trace request validation, session permission, lookup and output validation together. Include absent sources and failing dependencies; verify that denied requests never invoke restricted lookup.</w:t>
+      <w:pPr>
+        <w:spacing w:line="336" w:lineRule="auto" w:after="180"/>
+      </w:pPr>
+      <w:r>
+        <w:rPr>
+          <w:b w:val="0"/>
+        </w:rPr>
+        <w:t xml:space="preserve">A result depends on the </w:t>
+      </w:r>
+      <w:r>
+        <w:rPr>
+          <w:b/>
+        </w:rPr>
+        <w:t>input</w:t>
+      </w:r>
+      <w:r>
+        <w:rPr>
+          <w:b w:val="0"/>
+        </w:rPr>
+        <w:t xml:space="preserve">s, procedure and conditions that produced it. Preserve data roles and distinguish observed outcomes from </w:t>
+      </w:r>
+      <w:r>
+        <w:rPr>
+          <w:b/>
+        </w:rPr>
+        <w:t>prediction</w:t>
+      </w:r>
+      <w:r>
+        <w:rPr>
+          <w:b w:val="0"/>
+        </w:rPr>
+        <w:t>s or unmeasured conditions.</w:t>
       </w:r>
     </w:p>
     <w:p>
-      <w:r>
-        <w:t>Before applying the procedure, write its units, denominator or decision boundary where relevant. A partner should be able to repeat each step using the same inputs. If a required input is absent or violates the stated contract, record that condition explicitly instead of quietly replacing it with a convenient value.</w:t>
+      <w:pPr>
+        <w:spacing w:line="336" w:lineRule="auto" w:after="180"/>
+      </w:pPr>
+      <w:r>
+        <w:rPr>
+          <w:b w:val="0"/>
+        </w:rPr>
+        <w:t>If the prior concept cannot be explained, use a short retrieval activity before this chapter.</w:t>
+      </w:r>
+    </w:p>
+    <w:p>
+      <w:pPr>
+        <w:pStyle w:val="Heading3"/>
+      </w:pPr>
+      <w:r>
+        <w:t>End goal for the pictorial case</w:t>
+      </w:r>
+    </w:p>
+    <w:p>
+      <w:pPr>
+        <w:spacing w:line="336" w:lineRule="auto" w:after="180"/>
+      </w:pPr>
+      <w:r>
+        <w:rPr>
+          <w:b w:val="0"/>
+        </w:rPr>
+        <w:t xml:space="preserve">Explain </w:t>
+      </w:r>
+      <w:r>
+        <w:rPr>
+          <w:b/>
+        </w:rPr>
+        <w:t>integration test</w:t>
+      </w:r>
+      <w:r>
+        <w:rPr>
+          <w:b w:val="0"/>
+        </w:rPr>
+        <w:t xml:space="preserve">s and </w:t>
+      </w:r>
+      <w:r>
+        <w:rPr>
+          <w:b/>
+        </w:rPr>
+        <w:t>fixture</w:t>
+      </w:r>
+      <w:r>
+        <w:rPr>
+          <w:b w:val="0"/>
+        </w:rPr>
+        <w:t>s using the deciding step in this fictional service.</w:t>
+      </w:r>
+    </w:p>
+    <w:p>
+      <w:pPr>
+        <w:spacing w:line="336" w:lineRule="auto" w:after="180"/>
+      </w:pPr>
+      <w:r>
+        <w:rPr>
+          <w:b w:val="0"/>
+        </w:rPr>
+        <w:t>This added worked case illustrates the week’s main idea. Retain all original and connected topics; schedule its practice within the teaching cycle.</w:t>
+      </w:r>
+    </w:p>
+    <w:p>
+      <w:pPr>
+        <w:pStyle w:val="Heading1"/>
+      </w:pPr>
+      <w:r>
+        <w:t>02. Explain and model the mechanism</w:t>
+      </w:r>
+    </w:p>
+    <w:p>
+      <w:r>
+        <w:t>Model Integration tests and fixtures using the supplied case, labelled mechanism and reasoning. Make the scope of each conclusion explicit.</w:t>
+      </w:r>
+    </w:p>
+    <w:p>
+      <w:pPr>
+        <w:spacing w:line="336" w:lineRule="auto" w:after="180"/>
+      </w:pPr>
+      <w:r>
+        <w:rPr>
+          <w:b/>
+        </w:rPr>
+        <w:t>Integration test</w:t>
+      </w:r>
+      <w:r>
+        <w:rPr>
+          <w:b w:val="0"/>
+        </w:rPr>
+        <w:t xml:space="preserve">s exercise connected components and failure propagation. </w:t>
+      </w:r>
+      <w:r>
+        <w:rPr>
+          <w:b/>
+        </w:rPr>
+        <w:t>Fixture</w:t>
+      </w:r>
+      <w:r>
+        <w:rPr>
+          <w:b w:val="0"/>
+        </w:rPr>
+        <w:t xml:space="preserve">s supply controlled </w:t>
+      </w:r>
+      <w:r>
+        <w:rPr>
+          <w:b/>
+        </w:rPr>
+        <w:t>input</w:t>
+      </w:r>
+      <w:r>
+        <w:rPr>
+          <w:b w:val="0"/>
+        </w:rPr>
+        <w:t xml:space="preserve"> records and mocked service outcomes.</w:t>
+      </w:r>
+    </w:p>
+    <w:p>
+      <w:pPr>
+        <w:pStyle w:val="Heading3"/>
+      </w:pPr>
+      <w:r>
+        <w:t>Explain Integration tests and fixtures · 1</w:t>
+      </w:r>
+    </w:p>
+    <w:p>
+      <w:pPr>
+        <w:spacing w:line="336" w:lineRule="auto" w:after="180"/>
+      </w:pPr>
+      <w:r>
+        <w:rPr>
+          <w:b w:val="0"/>
+        </w:rPr>
+        <w:t>Begin by writing the question the procedure is intended to answer. Identify the information already supplied, the information it will produce and the information still missing.</w:t>
+      </w:r>
+    </w:p>
+    <w:p>
+      <w:pPr>
+        <w:spacing w:line="336" w:lineRule="auto" w:after="180"/>
+      </w:pPr>
+      <w:r>
+        <w:rPr>
+          <w:b w:val="0"/>
+        </w:rPr>
+        <w:t>These are constructed classroom examples; they do not require live accounts, private records or an external service. Do not treat a plausible explanation as a measured outcome.</w:t>
+      </w:r>
+    </w:p>
+    <w:p>
+      <w:pPr>
+        <w:spacing w:line="336" w:lineRule="auto" w:after="180"/>
+      </w:pPr>
+      <w:r>
+        <w:rPr>
+          <w:b w:val="0"/>
+        </w:rPr>
+        <w:t xml:space="preserve">Trace request validation, session permission, lookup and </w:t>
+      </w:r>
+      <w:r>
+        <w:rPr>
+          <w:b/>
+        </w:rPr>
+        <w:t>output</w:t>
+      </w:r>
+      <w:r>
+        <w:rPr>
+          <w:b w:val="0"/>
+        </w:rPr>
+        <w:t xml:space="preserve"> validation together. Include absent sources and failing dependencies; verify that denied requests never invoke restricted lookup.</w:t>
+      </w:r>
+    </w:p>
+    <w:p>
+      <w:pPr>
+        <w:pStyle w:val="Heading3"/>
+      </w:pPr>
+      <w:r>
+        <w:t>Explain Integration tests and fixtures · 2</w:t>
+      </w:r>
+    </w:p>
+    <w:p>
+      <w:pPr>
+        <w:spacing w:line="336" w:lineRule="auto" w:after="180"/>
+      </w:pPr>
+      <w:r>
+        <w:rPr>
+          <w:b w:val="0"/>
+        </w:rPr>
+        <w:t xml:space="preserve">Before applying the procedure, write its units, denominator or decision boundary where relevant. A partner should be able to repeat each step using the same </w:t>
+      </w:r>
+      <w:r>
+        <w:rPr>
+          <w:b/>
+        </w:rPr>
+        <w:t>input</w:t>
+      </w:r>
+      <w:r>
+        <w:rPr>
+          <w:b w:val="0"/>
+        </w:rPr>
+        <w:t>s.</w:t>
+      </w:r>
+    </w:p>
+    <w:p>
+      <w:pPr>
+        <w:spacing w:line="336" w:lineRule="auto" w:after="180"/>
+      </w:pPr>
+      <w:r>
+        <w:rPr>
+          <w:b w:val="0"/>
+        </w:rPr>
+        <w:t xml:space="preserve">If a required </w:t>
+      </w:r>
+      <w:r>
+        <w:rPr>
+          <w:b/>
+        </w:rPr>
+        <w:t>input</w:t>
+      </w:r>
+      <w:r>
+        <w:rPr>
+          <w:b w:val="0"/>
+        </w:rPr>
+        <w:t xml:space="preserve"> is absent or violates the stated contract, record that condition explicitly instead of quietly replacing it with a convenient value.</w:t>
       </w:r>
     </w:p>
     <w:tbl>
@@ -571,36 +1187,222 @@
       </w:r>
     </w:p>
     <w:p>
-      <w:r>
-        <w:t>Guided: The test exposes a hidden boundary failure despite the denied final response. Assert both response and call trace; deny before lookup. Qualification: A mock verifies declared interactions, not real provider availability or all runtime limits. Exit: accept a concrete variation with its predicted outcome and a stated condition that would challenge the mechanism; reject a claim resting on unmeasured evidence.</w:t>
+      <w:pPr>
+        <w:pStyle w:val="Heading3"/>
+      </w:pPr>
+      <w:r>
+        <w:t>Explain Integration tests and fixtures · 3</w:t>
       </w:r>
     </w:p>
     <w:p>
       <w:pPr>
-        <w:pStyle w:val="Heading3"/>
-      </w:pPr>
-      <w:r>
-        <w:t>Model the reasoning aloud</w:t>
+        <w:spacing w:line="336" w:lineRule="auto" w:after="180"/>
+      </w:pPr>
+      <w:r>
+        <w:rPr>
+          <w:b w:val="0"/>
+        </w:rPr>
+        <w:t xml:space="preserve">Guided: The test exposes a hidden boundary failure despite the denied final response. Assert both response and </w:t>
+      </w:r>
+      <w:r>
+        <w:rPr>
+          <w:b/>
+        </w:rPr>
+        <w:t>call trace</w:t>
+      </w:r>
+      <w:r>
+        <w:rPr>
+          <w:b w:val="0"/>
+        </w:rPr>
+        <w:t>; deny before lookup.</w:t>
       </w:r>
     </w:p>
     <w:p>
-      <w:r>
-        <w:t>Use the complete worked example below before asking learners to complete W2. Reveal a small part, invite a prediction, then explain the deciding step. These teacher notes contain solutions; do not reveal the independent case answer during modelling.</w:t>
+      <w:pPr>
+        <w:spacing w:line="336" w:lineRule="auto" w:after="180"/>
+      </w:pPr>
+      <w:r>
+        <w:rPr>
+          <w:b w:val="0"/>
+        </w:rPr>
+        <w:t>Qualification: A mock verifies declared interactions, not real provider availability or all runtime limits.</w:t>
       </w:r>
     </w:p>
     <w:p>
-      <w:r>
-        <w:t>A student requests a teacher source; test response is denied, but a recorded lookup call read the teacher file.</w:t>
+      <w:pPr>
+        <w:spacing w:line="336" w:lineRule="auto" w:after="180"/>
+      </w:pPr>
+      <w:r>
+        <w:rPr>
+          <w:b w:val="0"/>
+        </w:rPr>
+        <w:t xml:space="preserve">Exit: accept a concrete variation with its predicted outcome and a stated condition that would challenge the </w:t>
+      </w:r>
+      <w:r>
+        <w:rPr>
+          <w:b/>
+        </w:rPr>
+        <w:t>mechanism</w:t>
+      </w:r>
+      <w:r>
+        <w:rPr>
+          <w:b w:val="0"/>
+        </w:rPr>
+        <w:t xml:space="preserve">; reject a claim resting on unmeasured </w:t>
+      </w:r>
+      <w:r>
+        <w:rPr>
+          <w:b/>
+        </w:rPr>
+        <w:t>evidence</w:t>
+      </w:r>
+      <w:r>
+        <w:rPr>
+          <w:b w:val="0"/>
+        </w:rPr>
+        <w:t>.</w:t>
       </w:r>
     </w:p>
     <w:p>
-      <w:r>
-        <w:t>The test exposes a hidden boundary failure despite the denied final response. Assert both response and call trace; deny before lookup.</w:t>
+      <w:pPr>
+        <w:pStyle w:val="Heading3"/>
+      </w:pPr>
+      <w:r>
+        <w:t>Model the reasoning aloud</w:t>
       </w:r>
     </w:p>
     <w:p>
-      <w:r>
-        <w:t>Compare the intermediate evidence with the final statement. Explain why each number or decision follows from the stated inputs. The conclusion belongs to this scenario and procedure; changing the inputs, evaluation population or authority can change what it establishes. Retain the raw record so a later revision can be compared honestly.</w:t>
+      <w:pPr>
+        <w:spacing w:line="336" w:lineRule="auto" w:after="180"/>
+      </w:pPr>
+      <w:r>
+        <w:rPr>
+          <w:b w:val="0"/>
+        </w:rPr>
+        <w:t xml:space="preserve">Use the complete worked example below before asking learners to complete W2. Reveal a small part, invite a </w:t>
+      </w:r>
+      <w:r>
+        <w:rPr>
+          <w:b/>
+        </w:rPr>
+        <w:t>prediction</w:t>
+      </w:r>
+      <w:r>
+        <w:rPr>
+          <w:b w:val="0"/>
+        </w:rPr>
+        <w:t>, then explain the deciding step.</w:t>
+      </w:r>
+    </w:p>
+    <w:p>
+      <w:pPr>
+        <w:spacing w:line="336" w:lineRule="auto" w:after="180"/>
+      </w:pPr>
+      <w:r>
+        <w:rPr>
+          <w:b w:val="0"/>
+        </w:rPr>
+        <w:t>These teacher notes contain solutions; do not reveal the independent case answer during modelling.</w:t>
+      </w:r>
+    </w:p>
+    <w:p>
+      <w:pPr>
+        <w:spacing w:line="336" w:lineRule="auto" w:after="180"/>
+      </w:pPr>
+      <w:r>
+        <w:rPr>
+          <w:b w:val="0"/>
+        </w:rPr>
+        <w:t>A student requests a teacher source; test response is denied, but a recorded lookup call read the teacher file.</w:t>
+      </w:r>
+    </w:p>
+    <w:p>
+      <w:pPr>
+        <w:spacing w:line="336" w:lineRule="auto" w:after="180"/>
+      </w:pPr>
+      <w:r>
+        <w:rPr>
+          <w:b w:val="0"/>
+        </w:rPr>
+        <w:t xml:space="preserve">The test exposes a hidden boundary failure despite the denied final response. Assert both response and </w:t>
+      </w:r>
+      <w:r>
+        <w:rPr>
+          <w:b/>
+        </w:rPr>
+        <w:t>call trace</w:t>
+      </w:r>
+      <w:r>
+        <w:rPr>
+          <w:b w:val="0"/>
+        </w:rPr>
+        <w:t>; deny before lookup.</w:t>
+      </w:r>
+    </w:p>
+    <w:p>
+      <w:pPr>
+        <w:pStyle w:val="Heading3"/>
+      </w:pPr>
+      <w:r>
+        <w:t>Model the reasoning aloud · 4</w:t>
+      </w:r>
+    </w:p>
+    <w:p>
+      <w:pPr>
+        <w:spacing w:line="336" w:lineRule="auto" w:after="180"/>
+      </w:pPr>
+      <w:r>
+        <w:rPr>
+          <w:b w:val="0"/>
+        </w:rPr>
+        <w:t xml:space="preserve">Compare the intermediate </w:t>
+      </w:r>
+      <w:r>
+        <w:rPr>
+          <w:b/>
+        </w:rPr>
+        <w:t>evidence</w:t>
+      </w:r>
+      <w:r>
+        <w:rPr>
+          <w:b w:val="0"/>
+        </w:rPr>
+        <w:t xml:space="preserve"> with the final statement. Explain why each number or decision follows from the stated </w:t>
+      </w:r>
+      <w:r>
+        <w:rPr>
+          <w:b/>
+        </w:rPr>
+        <w:t>input</w:t>
+      </w:r>
+      <w:r>
+        <w:rPr>
+          <w:b w:val="0"/>
+        </w:rPr>
+        <w:t>s.</w:t>
+      </w:r>
+    </w:p>
+    <w:p>
+      <w:pPr>
+        <w:spacing w:line="336" w:lineRule="auto" w:after="180"/>
+      </w:pPr>
+      <w:r>
+        <w:rPr>
+          <w:b w:val="0"/>
+        </w:rPr>
+        <w:t xml:space="preserve">The conclusion belongs to this scenario and procedure; changing the </w:t>
+      </w:r>
+      <w:r>
+        <w:rPr>
+          <w:b/>
+        </w:rPr>
+        <w:t>input</w:t>
+      </w:r>
+      <w:r>
+        <w:rPr>
+          <w:b w:val="0"/>
+        </w:rPr>
+        <w:t>s, evaluation population or authority can change what it establishes. Retain the raw record so a later revision can be compared honestly.</w:t>
       </w:r>
     </w:p>
     <w:tbl>
@@ -706,7 +1508,13 @@
       </w:tr>
     </w:tbl>
     <w:p>
-      <w:r>
+      <w:pPr>
+        <w:spacing w:line="336" w:lineRule="auto" w:after="180"/>
+      </w:pPr>
+      <w:r>
+        <w:rPr>
+          <w:b w:val="0"/>
+        </w:rPr>
         <w:t>Use the diagram and verbal explanation together. Ask learners to match a sentence to a specific visual step; do not assign learners fixed visual or auditory learning styles.</w:t>
       </w:r>
     </w:p>
@@ -719,8 +1527,26 @@
       </w:r>
     </w:p>
     <w:p>
-      <w:r>
-        <w:t>Catch a wrong adapter connection. A service reads a fake catalogue fixture and answers a request for item N.</w:t>
+      <w:pPr>
+        <w:spacing w:line="336" w:lineRule="auto" w:after="180"/>
+      </w:pPr>
+      <w:r>
+        <w:rPr>
+          <w:b w:val="0"/>
+        </w:rPr>
+        <w:t xml:space="preserve">Catch a wrong adapter connection. A service reads a fake catalogue </w:t>
+      </w:r>
+      <w:r>
+        <w:rPr>
+          <w:b/>
+        </w:rPr>
+        <w:t>fixture</w:t>
+      </w:r>
+      <w:r>
+        <w:rPr>
+          <w:b w:val="0"/>
+        </w:rPr>
+        <w:t xml:space="preserve"> and answers a request for item N.</w:t>
       </w:r>
     </w:p>
     <w:p>
@@ -732,8 +1558,29 @@
       </w:r>
     </w:p>
     <w:p>
-      <w:r>
-        <w:t>Fixture M="map", N="notebook". No external network is involved.</w:t>
+      <w:pPr>
+        <w:pStyle w:val="Heading3"/>
+      </w:pPr>
+      <w:r>
+        <w:t>Supplied facts</w:t>
+      </w:r>
+    </w:p>
+    <w:p>
+      <w:pPr>
+        <w:spacing w:line="336" w:lineRule="auto" w:after="180"/>
+        <w:shd w:fill="F1F6FC"/>
+      </w:pPr>
+      <w:r>
+        <w:rPr>
+          <w:b/>
+        </w:rPr>
+        <w:t>Fixture</w:t>
+      </w:r>
+      <w:r>
+        <w:rPr>
+          <w:b w:val="0"/>
+        </w:rPr>
+        <w:t xml:space="preserve"> M="map", N="notebook". No external network is involved.</w:t>
       </w:r>
     </w:p>
     <w:p>
@@ -896,21 +1743,37 @@
       </w:r>
     </w:p>
     <w:p>
-      <w:r>
-        <w:t>Integration testing checks how components connect. Each component can work alone while their identifier exchange is wrong.</w:t>
+      <w:pPr>
+        <w:pStyle w:val="Heading3"/>
+      </w:pPr>
+      <w:r>
+        <w:t>Why the result follows</w:t>
       </w:r>
     </w:p>
     <w:p>
       <w:pPr>
-        <w:pStyle w:val="Heading3"/>
-      </w:pPr>
-      <w:r>
-        <w:t>What this example does not establish</w:t>
+        <w:spacing w:line="336" w:lineRule="auto" w:after="180"/>
+        <w:shd w:fill="F1F6FC"/>
+      </w:pPr>
+      <w:r>
+        <w:rPr>
+          <w:b/>
+        </w:rPr>
+        <w:t>Integration test</w:t>
+      </w:r>
+      <w:r>
+        <w:rPr>
+          <w:b w:val="0"/>
+        </w:rPr>
+        <w:t>ing checks how components connect. Each component can work alone while their identifier exchange is wrong.</w:t>
       </w:r>
     </w:p>
     <w:p>
-      <w:r>
-        <w:t>A controlled fixture does not prove a live catalogue behaves identically; also review live adapter contracts.</w:t>
+      <w:pPr>
+        <w:pStyle w:val="Heading3"/>
+      </w:pPr>
+      <w:r>
+        <w:t>What this example does not establish</w:t>
       </w:r>
     </w:p>
     <w:p>
@@ -918,43 +1781,192 @@
         <w:pStyle w:val="Heading3"/>
       </w:pPr>
       <w:r>
-        <w:t>Change one thing in the pictured case</w:t>
+        <w:t>Keep the stated limit</w:t>
       </w:r>
     </w:p>
     <w:p>
-      <w:r>
-        <w:t>Change: The adapter returns M when N was requested.</w:t>
+      <w:pPr>
+        <w:spacing w:line="336" w:lineRule="auto" w:after="180"/>
+        <w:shd w:fill="FFF5E6"/>
+      </w:pPr>
+      <w:r>
+        <w:rPr>
+          <w:b w:val="0"/>
+        </w:rPr>
+        <w:t xml:space="preserve">A controlled </w:t>
+      </w:r>
+      <w:r>
+        <w:rPr>
+          <w:b/>
+        </w:rPr>
+        <w:t>fixture</w:t>
+      </w:r>
+      <w:r>
+        <w:rPr>
+          <w:b w:val="0"/>
+        </w:rPr>
+        <w:t xml:space="preserve"> does not prove a live catalogue behaves identically; also review live adapter contracts.</w:t>
       </w:r>
     </w:p>
     <w:p>
-      <w:r>
-        <w:t>Prediction: Fail the integration check: map is the wrong item.</w:t>
+      <w:pPr>
+        <w:pStyle w:val="Heading3"/>
+      </w:pPr>
+      <w:r>
+        <w:t>Change one thing in the pictured case</w:t>
       </w:r>
     </w:p>
     <w:p>
-      <w:r>
-        <w:t>Reason: The request now reaches evidence for another identifier.</w:t>
+      <w:pPr>
+        <w:pStyle w:val="Heading3"/>
+      </w:pPr>
+      <w:r>
+        <w:t>Change one thing</w:t>
       </w:r>
     </w:p>
     <w:p>
       <w:pPr>
-        <w:pStyle w:val="Heading3"/>
-      </w:pPr>
-      <w:r>
-        <w:t>Ask while showing the picture</w:t>
+        <w:spacing w:line="336" w:lineRule="auto" w:after="180"/>
+        <w:shd w:fill="F5F1FB"/>
+      </w:pPr>
+      <w:r>
+        <w:rPr>
+          <w:b w:val="0"/>
+        </w:rPr>
+        <w:t>Change: The adapter returns M when N was requested.</w:t>
       </w:r>
     </w:p>
     <w:p>
-      <w:r>
-        <w:t>Cover the result. Ask learners to name the inputs and predict the next step. Uncover one step, connect the icon to the actual procedure, and explain its evidence. Then change the supplied condition and compare. The picture is a representation; it does not document execution of a real AI model.</w:t>
+      <w:pPr>
+        <w:pStyle w:val="Heading3"/>
+      </w:pPr>
+      <w:r>
+        <w:t>Predicted result</w:t>
       </w:r>
     </w:p>
     <w:p>
       <w:pPr>
+        <w:spacing w:line="336" w:lineRule="auto" w:after="180"/>
+        <w:shd w:fill="F1F6FC"/>
+      </w:pPr>
+      <w:r>
+        <w:rPr>
+          <w:b/>
+        </w:rPr>
+        <w:t>Prediction</w:t>
+      </w:r>
+      <w:r>
+        <w:rPr>
+          <w:b w:val="0"/>
+        </w:rPr>
+        <w:t>: Fail the integration check: map is the wrong item.</w:t>
+      </w:r>
+    </w:p>
+    <w:p>
+      <w:pPr>
+        <w:pStyle w:val="Heading3"/>
+      </w:pPr>
+      <w:r>
+        <w:t>Why the result follows</w:t>
+      </w:r>
+    </w:p>
+    <w:p>
+      <w:pPr>
+        <w:spacing w:line="336" w:lineRule="auto" w:after="180"/>
+        <w:shd w:fill="F1F6FC"/>
+      </w:pPr>
+      <w:r>
+        <w:rPr>
+          <w:b w:val="0"/>
+        </w:rPr>
+        <w:t xml:space="preserve">Reason: The request now reaches </w:t>
+      </w:r>
+      <w:r>
+        <w:rPr>
+          <w:b/>
+        </w:rPr>
+        <w:t>evidence</w:t>
+      </w:r>
+      <w:r>
+        <w:rPr>
+          <w:b w:val="0"/>
+        </w:rPr>
+        <w:t xml:space="preserve"> for another identifier.</w:t>
+      </w:r>
+    </w:p>
+    <w:p>
+      <w:pPr>
+        <w:pStyle w:val="Heading3"/>
+      </w:pPr>
+      <w:r>
+        <w:t>Ask while showing the picture</w:t>
+      </w:r>
+    </w:p>
+    <w:p>
+      <w:pPr>
+        <w:pStyle w:val="Heading3"/>
+      </w:pPr>
+      <w:r>
+        <w:t>Ask while showing the picture · 5</w:t>
+      </w:r>
+    </w:p>
+    <w:p>
+      <w:pPr>
+        <w:spacing w:line="336" w:lineRule="auto" w:after="180"/>
+      </w:pPr>
+      <w:r>
+        <w:rPr>
+          <w:b w:val="0"/>
+        </w:rPr>
+        <w:t xml:space="preserve">Cover the result. Ask learners to name the </w:t>
+      </w:r>
+      <w:r>
+        <w:rPr>
+          <w:b/>
+        </w:rPr>
+        <w:t>input</w:t>
+      </w:r>
+      <w:r>
+        <w:rPr>
+          <w:b w:val="0"/>
+        </w:rPr>
+        <w:t xml:space="preserve">s and predict the next step. Uncover one step, connect the icon to the actual procedure, and explain its </w:t>
+      </w:r>
+      <w:r>
+        <w:rPr>
+          <w:b/>
+        </w:rPr>
+        <w:t>evidence</w:t>
+      </w:r>
+      <w:r>
+        <w:rPr>
+          <w:b w:val="0"/>
+        </w:rPr>
+        <w:t>. Then change the supplied condition and compare.</w:t>
+      </w:r>
+    </w:p>
+    <w:p>
+      <w:pPr>
+        <w:spacing w:line="336" w:lineRule="auto" w:after="180"/>
+      </w:pPr>
+      <w:r>
+        <w:rPr>
+          <w:b w:val="0"/>
+        </w:rPr>
+        <w:t>The picture is a representation; it does not document execution of a real AI model.</w:t>
+      </w:r>
+    </w:p>
+    <w:p>
+      <w:pPr>
         <w:pStyle w:val="Heading1"/>
       </w:pPr>
       <w:r>
         <w:t>03. Demonstrate and guide practice</w:t>
+      </w:r>
+    </w:p>
+    <w:p>
+      <w:r>
+        <w:t>Demonstrate Integration tests and fixtures, reduce support deliberately and check individual reasoning before discussing answers.</w:t>
       </w:r>
     </w:p>
     <w:tbl>
@@ -1170,36 +2182,100 @@
       </w:tr>
     </w:tbl>
     <w:p>
-      <w:r>
-        <w:t>Use the worked example in Sections 3 and 6. Collect a prediction before revealing its result; ask the learner to point to each intermediate fact.</w:t>
+      <w:pPr>
+        <w:spacing w:line="336" w:lineRule="auto" w:after="180"/>
+      </w:pPr>
+      <w:r>
+        <w:rPr>
+          <w:b w:val="0"/>
+        </w:rPr>
+        <w:t xml:space="preserve">Use the worked example in Sections 3 and 6. Collect a </w:t>
+      </w:r>
+      <w:r>
+        <w:rPr>
+          <w:b/>
+        </w:rPr>
+        <w:t>prediction</w:t>
+      </w:r>
+      <w:r>
+        <w:rPr>
+          <w:b w:val="0"/>
+        </w:rPr>
+        <w:t xml:space="preserve"> before revealing its result; ask the learner to point to each intermediate fact.</w:t>
       </w:r>
     </w:p>
     <w:p>
-      <w:r>
-        <w:t>Provide an input/procedure/result/limit frame and a calculator when needed. Ask students to identify the first step before completing the whole trace. Extension: compare two concrete variants of this mechanism while holding unrelated conditions fixed; report both successful and unsuccessful outcomes.</w:t>
+      <w:pPr>
+        <w:spacing w:line="336" w:lineRule="auto" w:after="180"/>
+      </w:pPr>
+      <w:r>
+        <w:rPr>
+          <w:b w:val="0"/>
+        </w:rPr>
+        <w:t xml:space="preserve">Provide an </w:t>
+      </w:r>
+      <w:r>
+        <w:rPr>
+          <w:b/>
+        </w:rPr>
+        <w:t>input</w:t>
+      </w:r>
+      <w:r>
+        <w:rPr>
+          <w:b w:val="0"/>
+        </w:rPr>
+        <w:t>/procedure/result/limit frame and a calculator when needed. Ask students to identify the first step before completing the whole trace.</w:t>
       </w:r>
     </w:p>
     <w:p>
       <w:pPr>
-        <w:pStyle w:val="Heading3"/>
-      </w:pPr>
-      <w:r>
-        <w:t>Reduce help deliberately</w:t>
+        <w:spacing w:line="336" w:lineRule="auto" w:after="180"/>
+      </w:pPr>
+      <w:r>
+        <w:rPr>
+          <w:b w:val="0"/>
+        </w:rPr>
+        <w:t xml:space="preserve">Extension: compare two concrete variants of this </w:t>
+      </w:r>
+      <w:r>
+        <w:rPr>
+          <w:b/>
+        </w:rPr>
+        <w:t>mechanism</w:t>
+      </w:r>
+      <w:r>
+        <w:rPr>
+          <w:b w:val="0"/>
+        </w:rPr>
+        <w:t xml:space="preserve"> while holding unrelated conditions fixed; report both successful and unsuccessful outcomes.</w:t>
       </w:r>
     </w:p>
     <w:p>
-      <w:r>
-        <w:t>Completion task: A student requests a teacher source; test response is denied, but a recorded lookup call read the teacher file. Show the intermediate steps and give the conclusion with its scope.</w:t>
+      <w:pPr>
+        <w:pStyle w:val="Heading3"/>
+      </w:pPr>
+      <w:r>
+        <w:t>Reduce help deliberately</w:t>
       </w:r>
     </w:p>
     <w:p>
-      <w:r>
-        <w:t>Teacher check: Teacher explanation: The test exposes a hidden boundary failure despite the denied final response. Assert both response and call trace; deny before lookup.</w:t>
+      <w:pPr>
+        <w:pStyle w:val="Heading3"/>
+      </w:pPr>
+      <w:r>
+        <w:t>Completion practice</w:t>
       </w:r>
     </w:p>
     <w:p>
-      <w:r>
-        <w:t>Start by identifying the given inputs together. Leave the intermediate steps blank. If needed, model one step, then withdraw that help on the next step. Move to a full trace only when the partial trace is understood. For partners, alternate explainer and checker; collect a response from every learner before discussion.</w:t>
+      <w:pPr>
+        <w:spacing w:line="336" w:lineRule="auto" w:after="180"/>
+        <w:shd w:fill="F5F1FB"/>
+      </w:pPr>
+      <w:r>
+        <w:rPr>
+          <w:b w:val="0"/>
+        </w:rPr>
+        <w:t>Completion task: A student requests a teacher source; test response is denied, but a recorded lookup call read the teacher file. Show the intermediate steps and give the conclusion with its scope.</w:t>
       </w:r>
     </w:p>
     <w:p>
@@ -1207,22 +2283,65 @@
         <w:pStyle w:val="Heading3"/>
       </w:pPr>
       <w:r>
-        <w:t>Individual reasoning check</w:t>
+        <w:t>Reasoning to listen for</w:t>
       </w:r>
     </w:p>
     <w:p>
-      <w:r>
-        <w:t>Use the worked case for Integration tests and fixtures. Proposed explanation: “The worked result establishes every future case”. Decide whether this explanation is supported. Point to the step or supplied fact that decides; explain your repair if needed.</w:t>
+      <w:pPr>
+        <w:spacing w:line="336" w:lineRule="auto" w:after="180"/>
+        <w:shd w:fill="F1F6FC"/>
+      </w:pPr>
+      <w:r>
+        <w:rPr>
+          <w:b w:val="0"/>
+        </w:rPr>
+        <w:t xml:space="preserve">Teacher check: Teacher explanation: The test exposes a hidden boundary failure despite the denied final response. Assert both response and </w:t>
+      </w:r>
+      <w:r>
+        <w:rPr>
+          <w:b/>
+        </w:rPr>
+        <w:t>call trace</w:t>
+      </w:r>
+      <w:r>
+        <w:rPr>
+          <w:b w:val="0"/>
+        </w:rPr>
+        <w:t>; deny before lookup.</w:t>
       </w:r>
     </w:p>
     <w:p>
-      <w:r>
-        <w:t>Expected correction: A mock verifies declared interactions, not real provider availability or all runtime limits.</w:t>
+      <w:pPr>
+        <w:spacing w:line="336" w:lineRule="auto" w:after="180"/>
+      </w:pPr>
+      <w:r>
+        <w:rPr>
+          <w:b w:val="0"/>
+        </w:rPr>
+        <w:t xml:space="preserve">Start by identifying the given </w:t>
+      </w:r>
+      <w:r>
+        <w:rPr>
+          <w:b/>
+        </w:rPr>
+        <w:t>input</w:t>
+      </w:r>
+      <w:r>
+        <w:rPr>
+          <w:b w:val="0"/>
+        </w:rPr>
+        <w:t>s together. Leave the intermediate steps blank. If needed, model one step, then withdraw that help on the next step. Move to a full trace only when the partial trace is understood.</w:t>
       </w:r>
     </w:p>
     <w:p>
-      <w:r>
-        <w:t>Collect explanations, not only yes/no votes. If a misunderstanding is common, re-model the relevant step for the class. If it affects a few learners, give a short targeted group explanation while others solve a more demanding variation.</w:t>
+      <w:pPr>
+        <w:spacing w:line="336" w:lineRule="auto" w:after="180"/>
+      </w:pPr>
+      <w:r>
+        <w:rPr>
+          <w:b w:val="0"/>
+        </w:rPr>
+        <w:t>For partners, alternate explainer and checker; collect a response from every learner before discussion.</w:t>
       </w:r>
     </w:p>
     <w:p>
@@ -1230,63 +2349,344 @@
         <w:pStyle w:val="Heading3"/>
       </w:pPr>
       <w:r>
-        <w:t>Pictorial practice question</w:t>
+        <w:t>Individual reasoning check</w:t>
       </w:r>
     </w:p>
     <w:p>
-      <w:r>
-        <w:t>Follow request N through the fixture and adapter. Which source and item should appear in the reply, and what precisely fails when the adapter returns M?</w:t>
+      <w:pPr>
+        <w:spacing w:line="336" w:lineRule="auto" w:after="180"/>
+      </w:pPr>
+      <w:r>
+        <w:rPr>
+          <w:b w:val="0"/>
+        </w:rPr>
+        <w:t xml:space="preserve">Use the worked case for </w:t>
+      </w:r>
+      <w:r>
+        <w:rPr>
+          <w:b/>
+        </w:rPr>
+        <w:t>Integration test</w:t>
+      </w:r>
+      <w:r>
+        <w:rPr>
+          <w:b w:val="0"/>
+        </w:rPr>
+        <w:t xml:space="preserve">s and </w:t>
+      </w:r>
+      <w:r>
+        <w:rPr>
+          <w:b/>
+        </w:rPr>
+        <w:t>fixture</w:t>
+      </w:r>
+      <w:r>
+        <w:rPr>
+          <w:b w:val="0"/>
+        </w:rPr>
+        <w:t>s. Proposed explanation: “The worked result establishes every future case”. Decide whether this explanation is supported.</w:t>
       </w:r>
     </w:p>
     <w:p>
       <w:pPr>
-        <w:pStyle w:val="Heading3"/>
-      </w:pPr>
-      <w:r>
-        <w:t>Reasoned teacher answer</w:t>
+        <w:spacing w:line="336" w:lineRule="auto" w:after="180"/>
+      </w:pPr>
+      <w:r>
+        <w:rPr>
+          <w:b w:val="0"/>
+        </w:rPr>
+        <w:t>Point to the step or supplied fact that decides; explain your repair if needed.</w:t>
       </w:r>
     </w:p>
     <w:p>
-      <w:r>
-        <w:t>The test supplies fixed records M and N. The application must request N from its adapter. The returned item should be notebook with source N. Changed case: Fail the integration check: map is the wrong item. The request now reaches evidence for another identifier.</w:t>
+      <w:pPr>
+        <w:pStyle w:val="Heading3"/>
+      </w:pPr>
+      <w:r>
+        <w:t>Expected repair</w:t>
       </w:r>
     </w:p>
     <w:p>
-      <w:r>
-        <w:t>Changed-case reasoning: Fail the integration check: map is the wrong item. The request now reaches evidence for another identifier.</w:t>
+      <w:pPr>
+        <w:spacing w:line="336" w:lineRule="auto" w:after="180"/>
+        <w:shd w:fill="F1F6FC"/>
+      </w:pPr>
+      <w:r>
+        <w:rPr>
+          <w:b w:val="0"/>
+        </w:rPr>
+        <w:t>Expected correction: A mock verifies declared interactions, not real provider availability or all runtime limits.</w:t>
       </w:r>
     </w:p>
     <w:p>
-      <w:r>
-        <w:t>Collect each learner’s explanation before discussion. Use the first missing connection between input, deciding step and result to choose support. This question is worked-case practice, not fresh mastery evidence.</w:t>
+      <w:pPr>
+        <w:spacing w:line="336" w:lineRule="auto" w:after="180"/>
+      </w:pPr>
+      <w:r>
+        <w:rPr>
+          <w:b w:val="0"/>
+        </w:rPr>
+        <w:t>Collect explanations, not only yes/no votes. If a misunderstanding is common, re-model the relevant step for the class.</w:t>
       </w:r>
     </w:p>
     <w:p>
       <w:pPr>
-        <w:pStyle w:val="Heading1"/>
-      </w:pPr>
-      <w:r>
-        <w:t>04. Run the investigation and diagnose misconceptions</w:t>
+        <w:spacing w:line="336" w:lineRule="auto" w:after="180"/>
+      </w:pPr>
+      <w:r>
+        <w:rPr>
+          <w:b w:val="0"/>
+        </w:rPr>
+        <w:t>If it affects a few learners, give a short targeted group explanation while others solve a more demanding variation.</w:t>
       </w:r>
     </w:p>
     <w:p>
-      <w:r>
-        <w:t>The worked result establishes every future case: A mock verifies declared interactions, not real provider availability or all runtime limits.</w:t>
+      <w:pPr>
+        <w:pStyle w:val="Heading3"/>
+      </w:pPr>
+      <w:r>
+        <w:t>Pictorial practice question</w:t>
       </w:r>
     </w:p>
     <w:p>
-      <w:r>
-        <w:t>A missing input may be replaced without recording the change: A replacement changes the evidence or contract. Record the change and its justification; do not silently turn unknown into a measured value.</w:t>
+      <w:pPr>
+        <w:spacing w:line="336" w:lineRule="auto" w:after="180"/>
+        <w:shd w:fill="F5F1FB"/>
+      </w:pPr>
+      <w:r>
+        <w:rPr>
+          <w:b w:val="0"/>
+        </w:rPr>
+        <w:t xml:space="preserve">Follow request N through the </w:t>
+      </w:r>
+      <w:r>
+        <w:rPr>
+          <w:b/>
+        </w:rPr>
+        <w:t>fixture</w:t>
+      </w:r>
+      <w:r>
+        <w:rPr>
+          <w:b w:val="0"/>
+        </w:rPr>
+        <w:t xml:space="preserve"> and adapter. Which source and item should appear in the reply, and what precisely fails when the adapter returns M?</w:t>
       </w:r>
     </w:p>
     <w:p>
-      <w:r>
-        <w:t>Repeating an assessed case is new independent evidence: A replay checks consistency. An example used for feedback or revision cannot later be described as untouched final evaluation.</w:t>
+      <w:pPr>
+        <w:pStyle w:val="Heading3"/>
+      </w:pPr>
+      <w:r>
+        <w:t>Reasoned teacher answer</w:t>
       </w:r>
     </w:p>
     <w:p>
-      <w:r>
-        <w:t>Use Section 9 for the evidence ledger. Add a boundary or missing-input case and record the expected response before checking. More successful repeats of one case do not establish wider coverage.</w:t>
+      <w:pPr>
+        <w:spacing w:line="336" w:lineRule="auto" w:after="180"/>
+      </w:pPr>
+      <w:r>
+        <w:rPr>
+          <w:b w:val="0"/>
+        </w:rPr>
+        <w:t>The test supplies fixed records M and N. The application must request N from its adapter. The returned item should be notebook with source N. Changed case: Fail the integration check: map is the wrong item.</w:t>
+      </w:r>
+    </w:p>
+    <w:p>
+      <w:pPr>
+        <w:spacing w:line="336" w:lineRule="auto" w:after="180"/>
+      </w:pPr>
+      <w:r>
+        <w:rPr>
+          <w:b w:val="0"/>
+        </w:rPr>
+        <w:t xml:space="preserve">The request now reaches </w:t>
+      </w:r>
+      <w:r>
+        <w:rPr>
+          <w:b/>
+        </w:rPr>
+        <w:t>evidence</w:t>
+      </w:r>
+      <w:r>
+        <w:rPr>
+          <w:b w:val="0"/>
+        </w:rPr>
+        <w:t xml:space="preserve"> for another identifier.</w:t>
+      </w:r>
+    </w:p>
+    <w:p>
+      <w:pPr>
+        <w:spacing w:line="336" w:lineRule="auto" w:after="180"/>
+      </w:pPr>
+      <w:r>
+        <w:rPr>
+          <w:b w:val="0"/>
+        </w:rPr>
+        <w:t xml:space="preserve">Changed-case reasoning: Fail the integration check: map is the wrong item. The request now reaches </w:t>
+      </w:r>
+      <w:r>
+        <w:rPr>
+          <w:b/>
+        </w:rPr>
+        <w:t>evidence</w:t>
+      </w:r>
+      <w:r>
+        <w:rPr>
+          <w:b w:val="0"/>
+        </w:rPr>
+        <w:t xml:space="preserve"> for another identifier.</w:t>
+      </w:r>
+    </w:p>
+    <w:p>
+      <w:pPr>
+        <w:spacing w:line="336" w:lineRule="auto" w:after="180"/>
+      </w:pPr>
+      <w:r>
+        <w:rPr>
+          <w:b w:val="0"/>
+        </w:rPr>
+        <w:t xml:space="preserve">Collect each learner’s explanation before discussion. Use the first missing connection between </w:t>
+      </w:r>
+      <w:r>
+        <w:rPr>
+          <w:b/>
+        </w:rPr>
+        <w:t>input</w:t>
+      </w:r>
+      <w:r>
+        <w:rPr>
+          <w:b w:val="0"/>
+        </w:rPr>
+        <w:t xml:space="preserve">, deciding step and result to choose support. This question is worked-case practice, not fresh mastery </w:t>
+      </w:r>
+      <w:r>
+        <w:rPr>
+          <w:b/>
+        </w:rPr>
+        <w:t>evidence</w:t>
+      </w:r>
+      <w:r>
+        <w:rPr>
+          <w:b w:val="0"/>
+        </w:rPr>
+        <w:t>.</w:t>
+      </w:r>
+    </w:p>
+    <w:p>
+      <w:pPr>
+        <w:pStyle w:val="Heading1"/>
+      </w:pPr>
+      <w:r>
+        <w:t>04. Run the investigation and diagnose misconceptions</w:t>
+      </w:r>
+    </w:p>
+    <w:p>
+      <w:r>
+        <w:t>Run the Integration tests and fixtures investigation and use the first unsupported step to choose a teaching response.</w:t>
+      </w:r>
+    </w:p>
+    <w:p>
+      <w:pPr>
+        <w:spacing w:line="336" w:lineRule="auto" w:after="180"/>
+      </w:pPr>
+      <w:r>
+        <w:rPr>
+          <w:b w:val="0"/>
+        </w:rPr>
+        <w:t>The worked result establishes every future case: A mock verifies declared interactions, not real provider availability or all runtime limits.</w:t>
+      </w:r>
+    </w:p>
+    <w:p>
+      <w:pPr>
+        <w:spacing w:line="336" w:lineRule="auto" w:after="180"/>
+      </w:pPr>
+      <w:r>
+        <w:rPr>
+          <w:b w:val="0"/>
+        </w:rPr>
+        <w:t xml:space="preserve">A missing </w:t>
+      </w:r>
+      <w:r>
+        <w:rPr>
+          <w:b/>
+        </w:rPr>
+        <w:t>input</w:t>
+      </w:r>
+      <w:r>
+        <w:rPr>
+          <w:b w:val="0"/>
+        </w:rPr>
+        <w:t xml:space="preserve"> may be replaced without recording the change: A replacement changes the </w:t>
+      </w:r>
+      <w:r>
+        <w:rPr>
+          <w:b/>
+        </w:rPr>
+        <w:t>evidence</w:t>
+      </w:r>
+      <w:r>
+        <w:rPr>
+          <w:b w:val="0"/>
+        </w:rPr>
+        <w:t xml:space="preserve"> or contract. Record the change and its justification; do not silently turn unknown into a measured value.</w:t>
+      </w:r>
+    </w:p>
+    <w:p>
+      <w:pPr>
+        <w:spacing w:line="336" w:lineRule="auto" w:after="180"/>
+      </w:pPr>
+      <w:r>
+        <w:rPr>
+          <w:b w:val="0"/>
+        </w:rPr>
+        <w:t xml:space="preserve">Repeating an assessed case is new independent </w:t>
+      </w:r>
+      <w:r>
+        <w:rPr>
+          <w:b/>
+        </w:rPr>
+        <w:t>evidence</w:t>
+      </w:r>
+      <w:r>
+        <w:rPr>
+          <w:b w:val="0"/>
+        </w:rPr>
+        <w:t>: A replay checks consistency. An example used for feedback or revision cannot later be described as untouched final evaluation.</w:t>
+      </w:r>
+    </w:p>
+    <w:p>
+      <w:pPr>
+        <w:spacing w:line="336" w:lineRule="auto" w:after="180"/>
+      </w:pPr>
+      <w:r>
+        <w:rPr>
+          <w:b w:val="0"/>
+        </w:rPr>
+        <w:t xml:space="preserve">Use Section 9 for the </w:t>
+      </w:r>
+      <w:r>
+        <w:rPr>
+          <w:b/>
+        </w:rPr>
+        <w:t>evidence</w:t>
+      </w:r>
+      <w:r>
+        <w:rPr>
+          <w:b w:val="0"/>
+        </w:rPr>
+        <w:t xml:space="preserve"> ledger. Add a boundary or missing-</w:t>
+      </w:r>
+      <w:r>
+        <w:rPr>
+          <w:b/>
+        </w:rPr>
+        <w:t>input</w:t>
+      </w:r>
+      <w:r>
+        <w:rPr>
+          <w:b w:val="0"/>
+        </w:rPr>
+        <w:t xml:space="preserve"> case and record the expected response before checking. More successful repeats of one case do not establish wider coverage.</w:t>
       </w:r>
     </w:p>
     <w:p>
@@ -1444,29 +2844,38 @@
       </w:tr>
     </w:tbl>
     <w:p>
-      <w:r>
-        <w:t>Offer an oral explanation, drawing, enlarged visual or fewer examples when that removes a reading/writing barrier. Keep the same reasoning goal. Stretch secure learners by changing a boundary or assumption and asking them to defend the effect, not simply by assigning more of the same questions.</w:t>
+      <w:pPr>
+        <w:spacing w:line="336" w:lineRule="auto" w:after="180"/>
+      </w:pPr>
+      <w:r>
+        <w:rPr>
+          <w:b w:val="0"/>
+        </w:rPr>
+        <w:t>Offer an oral explanation, drawing, enlarged visual or fewer examples when that removes a reading/writing barrier. Keep the same reasoning goal.</w:t>
       </w:r>
     </w:p>
     <w:p>
       <w:pPr>
-        <w:pStyle w:val="Heading1"/>
-      </w:pPr>
-      <w:r>
-        <w:t>05. Assess and explain the answers</w:t>
+        <w:spacing w:line="336" w:lineRule="auto" w:after="180"/>
+      </w:pPr>
+      <w:r>
+        <w:rPr>
+          <w:b w:val="0"/>
+        </w:rPr>
+        <w:t>Stretch secure learners by changing a boundary or assumption and asking them to defend the effect, not simply by assigning more of the same questions.</w:t>
       </w:r>
     </w:p>
     <w:p>
       <w:pPr>
-        <w:pStyle w:val="Heading3"/>
-      </w:pPr>
-      <w:r>
-        <w:t>Guided and exit questions</w:t>
+        <w:pStyle w:val="Heading1"/>
+      </w:pPr>
+      <w:r>
+        <w:t>05. Assess and explain the answers</w:t>
       </w:r>
     </w:p>
     <w:p>
       <w:r>
-        <w:t>Guided: The test exposes a hidden boundary failure despite the denied final response. Assert both response and call trace; deny before lookup. Qualification: A mock verifies declared interactions, not real provider availability or all runtime limits. Exit: accept a concrete variation with its predicted outcome and a stated condition that would challenge the mechanism; reject a claim resting on unmeasured evidence.</w:t>
+        <w:t>Use the Integration tests and fixtures questions, teacher keys and criteria after the relevant attempts. Previously discussed cases are practice; protect the separately selected independent task.</w:t>
       </w:r>
     </w:p>
     <w:p>
@@ -1474,89 +2883,280 @@
         <w:pStyle w:val="Heading3"/>
       </w:pPr>
       <w:r>
-        <w:t>W1 Explain the mechanism</w:t>
+        <w:t>Guided and exit questions</w:t>
       </w:r>
     </w:p>
     <w:p>
-      <w:r>
-        <w:t>Explain the weekly mechanism in your own words. Use the worked scenario to name its input, decision rule and output.</w:t>
+      <w:pPr>
+        <w:spacing w:line="336" w:lineRule="auto" w:after="180"/>
+      </w:pPr>
+      <w:r>
+        <w:rPr>
+          <w:b w:val="0"/>
+        </w:rPr>
+        <w:t xml:space="preserve">Guided: The test exposes a hidden boundary failure despite the denied final response. Assert both response and </w:t>
+      </w:r>
+      <w:r>
+        <w:rPr>
+          <w:b/>
+        </w:rPr>
+        <w:t>call trace</w:t>
+      </w:r>
+      <w:r>
+        <w:rPr>
+          <w:b w:val="0"/>
+        </w:rPr>
+        <w:t>; deny before lookup.</w:t>
       </w:r>
     </w:p>
     <w:p>
-      <w:r>
-        <w:t>Teacher explanation: Integration tests exercise connected components and failure propagation. Fixtures supply controlled input records and mocked service outcomes. Trace request validation, session permission, lookup and output validation together. Include absent sources and failing dependencies; verify that denied requests never invoke restricted lookup.</w:t>
+      <w:pPr>
+        <w:spacing w:line="336" w:lineRule="auto" w:after="180"/>
+      </w:pPr>
+      <w:r>
+        <w:rPr>
+          <w:b w:val="0"/>
+        </w:rPr>
+        <w:t>Qualification: A mock verifies declared interactions, not real provider availability or all runtime limits.</w:t>
       </w:r>
     </w:p>
     <w:p>
       <w:pPr>
-        <w:pStyle w:val="Heading3"/>
-      </w:pPr>
-      <w:r>
-        <w:t>W2 Trace the worked case</w:t>
+        <w:spacing w:line="336" w:lineRule="auto" w:after="180"/>
+      </w:pPr>
+      <w:r>
+        <w:rPr>
+          <w:b w:val="0"/>
+        </w:rPr>
+        <w:t xml:space="preserve">Exit: accept a concrete variation with its predicted outcome and a stated condition that would challenge the </w:t>
+      </w:r>
+      <w:r>
+        <w:rPr>
+          <w:b/>
+        </w:rPr>
+        <w:t>mechanism</w:t>
+      </w:r>
+      <w:r>
+        <w:rPr>
+          <w:b w:val="0"/>
+        </w:rPr>
+        <w:t xml:space="preserve">; reject a claim resting on unmeasured </w:t>
+      </w:r>
+      <w:r>
+        <w:rPr>
+          <w:b/>
+        </w:rPr>
+        <w:t>evidence</w:t>
+      </w:r>
+      <w:r>
+        <w:rPr>
+          <w:b w:val="0"/>
+        </w:rPr>
+        <w:t>.</w:t>
       </w:r>
     </w:p>
     <w:p>
-      <w:r>
-        <w:t>A student requests a teacher source; test response is denied, but a recorded lookup call read the teacher file. Show the intermediate steps and give the conclusion with its scope.</w:t>
+      <w:pPr>
+        <w:pStyle w:val="Heading3"/>
+      </w:pPr>
+      <w:r>
+        <w:t>W1 Explain the mechanism</w:t>
       </w:r>
     </w:p>
     <w:p>
-      <w:r>
-        <w:t>Teacher explanation: The test exposes a hidden boundary failure despite the denied final response. Assert both response and call trace; deny before lookup.</w:t>
+      <w:pPr>
+        <w:pStyle w:val="Heading3"/>
+      </w:pPr>
+      <w:r>
+        <w:t>Workbook question · W1</w:t>
       </w:r>
     </w:p>
     <w:p>
       <w:pPr>
-        <w:pStyle w:val="Heading3"/>
-      </w:pPr>
-      <w:r>
-        <w:t>W3 Audit the limit</w:t>
+        <w:spacing w:line="336" w:lineRule="auto" w:after="180"/>
+        <w:shd w:fill="F5F1FB"/>
+      </w:pPr>
+      <w:r>
+        <w:rPr>
+          <w:b w:val="0"/>
+        </w:rPr>
+        <w:t xml:space="preserve">Explain the weekly </w:t>
+      </w:r>
+      <w:r>
+        <w:rPr>
+          <w:b/>
+        </w:rPr>
+        <w:t>mechanism</w:t>
+      </w:r>
+      <w:r>
+        <w:rPr>
+          <w:b w:val="0"/>
+        </w:rPr>
+        <w:t xml:space="preserve"> in your own words. Use the worked scenario to name its </w:t>
+      </w:r>
+      <w:r>
+        <w:rPr>
+          <w:b/>
+        </w:rPr>
+        <w:t>input</w:t>
+      </w:r>
+      <w:r>
+        <w:rPr>
+          <w:b w:val="0"/>
+        </w:rPr>
+        <w:t xml:space="preserve">, decision rule and </w:t>
+      </w:r>
+      <w:r>
+        <w:rPr>
+          <w:b/>
+        </w:rPr>
+        <w:t>output</w:t>
+      </w:r>
+      <w:r>
+        <w:rPr>
+          <w:b w:val="0"/>
+        </w:rPr>
+        <w:t>.</w:t>
       </w:r>
     </w:p>
     <w:p>
-      <w:r>
-        <w:t>A report omits this qualification: A mock verifies declared interactions, not real provider availability or all runtime limits. Explain how omitting it could change a reader's interpretation, and write an accurate replacement.</w:t>
+      <w:pPr>
+        <w:pStyle w:val="Heading3"/>
+      </w:pPr>
+      <w:r>
+        <w:t>Teacher reasoning · W1</w:t>
       </w:r>
     </w:p>
     <w:p>
-      <w:r>
-        <w:t>Teacher explanation: A mock verifies declared interactions, not real provider availability or all runtime limits. State the observed result separately from the unverified or out-of-scope claim; preserve the original evidence rather than inventing a missing fact.</w:t>
+      <w:pPr>
+        <w:spacing w:line="336" w:lineRule="auto" w:after="180"/>
+        <w:shd w:fill="F1F6FC"/>
+      </w:pPr>
+      <w:r>
+        <w:rPr>
+          <w:b w:val="0"/>
+        </w:rPr>
+        <w:t xml:space="preserve">Teacher explanation: </w:t>
+      </w:r>
+      <w:r>
+        <w:rPr>
+          <w:b/>
+        </w:rPr>
+        <w:t>Integration test</w:t>
+      </w:r>
+      <w:r>
+        <w:rPr>
+          <w:b w:val="0"/>
+        </w:rPr>
+        <w:t xml:space="preserve">s exercise connected components and failure propagation. </w:t>
+      </w:r>
+      <w:r>
+        <w:rPr>
+          <w:b/>
+        </w:rPr>
+        <w:t>Fixture</w:t>
+      </w:r>
+      <w:r>
+        <w:rPr>
+          <w:b w:val="0"/>
+        </w:rPr>
+        <w:t xml:space="preserve">s supply controlled </w:t>
+      </w:r>
+      <w:r>
+        <w:rPr>
+          <w:b/>
+        </w:rPr>
+        <w:t>input</w:t>
+      </w:r>
+      <w:r>
+        <w:rPr>
+          <w:b w:val="0"/>
+        </w:rPr>
+        <w:t xml:space="preserve"> records and mocked service outcomes.</w:t>
       </w:r>
     </w:p>
     <w:p>
       <w:pPr>
-        <w:pStyle w:val="Heading3"/>
-      </w:pPr>
-      <w:r>
-        <w:t>W4 Apply a new case independently</w:t>
+        <w:spacing w:line="336" w:lineRule="auto" w:after="180"/>
+        <w:shd w:fill="F1F6FC"/>
+      </w:pPr>
+      <w:r>
+        <w:rPr>
+          <w:b w:val="0"/>
+        </w:rPr>
+        <w:t xml:space="preserve">Trace request validation, session permission, lookup and </w:t>
+      </w:r>
+      <w:r>
+        <w:rPr>
+          <w:b/>
+        </w:rPr>
+        <w:t>output</w:t>
+      </w:r>
+      <w:r>
+        <w:rPr>
+          <w:b w:val="0"/>
+        </w:rPr>
+        <w:t xml:space="preserve"> validation together. Include absent sources and failing dependencies; verify that denied requests never invoke restricted lookup.</w:t>
       </w:r>
     </w:p>
     <w:p>
-      <w:r>
-        <w:t>Valid student lookup gets not-found from storage. Generator invents a capacity and final response appears supported. Locate failures.</w:t>
+      <w:pPr>
+        <w:pStyle w:val="Heading3"/>
+      </w:pPr>
+      <w:r>
+        <w:t>W2 Trace the worked case</w:t>
       </w:r>
     </w:p>
     <w:p>
-      <w:r>
-        <w:t>Teacher explanation: Not-found should route to explicit fallback, and semantic validation should reject invented capacity. Include this fixture and assert no supported result.</w:t>
+      <w:pPr>
+        <w:pStyle w:val="Heading3"/>
+      </w:pPr>
+      <w:r>
+        <w:t>Workbook question · W2</w:t>
       </w:r>
     </w:p>
     <w:p>
       <w:pPr>
-        <w:pStyle w:val="Heading3"/>
-      </w:pPr>
-      <w:r>
-        <w:t>W5 Design a revealing follow-up</w:t>
+        <w:spacing w:line="336" w:lineRule="auto" w:after="180"/>
+        <w:shd w:fill="F5F1FB"/>
+      </w:pPr>
+      <w:r>
+        <w:rPr>
+          <w:b w:val="0"/>
+        </w:rPr>
+        <w:t>A student requests a teacher source; test response is denied, but a recorded lookup call read the teacher file. Show the intermediate steps and give the conclusion with its scope.</w:t>
       </w:r>
     </w:p>
     <w:p>
-      <w:r>
-        <w:t>For the worked scenario, propose one additional case that could reveal a failure, describe its expected outcome before running it, and explain what would need to remain fixed for a fair comparison. Do not reuse W4 as a new final test after receiving feedback.</w:t>
+      <w:pPr>
+        <w:pStyle w:val="Heading3"/>
+      </w:pPr>
+      <w:r>
+        <w:t>Teacher reasoning · W2</w:t>
       </w:r>
     </w:p>
     <w:p>
-      <w:r>
-        <w:t>Teacher explanation: Accept a concrete variant of the worked input or a missing/conflicting/boundary condition, with an expectation derived from the declared procedure. Require preserved settings, original outputs and data roles. A mock verifies declared interactions, not real provider availability or all runtime limits. The new case should test this particular mechanism rather than merely restate the original result.</w:t>
+      <w:pPr>
+        <w:spacing w:line="336" w:lineRule="auto" w:after="180"/>
+        <w:shd w:fill="F1F6FC"/>
+      </w:pPr>
+      <w:r>
+        <w:rPr>
+          <w:b w:val="0"/>
+        </w:rPr>
+        <w:t xml:space="preserve">Teacher explanation: The test exposes a hidden boundary failure despite the denied final response. Assert both response and </w:t>
+      </w:r>
+      <w:r>
+        <w:rPr>
+          <w:b/>
+        </w:rPr>
+        <w:t>call trace</w:t>
+      </w:r>
+      <w:r>
+        <w:rPr>
+          <w:b w:val="0"/>
+        </w:rPr>
+        <w:t>; deny before lookup.</w:t>
       </w:r>
     </w:p>
     <w:p>
@@ -1564,38 +3164,383 @@
         <w:pStyle w:val="Heading3"/>
       </w:pPr>
       <w:r>
-        <w:t>Independent assessment and fresh retry</w:t>
+        <w:t>W3 Audit the limit</w:t>
       </w:r>
     </w:p>
     <w:p>
-      <w:r>
-        <w:t>W4: Not-found should route to explicit fallback, and semantic validation should reject invented capacity. Include this fixture and assert no supported result. Require intermediate reasoning and the stated scope. Fresh retry: Unauthenticated request returns denied after writing an audit record containing a teacher answer. Expected reasoning: Sensitive logging itself violates the boundary; test trace/log contents as well as status. If students need support, record it and reassess with another new case rather than awarding independence to a copied answer.</w:t>
+      <w:pPr>
+        <w:pStyle w:val="Heading3"/>
+      </w:pPr>
+      <w:r>
+        <w:t>Workbook question · W3</w:t>
       </w:r>
     </w:p>
     <w:p>
       <w:pPr>
-        <w:pStyle w:val="Heading3"/>
-      </w:pPr>
-      <w:r>
-        <w:t>Assess independent transfer</w:t>
+        <w:spacing w:line="336" w:lineRule="auto" w:after="180"/>
+        <w:shd w:fill="F5F1FB"/>
+      </w:pPr>
+      <w:r>
+        <w:rPr>
+          <w:b w:val="0"/>
+        </w:rPr>
+        <w:t>A report omits this qualification: A mock verifies declared interactions, not real provider availability or all runtime limits. Explain how omitting it could change a reader's interpretation, and write an accurate replacement.</w:t>
       </w:r>
     </w:p>
     <w:p>
-      <w:r>
-        <w:t>Selected case: Valid student lookup gets not-found from storage. Generator invents a capacity and final response appears supported. Locate failures.</w:t>
+      <w:pPr>
+        <w:pStyle w:val="Heading3"/>
+      </w:pPr>
+      <w:r>
+        <w:t>Teacher reasoning · W3</w:t>
       </w:r>
     </w:p>
     <w:p>
       <w:pPr>
-        <w:pStyle w:val="Heading3"/>
-      </w:pPr>
-      <w:r>
-        <w:t>Selected case answer</w:t>
+        <w:spacing w:line="336" w:lineRule="auto" w:after="180"/>
+        <w:shd w:fill="F1F6FC"/>
+      </w:pPr>
+      <w:r>
+        <w:rPr>
+          <w:b w:val="0"/>
+        </w:rPr>
+        <w:t>Teacher explanation: A mock verifies declared interactions, not real provider availability or all runtime limits.</w:t>
       </w:r>
     </w:p>
     <w:p>
-      <w:r>
-        <w:t>Teacher explanation: Not-found should route to explicit fallback, and semantic validation should reject invented capacity. Include this fixture and assert no supported result.</w:t>
+      <w:pPr>
+        <w:spacing w:line="336" w:lineRule="auto" w:after="180"/>
+        <w:shd w:fill="F1F6FC"/>
+      </w:pPr>
+      <w:r>
+        <w:rPr>
+          <w:b w:val="0"/>
+        </w:rPr>
+        <w:t xml:space="preserve">State the observed result separately from the unverified or out-of-scope claim; preserve the original </w:t>
+      </w:r>
+      <w:r>
+        <w:rPr>
+          <w:b/>
+        </w:rPr>
+        <w:t>evidence</w:t>
+      </w:r>
+      <w:r>
+        <w:rPr>
+          <w:b w:val="0"/>
+        </w:rPr>
+        <w:t xml:space="preserve"> rather than inventing a missing fact.</w:t>
+      </w:r>
+    </w:p>
+    <w:p>
+      <w:pPr>
+        <w:pStyle w:val="Heading3"/>
+      </w:pPr>
+      <w:r>
+        <w:t>W4 Apply a new case independently</w:t>
+      </w:r>
+    </w:p>
+    <w:p>
+      <w:pPr>
+        <w:pStyle w:val="Heading3"/>
+      </w:pPr>
+      <w:r>
+        <w:t>Workbook question · W4</w:t>
+      </w:r>
+    </w:p>
+    <w:p>
+      <w:pPr>
+        <w:spacing w:line="336" w:lineRule="auto" w:after="180"/>
+        <w:shd w:fill="F5F1FB"/>
+      </w:pPr>
+      <w:r>
+        <w:rPr>
+          <w:b w:val="0"/>
+        </w:rPr>
+        <w:t>Valid student lookup gets not-found from storage. Generator invents a capacity and final response appears supported. Locate failures.</w:t>
+      </w:r>
+    </w:p>
+    <w:p>
+      <w:pPr>
+        <w:pStyle w:val="Heading3"/>
+      </w:pPr>
+      <w:r>
+        <w:t>Teacher reasoning · W4</w:t>
+      </w:r>
+    </w:p>
+    <w:p>
+      <w:pPr>
+        <w:spacing w:line="336" w:lineRule="auto" w:after="180"/>
+        <w:shd w:fill="F1F6FC"/>
+      </w:pPr>
+      <w:r>
+        <w:rPr>
+          <w:b w:val="0"/>
+        </w:rPr>
+        <w:t xml:space="preserve">Teacher explanation: Not-found should route to explicit fallback, and semantic validation should reject invented capacity. Include this </w:t>
+      </w:r>
+      <w:r>
+        <w:rPr>
+          <w:b/>
+        </w:rPr>
+        <w:t>fixture</w:t>
+      </w:r>
+      <w:r>
+        <w:rPr>
+          <w:b w:val="0"/>
+        </w:rPr>
+        <w:t xml:space="preserve"> and assert no supported result.</w:t>
+      </w:r>
+    </w:p>
+    <w:p>
+      <w:pPr>
+        <w:pStyle w:val="Heading3"/>
+      </w:pPr>
+      <w:r>
+        <w:t>W5 Design a revealing follow-up</w:t>
+      </w:r>
+    </w:p>
+    <w:p>
+      <w:pPr>
+        <w:pStyle w:val="Heading3"/>
+      </w:pPr>
+      <w:r>
+        <w:t>Workbook question · W5</w:t>
+      </w:r>
+    </w:p>
+    <w:p>
+      <w:pPr>
+        <w:spacing w:line="336" w:lineRule="auto" w:after="180"/>
+        <w:shd w:fill="F5F1FB"/>
+      </w:pPr>
+      <w:r>
+        <w:rPr>
+          <w:b w:val="0"/>
+        </w:rPr>
+        <w:t>For the worked scenario, propose one additional case that could reveal a failure, describe its expected outcome before running it, and explain what would need to remain fixed for a fair comparison.</w:t>
+      </w:r>
+    </w:p>
+    <w:p>
+      <w:pPr>
+        <w:spacing w:line="336" w:lineRule="auto" w:after="180"/>
+        <w:shd w:fill="F5F1FB"/>
+      </w:pPr>
+      <w:r>
+        <w:rPr>
+          <w:b w:val="0"/>
+        </w:rPr>
+        <w:t>Do not reuse W4 as a new final test after receiving feedback.</w:t>
+      </w:r>
+    </w:p>
+    <w:p>
+      <w:pPr>
+        <w:pStyle w:val="Heading3"/>
+      </w:pPr>
+      <w:r>
+        <w:t>Teacher reasoning · W5</w:t>
+      </w:r>
+    </w:p>
+    <w:p>
+      <w:pPr>
+        <w:spacing w:line="336" w:lineRule="auto" w:after="180"/>
+        <w:shd w:fill="F1F6FC"/>
+      </w:pPr>
+      <w:r>
+        <w:rPr>
+          <w:b w:val="0"/>
+        </w:rPr>
+        <w:t xml:space="preserve">Teacher explanation: Accept a concrete variant of the worked </w:t>
+      </w:r>
+      <w:r>
+        <w:rPr>
+          <w:b/>
+        </w:rPr>
+        <w:t>input</w:t>
+      </w:r>
+      <w:r>
+        <w:rPr>
+          <w:b w:val="0"/>
+        </w:rPr>
+        <w:t xml:space="preserve"> or a missing/conflicting/boundary condition, with an expectation derived from the declared procedure.</w:t>
+      </w:r>
+    </w:p>
+    <w:p>
+      <w:pPr>
+        <w:spacing w:line="336" w:lineRule="auto" w:after="180"/>
+        <w:shd w:fill="F1F6FC"/>
+      </w:pPr>
+      <w:r>
+        <w:rPr>
+          <w:b w:val="0"/>
+        </w:rPr>
+        <w:t xml:space="preserve">Require preserved settings, original </w:t>
+      </w:r>
+      <w:r>
+        <w:rPr>
+          <w:b/>
+        </w:rPr>
+        <w:t>output</w:t>
+      </w:r>
+      <w:r>
+        <w:rPr>
+          <w:b w:val="0"/>
+        </w:rPr>
+        <w:t>s and data roles. A mock verifies declared interactions, not real provider availability or all runtime limits.</w:t>
+      </w:r>
+    </w:p>
+    <w:p>
+      <w:pPr>
+        <w:spacing w:line="336" w:lineRule="auto" w:after="180"/>
+        <w:shd w:fill="F1F6FC"/>
+      </w:pPr>
+      <w:r>
+        <w:rPr>
+          <w:b w:val="0"/>
+        </w:rPr>
+        <w:t xml:space="preserve">The new case should test this particular </w:t>
+      </w:r>
+      <w:r>
+        <w:rPr>
+          <w:b/>
+        </w:rPr>
+        <w:t>mechanism</w:t>
+      </w:r>
+      <w:r>
+        <w:rPr>
+          <w:b w:val="0"/>
+        </w:rPr>
+        <w:t xml:space="preserve"> rather than merely restate the original result.</w:t>
+      </w:r>
+    </w:p>
+    <w:p>
+      <w:pPr>
+        <w:pStyle w:val="Heading3"/>
+      </w:pPr>
+      <w:r>
+        <w:t>Independent assessment and fresh retry</w:t>
+      </w:r>
+    </w:p>
+    <w:p>
+      <w:pPr>
+        <w:pStyle w:val="Heading3"/>
+      </w:pPr>
+      <w:r>
+        <w:t>Teacher key · Independent assessment and fresh retry</w:t>
+      </w:r>
+    </w:p>
+    <w:p>
+      <w:pPr>
+        <w:spacing w:line="336" w:lineRule="auto" w:after="180"/>
+        <w:shd w:fill="F1F6FC"/>
+      </w:pPr>
+      <w:r>
+        <w:rPr>
+          <w:b w:val="0"/>
+        </w:rPr>
+        <w:t xml:space="preserve">W4: Not-found should route to explicit fallback, and semantic validation should reject invented capacity. Include this </w:t>
+      </w:r>
+      <w:r>
+        <w:rPr>
+          <w:b/>
+        </w:rPr>
+        <w:t>fixture</w:t>
+      </w:r>
+      <w:r>
+        <w:rPr>
+          <w:b w:val="0"/>
+        </w:rPr>
+        <w:t xml:space="preserve"> and assert no supported result. Require intermediate reasoning and the stated scope.</w:t>
+      </w:r>
+    </w:p>
+    <w:p>
+      <w:pPr>
+        <w:spacing w:line="336" w:lineRule="auto" w:after="180"/>
+        <w:shd w:fill="F1F6FC"/>
+      </w:pPr>
+      <w:r>
+        <w:rPr>
+          <w:b w:val="0"/>
+        </w:rPr>
+        <w:t>Fresh retry: Unauthenticated request returns denied after writing an audit record containing a teacher answer. Expected reasoning: Sensitive logging itself violates the boundary; test trace/log contents as well as status.</w:t>
+      </w:r>
+    </w:p>
+    <w:p>
+      <w:pPr>
+        <w:spacing w:line="336" w:lineRule="auto" w:after="180"/>
+        <w:shd w:fill="F1F6FC"/>
+      </w:pPr>
+      <w:r>
+        <w:rPr>
+          <w:b w:val="0"/>
+        </w:rPr>
+        <w:t>If students need support, record it and reassess with another new case rather than awarding independence to a copied answer.</w:t>
+      </w:r>
+    </w:p>
+    <w:p>
+      <w:pPr>
+        <w:pStyle w:val="Heading3"/>
+      </w:pPr>
+      <w:r>
+        <w:t>Assess independent transfer</w:t>
+      </w:r>
+    </w:p>
+    <w:p>
+      <w:pPr>
+        <w:pStyle w:val="Heading3"/>
+      </w:pPr>
+      <w:r>
+        <w:t>Independent question · withhold the key</w:t>
+      </w:r>
+    </w:p>
+    <w:p>
+      <w:pPr>
+        <w:spacing w:line="336" w:lineRule="auto" w:after="180"/>
+        <w:shd w:fill="F5F1FB"/>
+      </w:pPr>
+      <w:r>
+        <w:rPr>
+          <w:b w:val="0"/>
+        </w:rPr>
+        <w:t>Selected case: Valid student lookup gets not-found from storage. Generator invents a capacity and final response appears supported. Locate failures.</w:t>
+      </w:r>
+    </w:p>
+    <w:p>
+      <w:pPr>
+        <w:pStyle w:val="Heading3"/>
+      </w:pPr>
+      <w:r>
+        <w:t>Selected case answer</w:t>
+      </w:r>
+    </w:p>
+    <w:p>
+      <w:pPr>
+        <w:pStyle w:val="Heading3"/>
+      </w:pPr>
+      <w:r>
+        <w:t>Teacher key · Selected case answer</w:t>
+      </w:r>
+    </w:p>
+    <w:p>
+      <w:pPr>
+        <w:spacing w:line="336" w:lineRule="auto" w:after="180"/>
+        <w:shd w:fill="F1F6FC"/>
+      </w:pPr>
+      <w:r>
+        <w:rPr>
+          <w:b w:val="0"/>
+        </w:rPr>
+        <w:t xml:space="preserve">Teacher explanation: Not-found should route to explicit fallback, and semantic validation should reject invented capacity. Include this </w:t>
+      </w:r>
+      <w:r>
+        <w:rPr>
+          <w:b/>
+        </w:rPr>
+        <w:t>fixture</w:t>
+      </w:r>
+      <w:r>
+        <w:rPr>
+          <w:b w:val="0"/>
+        </w:rPr>
+        <w:t xml:space="preserve"> and assert no supported result.</w:t>
       </w:r>
     </w:p>
     <w:tbl>
@@ -1701,67 +3646,329 @@
       </w:tr>
     </w:tbl>
     <w:p>
-      <w:r>
-        <w:t>Record each dimension as not yet, with support, or independent. Accept a valid alternative procedure with a defensible trace. Do not penalise an honestly recorded model failure if the learner correctly explains its evidence and limits.</w:t>
+      <w:pPr>
+        <w:pStyle w:val="Heading3"/>
+      </w:pPr>
+      <w:r>
+        <w:t>Teacher key · Selected case answer</w:t>
       </w:r>
     </w:p>
     <w:p>
       <w:pPr>
-        <w:pStyle w:val="Heading3"/>
-      </w:pPr>
-      <w:r>
-        <w:t>Feedback that the learner uses</w:t>
+        <w:spacing w:line="336" w:lineRule="auto" w:after="180"/>
+        <w:shd w:fill="F1F6FC"/>
+      </w:pPr>
+      <w:r>
+        <w:rPr>
+          <w:b w:val="0"/>
+        </w:rPr>
+        <w:t>Record each dimension as not yet, with support, or independent. Accept a valid alternative procedure with a defensible trace.</w:t>
       </w:r>
     </w:p>
     <w:p>
-      <w:r>
-        <w:t>Name the earliest unsupported step and give one action to repair it. Have the learner make that repair now and explain why. Then assess the relevant skill on a fresh, fully specified case. Confirm it was not previously practised with feedback; solve and check the new case before assigning it. A follow-up design prompt is a starting brief, not automatically an equivalent test.</w:t>
+      <w:pPr>
+        <w:spacing w:line="336" w:lineRule="auto" w:after="180"/>
+        <w:shd w:fill="F1F6FC"/>
+      </w:pPr>
+      <w:r>
+        <w:rPr>
+          <w:b w:val="0"/>
+        </w:rPr>
+        <w:t xml:space="preserve">Do not penalise an honestly recorded model failure if the learner correctly explains its </w:t>
+      </w:r>
+      <w:r>
+        <w:rPr>
+          <w:b/>
+        </w:rPr>
+        <w:t>evidence</w:t>
+      </w:r>
+      <w:r>
+        <w:rPr>
+          <w:b w:val="0"/>
+        </w:rPr>
+        <w:t xml:space="preserve"> and limits.</w:t>
       </w:r>
     </w:p>
     <w:p>
       <w:pPr>
-        <w:pStyle w:val="Heading1"/>
-      </w:pPr>
-      <w:r>
-        <w:t>06. Connect the project, support and next lesson</w:t>
+        <w:pStyle w:val="Heading3"/>
+      </w:pPr>
+      <w:r>
+        <w:t>Feedback that the learner uses</w:t>
       </w:r>
     </w:p>
     <w:p>
-      <w:r>
-        <w:t>Add a labelled integration tests and fixtures evidence sheet to Grounded Learning Service. Show how you can explain the mechanism and terminology of integration tests and fixtures. Use the supplied fictional case and keep its inputs, intermediate steps, calculation or prediction, and limitation. Connect this record to last week’s record; a matching answer without a trace is insufficient.</w:t>
+      <w:pPr>
+        <w:spacing w:line="336" w:lineRule="auto" w:after="180"/>
+      </w:pPr>
+      <w:r>
+        <w:rPr>
+          <w:b w:val="0"/>
+        </w:rPr>
+        <w:t>Name the earliest unsupported step and give one action to repair it. Have the learner make that repair now and explain why. Then assess the relevant skill on a fresh, fully specified case.</w:t>
       </w:r>
     </w:p>
     <w:p>
-      <w:r>
-        <w:t>Provide an input/procedure/result/limit frame and a calculator when needed. Ask students to identify the first step before completing the whole trace. Extension: compare two concrete variants of this mechanism while holding unrelated conditions fixed; report both successful and unsuccessful outcomes.</w:t>
+      <w:pPr>
+        <w:spacing w:line="336" w:lineRule="auto" w:after="180"/>
+      </w:pPr>
+      <w:r>
+        <w:rPr>
+          <w:b w:val="0"/>
+        </w:rPr>
+        <w:t>Confirm it was not previously practised with feedback; solve and check the new case before assigning it. A follow-up design prompt is a starting brief, not automatically an equivalent test.</w:t>
       </w:r>
     </w:p>
     <w:p>
-      <w:r>
-        <w:t>Next connection: Evaluation pipelines. Preserve the current case record and retrieve its evidence boundary before moving on.</w:t>
+      <w:pPr>
+        <w:pStyle w:val="Heading1"/>
+      </w:pPr>
+      <w:r>
+        <w:t>06. Connect the project, support and next lesson</w:t>
       </w:r>
     </w:p>
     <w:p>
       <w:r>
-        <w:t>Retain the project ledger and assess a changed case after support. Check the relevant prerequisite before carrying this component forward.</w:t>
+        <w:t>Connect Integration tests and fixtures to Grounded Learning Service, adapt support and plan a later changed-case check.</w:t>
       </w:r>
     </w:p>
     <w:p>
       <w:pPr>
-        <w:pStyle w:val="Heading3"/>
-      </w:pPr>
-      <w:r>
-        <w:t>Plan the delayed return</w:t>
+        <w:spacing w:line="336" w:lineRule="auto" w:after="180"/>
+      </w:pPr>
+      <w:r>
+        <w:rPr>
+          <w:b w:val="0"/>
+        </w:rPr>
+        <w:t xml:space="preserve">Add a labelled </w:t>
+      </w:r>
+      <w:r>
+        <w:rPr>
+          <w:b/>
+        </w:rPr>
+        <w:t>integration test</w:t>
+      </w:r>
+      <w:r>
+        <w:rPr>
+          <w:b w:val="0"/>
+        </w:rPr>
+        <w:t xml:space="preserve">s and </w:t>
+      </w:r>
+      <w:r>
+        <w:rPr>
+          <w:b/>
+        </w:rPr>
+        <w:t>fixture</w:t>
+      </w:r>
+      <w:r>
+        <w:rPr>
+          <w:b w:val="0"/>
+        </w:rPr>
+        <w:t xml:space="preserve">s </w:t>
+      </w:r>
+      <w:r>
+        <w:rPr>
+          <w:b/>
+        </w:rPr>
+        <w:t>evidence</w:t>
+      </w:r>
+      <w:r>
+        <w:rPr>
+          <w:b w:val="0"/>
+        </w:rPr>
+        <w:t xml:space="preserve"> sheet to Grounded Learning Service. Show how you can explain the </w:t>
+      </w:r>
+      <w:r>
+        <w:rPr>
+          <w:b/>
+        </w:rPr>
+        <w:t>mechanism</w:t>
+      </w:r>
+      <w:r>
+        <w:rPr>
+          <w:b w:val="0"/>
+        </w:rPr>
+        <w:t xml:space="preserve"> and terminology of </w:t>
+      </w:r>
+      <w:r>
+        <w:rPr>
+          <w:b/>
+        </w:rPr>
+        <w:t>integration test</w:t>
+      </w:r>
+      <w:r>
+        <w:rPr>
+          <w:b w:val="0"/>
+        </w:rPr>
+        <w:t xml:space="preserve">s and </w:t>
+      </w:r>
+      <w:r>
+        <w:rPr>
+          <w:b/>
+        </w:rPr>
+        <w:t>fixture</w:t>
+      </w:r>
+      <w:r>
+        <w:rPr>
+          <w:b w:val="0"/>
+        </w:rPr>
+        <w:t>s.</w:t>
       </w:r>
     </w:p>
     <w:p>
-      <w:r>
-        <w:t>Suggested return points in this level: ai-6/10, ai-6/12, ai-6/15. Use actual classroom dates, adjusting for holidays and gaps. One, three and six teaching weeks are scheduling choices, not a claimed optimal spacing.</w:t>
+      <w:pPr>
+        <w:spacing w:line="336" w:lineRule="auto" w:after="180"/>
+      </w:pPr>
+      <w:r>
+        <w:rPr>
+          <w:b w:val="0"/>
+        </w:rPr>
+        <w:t xml:space="preserve">Use the supplied fictional case and keep its </w:t>
+      </w:r>
+      <w:r>
+        <w:rPr>
+          <w:b/>
+        </w:rPr>
+        <w:t>input</w:t>
+      </w:r>
+      <w:r>
+        <w:rPr>
+          <w:b w:val="0"/>
+        </w:rPr>
+        <w:t xml:space="preserve">s, intermediate steps, calculation or </w:t>
+      </w:r>
+      <w:r>
+        <w:rPr>
+          <w:b/>
+        </w:rPr>
+        <w:t>prediction</w:t>
+      </w:r>
+      <w:r>
+        <w:rPr>
+          <w:b w:val="0"/>
+        </w:rPr>
+        <w:t>, and limitation. Connect this record to last week’s record; a matching answer without a trace is insufficient.</w:t>
       </w:r>
     </w:p>
     <w:p>
-      <w:r>
-        <w:t>At a delayed check, ask for the idea from memory and a changed application. Compare with the earlier independent response and record support used. For a new level, revisit the previous capstone before checking the new prerequisites.</w:t>
+      <w:pPr>
+        <w:spacing w:line="336" w:lineRule="auto" w:after="180"/>
+      </w:pPr>
+      <w:r>
+        <w:rPr>
+          <w:b w:val="0"/>
+        </w:rPr>
+        <w:t xml:space="preserve">Provide an </w:t>
+      </w:r>
+      <w:r>
+        <w:rPr>
+          <w:b/>
+        </w:rPr>
+        <w:t>input</w:t>
+      </w:r>
+      <w:r>
+        <w:rPr>
+          <w:b w:val="0"/>
+        </w:rPr>
+        <w:t>/procedure/result/limit frame and a calculator when needed. Ask students to identify the first step before completing the whole trace.</w:t>
+      </w:r>
+    </w:p>
+    <w:p>
+      <w:pPr>
+        <w:spacing w:line="336" w:lineRule="auto" w:after="180"/>
+      </w:pPr>
+      <w:r>
+        <w:rPr>
+          <w:b w:val="0"/>
+        </w:rPr>
+        <w:t xml:space="preserve">Extension: compare two concrete variants of this </w:t>
+      </w:r>
+      <w:r>
+        <w:rPr>
+          <w:b/>
+        </w:rPr>
+        <w:t>mechanism</w:t>
+      </w:r>
+      <w:r>
+        <w:rPr>
+          <w:b w:val="0"/>
+        </w:rPr>
+        <w:t xml:space="preserve"> while holding unrelated conditions fixed; report both successful and unsuccessful outcomes.</w:t>
+      </w:r>
+    </w:p>
+    <w:p>
+      <w:pPr>
+        <w:spacing w:line="336" w:lineRule="auto" w:after="180"/>
+      </w:pPr>
+      <w:r>
+        <w:rPr>
+          <w:b w:val="0"/>
+        </w:rPr>
+        <w:t xml:space="preserve">Next connection: Evaluation pipelines. Preserve the current case record and retrieve its </w:t>
+      </w:r>
+      <w:r>
+        <w:rPr>
+          <w:b/>
+        </w:rPr>
+        <w:t>evidence</w:t>
+      </w:r>
+      <w:r>
+        <w:rPr>
+          <w:b w:val="0"/>
+        </w:rPr>
+        <w:t xml:space="preserve"> boundary before moving on.</w:t>
+      </w:r>
+    </w:p>
+    <w:p>
+      <w:pPr>
+        <w:spacing w:line="336" w:lineRule="auto" w:after="180"/>
+      </w:pPr>
+      <w:r>
+        <w:rPr>
+          <w:b w:val="0"/>
+        </w:rPr>
+        <w:t>Retain the project ledger and assess a changed case after support. Check the relevant prerequisite before carrying this component forward.</w:t>
+      </w:r>
+    </w:p>
+    <w:p>
+      <w:pPr>
+        <w:pStyle w:val="Heading3"/>
+      </w:pPr>
+      <w:r>
+        <w:t>Plan the delayed return</w:t>
+      </w:r>
+    </w:p>
+    <w:p>
+      <w:pPr>
+        <w:spacing w:line="336" w:lineRule="auto" w:after="180"/>
+      </w:pPr>
+      <w:r>
+        <w:rPr>
+          <w:b w:val="0"/>
+        </w:rPr>
+        <w:t>Suggested return points in this level: ai-6/10, ai-6/12, ai-6/15. Use actual classroom dates, adjusting for holidays and gaps. One, three and six teaching weeks are scheduling choices, not a claimed optimal spacing.</w:t>
+      </w:r>
+    </w:p>
+    <w:p>
+      <w:pPr>
+        <w:spacing w:line="336" w:lineRule="auto" w:after="180"/>
+      </w:pPr>
+      <w:r>
+        <w:rPr>
+          <w:b w:val="0"/>
+        </w:rPr>
+        <w:t>At a delayed check, ask for the idea from memory and a changed application. Compare with the earlier independent response and record support used.</w:t>
+      </w:r>
+    </w:p>
+    <w:p>
+      <w:pPr>
+        <w:spacing w:line="336" w:lineRule="auto" w:after="180"/>
+      </w:pPr>
+      <w:r>
+        <w:rPr>
+          <w:b w:val="0"/>
+        </w:rPr>
+        <w:t>For a new level, revisit the previous capstone before checking the new prerequisites.</w:t>
       </w:r>
     </w:p>
     <w:tbl>
@@ -1921,8 +4128,26 @@
       </w:tr>
     </w:tbl>
     <w:p>
-      <w:r>
-        <w:t>Use the evidence to choose reteaching or the next step. A completed page, confidence rating or attractive project does not by itself demonstrate understanding.</w:t>
+      <w:pPr>
+        <w:spacing w:line="336" w:lineRule="auto" w:after="180"/>
+      </w:pPr>
+      <w:r>
+        <w:rPr>
+          <w:b w:val="0"/>
+        </w:rPr>
+        <w:t xml:space="preserve">Use the </w:t>
+      </w:r>
+      <w:r>
+        <w:rPr>
+          <w:b/>
+        </w:rPr>
+        <w:t>evidence</w:t>
+      </w:r>
+      <w:r>
+        <w:rPr>
+          <w:b w:val="0"/>
+        </w:rPr>
+        <w:t xml:space="preserve"> to choose reteaching or the next step. A completed page, confidence rating or attractive project does not by itself demonstrate understanding.</w:t>
       </w:r>
     </w:p>
     <w:p>
@@ -1934,8 +4159,26 @@
       </w:r>
     </w:p>
     <w:p>
-      <w:r>
-        <w:t>For the Grounded Learning Service, retain an annotated trace and the changed-case result. Name the contract or evidence that makes the deciding step valid, so another team can review it.</w:t>
+      <w:pPr>
+        <w:spacing w:line="336" w:lineRule="auto" w:after="180"/>
+      </w:pPr>
+      <w:r>
+        <w:rPr>
+          <w:b w:val="0"/>
+        </w:rPr>
+        <w:t xml:space="preserve">For the Grounded Learning Service, retain an annotated trace and the changed-case result. Name the contract or </w:t>
+      </w:r>
+      <w:r>
+        <w:rPr>
+          <w:b/>
+        </w:rPr>
+        <w:t>evidence</w:t>
+      </w:r>
+      <w:r>
+        <w:rPr>
+          <w:b w:val="0"/>
+        </w:rPr>
+        <w:t xml:space="preserve"> that makes the deciding step valid, so another team can review it.</w:t>
       </w:r>
     </w:p>
     <w:p>
@@ -1948,12 +4191,86 @@
     </w:p>
     <w:p>
       <w:r>
-        <w:t>Teaching target: Explain the mechanism and terminology of integration tests and fixtures</w:t>
+        <w:t>Use this preparation summary alongside the detailed Integration tests and fixtures lesson; it is a checklist rather than a replacement for the full sequence.</w:t>
       </w:r>
     </w:p>
     <w:p>
-      <w:r>
-        <w:t>Prepare the labelled worked-case picture, the matching workbook, fictional input cards and a place for individual responses. Check a local Python 3 environment before class; have a paper-trace version ready.</w:t>
+      <w:pPr>
+        <w:pStyle w:val="Heading3"/>
+      </w:pPr>
+      <w:r>
+        <w:t>Teaching target</w:t>
+      </w:r>
+    </w:p>
+    <w:p>
+      <w:pPr>
+        <w:spacing w:line="336" w:lineRule="auto" w:after="180"/>
+        <w:shd w:fill="EDF7F3"/>
+      </w:pPr>
+      <w:r>
+        <w:rPr>
+          <w:b w:val="0"/>
+        </w:rPr>
+        <w:t xml:space="preserve">Teaching target: Explain the </w:t>
+      </w:r>
+      <w:r>
+        <w:rPr>
+          <w:b/>
+        </w:rPr>
+        <w:t>mechanism</w:t>
+      </w:r>
+      <w:r>
+        <w:rPr>
+          <w:b w:val="0"/>
+        </w:rPr>
+        <w:t xml:space="preserve"> and terminology of </w:t>
+      </w:r>
+      <w:r>
+        <w:rPr>
+          <w:b/>
+        </w:rPr>
+        <w:t>integration test</w:t>
+      </w:r>
+      <w:r>
+        <w:rPr>
+          <w:b w:val="0"/>
+        </w:rPr>
+        <w:t xml:space="preserve">s and </w:t>
+      </w:r>
+      <w:r>
+        <w:rPr>
+          <w:b/>
+        </w:rPr>
+        <w:t>fixture</w:t>
+      </w:r>
+      <w:r>
+        <w:rPr>
+          <w:b w:val="0"/>
+        </w:rPr>
+        <w:t>s</w:t>
+      </w:r>
+    </w:p>
+    <w:p>
+      <w:pPr>
+        <w:spacing w:line="336" w:lineRule="auto" w:after="180"/>
+      </w:pPr>
+      <w:r>
+        <w:rPr>
+          <w:b w:val="0"/>
+        </w:rPr>
+        <w:t xml:space="preserve">Prepare the labelled worked-case picture, the matching workbook, fictional </w:t>
+      </w:r>
+      <w:r>
+        <w:rPr>
+          <w:b/>
+        </w:rPr>
+        <w:t>input</w:t>
+      </w:r>
+      <w:r>
+        <w:rPr>
+          <w:b w:val="0"/>
+        </w:rPr>
+        <w:t xml:space="preserve"> cards and a place for individual responses. Check a local Python 3 environment before class; have a paper-trace version ready.</w:t>
       </w:r>
     </w:p>
     <w:tbl>
@@ -2100,37 +4417,219 @@
       </w:tr>
     </w:tbl>
     <w:p>
-      <w:r>
+      <w:pPr>
+        <w:spacing w:line="336" w:lineRule="auto" w:after="180"/>
+      </w:pPr>
+      <w:r>
+        <w:rPr>
+          <w:b w:val="0"/>
+        </w:rPr>
         <w:t>Before class, solve the supported practice: A student requests a teacher source; test response is denied, but a recorded lookup call read the teacher file. Show the intermediate steps and give the conclusion with its scope.</w:t>
       </w:r>
     </w:p>
     <w:p>
-      <w:r>
-        <w:t>Reasoned practice answer: Teacher explanation: The test exposes a hidden boundary failure despite the denied final response. Assert both response and call trace; deny before lookup.</w:t>
+      <w:pPr>
+        <w:pStyle w:val="Heading3"/>
+      </w:pPr>
+      <w:r>
+        <w:t>Supported practice answer</w:t>
       </w:r>
     </w:p>
     <w:p>
-      <w:r>
-        <w:t>Check every learner before discussion: Use the worked case for Integration tests and fixtures. Proposed explanation: “The worked result establishes every future case”. Decide whether this explanation is supported. Point to the step or supplied fact that decides; explain your repair if needed.</w:t>
+      <w:pPr>
+        <w:spacing w:line="336" w:lineRule="auto" w:after="180"/>
+        <w:shd w:fill="F1F6FC"/>
+      </w:pPr>
+      <w:r>
+        <w:rPr>
+          <w:b w:val="0"/>
+        </w:rPr>
+        <w:t xml:space="preserve">Reasoned practice answer: Teacher explanation: The test exposes a hidden boundary failure despite the denied final response. Assert both response and </w:t>
+      </w:r>
+      <w:r>
+        <w:rPr>
+          <w:b/>
+        </w:rPr>
+        <w:t>call trace</w:t>
+      </w:r>
+      <w:r>
+        <w:rPr>
+          <w:b w:val="0"/>
+        </w:rPr>
+        <w:t>; deny before lookup.</w:t>
       </w:r>
     </w:p>
     <w:p>
-      <w:r>
-        <w:t>Misconception repair: A mock verifies declared interactions, not real provider availability or all runtime limits.</w:t>
+      <w:pPr>
+        <w:spacing w:line="336" w:lineRule="auto" w:after="180"/>
+      </w:pPr>
+      <w:r>
+        <w:rPr>
+          <w:b w:val="0"/>
+        </w:rPr>
+        <w:t xml:space="preserve">Check every learner before discussion: Use the worked case for </w:t>
+      </w:r>
+      <w:r>
+        <w:rPr>
+          <w:b/>
+        </w:rPr>
+        <w:t>Integration test</w:t>
+      </w:r>
+      <w:r>
+        <w:rPr>
+          <w:b w:val="0"/>
+        </w:rPr>
+        <w:t xml:space="preserve">s and </w:t>
+      </w:r>
+      <w:r>
+        <w:rPr>
+          <w:b/>
+        </w:rPr>
+        <w:t>fixture</w:t>
+      </w:r>
+      <w:r>
+        <w:rPr>
+          <w:b w:val="0"/>
+        </w:rPr>
+        <w:t>s. Proposed explanation: “The worked result establishes every future case”. Decide whether this explanation is supported.</w:t>
       </w:r>
     </w:p>
     <w:p>
-      <w:r>
-        <w:t>Support: read the exact case aloud, enlarge the labelled picture, supply input cards and model only the first deciding step. Accept a spoken explanation or drawing; retain the reasoning goal.</w:t>
+      <w:pPr>
+        <w:spacing w:line="336" w:lineRule="auto" w:after="180"/>
+      </w:pPr>
+      <w:r>
+        <w:rPr>
+          <w:b w:val="0"/>
+        </w:rPr>
+        <w:t>Point to the step or supplied fact that decides; explain your repair if needed.</w:t>
       </w:r>
     </w:p>
     <w:p>
-      <w:r>
-        <w:t>Extension: The adapter returns M when N was requested. Require a prediction and a reason before comparing. Expected result: Fail the integration check: map is the wrong item. Reason: The request now reaches evidence for another identifier.</w:t>
+      <w:pPr>
+        <w:pStyle w:val="Heading3"/>
+      </w:pPr>
+      <w:r>
+        <w:t>Repair the misconception</w:t>
       </w:r>
     </w:p>
     <w:p>
-      <w:r>
+      <w:pPr>
+        <w:spacing w:line="336" w:lineRule="auto" w:after="180"/>
+        <w:shd w:fill="FFF5E6"/>
+      </w:pPr>
+      <w:r>
+        <w:rPr>
+          <w:b w:val="0"/>
+        </w:rPr>
+        <w:t>Misconception repair: A mock verifies declared interactions, not real provider availability or all runtime limits.</w:t>
+      </w:r>
+    </w:p>
+    <w:p>
+      <w:pPr>
+        <w:pStyle w:val="Heading3"/>
+      </w:pPr>
+      <w:r>
+        <w:t>Support without giving away the answer</w:t>
+      </w:r>
+    </w:p>
+    <w:p>
+      <w:pPr>
+        <w:spacing w:line="336" w:lineRule="auto" w:after="180"/>
+        <w:shd w:fill="F1F6F8"/>
+      </w:pPr>
+      <w:r>
+        <w:rPr>
+          <w:b w:val="0"/>
+        </w:rPr>
+        <w:t xml:space="preserve">Support: read the exact case aloud, enlarge the labelled picture, supply </w:t>
+      </w:r>
+      <w:r>
+        <w:rPr>
+          <w:b/>
+        </w:rPr>
+        <w:t>input</w:t>
+      </w:r>
+      <w:r>
+        <w:rPr>
+          <w:b w:val="0"/>
+        </w:rPr>
+        <w:t xml:space="preserve"> cards and model only the first deciding step. Accept a spoken explanation or drawing; retain the reasoning goal.</w:t>
+      </w:r>
+    </w:p>
+    <w:p>
+      <w:pPr>
+        <w:pStyle w:val="Heading3"/>
+      </w:pPr>
+      <w:r>
+        <w:t>Extend the reasoning</w:t>
+      </w:r>
+    </w:p>
+    <w:p>
+      <w:pPr>
+        <w:spacing w:line="336" w:lineRule="auto" w:after="180"/>
+        <w:shd w:fill="F5F1FB"/>
+      </w:pPr>
+      <w:r>
+        <w:rPr>
+          <w:b w:val="0"/>
+        </w:rPr>
+        <w:t xml:space="preserve">Extension: The adapter returns M when N was requested. Require a </w:t>
+      </w:r>
+      <w:r>
+        <w:rPr>
+          <w:b/>
+        </w:rPr>
+        <w:t>prediction</w:t>
+      </w:r>
+      <w:r>
+        <w:rPr>
+          <w:b w:val="0"/>
+        </w:rPr>
+        <w:t xml:space="preserve"> and a reason before comparing. Expected result: Fail the integration check: map is the wrong item.</w:t>
+      </w:r>
+    </w:p>
+    <w:p>
+      <w:pPr>
+        <w:spacing w:line="336" w:lineRule="auto" w:after="180"/>
+        <w:shd w:fill="F5F1FB"/>
+      </w:pPr>
+      <w:r>
+        <w:rPr>
+          <w:b w:val="0"/>
+        </w:rPr>
+        <w:t xml:space="preserve">Reason: The request now reaches </w:t>
+      </w:r>
+      <w:r>
+        <w:rPr>
+          <w:b/>
+        </w:rPr>
+        <w:t>evidence</w:t>
+      </w:r>
+      <w:r>
+        <w:rPr>
+          <w:b w:val="0"/>
+        </w:rPr>
+        <w:t xml:space="preserve"> for another identifier.</w:t>
+      </w:r>
+    </w:p>
+    <w:p>
+      <w:pPr>
+        <w:pStyle w:val="Heading3"/>
+      </w:pPr>
+      <w:r>
+        <w:t>Protect the independent attempt</w:t>
+      </w:r>
+    </w:p>
+    <w:p>
+      <w:pPr>
+        <w:spacing w:line="336" w:lineRule="auto" w:after="180"/>
+        <w:shd w:fill="FFF5E6"/>
+      </w:pPr>
+      <w:r>
+        <w:rPr>
+          <w:b w:val="0"/>
+        </w:rPr>
         <w:t>Independent assessment: withhold the reserved answer until the learner has attempted the new case. Record support separately from correctness.</w:t>
       </w:r>
     </w:p>
@@ -2319,46 +4818,1100 @@
       </w:tr>
     </w:tbl>
     <w:p>
-      <w:r>
-        <w:t>Project checkpoint: Make a transparent first version. Keep a trace of how one input becomes an output; explain the rule or learned component.</w:t>
+      <w:pPr>
+        <w:pStyle w:val="Heading3"/>
+      </w:pPr>
+      <w:r>
+        <w:t>Project checkpoint</w:t>
       </w:r>
     </w:p>
     <w:p>
-      <w:r>
-        <w:t>Use the weekly teacher answer for topic-specific reasoning. A saved progress tick is an activity record; judge mastery from the learner’s explanation and evidence.</w:t>
+      <w:pPr>
+        <w:spacing w:line="336" w:lineRule="auto" w:after="180"/>
+        <w:shd w:fill="EDF7F3"/>
+      </w:pPr>
+      <w:r>
+        <w:rPr>
+          <w:b w:val="0"/>
+        </w:rPr>
+        <w:t xml:space="preserve">Project checkpoint: Make a transparent first version. Keep a trace of how one </w:t>
+      </w:r>
+      <w:r>
+        <w:rPr>
+          <w:b/>
+        </w:rPr>
+        <w:t>input</w:t>
+      </w:r>
+      <w:r>
+        <w:rPr>
+          <w:b w:val="0"/>
+        </w:rPr>
+        <w:t xml:space="preserve"> becomes an </w:t>
+      </w:r>
+      <w:r>
+        <w:rPr>
+          <w:b/>
+        </w:rPr>
+        <w:t>output</w:t>
+      </w:r>
+      <w:r>
+        <w:rPr>
+          <w:b w:val="0"/>
+        </w:rPr>
+        <w:t>; explain the rule or learned component.</w:t>
       </w:r>
     </w:p>
     <w:p>
       <w:pPr>
-        <w:pStyle w:val="Heading1"/>
-      </w:pPr>
-      <w:r>
-        <w:t>08. Use feedback, labs and repair paths</w:t>
+        <w:spacing w:line="336" w:lineRule="auto" w:after="180"/>
+      </w:pPr>
+      <w:r>
+        <w:rPr>
+          <w:b w:val="0"/>
+        </w:rPr>
+        <w:t xml:space="preserve">Use the weekly teacher answer for topic-specific reasoning. A saved progress tick is an activity record; judge mastery from the learner’s explanation and </w:t>
+      </w:r>
+      <w:r>
+        <w:rPr>
+          <w:b/>
+        </w:rPr>
+        <w:t>evidence</w:t>
+      </w:r>
+      <w:r>
+        <w:rPr>
+          <w:b w:val="0"/>
+        </w:rPr>
+        <w:t>.</w:t>
       </w:r>
     </w:p>
     <w:p>
-      <w:r>
-        <w:t>Use the two formative questions as supported practice, not as independent mastery scores. Discuss the deciding evidence rather than accepting a guessed selection.</w:t>
+      <w:pPr>
+        <w:pStyle w:val="Heading1"/>
+      </w:pPr>
+      <w:r>
+        <w:t>08. Use feedback, labs and repair paths</w:t>
       </w:r>
     </w:p>
     <w:p>
       <w:r>
-        <w:t>The feedback comes from the reviewed public worked case. Do not reveal the separately reserved independent teacher answer until the learner has attempted that case.</w:t>
+        <w:t>Use feedback, earlier review and portfolios purposefully. Apply the coding routine only when this lesson has an executable lab.</w:t>
       </w:r>
     </w:p>
     <w:p>
-      <w:r>
-        <w:t>Ask students to predict before running code. Preserve errors and actual outputs; collect a changed test and an explanation. The branch-boundary and indexing lessons deliberately include failure cases.</w:t>
+      <w:pPr>
+        <w:spacing w:line="336" w:lineRule="auto" w:after="180"/>
+      </w:pPr>
+      <w:r>
+        <w:rPr>
+          <w:b w:val="0"/>
+        </w:rPr>
+        <w:t xml:space="preserve">Use the two formative questions as supported practice, not as independent mastery scores. Discuss the deciding </w:t>
+      </w:r>
+      <w:r>
+        <w:rPr>
+          <w:b/>
+        </w:rPr>
+        <w:t>evidence</w:t>
+      </w:r>
+      <w:r>
+        <w:rPr>
+          <w:b w:val="0"/>
+        </w:rPr>
+        <w:t xml:space="preserve"> rather than accepting a guessed selection.</w:t>
       </w:r>
     </w:p>
     <w:p>
-      <w:r>
-        <w:t>Use the earlier worked-explanation links to address a specific missing building block, then return to the current question. Adapt this suggestion after observing the learner; it is not an automatic diagnosis.</w:t>
+      <w:pPr>
+        <w:spacing w:line="336" w:lineRule="auto" w:after="180"/>
+      </w:pPr>
+      <w:r>
+        <w:rPr>
+          <w:b w:val="0"/>
+        </w:rPr>
+        <w:t>The feedback comes from the reviewed public worked case. Do not reveal the separately reserved independent teacher answer until the learner has attempted that case.</w:t>
       </w:r>
     </w:p>
     <w:p>
-      <w:r>
-        <w:t>Collect the completed-work portfolio as evidence. Record support separately from correctness, and assess explanation, trace/test and limitations. Progress ticks and quiz selections alone do not establish mastery.</w:t>
+      <w:pPr>
+        <w:pStyle w:val="Heading3"/>
+      </w:pPr>
+      <w:r>
+        <w:t>For later coding lessons</w:t>
+      </w:r>
+    </w:p>
+    <w:p>
+      <w:r>
+        <w:t>This week has no code block. Use this routine when a later lesson includes an executable lab.</w:t>
+      </w:r>
+    </w:p>
+    <w:p>
+      <w:pPr>
+        <w:spacing w:line="336" w:lineRule="auto" w:after="180"/>
+        <w:shd w:fill="F1F6F8"/>
+      </w:pPr>
+      <w:r>
+        <w:rPr>
+          <w:b w:val="0"/>
+        </w:rPr>
+        <w:t xml:space="preserve">Ask students to predict before running code. Preserve errors and actual </w:t>
+      </w:r>
+      <w:r>
+        <w:rPr>
+          <w:b/>
+        </w:rPr>
+        <w:t>output</w:t>
+      </w:r>
+      <w:r>
+        <w:rPr>
+          <w:b w:val="0"/>
+        </w:rPr>
+        <w:t>s; collect a changed test and an explanation. The branch-boundary and indexing lessons deliberately include failure cases.</w:t>
+      </w:r>
+    </w:p>
+    <w:p>
+      <w:pPr>
+        <w:spacing w:line="336" w:lineRule="auto" w:after="180"/>
+      </w:pPr>
+      <w:r>
+        <w:rPr>
+          <w:b w:val="0"/>
+        </w:rPr>
+        <w:t>Use the earlier worked-explanation links to address a specific missing building block, then return to the current question. Adapt this suggestion after observing the learner; it is not an automatic diagnosis.</w:t>
+      </w:r>
+    </w:p>
+    <w:p>
+      <w:pPr>
+        <w:spacing w:line="336" w:lineRule="auto" w:after="180"/>
+      </w:pPr>
+      <w:r>
+        <w:rPr>
+          <w:b w:val="0"/>
+        </w:rPr>
+        <w:t xml:space="preserve">Collect the completed-work portfolio as </w:t>
+      </w:r>
+      <w:r>
+        <w:rPr>
+          <w:b/>
+        </w:rPr>
+        <w:t>evidence</w:t>
+      </w:r>
+      <w:r>
+        <w:rPr>
+          <w:b w:val="0"/>
+        </w:rPr>
+        <w:t>. Record support separately from correctness, and assess explanation, trace/test and limitations. Progress ticks and quiz selections alone do not establish mastery.</w:t>
+      </w:r>
+    </w:p>
+    <w:p>
+      <w:pPr>
+        <w:pStyle w:val="Heading1"/>
+      </w:pPr>
+      <w:r>
+        <w:t>09. Visual concept journey</w:t>
+      </w:r>
+    </w:p>
+    <w:p>
+      <w:r>
+        <w:t>Show one Integration tests and fixtures graphic at a time, request a prediction and discuss its trace before the independent assessment.</w:t>
+      </w:r>
+    </w:p>
+    <w:p>
+      <w:pPr>
+        <w:spacing w:line="336" w:lineRule="auto" w:after="180"/>
+      </w:pPr>
+      <w:r>
+        <w:rPr>
+          <w:b w:val="0"/>
+        </w:rPr>
+        <w:t xml:space="preserve">Use one picture at a time. Hide a worked result before asking for a </w:t>
+      </w:r>
+      <w:r>
+        <w:rPr>
+          <w:b/>
+        </w:rPr>
+        <w:t>prediction</w:t>
+      </w:r>
+      <w:r>
+        <w:rPr>
+          <w:b w:val="0"/>
+        </w:rPr>
+        <w:t>, then reveal it for feedback. These are supported teaching cases; retain the separate independent assessment for a fresh first attempt.</w:t>
+      </w:r>
+    </w:p>
+    <w:p>
+      <w:pPr>
+        <w:pStyle w:val="Heading3"/>
+      </w:pPr>
+      <w:r>
+        <w:t>01. Integration tests and fixtures: the case</w:t>
+      </w:r>
+    </w:p>
+    <w:p>
+      <w:r>
+        <w:drawing>
+          <wp:inline xmlns:a="http://schemas.openxmlformats.org/drawingml/2006/main" xmlns:pic="http://schemas.openxmlformats.org/drawingml/2006/picture">
+            <wp:extent cx="5486400" cy="2834640"/>
+            <wp:docPr id="2" name="Picture 2" descr="Catch a wrong adapter connection. A service reads a fake catalogue fixture and answers a request for item N. Supplied facts: Fixture M=&quot;map&quot;, N=&quot;notebook&quot;. No external network is involved."/>
+            <wp:cNvGraphicFramePr>
+              <a:graphicFrameLocks noChangeAspect="1"/>
+            </wp:cNvGraphicFramePr>
+            <a:graphic>
+              <a:graphicData uri="http://schemas.openxmlformats.org/drawingml/2006/picture">
+                <pic:pic>
+                  <pic:nvPicPr>
+                    <pic:cNvPr id="0" name="academy-story-ai-6-9-01.png"/>
+                    <pic:cNvPicPr/>
+                  </pic:nvPicPr>
+                  <pic:blipFill>
+                    <a:blip r:embed="rId10"/>
+                    <a:stretch>
+                      <a:fillRect/>
+                    </a:stretch>
+                  </pic:blipFill>
+                  <pic:spPr>
+                    <a:xfrm>
+                      <a:off x="0" y="0"/>
+                      <a:ext cx="5486400" cy="2834640"/>
+                    </a:xfrm>
+                    <a:prstGeom prst="rect"/>
+                  </pic:spPr>
+                </pic:pic>
+              </a:graphicData>
+            </a:graphic>
+          </wp:inline>
+        </w:drawing>
+      </w:r>
+    </w:p>
+    <w:p>
+      <w:pPr>
+        <w:spacing w:line="336" w:lineRule="auto" w:after="180"/>
+      </w:pPr>
+      <w:r>
+        <w:rPr>
+          <w:b w:val="0"/>
+        </w:rPr>
+        <w:t xml:space="preserve">Catch a wrong adapter connection. A service reads a fake catalogue </w:t>
+      </w:r>
+      <w:r>
+        <w:rPr>
+          <w:b/>
+        </w:rPr>
+        <w:t>fixture</w:t>
+      </w:r>
+      <w:r>
+        <w:rPr>
+          <w:b w:val="0"/>
+        </w:rPr>
+        <w:t xml:space="preserve"> and answers a request for item N. Supplied facts: </w:t>
+      </w:r>
+      <w:r>
+        <w:rPr>
+          <w:b/>
+        </w:rPr>
+        <w:t>Fixture</w:t>
+      </w:r>
+      <w:r>
+        <w:rPr>
+          <w:b w:val="0"/>
+        </w:rPr>
+        <w:t xml:space="preserve"> M="map", N="notebook". No external network is involved.</w:t>
+      </w:r>
+    </w:p>
+    <w:p>
+      <w:pPr>
+        <w:spacing w:line="336" w:lineRule="auto" w:after="180"/>
+        <w:shd w:fill="F5F1FB"/>
+      </w:pPr>
+      <w:r>
+        <w:rPr>
+          <w:b w:val="0"/>
+        </w:rPr>
+        <w:t>Point to the given fact that matters most. Explain why it matters.</w:t>
+      </w:r>
+    </w:p>
+    <w:p>
+      <w:pPr>
+        <w:pStyle w:val="Heading3"/>
+      </w:pPr>
+      <w:r>
+        <w:t>Discuss while showing the picture</w:t>
+      </w:r>
+    </w:p>
+    <w:p>
+      <w:pPr>
+        <w:spacing w:line="336" w:lineRule="auto" w:after="180"/>
+        <w:shd w:fill="F1F6F8"/>
+      </w:pPr>
+      <w:r>
+        <w:rPr>
+          <w:b w:val="0"/>
+        </w:rPr>
+        <w:t>Teacher prompt: Point to the given fact that matters most. Explain why it matters. Ask learners to describe one label or arrow in ordinary words. Use the adjacent transcript if the image is difficult to see.</w:t>
+      </w:r>
+    </w:p>
+    <w:p>
+      <w:pPr>
+        <w:pStyle w:val="Heading3"/>
+      </w:pPr>
+      <w:r>
+        <w:t>02. Follow the deciding steps</w:t>
+      </w:r>
+    </w:p>
+    <w:p>
+      <w:r>
+        <w:drawing>
+          <wp:inline xmlns:a="http://schemas.openxmlformats.org/drawingml/2006/main" xmlns:pic="http://schemas.openxmlformats.org/drawingml/2006/picture">
+            <wp:extent cx="5486400" cy="3182112"/>
+            <wp:docPr id="3" name="Picture 3" descr="Load fixture: The test supplies fixed records M and N. → Follow identifier: The application must request N from its adapter. → Check full reply: The returned item should be notebook with source N."/>
+            <wp:cNvGraphicFramePr>
+              <a:graphicFrameLocks noChangeAspect="1"/>
+            </wp:cNvGraphicFramePr>
+            <a:graphic>
+              <a:graphicData uri="http://schemas.openxmlformats.org/drawingml/2006/picture">
+                <pic:pic>
+                  <pic:nvPicPr>
+                    <pic:cNvPr id="0" name="academy-story-ai-6-9-02.png"/>
+                    <pic:cNvPicPr/>
+                  </pic:nvPicPr>
+                  <pic:blipFill>
+                    <a:blip r:embed="rId11"/>
+                    <a:stretch>
+                      <a:fillRect/>
+                    </a:stretch>
+                  </pic:blipFill>
+                  <pic:spPr>
+                    <a:xfrm>
+                      <a:off x="0" y="0"/>
+                      <a:ext cx="5486400" cy="3182112"/>
+                    </a:xfrm>
+                    <a:prstGeom prst="rect"/>
+                  </pic:spPr>
+                </pic:pic>
+              </a:graphicData>
+            </a:graphic>
+          </wp:inline>
+        </w:drawing>
+      </w:r>
+    </w:p>
+    <w:p>
+      <w:pPr>
+        <w:spacing w:line="336" w:lineRule="auto" w:after="180"/>
+      </w:pPr>
+      <w:r>
+        <w:rPr>
+          <w:b w:val="0"/>
+        </w:rPr>
+        <w:t xml:space="preserve">Load </w:t>
+      </w:r>
+      <w:r>
+        <w:rPr>
+          <w:b/>
+        </w:rPr>
+        <w:t>fixture</w:t>
+      </w:r>
+      <w:r>
+        <w:rPr>
+          <w:b w:val="0"/>
+        </w:rPr>
+        <w:t>: The test supplies fixed records M and N. → Follow identifier: The application must request N from its adapter. → Check full reply: The returned item should be notebook with source N.</w:t>
+      </w:r>
+    </w:p>
+    <w:p>
+      <w:pPr>
+        <w:spacing w:line="336" w:lineRule="auto" w:after="180"/>
+        <w:shd w:fill="F5F1FB"/>
+      </w:pPr>
+      <w:r>
+        <w:rPr>
+          <w:b w:val="0"/>
+        </w:rPr>
+        <w:t xml:space="preserve">Point to each numbered stage and explain which recorded </w:t>
+      </w:r>
+      <w:r>
+        <w:rPr>
+          <w:b/>
+        </w:rPr>
+        <w:t>input</w:t>
+      </w:r>
+      <w:r>
+        <w:rPr>
+          <w:b w:val="0"/>
+        </w:rPr>
+        <w:t xml:space="preserve"> it uses.</w:t>
+      </w:r>
+    </w:p>
+    <w:p>
+      <w:pPr>
+        <w:pStyle w:val="Heading3"/>
+      </w:pPr>
+      <w:r>
+        <w:t>Discuss while showing the picture</w:t>
+      </w:r>
+    </w:p>
+    <w:p>
+      <w:pPr>
+        <w:spacing w:line="336" w:lineRule="auto" w:after="180"/>
+        <w:shd w:fill="F1F6F8"/>
+      </w:pPr>
+      <w:r>
+        <w:rPr>
+          <w:b w:val="0"/>
+        </w:rPr>
+        <w:t xml:space="preserve">Teacher prompt: Point to each numbered stage and explain which recorded </w:t>
+      </w:r>
+      <w:r>
+        <w:rPr>
+          <w:b/>
+        </w:rPr>
+        <w:t>input</w:t>
+      </w:r>
+      <w:r>
+        <w:rPr>
+          <w:b w:val="0"/>
+        </w:rPr>
+        <w:t xml:space="preserve"> it uses. Ask learners to describe one label or arrow in ordinary words. Use the adjacent transcript if the image is difficult to see.</w:t>
+      </w:r>
+    </w:p>
+    <w:p>
+      <w:pPr>
+        <w:pStyle w:val="Heading3"/>
+      </w:pPr>
+      <w:r>
+        <w:t>03. Integration tests and fixtures — evidence trace</w:t>
+      </w:r>
+    </w:p>
+    <w:p>
+      <w:r>
+        <w:drawing>
+          <wp:inline xmlns:a="http://schemas.openxmlformats.org/drawingml/2006/main" xmlns:pic="http://schemas.openxmlformats.org/drawingml/2006/picture">
+            <wp:extent cx="5486400" cy="2996184"/>
+            <wp:docPr id="4" name="Picture 4" descr="Integration tests and fixtures — evidence trace. A student requests a teacher source; test response is denied, but a recorded lookup call read the teacher file. | Trace request validation, session permission, lookup and output validation together. Include absent sources and failing dependencies; verify that denied requests never invoke restricted lookup. | The test exposes a hidden boundary failure despite the denied final response. Assert both response and call trace; deny before lookup."/>
+            <wp:cNvGraphicFramePr>
+              <a:graphicFrameLocks noChangeAspect="1"/>
+            </wp:cNvGraphicFramePr>
+            <a:graphic>
+              <a:graphicData uri="http://schemas.openxmlformats.org/drawingml/2006/picture">
+                <pic:pic>
+                  <pic:nvPicPr>
+                    <pic:cNvPr id="0" name="academy-story-ai-6-9-03.png"/>
+                    <pic:cNvPicPr/>
+                  </pic:nvPicPr>
+                  <pic:blipFill>
+                    <a:blip r:embed="rId12"/>
+                    <a:stretch>
+                      <a:fillRect/>
+                    </a:stretch>
+                  </pic:blipFill>
+                  <pic:spPr>
+                    <a:xfrm>
+                      <a:off x="0" y="0"/>
+                      <a:ext cx="5486400" cy="2996184"/>
+                    </a:xfrm>
+                    <a:prstGeom prst="rect"/>
+                  </pic:spPr>
+                </pic:pic>
+              </a:graphicData>
+            </a:graphic>
+          </wp:inline>
+        </w:drawing>
+      </w:r>
+    </w:p>
+    <w:p>
+      <w:pPr>
+        <w:spacing w:line="336" w:lineRule="auto" w:after="180"/>
+      </w:pPr>
+      <w:r>
+        <w:rPr>
+          <w:b/>
+        </w:rPr>
+        <w:t>Integration test</w:t>
+      </w:r>
+      <w:r>
+        <w:rPr>
+          <w:b w:val="0"/>
+        </w:rPr>
+        <w:t xml:space="preserve">s and </w:t>
+      </w:r>
+      <w:r>
+        <w:rPr>
+          <w:b/>
+        </w:rPr>
+        <w:t>fixture</w:t>
+      </w:r>
+      <w:r>
+        <w:rPr>
+          <w:b w:val="0"/>
+        </w:rPr>
+        <w:t xml:space="preserve">s — </w:t>
+      </w:r>
+      <w:r>
+        <w:rPr>
+          <w:b/>
+        </w:rPr>
+        <w:t>evidence</w:t>
+      </w:r>
+      <w:r>
+        <w:rPr>
+          <w:b w:val="0"/>
+        </w:rPr>
+        <w:t xml:space="preserve"> trace.</w:t>
+      </w:r>
+    </w:p>
+    <w:p>
+      <w:pPr>
+        <w:spacing w:line="336" w:lineRule="auto" w:after="180"/>
+      </w:pPr>
+      <w:r>
+        <w:rPr>
+          <w:b w:val="0"/>
+        </w:rPr>
+        <w:t xml:space="preserve">A student requests a teacher source; test response is denied, but a recorded lookup call read the teacher file. | Trace request validation, session permission, lookup and </w:t>
+      </w:r>
+      <w:r>
+        <w:rPr>
+          <w:b/>
+        </w:rPr>
+        <w:t>output</w:t>
+      </w:r>
+      <w:r>
+        <w:rPr>
+          <w:b w:val="0"/>
+        </w:rPr>
+        <w:t xml:space="preserve"> validation together.</w:t>
+      </w:r>
+    </w:p>
+    <w:p>
+      <w:pPr>
+        <w:spacing w:line="336" w:lineRule="auto" w:after="180"/>
+      </w:pPr>
+      <w:r>
+        <w:rPr>
+          <w:b w:val="0"/>
+        </w:rPr>
+        <w:t>Include absent sources and failing dependencies; verify that denied requests never invoke restricted lookup. | The test exposes a hidden boundary failure despite the denied final response.</w:t>
+      </w:r>
+    </w:p>
+    <w:p>
+      <w:pPr>
+        <w:spacing w:line="336" w:lineRule="auto" w:after="180"/>
+      </w:pPr>
+      <w:r>
+        <w:rPr>
+          <w:b w:val="0"/>
+        </w:rPr>
+        <w:t xml:space="preserve">Assert both response and </w:t>
+      </w:r>
+      <w:r>
+        <w:rPr>
+          <w:b/>
+        </w:rPr>
+        <w:t>call trace</w:t>
+      </w:r>
+      <w:r>
+        <w:rPr>
+          <w:b w:val="0"/>
+        </w:rPr>
+        <w:t>; deny before lookup.</w:t>
+      </w:r>
+    </w:p>
+    <w:p>
+      <w:pPr>
+        <w:spacing w:line="336" w:lineRule="auto" w:after="180"/>
+        <w:shd w:fill="F5F1FB"/>
+      </w:pPr>
+      <w:r>
+        <w:rPr>
+          <w:b w:val="0"/>
+        </w:rPr>
+        <w:t>Read the labels and values. Explain the relationship the model shows.</w:t>
+      </w:r>
+    </w:p>
+    <w:p>
+      <w:pPr>
+        <w:pStyle w:val="Heading3"/>
+      </w:pPr>
+      <w:r>
+        <w:t>Discuss while showing the picture</w:t>
+      </w:r>
+    </w:p>
+    <w:p>
+      <w:pPr>
+        <w:spacing w:line="336" w:lineRule="auto" w:after="180"/>
+        <w:shd w:fill="F1F6F8"/>
+      </w:pPr>
+      <w:r>
+        <w:rPr>
+          <w:b w:val="0"/>
+        </w:rPr>
+        <w:t>Teacher prompt: Read the labels and values. Explain the relationship the model shows. Ask learners to describe one label or arrow in ordinary words. Use the adjacent transcript if the image is difficult to see.</w:t>
+      </w:r>
+    </w:p>
+    <w:p>
+      <w:pPr>
+        <w:pStyle w:val="Heading3"/>
+      </w:pPr>
+      <w:r>
+        <w:t>04. Change one thing. Trace what follows.</w:t>
+      </w:r>
+    </w:p>
+    <w:p>
+      <w:r>
+        <w:drawing>
+          <wp:inline xmlns:a="http://schemas.openxmlformats.org/drawingml/2006/main" xmlns:pic="http://schemas.openxmlformats.org/drawingml/2006/picture">
+            <wp:extent cx="5486400" cy="3026664"/>
+            <wp:docPr id="5" name="Picture 5" descr="Original case: The returned item should be notebook with source N. Changed condition: The adapter returns M when N was requested. Expected result: Fail the integration check: map is the wrong item. Reason: The request now reaches evidence for another identifier."/>
+            <wp:cNvGraphicFramePr>
+              <a:graphicFrameLocks noChangeAspect="1"/>
+            </wp:cNvGraphicFramePr>
+            <a:graphic>
+              <a:graphicData uri="http://schemas.openxmlformats.org/drawingml/2006/picture">
+                <pic:pic>
+                  <pic:nvPicPr>
+                    <pic:cNvPr id="0" name="academy-story-ai-6-9-04.png"/>
+                    <pic:cNvPicPr/>
+                  </pic:nvPicPr>
+                  <pic:blipFill>
+                    <a:blip r:embed="rId13"/>
+                    <a:stretch>
+                      <a:fillRect/>
+                    </a:stretch>
+                  </pic:blipFill>
+                  <pic:spPr>
+                    <a:xfrm>
+                      <a:off x="0" y="0"/>
+                      <a:ext cx="5486400" cy="3026664"/>
+                    </a:xfrm>
+                    <a:prstGeom prst="rect"/>
+                  </pic:spPr>
+                </pic:pic>
+              </a:graphicData>
+            </a:graphic>
+          </wp:inline>
+        </w:drawing>
+      </w:r>
+    </w:p>
+    <w:p>
+      <w:pPr>
+        <w:spacing w:line="336" w:lineRule="auto" w:after="180"/>
+      </w:pPr>
+      <w:r>
+        <w:rPr>
+          <w:b w:val="0"/>
+        </w:rPr>
+        <w:t>Original case: The returned item should be notebook with source N. Changed condition: The adapter returns M when N was requested. Expected result: Fail the integration check: map is the wrong item.</w:t>
+      </w:r>
+    </w:p>
+    <w:p>
+      <w:pPr>
+        <w:spacing w:line="336" w:lineRule="auto" w:after="180"/>
+      </w:pPr>
+      <w:r>
+        <w:rPr>
+          <w:b w:val="0"/>
+        </w:rPr>
+        <w:t xml:space="preserve">Reason: The request now reaches </w:t>
+      </w:r>
+      <w:r>
+        <w:rPr>
+          <w:b/>
+        </w:rPr>
+        <w:t>evidence</w:t>
+      </w:r>
+      <w:r>
+        <w:rPr>
+          <w:b w:val="0"/>
+        </w:rPr>
+        <w:t xml:space="preserve"> for another identifier.</w:t>
+      </w:r>
+    </w:p>
+    <w:p>
+      <w:pPr>
+        <w:spacing w:line="336" w:lineRule="auto" w:after="180"/>
+        <w:shd w:fill="F5F1FB"/>
+      </w:pPr>
+      <w:r>
+        <w:rPr>
+          <w:b w:val="0"/>
+        </w:rPr>
+        <w:t>Predict before checking the worked changed-case result. Name what changed and what the supplied facts allow you to conclude.</w:t>
+      </w:r>
+    </w:p>
+    <w:p>
+      <w:pPr>
+        <w:pStyle w:val="Heading3"/>
+      </w:pPr>
+      <w:r>
+        <w:t>Discuss while showing the picture</w:t>
+      </w:r>
+    </w:p>
+    <w:p>
+      <w:pPr>
+        <w:spacing w:line="336" w:lineRule="auto" w:after="180"/>
+        <w:shd w:fill="F1F6F8"/>
+      </w:pPr>
+      <w:r>
+        <w:rPr>
+          <w:b w:val="0"/>
+        </w:rPr>
+        <w:t>Teacher prompt: Predict before checking the worked changed-case result. Name what changed and what the supplied facts allow you to conclude. Ask learners to describe one label or arrow in ordinary words.</w:t>
+      </w:r>
+    </w:p>
+    <w:p>
+      <w:pPr>
+        <w:spacing w:line="336" w:lineRule="auto" w:after="180"/>
+        <w:shd w:fill="F1F6F8"/>
+      </w:pPr>
+      <w:r>
+        <w:rPr>
+          <w:b w:val="0"/>
+        </w:rPr>
+        <w:t xml:space="preserve">Use the adjacent transcript if the image is difficult to see. Changed-case reasoning: The request now reaches </w:t>
+      </w:r>
+      <w:r>
+        <w:rPr>
+          <w:b/>
+        </w:rPr>
+        <w:t>evidence</w:t>
+      </w:r>
+      <w:r>
+        <w:rPr>
+          <w:b w:val="0"/>
+        </w:rPr>
+        <w:t xml:space="preserve"> for another identifier.</w:t>
+      </w:r>
+    </w:p>
+    <w:p>
+      <w:pPr>
+        <w:pStyle w:val="Heading3"/>
+      </w:pPr>
+      <w:r>
+        <w:t>05. Connect the explanation to its limit</w:t>
+      </w:r>
+    </w:p>
+    <w:p>
+      <w:r>
+        <w:drawing>
+          <wp:inline xmlns:a="http://schemas.openxmlformats.org/drawingml/2006/main" xmlns:pic="http://schemas.openxmlformats.org/drawingml/2006/picture">
+            <wp:extent cx="5486400" cy="2834640"/>
+            <wp:docPr id="6" name="Picture 6" descr="Integration testing checks how components connect. Each component can work alone while their identifier exchange is wrong. Limit: A controlled fixture does not prove a live catalogue behaves identically; also review live adapter contracts."/>
+            <wp:cNvGraphicFramePr>
+              <a:graphicFrameLocks noChangeAspect="1"/>
+            </wp:cNvGraphicFramePr>
+            <a:graphic>
+              <a:graphicData uri="http://schemas.openxmlformats.org/drawingml/2006/picture">
+                <pic:pic>
+                  <pic:nvPicPr>
+                    <pic:cNvPr id="0" name="academy-story-ai-6-9-05.png"/>
+                    <pic:cNvPicPr/>
+                  </pic:nvPicPr>
+                  <pic:blipFill>
+                    <a:blip r:embed="rId14"/>
+                    <a:stretch>
+                      <a:fillRect/>
+                    </a:stretch>
+                  </pic:blipFill>
+                  <pic:spPr>
+                    <a:xfrm>
+                      <a:off x="0" y="0"/>
+                      <a:ext cx="5486400" cy="2834640"/>
+                    </a:xfrm>
+                    <a:prstGeom prst="rect"/>
+                  </pic:spPr>
+                </pic:pic>
+              </a:graphicData>
+            </a:graphic>
+          </wp:inline>
+        </w:drawing>
+      </w:r>
+    </w:p>
+    <w:p>
+      <w:pPr>
+        <w:spacing w:line="336" w:lineRule="auto" w:after="180"/>
+      </w:pPr>
+      <w:r>
+        <w:rPr>
+          <w:b/>
+        </w:rPr>
+        <w:t>Integration test</w:t>
+      </w:r>
+      <w:r>
+        <w:rPr>
+          <w:b w:val="0"/>
+        </w:rPr>
+        <w:t>ing checks how components connect. Each component can work alone while their identifier exchange is wrong.</w:t>
+      </w:r>
+    </w:p>
+    <w:p>
+      <w:pPr>
+        <w:spacing w:line="336" w:lineRule="auto" w:after="180"/>
+      </w:pPr>
+      <w:r>
+        <w:rPr>
+          <w:b w:val="0"/>
+        </w:rPr>
+        <w:t xml:space="preserve">Limit: A controlled </w:t>
+      </w:r>
+      <w:r>
+        <w:rPr>
+          <w:b/>
+        </w:rPr>
+        <w:t>fixture</w:t>
+      </w:r>
+      <w:r>
+        <w:rPr>
+          <w:b w:val="0"/>
+        </w:rPr>
+        <w:t xml:space="preserve"> does not prove a live catalogue behaves identically; also review live adapter contracts.</w:t>
+      </w:r>
+    </w:p>
+    <w:p>
+      <w:pPr>
+        <w:spacing w:line="336" w:lineRule="auto" w:after="180"/>
+        <w:shd w:fill="F5F1FB"/>
+      </w:pPr>
+      <w:r>
+        <w:rPr>
+          <w:b w:val="0"/>
+        </w:rPr>
+        <w:t>Explain the case, then point to a limit on the claim.</w:t>
+      </w:r>
+    </w:p>
+    <w:p>
+      <w:pPr>
+        <w:pStyle w:val="Heading3"/>
+      </w:pPr>
+      <w:r>
+        <w:t>Discuss while showing the picture</w:t>
+      </w:r>
+    </w:p>
+    <w:p>
+      <w:pPr>
+        <w:spacing w:line="336" w:lineRule="auto" w:after="180"/>
+        <w:shd w:fill="F1F6F8"/>
+      </w:pPr>
+      <w:r>
+        <w:rPr>
+          <w:b w:val="0"/>
+        </w:rPr>
+        <w:t>Teacher prompt: Explain the case, then point to a limit on the claim. Ask learners to describe one label or arrow in ordinary words. Use the adjacent transcript if the image is difficult to see.</w:t>
+      </w:r>
+    </w:p>
+    <w:p>
+      <w:pPr>
+        <w:spacing w:line="336" w:lineRule="auto" w:after="180"/>
+        <w:shd w:fill="F1F6F8"/>
+      </w:pPr>
+      <w:r>
+        <w:rPr>
+          <w:b w:val="0"/>
+        </w:rPr>
+        <w:t xml:space="preserve">Keep the stated scope: A controlled </w:t>
+      </w:r>
+      <w:r>
+        <w:rPr>
+          <w:b/>
+        </w:rPr>
+        <w:t>fixture</w:t>
+      </w:r>
+      <w:r>
+        <w:rPr>
+          <w:b w:val="0"/>
+        </w:rPr>
+        <w:t xml:space="preserve"> does not prove a live catalogue behaves identically; also review live adapter contracts.</w:t>
+      </w:r>
+    </w:p>
+    <w:p>
+      <w:pPr>
+        <w:pStyle w:val="Heading3"/>
+      </w:pPr>
+      <w:r>
+        <w:t>06. Make the idea visible in your project</w:t>
+      </w:r>
+    </w:p>
+    <w:p>
+      <w:r>
+        <w:drawing>
+          <wp:inline xmlns:a="http://schemas.openxmlformats.org/drawingml/2006/main" xmlns:pic="http://schemas.openxmlformats.org/drawingml/2006/picture">
+            <wp:extent cx="5486400" cy="3529584"/>
+            <wp:docPr id="7" name="Picture 7" descr="For the Grounded Learning Service, retain an annotated trace and the changed-case result. Name the contract or evidence that makes the deciding step valid, so another team can review it. Draw your input, deciding step, result and limit. Supported question: Follow request N through the fixture and adapter. Which source and item should appear in the reply, and what precisely fails when the adapter returns M?"/>
+            <wp:cNvGraphicFramePr>
+              <a:graphicFrameLocks noChangeAspect="1"/>
+            </wp:cNvGraphicFramePr>
+            <a:graphic>
+              <a:graphicData uri="http://schemas.openxmlformats.org/drawingml/2006/picture">
+                <pic:pic>
+                  <pic:nvPicPr>
+                    <pic:cNvPr id="0" name="academy-story-ai-6-9-06.png"/>
+                    <pic:cNvPicPr/>
+                  </pic:nvPicPr>
+                  <pic:blipFill>
+                    <a:blip r:embed="rId15"/>
+                    <a:stretch>
+                      <a:fillRect/>
+                    </a:stretch>
+                  </pic:blipFill>
+                  <pic:spPr>
+                    <a:xfrm>
+                      <a:off x="0" y="0"/>
+                      <a:ext cx="5486400" cy="3529584"/>
+                    </a:xfrm>
+                    <a:prstGeom prst="rect"/>
+                  </pic:spPr>
+                </pic:pic>
+              </a:graphicData>
+            </a:graphic>
+          </wp:inline>
+        </w:drawing>
+      </w:r>
+    </w:p>
+    <w:p>
+      <w:pPr>
+        <w:spacing w:line="336" w:lineRule="auto" w:after="180"/>
+      </w:pPr>
+      <w:r>
+        <w:rPr>
+          <w:b w:val="0"/>
+        </w:rPr>
+        <w:t xml:space="preserve">For the Grounded Learning Service, retain an annotated trace and the changed-case result. Name the contract or </w:t>
+      </w:r>
+      <w:r>
+        <w:rPr>
+          <w:b/>
+        </w:rPr>
+        <w:t>evidence</w:t>
+      </w:r>
+      <w:r>
+        <w:rPr>
+          <w:b w:val="0"/>
+        </w:rPr>
+        <w:t xml:space="preserve"> that makes the deciding step valid, so another team can review it.</w:t>
+      </w:r>
+    </w:p>
+    <w:p>
+      <w:pPr>
+        <w:spacing w:line="336" w:lineRule="auto" w:after="180"/>
+      </w:pPr>
+      <w:r>
+        <w:rPr>
+          <w:b w:val="0"/>
+        </w:rPr>
+        <w:t xml:space="preserve">Draw your </w:t>
+      </w:r>
+      <w:r>
+        <w:rPr>
+          <w:b/>
+        </w:rPr>
+        <w:t>input</w:t>
+      </w:r>
+      <w:r>
+        <w:rPr>
+          <w:b w:val="0"/>
+        </w:rPr>
+        <w:t xml:space="preserve">, deciding step, result and limit. Supported question: Follow request N through the </w:t>
+      </w:r>
+      <w:r>
+        <w:rPr>
+          <w:b/>
+        </w:rPr>
+        <w:t>fixture</w:t>
+      </w:r>
+      <w:r>
+        <w:rPr>
+          <w:b w:val="0"/>
+        </w:rPr>
+        <w:t xml:space="preserve"> and adapter. Which source and item should appear in the reply, and what precisely fails when the adapter returns M?</w:t>
+      </w:r>
+    </w:p>
+    <w:p>
+      <w:pPr>
+        <w:spacing w:line="336" w:lineRule="auto" w:after="180"/>
+        <w:shd w:fill="F5F1FB"/>
+      </w:pPr>
+      <w:r>
+        <w:rPr>
+          <w:b w:val="0"/>
+        </w:rPr>
+        <w:t xml:space="preserve">Draw your project trace and justify the deciding step using </w:t>
+      </w:r>
+      <w:r>
+        <w:rPr>
+          <w:b/>
+        </w:rPr>
+        <w:t>evidence</w:t>
+      </w:r>
+      <w:r>
+        <w:rPr>
+          <w:b w:val="0"/>
+        </w:rPr>
+        <w:t>.</w:t>
+      </w:r>
+    </w:p>
+    <w:p>
+      <w:pPr>
+        <w:pStyle w:val="Heading3"/>
+      </w:pPr>
+      <w:r>
+        <w:t>Discuss while showing the picture</w:t>
+      </w:r>
+    </w:p>
+    <w:p>
+      <w:pPr>
+        <w:spacing w:line="336" w:lineRule="auto" w:after="180"/>
+        <w:shd w:fill="F1F6F8"/>
+      </w:pPr>
+      <w:r>
+        <w:rPr>
+          <w:b w:val="0"/>
+        </w:rPr>
+        <w:t xml:space="preserve">Teacher prompt: Draw your project trace and justify the deciding step using </w:t>
+      </w:r>
+      <w:r>
+        <w:rPr>
+          <w:b/>
+        </w:rPr>
+        <w:t>evidence</w:t>
+      </w:r>
+      <w:r>
+        <w:rPr>
+          <w:b w:val="0"/>
+        </w:rPr>
+        <w:t>. Ask learners to describe one label or arrow in ordinary words. Use the adjacent transcript if the image is difficult to see.</w:t>
+      </w:r>
+    </w:p>
+    <w:p>
+      <w:pPr>
+        <w:spacing w:line="336" w:lineRule="auto" w:after="180"/>
+        <w:shd w:fill="F1F6F8"/>
+      </w:pPr>
+      <w:r>
+        <w:rPr>
+          <w:b w:val="0"/>
+        </w:rPr>
+        <w:t>Supported practice key: The test supplies fixed records M and N. The application must request N from its adapter. The returned item should be notebook with source N.</w:t>
+      </w:r>
+    </w:p>
+    <w:p>
+      <w:pPr>
+        <w:spacing w:line="336" w:lineRule="auto" w:after="180"/>
+        <w:shd w:fill="F1F6F8"/>
+      </w:pPr>
+      <w:r>
+        <w:rPr>
+          <w:b w:val="0"/>
+        </w:rPr>
+        <w:t xml:space="preserve">Changed case: Fail the integration check: map is the wrong item. The request now reaches </w:t>
+      </w:r>
+      <w:r>
+        <w:rPr>
+          <w:b/>
+        </w:rPr>
+        <w:t>evidence</w:t>
+      </w:r>
+      <w:r>
+        <w:rPr>
+          <w:b w:val="0"/>
+        </w:rPr>
+        <w:t xml:space="preserve"> for another identifier.</w:t>
       </w:r>
     </w:p>
     <w:sectPr>

--- a/downloads/teacher/ai-6-week-09.docx
+++ b/downloads/teacher/ai-6-week-09.docx
@@ -161,7 +161,7 @@
           </w:tcPr>
           <w:p>
             <w:r>
-              <w:t>Sections 1–6; record the brief recall in the workbook.</w:t>
+              <w:t>Use Your mission, Notice the evidence, See how it works, Words that unlock the idea and Follow a worked example; record recall in the workbook.</w:t>
             </w:r>
           </w:p>
         </w:tc>
@@ -193,7 +193,7 @@
           </w:tcPr>
           <w:p>
             <w:r>
-              <w:t>Sections 7–10; use the matching workbook W2 and misconception check.</w:t>
+              <w:t>Use Find and repair a mistake, Practise together and Build your understanding; use the matching workbook W2 and Individual reasoning check.</w:t>
             </w:r>
           </w:p>
         </w:tc>
@@ -225,7 +225,7 @@
           </w:tcPr>
           <w:p>
             <w:r>
-              <w:t>Sections 9 and 11–14. Give extra time to finish the full task set; use Section 15 when the week includes a coding lab.</w:t>
+              <w:t>Use Run the investigation, Connect your project and Try a new case independently. Allow extra time for the full task set. When code is supplied, use the examples in See how it works or Follow a worked example and the browser lab in Supported practice, repair and portfolio.</w:t>
             </w:r>
           </w:p>
         </w:tc>
@@ -2189,7 +2189,7 @@
         <w:rPr>
           <w:b w:val="0"/>
         </w:rPr>
-        <w:t xml:space="preserve">Use the worked example in Sections 3 and 6. Collect a </w:t>
+        <w:t xml:space="preserve">Use See how it works and Follow a worked example. Collect a </w:t>
       </w:r>
       <w:r>
         <w:rPr>
@@ -2662,7 +2662,7 @@
         <w:rPr>
           <w:b w:val="0"/>
         </w:rPr>
-        <w:t xml:space="preserve">Use Section 9 for the </w:t>
+        <w:t xml:space="preserve">Use Run the investigation for the </w:t>
       </w:r>
       <w:r>
         <w:rPr>
@@ -4346,7 +4346,7 @@
           </w:tcPr>
           <w:p>
             <w:r>
-              <w:t>Sections 1–6; record the brief recall in the workbook.</w:t>
+              <w:t>Use Your mission, Notice the evidence, See how it works, Words that unlock the idea and Follow a worked example; record recall in the workbook.</w:t>
             </w:r>
           </w:p>
         </w:tc>
@@ -4378,7 +4378,7 @@
           </w:tcPr>
           <w:p>
             <w:r>
-              <w:t>Sections 7–10; use the matching workbook W2 and misconception check.</w:t>
+              <w:t>Use Find and repair a mistake, Practise together and Build your understanding; use the matching workbook W2 and Individual reasoning check.</w:t>
             </w:r>
           </w:p>
         </w:tc>
@@ -4410,7 +4410,7 @@
           </w:tcPr>
           <w:p>
             <w:r>
-              <w:t>Sections 9 and 11–14. Give extra time to finish the full task set; use Section 15 when the week includes a coding lab.</w:t>
+              <w:t>Use Run the investigation, Connect your project and Try a new case independently. Allow extra time for the full task set. When code is supplied, use the examples in See how it works or Follow a worked example and the browser lab in Supported practice, repair and portfolio.</w:t>
             </w:r>
           </w:p>
         </w:tc>

--- a/downloads/teacher/ai-6-week-09.docx
+++ b/downloads/teacher/ai-6-week-09.docx
@@ -25,20 +25,38 @@
         <w:pStyle w:val="Heading1"/>
       </w:pPr>
       <w:r>
-        <w:t>01. Prepare the purpose, prerequisites and materials</w:t>
+        <w:t>Make a forbidden call visible even when the final response looks correct.</w:t>
       </w:r>
     </w:p>
     <w:p>
       <w:r>
-        <w:t>Prepare Integration tests and fixtures: check the target, prerequisites, resources and adaptable teaching schedule.</w:t>
+        <w:t>Use controlled lookup fixtures, preserved broken-order evidence and source-ID agreement checks.</w:t>
       </w:r>
     </w:p>
     <w:p>
-      <w:pPr>
-        <w:pStyle w:val="Heading3"/>
-      </w:pPr>
-      <w:r>
-        <w:t>Teach the learning cycle</w:t>
+      <w:r>
+        <w:t>Model result-plus-trace reasoning → inspect failure propagation → diagnose adapter mismatch → assess a fresh connected failure → retain regression checks.</w:t>
+      </w:r>
+    </w:p>
+    <w:p>
+      <w:pPr>
+        <w:pStyle w:val="Heading1"/>
+      </w:pPr>
+      <w:r>
+        <w:t>01. Prepare the connected service investigation</w:t>
+      </w:r>
+    </w:p>
+    <w:p>
+      <w:r>
+        <w:t>Keep modelling, shared practice and independent evidence distinct.</w:t>
+      </w:r>
+    </w:p>
+    <w:p>
+      <w:pPr>
+        <w:pStyle w:val="Heading2"/>
+      </w:pPr>
+      <w:r>
+        <w:t>Target and main teaching plan</w:t>
       </w:r>
     </w:p>
     <w:p>
@@ -267,18 +285,21 @@
     </w:p>
     <w:p>
       <w:pPr>
-        <w:pStyle w:val="Heading3"/>
-      </w:pPr>
-      <w:r>
-        <w:t>Retrieval answer guidance</w:t>
+        <w:pStyle w:val="Heading2"/>
+      </w:pPr>
+      <w:r>
+        <w:t>Preparation and prerequisite</w:t>
       </w:r>
     </w:p>
     <w:p>
       <w:pPr>
-        <w:pStyle w:val="Heading3"/>
-      </w:pPr>
-      <w:r>
-        <w:t>Testing model-dependent behaviour</w:t>
+        <w:spacing w:line="336" w:lineRule="auto" w:after="180"/>
+      </w:pPr>
+      <w:r>
+        <w:rPr>
+          <w:b w:val="0"/>
+        </w:rPr>
+        <w:t>Lesson and workbook; paper and pencil</w:t>
       </w:r>
     </w:p>
     <w:p>
@@ -289,7 +310,7 @@
         <w:rPr>
           <w:b w:val="0"/>
         </w:rPr>
-        <w:t>Without opening the old lesson, explain one key idea from Testing model-dependent behaviour. Give an example and a mistake that the idea helps you avoid.</w:t>
+        <w:t>Calculator and optional local Python 3 for arithmetic; no live API or private data</w:t>
       </w:r>
     </w:p>
     <w:p>
@@ -300,19 +321,7 @@
         <w:rPr>
           <w:b w:val="0"/>
         </w:rPr>
-        <w:t xml:space="preserve">Look for: Explain the </w:t>
-      </w:r>
-      <w:r>
-        <w:rPr>
-          <w:b/>
-        </w:rPr>
-        <w:t>mechanism</w:t>
-      </w:r>
-      <w:r>
-        <w:rPr>
-          <w:b w:val="0"/>
-        </w:rPr>
-        <w:t xml:space="preserve"> and terminology of testing model-dependent behaviour</w:t>
+        <w:t>Prepare the fresh retry separately and withhold its solution until after collection</w:t>
       </w:r>
     </w:p>
     <w:p>
@@ -323,7 +332,31 @@
         <w:rPr>
           <w:b w:val="0"/>
         </w:rPr>
-        <w:t>Reference example, not the only acceptable wording: Teacher explanation: Model-dependent behaviour may vary between runs.</w:t>
+        <w:t xml:space="preserve">A result depends on the </w:t>
+      </w:r>
+      <w:r>
+        <w:rPr>
+          <w:b/>
+        </w:rPr>
+        <w:t>input</w:t>
+      </w:r>
+      <w:r>
+        <w:rPr>
+          <w:b w:val="0"/>
+        </w:rPr>
+        <w:t xml:space="preserve">s, procedure and conditions that produced it. Preserve data roles and distinguish observed outcomes from </w:t>
+      </w:r>
+      <w:r>
+        <w:rPr>
+          <w:b/>
+        </w:rPr>
+        <w:t>prediction</w:t>
+      </w:r>
+      <w:r>
+        <w:rPr>
+          <w:b w:val="0"/>
+        </w:rPr>
+        <w:t>s or unmeasured conditions.</w:t>
       </w:r>
     </w:p>
     <w:p>
@@ -334,38 +367,26 @@
         <w:rPr>
           <w:b w:val="0"/>
         </w:rPr>
-        <w:t xml:space="preserve">Evaluate defined semantic criteria and report repeated outcomes rather than requiring one exact sentence. Use fixed </w:t>
-      </w:r>
-      <w:r>
-        <w:rPr>
-          <w:b/>
-        </w:rPr>
-        <w:t>evidence</w:t>
-      </w:r>
-      <w:r>
-        <w:rPr>
-          <w:b w:val="0"/>
-        </w:rPr>
-        <w:t xml:space="preserve"> and rubric per case. Require supported room/capacity, valid schema and no actions.</w:t>
+        <w:t>If the prior concept cannot be explained, use a short retrieval activity before this chapter.</w:t>
       </w:r>
     </w:p>
     <w:p>
       <w:pPr>
-        <w:spacing w:line="336" w:lineRule="auto" w:after="180"/>
-      </w:pPr>
-      <w:r>
-        <w:rPr>
-          <w:b w:val="0"/>
-        </w:rPr>
-        <w:t>Repeats estimate observed variation for this case; they are not additional independent users.</w:t>
+        <w:pStyle w:val="Heading2"/>
+      </w:pPr>
+      <w:r>
+        <w:t>Opening retrieval</w:t>
       </w:r>
     </w:p>
     <w:p>
       <w:pPr>
-        <w:pStyle w:val="Heading3"/>
-      </w:pPr>
-      <w:r>
-        <w:t>Least privilege and tool scopes</w:t>
+        <w:spacing w:line="336" w:lineRule="auto" w:after="180"/>
+      </w:pPr>
+      <w:r>
+        <w:rPr>
+          <w:b w:val="0"/>
+        </w:rPr>
+        <w:t>Without opening the old lesson, explain one key idea from Testing model-dependent behaviour. Give an example and a mistake that the idea helps you avoid.</w:t>
       </w:r>
     </w:p>
     <w:p>
@@ -376,7 +397,19 @@
         <w:rPr>
           <w:b w:val="0"/>
         </w:rPr>
-        <w:t>Without opening the old lesson, explain one key idea from Least privilege and tool scopes. Give an example and a mistake that the idea helps you avoid.</w:t>
+        <w:t xml:space="preserve">Look for: Explain the </w:t>
+      </w:r>
+      <w:r>
+        <w:rPr>
+          <w:b/>
+        </w:rPr>
+        <w:t>mechanism</w:t>
+      </w:r>
+      <w:r>
+        <w:rPr>
+          <w:b w:val="0"/>
+        </w:rPr>
+        <w:t xml:space="preserve"> and terminology of testing model-dependent behaviour</w:t>
       </w:r>
     </w:p>
     <w:p>
@@ -387,19 +420,7 @@
         <w:rPr>
           <w:b w:val="0"/>
         </w:rPr>
-        <w:t xml:space="preserve">Look for: Explain the </w:t>
-      </w:r>
-      <w:r>
-        <w:rPr>
-          <w:b/>
-        </w:rPr>
-        <w:t>mechanism</w:t>
-      </w:r>
-      <w:r>
-        <w:rPr>
-          <w:b w:val="0"/>
-        </w:rPr>
-        <w:t xml:space="preserve"> and terminology of least privilege and tool scopes</w:t>
+        <w:t>Reference example, not the only acceptable wording: Teacher explanation: Model-dependent behaviour may vary between runs.</w:t>
       </w:r>
     </w:p>
     <w:p>
@@ -410,7 +431,19 @@
         <w:rPr>
           <w:b w:val="0"/>
         </w:rPr>
-        <w:t>Reference example, not the only acceptable wording: Teacher explanation: Least privilege grants only capabilities required by the task. Tool access should include resource and operation scope, not merely a broad tool name.</w:t>
+        <w:t xml:space="preserve">Evaluate defined semantic criteria and report repeated outcomes rather than requiring one exact sentence. Use fixed </w:t>
+      </w:r>
+      <w:r>
+        <w:rPr>
+          <w:b/>
+        </w:rPr>
+        <w:t>evidence</w:t>
+      </w:r>
+      <w:r>
+        <w:rPr>
+          <w:b w:val="0"/>
+        </w:rPr>
+        <w:t xml:space="preserve"> and rubric per case. Require supported room/capacity, valid schema and no actions.</w:t>
       </w:r>
     </w:p>
     <w:p>
@@ -421,15 +454,18 @@
         <w:rPr>
           <w:b w:val="0"/>
         </w:rPr>
-        <w:t>A reporting assistant may lookup public rooms but may not write records, send messages or read teacher notes. Check actor, operation and resource before executing a proposed call.</w:t>
+        <w:t>Repeats estimate observed variation for this case; they are not additional independent users.</w:t>
       </w:r>
     </w:p>
     <w:p>
       <w:pPr>
-        <w:pStyle w:val="Heading3"/>
-      </w:pPr>
-      <w:r>
-        <w:t>Typed contracts and schemas</w:t>
+        <w:spacing w:line="336" w:lineRule="auto" w:after="180"/>
+      </w:pPr>
+      <w:r>
+        <w:rPr>
+          <w:b w:val="0"/>
+        </w:rPr>
+        <w:t>Without opening the old lesson, explain one key idea from Least privilege and tool scopes. Give an example and a mistake that the idea helps you avoid.</w:t>
       </w:r>
     </w:p>
     <w:p>
@@ -440,7 +476,19 @@
         <w:rPr>
           <w:b w:val="0"/>
         </w:rPr>
-        <w:t>Without opening the old lesson, explain one key idea from Typed contracts and schemas. Give an example and a mistake that the idea helps you avoid.</w:t>
+        <w:t xml:space="preserve">Look for: Explain the </w:t>
+      </w:r>
+      <w:r>
+        <w:rPr>
+          <w:b/>
+        </w:rPr>
+        <w:t>mechanism</w:t>
+      </w:r>
+      <w:r>
+        <w:rPr>
+          <w:b w:val="0"/>
+        </w:rPr>
+        <w:t xml:space="preserve"> and terminology of least privilege and tool scopes</w:t>
       </w:r>
     </w:p>
     <w:p>
@@ -451,19 +499,7 @@
         <w:rPr>
           <w:b w:val="0"/>
         </w:rPr>
-        <w:t xml:space="preserve">Look for: Explain the </w:t>
-      </w:r>
-      <w:r>
-        <w:rPr>
-          <w:b/>
-        </w:rPr>
-        <w:t>mechanism</w:t>
-      </w:r>
-      <w:r>
-        <w:rPr>
-          <w:b w:val="0"/>
-        </w:rPr>
-        <w:t xml:space="preserve"> and terminology of typed contracts and schemas</w:t>
+        <w:t>Reference example, not the only acceptable wording: Teacher explanation: Least privilege grants only capabilities required by the task. Tool access should include resource and operation scope, not merely a broad tool name.</w:t>
       </w:r>
     </w:p>
     <w:p>
@@ -474,19 +510,7 @@
         <w:rPr>
           <w:b w:val="0"/>
         </w:rPr>
-        <w:t xml:space="preserve">Reference example, not the only acceptable wording: Teacher explanation: Typed contracts define values, required fields and failure outcomes. Runtime </w:t>
-      </w:r>
-      <w:r>
-        <w:rPr>
-          <w:b/>
-        </w:rPr>
-        <w:t>input</w:t>
-      </w:r>
-      <w:r>
-        <w:rPr>
-          <w:b w:val="0"/>
-        </w:rPr>
-        <w:t xml:space="preserve"> still needs validation even when program annotations exist.</w:t>
+        <w:t>A reporting assistant may lookup public rooms but may not write records, send messages or read teacher notes. Check actor, operation and resource before executing a proposed call.</w:t>
       </w:r>
     </w:p>
     <w:p>
@@ -497,19 +521,7 @@
         <w:rPr>
           <w:b w:val="0"/>
         </w:rPr>
-        <w:t xml:space="preserve">Accept exactly room_id as a nonempty string and requested_count as a nonnegative integer excluding bool. Reject extra fields, missing fields and wrong types before </w:t>
-      </w:r>
-      <w:r>
-        <w:rPr>
-          <w:b/>
-        </w:rPr>
-        <w:t>process</w:t>
-      </w:r>
-      <w:r>
-        <w:rPr>
-          <w:b w:val="0"/>
-        </w:rPr>
-        <w:t>ing.</w:t>
+        <w:t>Without opening the old lesson, explain one key idea from Typed contracts and schemas. Give an example and a mistake that the idea helps you avoid.</w:t>
       </w:r>
     </w:p>
     <w:p>
@@ -520,43 +532,19 @@
         <w:rPr>
           <w:b w:val="0"/>
         </w:rPr>
-        <w:t xml:space="preserve">Two 45-minute sessions. </w:t>
+        <w:t xml:space="preserve">Look for: Explain the </w:t>
       </w:r>
       <w:r>
         <w:rPr>
           <w:b/>
         </w:rPr>
-        <w:t>Integration test</w:t>
+        <w:t>mechanism</w:t>
       </w:r>
       <w:r>
         <w:rPr>
           <w:b w:val="0"/>
         </w:rPr>
-        <w:t xml:space="preserve">s exercise connected components and failure propagation. </w:t>
-      </w:r>
-      <w:r>
-        <w:rPr>
-          <w:b/>
-        </w:rPr>
-        <w:t>Fixture</w:t>
-      </w:r>
-      <w:r>
-        <w:rPr>
-          <w:b w:val="0"/>
-        </w:rPr>
-        <w:t xml:space="preserve">s supply controlled </w:t>
-      </w:r>
-      <w:r>
-        <w:rPr>
-          <w:b/>
-        </w:rPr>
-        <w:t>input</w:t>
-      </w:r>
-      <w:r>
-        <w:rPr>
-          <w:b w:val="0"/>
-        </w:rPr>
-        <w:t xml:space="preserve"> records and mocked service outcomes.</w:t>
+        <w:t xml:space="preserve"> and terminology of typed contracts and schemas</w:t>
       </w:r>
     </w:p>
     <w:p>
@@ -567,19 +555,19 @@
         <w:rPr>
           <w:b w:val="0"/>
         </w:rPr>
-        <w:t xml:space="preserve">Use the supplied constructed scenarios to make the </w:t>
+        <w:t xml:space="preserve">Reference example, not the only acceptable wording: Teacher explanation: Typed contracts define values, required fields and failure outcomes. Runtime </w:t>
       </w:r>
       <w:r>
         <w:rPr>
           <w:b/>
         </w:rPr>
-        <w:t>mechanism</w:t>
+        <w:t>input</w:t>
       </w:r>
       <w:r>
         <w:rPr>
           <w:b w:val="0"/>
         </w:rPr>
-        <w:t xml:space="preserve"> inspectable. Collect W4 before sharing solutions.</w:t>
+        <w:t xml:space="preserve"> still needs validation even when program annotations exist.</w:t>
       </w:r>
     </w:p>
     <w:p>
@@ -590,27 +578,27 @@
         <w:rPr>
           <w:b w:val="0"/>
         </w:rPr>
-        <w:t xml:space="preserve">Students should name intermediate </w:t>
+        <w:t xml:space="preserve">Accept exactly room_id as a nonempty string and requested_count as a nonnegative integer excluding bool. Reject extra fields, missing fields and wrong types before </w:t>
       </w:r>
       <w:r>
         <w:rPr>
           <w:b/>
         </w:rPr>
-        <w:t>evidence</w:t>
+        <w:t>process</w:t>
       </w:r>
       <w:r>
         <w:rPr>
           <w:b w:val="0"/>
         </w:rPr>
-        <w:t xml:space="preserve"> and limitations; classroom pacing and learning effectiveness remain unvalidated.</w:t>
+        <w:t>ing.</w:t>
       </w:r>
     </w:p>
     <w:p>
       <w:pPr>
-        <w:pStyle w:val="Heading3"/>
-      </w:pPr>
-      <w:r>
-        <w:t>Outcomes</w:t>
+        <w:pStyle w:val="Heading2"/>
+      </w:pPr>
+      <w:r>
+        <w:t>Pictured end goal</w:t>
       </w:r>
     </w:p>
     <w:p>
@@ -621,65 +609,47 @@
         <w:rPr>
           <w:b w:val="0"/>
         </w:rPr>
-        <w:t xml:space="preserve">Explain the </w:t>
+        <w:t xml:space="preserve">Explain </w:t>
       </w:r>
       <w:r>
         <w:rPr>
           <w:b/>
         </w:rPr>
-        <w:t>mechanism</w:t>
+        <w:t>integration test</w:t>
       </w:r>
       <w:r>
         <w:rPr>
           <w:b w:val="0"/>
         </w:rPr>
-        <w:t xml:space="preserve"> and terminology of </w:t>
+        <w:t xml:space="preserve">s and </w:t>
       </w:r>
       <w:r>
         <w:rPr>
           <w:b/>
         </w:rPr>
-        <w:t>integration test</w:t>
+        <w:t>fixture</w:t>
       </w:r>
       <w:r>
         <w:rPr>
           <w:b w:val="0"/>
         </w:rPr>
-        <w:t xml:space="preserve">s and </w:t>
-      </w:r>
-      <w:r>
-        <w:rPr>
-          <w:b/>
-        </w:rPr>
-        <w:t>fixture</w:t>
-      </w:r>
-      <w:r>
-        <w:rPr>
-          <w:b w:val="0"/>
-        </w:rPr>
-        <w:t>s</w:t>
+        <w:t>s using the deciding step in this fictional service.</w:t>
       </w:r>
     </w:p>
     <w:p>
       <w:pPr>
-        <w:spacing w:line="336" w:lineRule="auto" w:after="180"/>
-      </w:pPr>
-      <w:r>
-        <w:rPr>
-          <w:b w:val="0"/>
-        </w:rPr>
-        <w:t>Apply the stated procedure to a new case with a traceable result</w:t>
+        <w:pStyle w:val="Heading2"/>
+      </w:pPr>
+      <w:r>
+        <w:t>Earlier wording, alternatives and picture transcripts · reference / check after trying</w:t>
       </w:r>
     </w:p>
     <w:p>
       <w:pPr>
-        <w:spacing w:line="336" w:lineRule="auto" w:after="180"/>
-      </w:pPr>
-      <w:r>
-        <w:rPr>
-          <w:b w:val="0"/>
-        </w:rPr>
-        <w:t>Identify an assumption or limitation and design a revealing follow-up</w:t>
+        <w:pStyle w:val="Heading3"/>
+      </w:pPr>
+      <w:r>
+        <w:t>Teach the learning cycle</w:t>
       </w:r>
     </w:p>
     <w:p>
@@ -687,83 +657,110 @@
         <w:pStyle w:val="Heading3"/>
       </w:pPr>
       <w:r>
-        <w:t>Preparation</w:t>
+        <w:t>Retrieval answer guidance</w:t>
       </w:r>
     </w:p>
     <w:p>
       <w:pPr>
-        <w:spacing w:line="336" w:lineRule="auto" w:after="180"/>
-      </w:pPr>
-      <w:r>
-        <w:rPr>
-          <w:b w:val="0"/>
-        </w:rPr>
-        <w:t>Lesson and workbook; paper and pencil</w:t>
+        <w:pStyle w:val="Heading3"/>
+      </w:pPr>
+      <w:r>
+        <w:t>Testing model-dependent behaviour</w:t>
       </w:r>
     </w:p>
     <w:p>
       <w:pPr>
-        <w:spacing w:line="336" w:lineRule="auto" w:after="180"/>
-      </w:pPr>
-      <w:r>
-        <w:rPr>
-          <w:b w:val="0"/>
-        </w:rPr>
-        <w:t>Calculator and optional local Python 3 for arithmetic; no live API or private data</w:t>
+        <w:pStyle w:val="Heading3"/>
+      </w:pPr>
+      <w:r>
+        <w:t>Least privilege and tool scopes</w:t>
       </w:r>
     </w:p>
     <w:p>
       <w:pPr>
-        <w:spacing w:line="336" w:lineRule="auto" w:after="180"/>
-      </w:pPr>
-      <w:r>
-        <w:rPr>
-          <w:b w:val="0"/>
-        </w:rPr>
-        <w:t>Prepare the fresh retry separately and withhold its solution until after collection</w:t>
+        <w:pStyle w:val="Heading3"/>
+      </w:pPr>
+      <w:r>
+        <w:t>Typed contracts and schemas</w:t>
       </w:r>
     </w:p>
     <w:p>
       <w:pPr>
-        <w:pStyle w:val="Heading3"/>
-      </w:pPr>
-      <w:r>
-        <w:t>Prerequisite answer</w:t>
+        <w:spacing w:line="336" w:lineRule="auto" w:after="180"/>
+      </w:pPr>
+      <w:r>
+        <w:rPr>
+          <w:b w:val="0"/>
+        </w:rPr>
+        <w:t xml:space="preserve">Use the three-session teaching cycle above, with extra time as needed. </w:t>
+      </w:r>
+      <w:r>
+        <w:rPr>
+          <w:b/>
+        </w:rPr>
+        <w:t>Integration test</w:t>
+      </w:r>
+      <w:r>
+        <w:rPr>
+          <w:b w:val="0"/>
+        </w:rPr>
+        <w:t xml:space="preserve">s exercise connected components and failure propagation. </w:t>
+      </w:r>
+      <w:r>
+        <w:rPr>
+          <w:b/>
+        </w:rPr>
+        <w:t>Fixture</w:t>
+      </w:r>
+      <w:r>
+        <w:rPr>
+          <w:b w:val="0"/>
+        </w:rPr>
+        <w:t xml:space="preserve">s supply controlled </w:t>
+      </w:r>
+      <w:r>
+        <w:rPr>
+          <w:b/>
+        </w:rPr>
+        <w:t>input</w:t>
+      </w:r>
+      <w:r>
+        <w:rPr>
+          <w:b w:val="0"/>
+        </w:rPr>
+        <w:t xml:space="preserve"> records and mocked service outcomes. Use the supplied constructed scenarios to make the </w:t>
+      </w:r>
+      <w:r>
+        <w:rPr>
+          <w:b/>
+        </w:rPr>
+        <w:t>mechanism</w:t>
+      </w:r>
+      <w:r>
+        <w:rPr>
+          <w:b w:val="0"/>
+        </w:rPr>
+        <w:t xml:space="preserve"> inspectable. Collect W4 before sharing solutions. Students should name intermediate </w:t>
+      </w:r>
+      <w:r>
+        <w:rPr>
+          <w:b/>
+        </w:rPr>
+        <w:t>evidence</w:t>
+      </w:r>
+      <w:r>
+        <w:rPr>
+          <w:b w:val="0"/>
+        </w:rPr>
+        <w:t xml:space="preserve"> and limitations; classroom pacing and learning effectiveness remain unvalidated.</w:t>
       </w:r>
     </w:p>
     <w:p>
       <w:pPr>
-        <w:spacing w:line="336" w:lineRule="auto" w:after="180"/>
-      </w:pPr>
-      <w:r>
-        <w:rPr>
-          <w:b w:val="0"/>
-        </w:rPr>
-        <w:t xml:space="preserve">A result depends on the </w:t>
-      </w:r>
-      <w:r>
-        <w:rPr>
-          <w:b/>
-        </w:rPr>
-        <w:t>input</w:t>
-      </w:r>
-      <w:r>
-        <w:rPr>
-          <w:b w:val="0"/>
-        </w:rPr>
-        <w:t xml:space="preserve">s, procedure and conditions that produced it. Preserve data roles and distinguish observed outcomes from </w:t>
-      </w:r>
-      <w:r>
-        <w:rPr>
-          <w:b/>
-        </w:rPr>
-        <w:t>prediction</w:t>
-      </w:r>
-      <w:r>
-        <w:rPr>
-          <w:b w:val="0"/>
-        </w:rPr>
-        <w:t>s or unmeasured conditions.</w:t>
+        <w:pStyle w:val="Heading3"/>
+      </w:pPr>
+      <w:r>
+        <w:t>Outcomes</w:t>
       </w:r>
     </w:p>
     <w:p>
@@ -774,15 +771,54 @@
         <w:rPr>
           <w:b w:val="0"/>
         </w:rPr>
-        <w:t>If the prior concept cannot be explained, use a short retrieval activity before this chapter.</w:t>
+        <w:t xml:space="preserve">Explain the </w:t>
+      </w:r>
+      <w:r>
+        <w:rPr>
+          <w:b/>
+        </w:rPr>
+        <w:t>mechanism</w:t>
+      </w:r>
+      <w:r>
+        <w:rPr>
+          <w:b w:val="0"/>
+        </w:rPr>
+        <w:t xml:space="preserve"> and terminology of </w:t>
+      </w:r>
+      <w:r>
+        <w:rPr>
+          <w:b/>
+        </w:rPr>
+        <w:t>integration test</w:t>
+      </w:r>
+      <w:r>
+        <w:rPr>
+          <w:b w:val="0"/>
+        </w:rPr>
+        <w:t xml:space="preserve">s and </w:t>
+      </w:r>
+      <w:r>
+        <w:rPr>
+          <w:b/>
+        </w:rPr>
+        <w:t>fixture</w:t>
+      </w:r>
+      <w:r>
+        <w:rPr>
+          <w:b w:val="0"/>
+        </w:rPr>
+        <w:t>s</w:t>
       </w:r>
     </w:p>
     <w:p>
       <w:pPr>
-        <w:pStyle w:val="Heading3"/>
-      </w:pPr>
-      <w:r>
-        <w:t>End goal for the pictorial case</w:t>
+        <w:spacing w:line="336" w:lineRule="auto" w:after="180"/>
+      </w:pPr>
+      <w:r>
+        <w:rPr>
+          <w:b w:val="0"/>
+        </w:rPr>
+        <w:t>Apply the stated procedure to a new case with a traceable result</w:t>
       </w:r>
     </w:p>
     <w:p>
@@ -793,55 +829,31 @@
         <w:rPr>
           <w:b w:val="0"/>
         </w:rPr>
-        <w:t xml:space="preserve">Explain </w:t>
-      </w:r>
-      <w:r>
-        <w:rPr>
-          <w:b/>
-        </w:rPr>
-        <w:t>integration test</w:t>
-      </w:r>
-      <w:r>
-        <w:rPr>
-          <w:b w:val="0"/>
-        </w:rPr>
-        <w:t xml:space="preserve">s and </w:t>
-      </w:r>
-      <w:r>
-        <w:rPr>
-          <w:b/>
-        </w:rPr>
-        <w:t>fixture</w:t>
-      </w:r>
-      <w:r>
-        <w:rPr>
-          <w:b w:val="0"/>
-        </w:rPr>
-        <w:t>s using the deciding step in this fictional service.</w:t>
+        <w:t>Identify an assumption or limitation and design a revealing follow-up</w:t>
       </w:r>
     </w:p>
     <w:p>
       <w:pPr>
-        <w:spacing w:line="336" w:lineRule="auto" w:after="180"/>
-      </w:pPr>
-      <w:r>
-        <w:rPr>
-          <w:b w:val="0"/>
-        </w:rPr>
-        <w:t>This added worked case illustrates the week’s main idea. Retain all original and connected topics; schedule its practice within the teaching cycle.</w:t>
+        <w:pStyle w:val="Heading3"/>
+      </w:pPr>
+      <w:r>
+        <w:t>Preparation</w:t>
       </w:r>
     </w:p>
     <w:p>
       <w:pPr>
-        <w:pStyle w:val="Heading1"/>
-      </w:pPr>
-      <w:r>
-        <w:t>02. Explain and model the mechanism</w:t>
+        <w:pStyle w:val="Heading3"/>
+      </w:pPr>
+      <w:r>
+        <w:t>Prerequisite answer</w:t>
       </w:r>
     </w:p>
     <w:p>
-      <w:r>
-        <w:t>Model Integration tests and fixtures using the supplied case, labelled mechanism and reasoning. Make the scope of each conclusion explicit.</w:t>
+      <w:pPr>
+        <w:pStyle w:val="Heading3"/>
+      </w:pPr>
+      <w:r>
+        <w:t>End goal for the pictorial case</w:t>
       </w:r>
     </w:p>
     <w:p>
@@ -850,69 +862,30 @@
       </w:pPr>
       <w:r>
         <w:rPr>
-          <w:b/>
-        </w:rPr>
-        <w:t>Integration test</w:t>
-      </w:r>
-      <w:r>
-        <w:rPr>
           <w:b w:val="0"/>
         </w:rPr>
-        <w:t xml:space="preserve">s exercise connected components and failure propagation. </w:t>
-      </w:r>
-      <w:r>
-        <w:rPr>
-          <w:b/>
-        </w:rPr>
-        <w:t>Fixture</w:t>
-      </w:r>
-      <w:r>
-        <w:rPr>
-          <w:b w:val="0"/>
-        </w:rPr>
-        <w:t xml:space="preserve">s supply controlled </w:t>
-      </w:r>
-      <w:r>
-        <w:rPr>
-          <w:b/>
-        </w:rPr>
-        <w:t>input</w:t>
-      </w:r>
-      <w:r>
-        <w:rPr>
-          <w:b w:val="0"/>
-        </w:rPr>
-        <w:t xml:space="preserve"> records and mocked service outcomes.</w:t>
+        <w:t>This added worked case illustrates the week’s main idea. Retain all original and connected topics; schedule its practice within the teaching cycle.</w:t>
       </w:r>
     </w:p>
     <w:p>
       <w:pPr>
-        <w:pStyle w:val="Heading3"/>
-      </w:pPr>
-      <w:r>
-        <w:t>Explain Integration tests and fixtures · 1</w:t>
+        <w:pStyle w:val="Heading1"/>
+      </w:pPr>
+      <w:r>
+        <w:t>02. Teach hidden-call detection and failure propagation together</w:t>
       </w:r>
     </w:p>
     <w:p>
-      <w:pPr>
-        <w:spacing w:line="336" w:lineRule="auto" w:after="180"/>
-      </w:pPr>
-      <w:r>
-        <w:rPr>
-          <w:b w:val="0"/>
-        </w:rPr>
-        <w:t>Begin by writing the question the procedure is intended to answer. Identify the information already supplied, the information it will produce and the information still missing.</w:t>
+      <w:r>
+        <w:t>Inspect the earliest incorrect interaction, not only the final reply.</w:t>
       </w:r>
     </w:p>
     <w:p>
       <w:pPr>
-        <w:spacing w:line="336" w:lineRule="auto" w:after="180"/>
-      </w:pPr>
-      <w:r>
-        <w:rPr>
-          <w:b w:val="0"/>
-        </w:rPr>
-        <w:t>These are constructed classroom examples; they do not require live accounts, private records or an external service. Do not treat a plausible explanation as a measured outcome.</w:t>
+        <w:pStyle w:val="Heading2"/>
+      </w:pPr>
+      <w:r>
+        <w:t>Definitions and complete fixture contract</w:t>
       </w:r>
     </w:p>
     <w:p>
@@ -921,29 +894,1373 @@
       </w:pPr>
       <w:r>
         <w:rPr>
+          <w:b/>
+        </w:rPr>
+        <w:t>Integration test</w:t>
+      </w:r>
+      <w:r>
+        <w:rPr>
           <w:b w:val="0"/>
         </w:rPr>
-        <w:t xml:space="preserve">Trace request validation, session permission, lookup and </w:t>
+        <w:t xml:space="preserve">s exercise connected components and failure propagation. </w:t>
       </w:r>
       <w:r>
         <w:rPr>
           <w:b/>
         </w:rPr>
-        <w:t>output</w:t>
+        <w:t>Fixture</w:t>
       </w:r>
       <w:r>
         <w:rPr>
           <w:b w:val="0"/>
         </w:rPr>
-        <w:t xml:space="preserve"> validation together. Include absent sources and failing dependencies; verify that denied requests never invoke restricted lookup.</w:t>
+        <w:t xml:space="preserve">s supply controlled </w:t>
+      </w:r>
+      <w:r>
+        <w:rPr>
+          <w:b/>
+        </w:rPr>
+        <w:t>input</w:t>
+      </w:r>
+      <w:r>
+        <w:rPr>
+          <w:b w:val="0"/>
+        </w:rPr>
+        <w:t xml:space="preserve"> records and mocked service outcomes.</w:t>
       </w:r>
     </w:p>
     <w:p>
       <w:pPr>
+        <w:spacing w:line="336" w:lineRule="auto" w:after="180"/>
+      </w:pPr>
+      <w:r>
+        <w:rPr>
+          <w:b w:val="0"/>
+        </w:rPr>
+        <w:t xml:space="preserve">Trace request validation, session permission, lookup and </w:t>
+      </w:r>
+      <w:r>
+        <w:rPr>
+          <w:b/>
+        </w:rPr>
+        <w:t>output</w:t>
+      </w:r>
+      <w:r>
+        <w:rPr>
+          <w:b w:val="0"/>
+        </w:rPr>
+        <w:t xml:space="preserve"> validation together. Include absent sources and failing dependencies; verify that denied requests never invoke restricted lookup.</w:t>
+      </w:r>
+    </w:p>
+    <w:tbl>
+      <w:tblPr>
+        <w:tblStyle w:val="LightShading-Accent1"/>
+        <w:tblW w:type="auto" w:w="0"/>
+        <w:tblLook w:firstColumn="1" w:firstRow="1" w:lastColumn="0" w:lastRow="0" w:noHBand="0" w:noVBand="1" w:val="04A0"/>
+      </w:tblPr>
+      <w:tblGrid>
+        <w:gridCol w:w="5112"/>
+        <w:gridCol w:w="5112"/>
+      </w:tblGrid>
+      <w:tr>
+        <w:trPr>
+          <w:tblHeader/>
+        </w:trPr>
+        <w:tc>
+          <w:tcPr>
+            <w:tcW w:type="dxa" w:w="5112"/>
+          </w:tcPr>
+          <w:p>
+            <w:r>
+              <w:t>Local fixture or contract</w:t>
+            </w:r>
+          </w:p>
+        </w:tc>
+        <w:tc>
+          <w:tcPr>
+            <w:tcW w:type="dxa" w:w="5112"/>
+          </w:tcPr>
+          <w:p>
+            <w:r>
+              <w:t>Supplied value</w:t>
+            </w:r>
+          </w:p>
+        </w:tc>
+      </w:tr>
+      <w:tr>
+        <w:tc>
+          <w:tcPr>
+            <w:tcW w:type="dxa" w:w="5112"/>
+          </w:tcPr>
+          <w:p>
+            <w:r>
+              <w:t>Access metadata</w:t>
+            </w:r>
+          </w:p>
+        </w:tc>
+        <w:tc>
+          <w:tcPr>
+            <w:tcW w:type="dxa" w:w="5112"/>
+          </w:tcPr>
+          <w:p>
+            <w:r>
+              <w:t>S is student-visible; T is teacher-only</w:t>
+            </w:r>
+          </w:p>
+        </w:tc>
+      </w:tr>
+      <w:tr>
+        <w:tc>
+          <w:tcPr>
+            <w:tcW w:type="dxa" w:w="5112"/>
+          </w:tcPr>
+          <w:p>
+            <w:r>
+              <w:t>Record S</w:t>
+            </w:r>
+          </w:p>
+        </w:tc>
+        <w:tc>
+          <w:tcPr>
+            <w:tcW w:type="dxa" w:w="5112"/>
+          </w:tcPr>
+          <w:p>
+            <w:r>
+              <w:t>source_id S, room_id B, capacity 12</w:t>
+            </w:r>
+          </w:p>
+        </w:tc>
+      </w:tr>
+      <w:tr>
+        <w:tc>
+          <w:tcPr>
+            <w:tcW w:type="dxa" w:w="5112"/>
+          </w:tcPr>
+          <w:p>
+            <w:r>
+              <w:t>Record T</w:t>
+            </w:r>
+          </w:p>
+        </w:tc>
+        <w:tc>
+          <w:tcPr>
+            <w:tcW w:type="dxa" w:w="5112"/>
+          </w:tcPr>
+          <w:p>
+            <w:r>
+              <w:t>source_id T, room_id STAFF, capacity 4; fictional test data</w:t>
+            </w:r>
+          </w:p>
+        </w:tc>
+      </w:tr>
+      <w:tr>
+        <w:tc>
+          <w:tcPr>
+            <w:tcW w:type="dxa" w:w="5112"/>
+          </w:tcPr>
+          <w:p>
+            <w:r>
+              <w:t>Trusted main caller</w:t>
+            </w:r>
+          </w:p>
+        </w:tc>
+        <w:tc>
+          <w:tcPr>
+            <w:tcW w:type="dxa" w:w="5112"/>
+          </w:tcPr>
+          <w:p>
+            <w:r>
+              <w:t>student</w:t>
+            </w:r>
+          </w:p>
+        </w:tc>
+      </w:tr>
+      <w:tr>
+        <w:tc>
+          <w:tcPr>
+            <w:tcW w:type="dxa" w:w="5112"/>
+          </w:tcPr>
+          <w:p>
+            <w:r>
+              <w:t>Storage modes</w:t>
+            </w:r>
+          </w:p>
+        </w:tc>
+        <w:tc>
+          <w:tcPr>
+            <w:tcW w:type="dxa" w:w="5112"/>
+          </w:tcPr>
+          <w:p>
+            <w:r>
+              <w:t>Normal record, missing record, or explicit mock failure</w:t>
+            </w:r>
+          </w:p>
+        </w:tc>
+      </w:tr>
+      <w:tr>
+        <w:tc>
+          <w:tcPr>
+            <w:tcW w:type="dxa" w:w="5112"/>
+          </w:tcPr>
+          <w:p>
+            <w:r>
+              <w:t>Draft step</w:t>
+            </w:r>
+          </w:p>
+        </w:tc>
+        <w:tc>
+          <w:tcPr>
+            <w:tcW w:type="dxa" w:w="5112"/>
+          </w:tcPr>
+          <w:p>
+            <w:r>
+              <w:t>Deterministic copy stub; no model call</w:t>
+            </w:r>
+          </w:p>
+        </w:tc>
+      </w:tr>
+      <w:tr>
+        <w:tc>
+          <w:tcPr>
+            <w:tcW w:type="dxa" w:w="5112"/>
+          </w:tcPr>
+          <w:p>
+            <w:r>
+              <w:t>Expected denied interaction</w:t>
+            </w:r>
+          </w:p>
+        </w:tc>
+        <w:tc>
+          <w:tcPr>
+            <w:tcW w:type="dxa" w:w="5112"/>
+          </w:tcPr>
+          <w:p>
+            <w:r>
+              <w:t>No storage lookup of teacher record T</w:t>
+            </w:r>
+          </w:p>
+        </w:tc>
+      </w:tr>
+      <w:tr>
+        <w:tc>
+          <w:tcPr>
+            <w:tcW w:type="dxa" w:w="5112"/>
+          </w:tcPr>
+          <w:p>
+            <w:r>
+              <w:t>Observation</w:t>
+            </w:r>
+          </w:p>
+        </w:tc>
+        <w:tc>
+          <w:tcPr>
+            <w:tcW w:type="dxa" w:w="5112"/>
+          </w:tcPr>
+          <w:p>
+            <w:r>
+              <w:t>Final result + adapter lookup IDs + ordered component events</w:t>
+            </w:r>
+          </w:p>
+        </w:tc>
+      </w:tr>
+    </w:tbl>
+    <w:p>
+      <w:pPr>
+        <w:pStyle w:val="Heading2"/>
+      </w:pPr>
+      <w:r>
+        <w:t>Good/faulty path comparison and checked main reasoning</w:t>
+      </w:r>
+    </w:p>
+    <w:tbl>
+      <w:tblPr>
+        <w:tblStyle w:val="LightShading-Accent1"/>
+        <w:tblW w:type="auto" w:w="0"/>
+        <w:tblLook w:firstColumn="1" w:firstRow="1" w:lastColumn="0" w:lastRow="0" w:noHBand="0" w:noVBand="1" w:val="04A0"/>
+      </w:tblPr>
+      <w:tblGrid>
+        <w:gridCol w:w="2556"/>
+        <w:gridCol w:w="2556"/>
+        <w:gridCol w:w="2556"/>
+        <w:gridCol w:w="2556"/>
+      </w:tblGrid>
+      <w:tr>
+        <w:trPr>
+          <w:tblHeader/>
+        </w:trPr>
+        <w:tc>
+          <w:tcPr>
+            <w:tcW w:type="dxa" w:w="2556"/>
+          </w:tcPr>
+          <w:p>
+            <w:r>
+              <w:t>Version or controlled path</w:t>
+            </w:r>
+          </w:p>
+        </w:tc>
+        <w:tc>
+          <w:tcPr>
+            <w:tcW w:type="dxa" w:w="2556"/>
+          </w:tcPr>
+          <w:p>
+            <w:r>
+              <w:t>Final result</w:t>
+            </w:r>
+          </w:p>
+        </w:tc>
+        <w:tc>
+          <w:tcPr>
+            <w:tcW w:type="dxa" w:w="2556"/>
+          </w:tcPr>
+          <w:p>
+            <w:r>
+              <w:t>Recorded adapter calls</w:t>
+            </w:r>
+          </w:p>
+        </w:tc>
+        <w:tc>
+          <w:tcPr>
+            <w:tcW w:type="dxa" w:w="2556"/>
+          </w:tcPr>
+          <w:p>
+            <w:r>
+              <w:t>Interpretation</w:t>
+            </w:r>
+          </w:p>
+        </w:tc>
+      </w:tr>
+      <w:tr>
+        <w:tc>
+          <w:tcPr>
+            <w:tcW w:type="dxa" w:w="2556"/>
+          </w:tcPr>
+          <w:p>
+            <w:r>
+              <w:t>Correct order: student requests T</w:t>
+            </w:r>
+          </w:p>
+        </w:tc>
+        <w:tc>
+          <w:tcPr>
+            <w:tcW w:type="dxa" w:w="2556"/>
+          </w:tcPr>
+          <w:p>
+            <w:r>
+              <w:t>denied</w:t>
+            </w:r>
+          </w:p>
+        </w:tc>
+        <w:tc>
+          <w:tcPr>
+            <w:tcW w:type="dxa" w:w="2556"/>
+          </w:tcPr>
+          <w:p>
+            <w:r>
+              <w:t>[]</w:t>
+            </w:r>
+          </w:p>
+        </w:tc>
+        <w:tc>
+          <w:tcPr>
+            <w:tcW w:type="dxa" w:w="2556"/>
+          </w:tcPr>
+          <w:p>
+            <w:r>
+              <w:t>Permission check stops before restricted lookup</w:t>
+            </w:r>
+          </w:p>
+        </w:tc>
+      </w:tr>
+      <w:tr>
+        <w:tc>
+          <w:tcPr>
+            <w:tcW w:type="dxa" w:w="2556"/>
+          </w:tcPr>
+          <w:p>
+            <w:r>
+              <w:t>Deliberately broken order: same request</w:t>
+            </w:r>
+          </w:p>
+        </w:tc>
+        <w:tc>
+          <w:tcPr>
+            <w:tcW w:type="dxa" w:w="2556"/>
+          </w:tcPr>
+          <w:p>
+            <w:r>
+              <w:t>denied</w:t>
+            </w:r>
+          </w:p>
+        </w:tc>
+        <w:tc>
+          <w:tcPr>
+            <w:tcW w:type="dxa" w:w="2556"/>
+          </w:tcPr>
+          <w:p>
+            <w:r>
+              <w:t>[T]</w:t>
+            </w:r>
+          </w:p>
+        </w:tc>
+        <w:tc>
+          <w:tcPr>
+            <w:tcW w:type="dxa" w:w="2556"/>
+          </w:tcPr>
+          <w:p>
+            <w:r>
+              <w:t>Hidden boundary failure despite same final result</w:t>
+            </w:r>
+          </w:p>
+        </w:tc>
+      </w:tr>
+      <w:tr>
+        <w:tc>
+          <w:tcPr>
+            <w:tcW w:type="dxa" w:w="2556"/>
+          </w:tcPr>
+          <w:p>
+            <w:r>
+              <w:t>Allowed student S, normal storage</w:t>
+            </w:r>
+          </w:p>
+        </w:tc>
+        <w:tc>
+          <w:tcPr>
+            <w:tcW w:type="dxa" w:w="2556"/>
+          </w:tcPr>
+          <w:p>
+            <w:r>
+              <w:t>answered S/B/12</w:t>
+            </w:r>
+          </w:p>
+        </w:tc>
+        <w:tc>
+          <w:tcPr>
+            <w:tcW w:type="dxa" w:w="2556"/>
+          </w:tcPr>
+          <w:p>
+            <w:r>
+              <w:t>[S]</w:t>
+            </w:r>
+          </w:p>
+        </w:tc>
+        <w:tc>
+          <w:tcPr>
+            <w:tcW w:type="dxa" w:w="2556"/>
+          </w:tcPr>
+          <w:p>
+            <w:r>
+              <w:t>Validation → authorize → lookup → draft stub → output check</w:t>
+            </w:r>
+          </w:p>
+        </w:tc>
+      </w:tr>
+      <w:tr>
+        <w:tc>
+          <w:tcPr>
+            <w:tcW w:type="dxa" w:w="2556"/>
+          </w:tcPr>
+          <w:p>
+            <w:r>
+              <w:t>Allowed S, missing record</w:t>
+            </w:r>
+          </w:p>
+        </w:tc>
+        <w:tc>
+          <w:tcPr>
+            <w:tcW w:type="dxa" w:w="2556"/>
+          </w:tcPr>
+          <w:p>
+            <w:r>
+              <w:t>review</w:t>
+            </w:r>
+          </w:p>
+        </w:tc>
+        <w:tc>
+          <w:tcPr>
+            <w:tcW w:type="dxa" w:w="2556"/>
+          </w:tcPr>
+          <w:p>
+            <w:r>
+              <w:t>[S]</w:t>
+            </w:r>
+          </w:p>
+        </w:tc>
+        <w:tc>
+          <w:tcPr>
+            <w:tcW w:type="dxa" w:w="2556"/>
+          </w:tcPr>
+          <w:p>
+            <w:r>
+              <w:t>No draft stub after absent evidence</w:t>
+            </w:r>
+          </w:p>
+        </w:tc>
+      </w:tr>
+      <w:tr>
+        <w:tc>
+          <w:tcPr>
+            <w:tcW w:type="dxa" w:w="2556"/>
+          </w:tcPr>
+          <w:p>
+            <w:r>
+              <w:t>Allowed S, mock dependency failure</w:t>
+            </w:r>
+          </w:p>
+        </w:tc>
+        <w:tc>
+          <w:tcPr>
+            <w:tcW w:type="dxa" w:w="2556"/>
+          </w:tcPr>
+          <w:p>
+            <w:r>
+              <w:t>review</w:t>
+            </w:r>
+          </w:p>
+        </w:tc>
+        <w:tc>
+          <w:tcPr>
+            <w:tcW w:type="dxa" w:w="2556"/>
+          </w:tcPr>
+          <w:p>
+            <w:r>
+              <w:t>[S]</w:t>
+            </w:r>
+          </w:p>
+        </w:tc>
+        <w:tc>
+          <w:tcPr>
+            <w:tcW w:type="dxa" w:w="2556"/>
+          </w:tcPr>
+          <w:p>
+            <w:r>
+              <w:t>No draft stub after dependency failure</w:t>
+            </w:r>
+          </w:p>
+        </w:tc>
+      </w:tr>
+    </w:tbl>
+    <w:p>
+      <w:pPr>
+        <w:spacing w:line="336" w:lineRule="auto" w:after="180"/>
+      </w:pPr>
+      <w:r>
+        <w:rPr>
+          <w:b w:val="0"/>
+        </w:rPr>
+        <w:t>Require both denied status and no restricted lookup call. The deliberately broken-order fixture is expected to fail the interaction assertion, even though its final reply matches the correct version. For missing and failed dependencies, no evidence-based draft should run. In the catalogue, validate request/source identifier agreement; a valid map record cannot answer a notebook request.</w:t>
+      </w:r>
+    </w:p>
+    <w:p>
+      <w:pPr>
+        <w:spacing w:line="336" w:lineRule="auto" w:after="180"/>
+      </w:pPr>
+      <w:r>
+        <w:rPr>
+          <w:b w:val="0"/>
+        </w:rPr>
+        <w:t>Local fixtures establish only those controlled interaction checks, not live provider behaviour or production authorization.</w:t>
+      </w:r>
+    </w:p>
+    <w:p>
+      <w:pPr>
         <w:pStyle w:val="Heading3"/>
       </w:pPr>
       <w:r>
-        <w:t>Explain Integration tests and fixtures · 2</w:t>
+        <w:t>Integration tests and fixtures — evidence trace</w:t>
+      </w:r>
+    </w:p>
+    <w:tbl>
+      <w:tblPr>
+        <w:tblStyle w:val="LightShading-Accent1"/>
+        <w:tblW w:type="auto" w:w="0"/>
+        <w:tblLook w:firstColumn="1" w:firstRow="1" w:lastColumn="0" w:lastRow="0" w:noHBand="0" w:noVBand="1" w:val="04A0"/>
+      </w:tblPr>
+      <w:tblGrid>
+        <w:gridCol w:w="3408"/>
+        <w:gridCol w:w="3408"/>
+        <w:gridCol w:w="3408"/>
+      </w:tblGrid>
+      <w:tr>
+        <w:trPr>
+          <w:tblHeader/>
+        </w:trPr>
+        <w:tc>
+          <w:tcPr>
+            <w:tcW w:type="dxa" w:w="3408"/>
+          </w:tcPr>
+          <w:p>
+            <w:r>
+              <w:t>Input and scope</w:t>
+            </w:r>
+          </w:p>
+        </w:tc>
+        <w:tc>
+          <w:tcPr>
+            <w:tcW w:type="dxa" w:w="3408"/>
+          </w:tcPr>
+          <w:p>
+            <w:r>
+              <w:t>Check or calculation</w:t>
+            </w:r>
+          </w:p>
+        </w:tc>
+        <w:tc>
+          <w:tcPr>
+            <w:tcW w:type="dxa" w:w="3408"/>
+          </w:tcPr>
+          <w:p>
+            <w:r>
+              <w:t>Conclusion and limit</w:t>
+            </w:r>
+          </w:p>
+        </w:tc>
+      </w:tr>
+      <w:tr>
+        <w:tc>
+          <w:tcPr>
+            <w:tcW w:type="dxa" w:w="3408"/>
+          </w:tcPr>
+          <w:p>
+            <w:r>
+              <w:t>A student requests a teacher source; test response is denied, but a recorded lookup call read the teacher file.</w:t>
+            </w:r>
+          </w:p>
+        </w:tc>
+        <w:tc>
+          <w:tcPr>
+            <w:tcW w:type="dxa" w:w="3408"/>
+          </w:tcPr>
+          <w:p>
+            <w:r>
+              <w:t>Trace request validation, session permission, lookup and output validation together. Include absent sources and failing dependencies; verify that denied requests never invoke restricted lookup.</w:t>
+            </w:r>
+          </w:p>
+        </w:tc>
+        <w:tc>
+          <w:tcPr>
+            <w:tcW w:type="dxa" w:w="3408"/>
+          </w:tcPr>
+          <w:p>
+            <w:r>
+              <w:t>The test exposes a hidden boundary failure despite the denied final response. Assert both response and call trace; deny before lookup.</w:t>
+            </w:r>
+          </w:p>
+        </w:tc>
+      </w:tr>
+    </w:tbl>
+    <w:p>
+      <w:r>
+        <w:t>The figure connects this chapter's worked input, declared procedure and result. Read the complete worked reasoning for qualifiers and intermediate steps; the abbreviated labels do not replace that reasoning.</w:t>
+      </w:r>
+    </w:p>
+    <w:p>
+      <w:pPr>
+        <w:spacing w:line="336" w:lineRule="auto" w:after="180"/>
+      </w:pPr>
+      <w:r>
+        <w:rPr>
+          <w:b w:val="0"/>
+        </w:rPr>
+        <w:t xml:space="preserve">Guided: The test exposes a hidden boundary failure despite the denied final response. Assert both response and </w:t>
+      </w:r>
+      <w:r>
+        <w:rPr>
+          <w:b/>
+        </w:rPr>
+        <w:t>call trace</w:t>
+      </w:r>
+      <w:r>
+        <w:rPr>
+          <w:b w:val="0"/>
+        </w:rPr>
+        <w:t>; deny before lookup.</w:t>
+      </w:r>
+    </w:p>
+    <w:p>
+      <w:pPr>
+        <w:spacing w:line="336" w:lineRule="auto" w:after="180"/>
+      </w:pPr>
+      <w:r>
+        <w:rPr>
+          <w:b w:val="0"/>
+        </w:rPr>
+        <w:t>Qualification: A mock verifies declared interactions, not real provider availability or all runtime limits.</w:t>
+      </w:r>
+    </w:p>
+    <w:p>
+      <w:pPr>
+        <w:spacing w:line="336" w:lineRule="auto" w:after="180"/>
+      </w:pPr>
+      <w:r>
+        <w:rPr>
+          <w:b w:val="0"/>
+        </w:rPr>
+        <w:t xml:space="preserve">Exit: accept a concrete variation with its predicted outcome and a stated condition that would challenge the </w:t>
+      </w:r>
+      <w:r>
+        <w:rPr>
+          <w:b/>
+        </w:rPr>
+        <w:t>mechanism</w:t>
+      </w:r>
+      <w:r>
+        <w:rPr>
+          <w:b w:val="0"/>
+        </w:rPr>
+        <w:t xml:space="preserve">; reject a claim resting on unmeasured </w:t>
+      </w:r>
+      <w:r>
+        <w:rPr>
+          <w:b/>
+        </w:rPr>
+        <w:t>evidence</w:t>
+      </w:r>
+      <w:r>
+        <w:rPr>
+          <w:b w:val="0"/>
+        </w:rPr>
+        <w:t>.</w:t>
+      </w:r>
+    </w:p>
+    <w:p>
+      <w:pPr>
+        <w:spacing w:line="336" w:lineRule="auto" w:after="180"/>
+      </w:pPr>
+      <w:r>
+        <w:rPr>
+          <w:b w:val="0"/>
+        </w:rPr>
+        <w:t>A student requests a teacher source; test response is denied, but a recorded lookup call read the teacher file.</w:t>
+      </w:r>
+    </w:p>
+    <w:p>
+      <w:pPr>
+        <w:spacing w:line="336" w:lineRule="auto" w:after="180"/>
+      </w:pPr>
+      <w:r>
+        <w:rPr>
+          <w:b w:val="0"/>
+        </w:rPr>
+        <w:t xml:space="preserve">The test exposes a hidden boundary failure despite the denied final response. Assert both response and </w:t>
+      </w:r>
+      <w:r>
+        <w:rPr>
+          <w:b/>
+        </w:rPr>
+        <w:t>call trace</w:t>
+      </w:r>
+      <w:r>
+        <w:rPr>
+          <w:b w:val="0"/>
+        </w:rPr>
+        <w:t>; deny before lookup.</w:t>
+      </w:r>
+    </w:p>
+    <w:p>
+      <w:pPr>
+        <w:spacing w:line="336" w:lineRule="auto" w:after="180"/>
+      </w:pPr>
+      <w:r>
+        <w:rPr>
+          <w:b w:val="0"/>
+        </w:rPr>
+        <w:t xml:space="preserve">Compare the intermediate </w:t>
+      </w:r>
+      <w:r>
+        <w:rPr>
+          <w:b/>
+        </w:rPr>
+        <w:t>evidence</w:t>
+      </w:r>
+      <w:r>
+        <w:rPr>
+          <w:b w:val="0"/>
+        </w:rPr>
+        <w:t xml:space="preserve"> with the final statement. Explain why each number or decision follows from the stated </w:t>
+      </w:r>
+      <w:r>
+        <w:rPr>
+          <w:b/>
+        </w:rPr>
+        <w:t>input</w:t>
+      </w:r>
+      <w:r>
+        <w:rPr>
+          <w:b w:val="0"/>
+        </w:rPr>
+        <w:t>s.</w:t>
+      </w:r>
+    </w:p>
+    <w:p>
+      <w:pPr>
+        <w:spacing w:line="336" w:lineRule="auto" w:after="180"/>
+      </w:pPr>
+      <w:r>
+        <w:rPr>
+          <w:b w:val="0"/>
+        </w:rPr>
+        <w:t xml:space="preserve">The conclusion belongs to this scenario and procedure; changing the </w:t>
+      </w:r>
+      <w:r>
+        <w:rPr>
+          <w:b/>
+        </w:rPr>
+        <w:t>input</w:t>
+      </w:r>
+      <w:r>
+        <w:rPr>
+          <w:b w:val="0"/>
+        </w:rPr>
+        <w:t>s, evaluation population or authority can change what it establishes. Retain the raw record so a later revision can be compared honestly.</w:t>
+      </w:r>
+    </w:p>
+    <w:p>
+      <w:pPr>
+        <w:pStyle w:val="Heading2"/>
+      </w:pPr>
+      <w:r>
+        <w:t>Result, event and absent-call assertions</w:t>
+      </w:r>
+    </w:p>
+    <w:tbl>
+      <w:tblPr>
+        <w:tblStyle w:val="LightShading-Accent1"/>
+        <w:tblW w:type="auto" w:w="0"/>
+        <w:tblLook w:firstColumn="1" w:firstRow="1" w:lastColumn="0" w:lastRow="0" w:noHBand="0" w:noVBand="1" w:val="04A0"/>
+      </w:tblPr>
+      <w:tblGrid>
+        <w:gridCol w:w="5112"/>
+        <w:gridCol w:w="5112"/>
+      </w:tblGrid>
+      <w:tr>
+        <w:trPr>
+          <w:tblHeader/>
+        </w:trPr>
+        <w:tc>
+          <w:tcPr>
+            <w:tcW w:type="dxa" w:w="5112"/>
+          </w:tcPr>
+          <w:p>
+            <w:r>
+              <w:t>Integration assertion</w:t>
+            </w:r>
+          </w:p>
+        </w:tc>
+        <w:tc>
+          <w:tcPr>
+            <w:tcW w:type="dxa" w:w="5112"/>
+          </w:tcPr>
+          <w:p>
+            <w:r>
+              <w:t>Why result-only checking is insufficient</w:t>
+            </w:r>
+          </w:p>
+        </w:tc>
+      </w:tr>
+      <w:tr>
+        <w:tc>
+          <w:tcPr>
+            <w:tcW w:type="dxa" w:w="5112"/>
+          </w:tcPr>
+          <w:p>
+            <w:r>
+              <w:t>Denied teacher-source request has empty adapter-call list</w:t>
+            </w:r>
+          </w:p>
+        </w:tc>
+        <w:tc>
+          <w:tcPr>
+            <w:tcW w:type="dxa" w:w="5112"/>
+          </w:tcPr>
+          <w:p>
+            <w:r>
+              <w:t>A final denial does not undo a prior restricted read</w:t>
+            </w:r>
+          </w:p>
+        </w:tc>
+      </w:tr>
+      <w:tr>
+        <w:tc>
+          <w:tcPr>
+            <w:tcW w:type="dxa" w:w="5112"/>
+          </w:tcPr>
+          <w:p>
+            <w:r>
+              <w:t>Allowed S reply includes correct ID, room and capacity</w:t>
+            </w:r>
+          </w:p>
+        </w:tc>
+        <w:tc>
+          <w:tcPr>
+            <w:tcW w:type="dxa" w:w="5112"/>
+          </w:tcPr>
+          <w:p>
+            <w:r>
+              <w:t>A valid-looking output can cite the wrong record or field</w:t>
+            </w:r>
+          </w:p>
+        </w:tc>
+      </w:tr>
+      <w:tr>
+        <w:tc>
+          <w:tcPr>
+            <w:tcW w:type="dxa" w:w="5112"/>
+          </w:tcPr>
+          <w:p>
+            <w:r>
+              <w:t>Missing/failing storage path has no draft-stub event</w:t>
+            </w:r>
+          </w:p>
+        </w:tc>
+        <w:tc>
+          <w:tcPr>
+            <w:tcW w:type="dxa" w:w="5112"/>
+          </w:tcPr>
+          <w:p>
+            <w:r>
+              <w:t>A dependency failure must not silently become invented evidence</w:t>
+            </w:r>
+          </w:p>
+        </w:tc>
+      </w:tr>
+      <w:tr>
+        <w:tc>
+          <w:tcPr>
+            <w:tcW w:type="dxa" w:w="5112"/>
+          </w:tcPr>
+          <w:p>
+            <w:r>
+              <w:t>Request N receives source N/notebook</w:t>
+            </w:r>
+          </w:p>
+        </w:tc>
+        <w:tc>
+          <w:tcPr>
+            <w:tcW w:type="dxa" w:w="5112"/>
+          </w:tcPr>
+          <w:p>
+            <w:r>
+              <w:t>M/map is valid data for the wrong identifier</w:t>
+            </w:r>
+          </w:p>
+        </w:tc>
+      </w:tr>
+      <w:tr>
+        <w:tc>
+          <w:tcPr>
+            <w:tcW w:type="dxa" w:w="5112"/>
+          </w:tcPr>
+          <w:p>
+            <w:r>
+              <w:t>Malformed request stops before lookup</w:t>
+            </w:r>
+          </w:p>
+        </w:tc>
+        <w:tc>
+          <w:tcPr>
+            <w:tcW w:type="dxa" w:w="5112"/>
+          </w:tcPr>
+          <w:p>
+            <w:r>
+              <w:t>Later output rejection cannot undo earlier unnecessary work</w:t>
+            </w:r>
+          </w:p>
+        </w:tc>
+      </w:tr>
+      <w:tr>
+        <w:tc>
+          <w:tcPr>
+            <w:tcW w:type="dxa" w:w="5112"/>
+          </w:tcPr>
+          <w:p>
+            <w:r>
+              <w:t>Preserve the deliberate faulty trace</w:t>
+            </w:r>
+          </w:p>
+        </w:tc>
+        <w:tc>
+          <w:tcPr>
+            <w:tcW w:type="dxa" w:w="5112"/>
+          </w:tcPr>
+          <w:p>
+            <w:r>
+              <w:t>Documents the regression the test should detect</w:t>
+            </w:r>
+          </w:p>
+        </w:tc>
+      </w:tr>
+      <w:tr>
+        <w:tc>
+          <w:tcPr>
+            <w:tcW w:type="dxa" w:w="5112"/>
+          </w:tcPr>
+          <w:p>
+            <w:r>
+              <w:t>Mock integration suite passes</w:t>
+            </w:r>
+          </w:p>
+        </w:tc>
+        <w:tc>
+          <w:tcPr>
+            <w:tcW w:type="dxa" w:w="5112"/>
+          </w:tcPr>
+          <w:p>
+            <w:r>
+              <w:t>Shows these declared interactions; live availability, timing and model variation remain unmeasured</w:t>
+            </w:r>
+          </w:p>
+        </w:tc>
+      </w:tr>
+    </w:tbl>
+    <w:p>
+      <w:pPr>
+        <w:pStyle w:val="Heading2"/>
+      </w:pPr>
+      <w:r>
+        <w:t>Separate catalogue fixture and scope</w:t>
+      </w:r>
+    </w:p>
+    <w:p>
+      <w:pPr>
+        <w:spacing w:line="336" w:lineRule="auto" w:after="180"/>
+      </w:pPr>
+      <w:r>
+        <w:rPr>
+          <w:b w:val="0"/>
+        </w:rPr>
+        <w:t xml:space="preserve">Catch a wrong adapter connection. A service reads a fake catalogue </w:t>
+      </w:r>
+      <w:r>
+        <w:rPr>
+          <w:b/>
+        </w:rPr>
+        <w:t>fixture</w:t>
+      </w:r>
+      <w:r>
+        <w:rPr>
+          <w:b w:val="0"/>
+        </w:rPr>
+        <w:t xml:space="preserve"> and answers a request for item N.</w:t>
+      </w:r>
+    </w:p>
+    <w:p>
+      <w:pPr>
+        <w:spacing w:line="336" w:lineRule="auto" w:after="180"/>
+      </w:pPr>
+      <w:r>
+        <w:rPr>
+          <w:b/>
+        </w:rPr>
+        <w:t>Fixture</w:t>
+      </w:r>
+      <w:r>
+        <w:rPr>
+          <w:b w:val="0"/>
+        </w:rPr>
+        <w:t xml:space="preserve"> M="map", N="notebook". No external network is involved.</w:t>
+      </w:r>
+    </w:p>
+    <w:p>
+      <w:pPr>
+        <w:spacing w:line="336" w:lineRule="auto" w:after="180"/>
+      </w:pPr>
+      <w:r>
+        <w:rPr>
+          <w:b w:val="0"/>
+        </w:rPr>
+        <w:t>The main case tests access ordering for fictional school sources. The picture is a separate catalogue: M means map and N means notebook. A request for N must reach the adapter as N and return source N with item notebook. If the adapter instead returns M/map, the identifier connection is wrong even though map is a valid fixture item.</w:t>
+      </w:r>
+    </w:p>
+    <w:p>
+      <w:pPr>
+        <w:spacing w:line="336" w:lineRule="auto" w:after="180"/>
+      </w:pPr>
+      <w:r>
+        <w:rPr>
+          <w:b w:val="0"/>
+        </w:rPr>
+        <w:t>The local checked reply returns review on that mismatch rather than publishing it as the requested answer. No live catalogue is consulted.</w:t>
+      </w:r>
+    </w:p>
+    <w:p>
+      <w:pPr>
+        <w:pStyle w:val="Heading2"/>
+      </w:pPr>
+      <w:r>
+        <w:t>Catalogue trace and wrong-adapter key</w:t>
+      </w:r>
+    </w:p>
+    <w:p>
+      <w:r>
+        <w:drawing>
+          <wp:inline xmlns:a="http://schemas.openxmlformats.org/drawingml/2006/main" xmlns:pic="http://schemas.openxmlformats.org/drawingml/2006/picture">
+            <wp:extent cx="5486400" cy="3182112"/>
+            <wp:docPr id="1" name="Picture 1" descr="Load fixture: The test supplies fixed records M and N. → Follow identifier: The application must request N from its adapter. → Check full reply: The returned item should be notebook with source N."/>
+            <wp:cNvGraphicFramePr>
+              <a:graphicFrameLocks noChangeAspect="1"/>
+            </wp:cNvGraphicFramePr>
+            <a:graphic>
+              <a:graphicData uri="http://schemas.openxmlformats.org/drawingml/2006/picture">
+                <pic:pic>
+                  <pic:nvPicPr>
+                    <pic:cNvPr id="0" name="academy-story-ai-6-9-02.png"/>
+                    <pic:cNvPicPr/>
+                  </pic:nvPicPr>
+                  <pic:blipFill>
+                    <a:blip r:embed="rId9"/>
+                    <a:stretch>
+                      <a:fillRect/>
+                    </a:stretch>
+                  </pic:blipFill>
+                  <pic:spPr>
+                    <a:xfrm>
+                      <a:off x="0" y="0"/>
+                      <a:ext cx="5486400" cy="3182112"/>
+                    </a:xfrm>
+                    <a:prstGeom prst="rect"/>
+                  </pic:spPr>
+                </pic:pic>
+              </a:graphicData>
+            </a:graphic>
+          </wp:inline>
+        </w:drawing>
+      </w:r>
+    </w:p>
+    <w:p>
+      <w:pPr>
+        <w:pStyle w:val="Heading3"/>
+      </w:pPr>
+      <w:r>
+        <w:t>Read the picture one step at a time</w:t>
+      </w:r>
+    </w:p>
+    <w:tbl>
+      <w:tblPr>
+        <w:tblStyle w:val="LightShading-Accent1"/>
+        <w:tblW w:type="auto" w:w="0"/>
+        <w:tblLook w:firstColumn="1" w:firstRow="1" w:lastColumn="0" w:lastRow="0" w:noHBand="0" w:noVBand="1" w:val="04A0"/>
+      </w:tblPr>
+      <w:tblGrid>
+        <w:gridCol w:w="5112"/>
+        <w:gridCol w:w="5112"/>
+      </w:tblGrid>
+      <w:tr>
+        <w:trPr>
+          <w:tblHeader/>
+        </w:trPr>
+        <w:tc>
+          <w:tcPr>
+            <w:tcW w:type="dxa" w:w="5112"/>
+          </w:tcPr>
+          <w:p>
+            <w:r>
+              <w:t>Step</w:t>
+            </w:r>
+          </w:p>
+        </w:tc>
+        <w:tc>
+          <w:tcPr>
+            <w:tcW w:type="dxa" w:w="5112"/>
+          </w:tcPr>
+          <w:p>
+            <w:r>
+              <w:t>What happens and why</w:t>
+            </w:r>
+          </w:p>
+        </w:tc>
+      </w:tr>
+      <w:tr>
+        <w:tc>
+          <w:tcPr>
+            <w:tcW w:type="dxa" w:w="5112"/>
+          </w:tcPr>
+          <w:p>
+            <w:r>
+              <w:t>1. Load fixture</w:t>
+            </w:r>
+          </w:p>
+        </w:tc>
+        <w:tc>
+          <w:tcPr>
+            <w:tcW w:type="dxa" w:w="5112"/>
+          </w:tcPr>
+          <w:p>
+            <w:r>
+              <w:t>The test supplies fixed records M and N.</w:t>
+            </w:r>
+          </w:p>
+        </w:tc>
+      </w:tr>
+      <w:tr>
+        <w:tc>
+          <w:tcPr>
+            <w:tcW w:type="dxa" w:w="5112"/>
+          </w:tcPr>
+          <w:p>
+            <w:r>
+              <w:t>2. Follow identifier</w:t>
+            </w:r>
+          </w:p>
+        </w:tc>
+        <w:tc>
+          <w:tcPr>
+            <w:tcW w:type="dxa" w:w="5112"/>
+          </w:tcPr>
+          <w:p>
+            <w:r>
+              <w:t>The application must request N from its adapter.</w:t>
+            </w:r>
+          </w:p>
+        </w:tc>
+      </w:tr>
+      <w:tr>
+        <w:tc>
+          <w:tcPr>
+            <w:tcW w:type="dxa" w:w="5112"/>
+          </w:tcPr>
+          <w:p>
+            <w:r>
+              <w:t>3. Check full reply</w:t>
+            </w:r>
+          </w:p>
+        </w:tc>
+        <w:tc>
+          <w:tcPr>
+            <w:tcW w:type="dxa" w:w="5112"/>
+          </w:tcPr>
+          <w:p>
+            <w:r>
+              <w:t>The returned item should be notebook with source N.</w:t>
+            </w:r>
+          </w:p>
+        </w:tc>
+      </w:tr>
+    </w:tbl>
+    <w:p>
+      <w:r>
+        <w:t>Match each pictured step to the supplied facts. This is a worked teaching case, not an independent assessment.</w:t>
+      </w:r>
+    </w:p>
+    <w:p>
+      <w:pPr>
+        <w:spacing w:line="336" w:lineRule="auto" w:after="180"/>
+      </w:pPr>
+      <w:r>
+        <w:rPr>
+          <w:b/>
+        </w:rPr>
+        <w:t>Integration test</w:t>
+      </w:r>
+      <w:r>
+        <w:rPr>
+          <w:b w:val="0"/>
+        </w:rPr>
+        <w:t>ing checks how components connect. Each component can work alone while their identifier exchange is wrong.</w:t>
+      </w:r>
+    </w:p>
+    <w:p>
+      <w:pPr>
+        <w:spacing w:line="336" w:lineRule="auto" w:after="180"/>
+      </w:pPr>
+      <w:r>
+        <w:rPr>
+          <w:b w:val="0"/>
+        </w:rPr>
+        <w:t xml:space="preserve">A controlled </w:t>
+      </w:r>
+      <w:r>
+        <w:rPr>
+          <w:b/>
+        </w:rPr>
+        <w:t>fixture</w:t>
+      </w:r>
+      <w:r>
+        <w:rPr>
+          <w:b w:val="0"/>
+        </w:rPr>
+        <w:t xml:space="preserve"> does not prove a live catalogue behaves identically; also review live adapter contracts.</w:t>
+      </w:r>
+    </w:p>
+    <w:p>
+      <w:pPr>
+        <w:spacing w:line="336" w:lineRule="auto" w:after="180"/>
+      </w:pPr>
+      <w:r>
+        <w:rPr>
+          <w:b w:val="0"/>
+        </w:rPr>
+        <w:t>Change: The adapter returns M when N was requested.</w:t>
+      </w:r>
+    </w:p>
+    <w:p>
+      <w:pPr>
+        <w:spacing w:line="336" w:lineRule="auto" w:after="180"/>
+      </w:pPr>
+      <w:r>
+        <w:rPr>
+          <w:b/>
+        </w:rPr>
+        <w:t>Prediction</w:t>
+      </w:r>
+      <w:r>
+        <w:rPr>
+          <w:b w:val="0"/>
+        </w:rPr>
+        <w:t>: Fail the integration check: map is the wrong item.</w:t>
+      </w:r>
+    </w:p>
+    <w:p>
+      <w:pPr>
+        <w:spacing w:line="336" w:lineRule="auto" w:after="180"/>
+      </w:pPr>
+      <w:r>
+        <w:rPr>
+          <w:b w:val="0"/>
+        </w:rPr>
+        <w:t xml:space="preserve">Reason: The request now reaches </w:t>
+      </w:r>
+      <w:r>
+        <w:rPr>
+          <w:b/>
+        </w:rPr>
+        <w:t>evidence</w:t>
+      </w:r>
+      <w:r>
+        <w:rPr>
+          <w:b w:val="0"/>
+        </w:rPr>
+        <w:t xml:space="preserve"> for another identifier.</w:t>
+      </w:r>
+    </w:p>
+    <w:p>
+      <w:pPr>
+        <w:pStyle w:val="Heading2"/>
+      </w:pPr>
+      <w:r>
+        <w:t>Earlier wording, alternatives and picture transcripts · reference / check after trying</w:t>
+      </w:r>
+    </w:p>
+    <w:p>
+      <w:pPr>
+        <w:spacing w:line="336" w:lineRule="auto" w:after="180"/>
+      </w:pPr>
+      <w:r>
+        <w:rPr>
+          <w:b w:val="0"/>
+        </w:rPr>
+        <w:t>Begin by writing the question the procedure is intended to answer. Identify the information already supplied, the information it will produce and the information still missing.</w:t>
+      </w:r>
+    </w:p>
+    <w:p>
+      <w:pPr>
+        <w:spacing w:line="336" w:lineRule="auto" w:after="180"/>
+      </w:pPr>
+      <w:r>
+        <w:rPr>
+          <w:b w:val="0"/>
+        </w:rPr>
+        <w:t>These are constructed classroom examples; they do not require live accounts, private records or an external service. Do not treat a plausible explanation as a measured outcome.</w:t>
       </w:r>
     </w:p>
     <w:p>
@@ -1099,99 +2416,30 @@
         <w:pStyle w:val="Heading3"/>
       </w:pPr>
       <w:r>
-        <w:t>Integration tests and fixtures — evidence trace</w:t>
-      </w:r>
-    </w:p>
-    <w:tbl>
-      <w:tblPr>
-        <w:tblStyle w:val="LightShading-Accent1"/>
-        <w:tblW w:type="auto" w:w="0"/>
-        <w:tblLook w:firstColumn="1" w:firstRow="1" w:lastColumn="0" w:lastRow="0" w:noHBand="0" w:noVBand="1" w:val="04A0"/>
-      </w:tblPr>
-      <w:tblGrid>
-        <w:gridCol w:w="3408"/>
-        <w:gridCol w:w="3408"/>
-        <w:gridCol w:w="3408"/>
-      </w:tblGrid>
-      <w:tr>
-        <w:trPr>
-          <w:tblHeader/>
-        </w:trPr>
-        <w:tc>
-          <w:tcPr>
-            <w:tcW w:type="dxa" w:w="3408"/>
-          </w:tcPr>
-          <w:p>
-            <w:r>
-              <w:t>Input and scope</w:t>
-            </w:r>
-          </w:p>
-        </w:tc>
-        <w:tc>
-          <w:tcPr>
-            <w:tcW w:type="dxa" w:w="3408"/>
-          </w:tcPr>
-          <w:p>
-            <w:r>
-              <w:t>Check or calculation</w:t>
-            </w:r>
-          </w:p>
-        </w:tc>
-        <w:tc>
-          <w:tcPr>
-            <w:tcW w:type="dxa" w:w="3408"/>
-          </w:tcPr>
-          <w:p>
-            <w:r>
-              <w:t>Conclusion and limit</w:t>
-            </w:r>
-          </w:p>
-        </w:tc>
-      </w:tr>
-      <w:tr>
-        <w:tc>
-          <w:tcPr>
-            <w:tcW w:type="dxa" w:w="3408"/>
-          </w:tcPr>
-          <w:p>
-            <w:r>
-              <w:t>A student requests a teacher source; test response is denied, but a recorded lookup call read the teacher file.</w:t>
-            </w:r>
-          </w:p>
-        </w:tc>
-        <w:tc>
-          <w:tcPr>
-            <w:tcW w:type="dxa" w:w="3408"/>
-          </w:tcPr>
-          <w:p>
-            <w:r>
-              <w:t>Trace request validation, session permission, lookup and output validation together. Include absent sources and failing dependencies; verify that denied requests never invoke restricted lookup.</w:t>
-            </w:r>
-          </w:p>
-        </w:tc>
-        <w:tc>
-          <w:tcPr>
-            <w:tcW w:type="dxa" w:w="3408"/>
-          </w:tcPr>
-          <w:p>
-            <w:r>
-              <w:t>The test exposes a hidden boundary failure despite the denied final response. Assert both response and call trace; deny before lookup.</w:t>
-            </w:r>
-          </w:p>
-        </w:tc>
-      </w:tr>
-    </w:tbl>
-    <w:p>
-      <w:r>
-        <w:t>The figure connects this chapter's worked input, declared procedure and result. Read the complete worked reasoning for qualifiers and intermediate steps; the abbreviated labels do not replace that reasoning.</w:t>
+        <w:t>Model the reasoning aloud</w:t>
       </w:r>
     </w:p>
     <w:p>
       <w:pPr>
-        <w:pStyle w:val="Heading3"/>
-      </w:pPr>
-      <w:r>
-        <w:t>Explain Integration tests and fixtures · 3</w:t>
+        <w:spacing w:line="336" w:lineRule="auto" w:after="180"/>
+      </w:pPr>
+      <w:r>
+        <w:rPr>
+          <w:b w:val="0"/>
+        </w:rPr>
+        <w:t xml:space="preserve">Use the complete worked example below before asking learners to complete W2. Reveal a small part, invite a </w:t>
+      </w:r>
+      <w:r>
+        <w:rPr>
+          <w:b/>
+        </w:rPr>
+        <w:t>prediction</w:t>
+      </w:r>
+      <w:r>
+        <w:rPr>
+          <w:b w:val="0"/>
+        </w:rPr>
+        <w:t>, then explain the deciding step.</w:t>
       </w:r>
     </w:p>
     <w:p>
@@ -1202,207 +2450,7 @@
         <w:rPr>
           <w:b w:val="0"/>
         </w:rPr>
-        <w:t xml:space="preserve">Guided: The test exposes a hidden boundary failure despite the denied final response. Assert both response and </w:t>
-      </w:r>
-      <w:r>
-        <w:rPr>
-          <w:b/>
-        </w:rPr>
-        <w:t>call trace</w:t>
-      </w:r>
-      <w:r>
-        <w:rPr>
-          <w:b w:val="0"/>
-        </w:rPr>
-        <w:t>; deny before lookup.</w:t>
-      </w:r>
-    </w:p>
-    <w:p>
-      <w:pPr>
-        <w:spacing w:line="336" w:lineRule="auto" w:after="180"/>
-      </w:pPr>
-      <w:r>
-        <w:rPr>
-          <w:b w:val="0"/>
-        </w:rPr>
-        <w:t>Qualification: A mock verifies declared interactions, not real provider availability or all runtime limits.</w:t>
-      </w:r>
-    </w:p>
-    <w:p>
-      <w:pPr>
-        <w:spacing w:line="336" w:lineRule="auto" w:after="180"/>
-      </w:pPr>
-      <w:r>
-        <w:rPr>
-          <w:b w:val="0"/>
-        </w:rPr>
-        <w:t xml:space="preserve">Exit: accept a concrete variation with its predicted outcome and a stated condition that would challenge the </w:t>
-      </w:r>
-      <w:r>
-        <w:rPr>
-          <w:b/>
-        </w:rPr>
-        <w:t>mechanism</w:t>
-      </w:r>
-      <w:r>
-        <w:rPr>
-          <w:b w:val="0"/>
-        </w:rPr>
-        <w:t xml:space="preserve">; reject a claim resting on unmeasured </w:t>
-      </w:r>
-      <w:r>
-        <w:rPr>
-          <w:b/>
-        </w:rPr>
-        <w:t>evidence</w:t>
-      </w:r>
-      <w:r>
-        <w:rPr>
-          <w:b w:val="0"/>
-        </w:rPr>
-        <w:t>.</w:t>
-      </w:r>
-    </w:p>
-    <w:p>
-      <w:pPr>
-        <w:pStyle w:val="Heading3"/>
-      </w:pPr>
-      <w:r>
-        <w:t>Model the reasoning aloud</w:t>
-      </w:r>
-    </w:p>
-    <w:p>
-      <w:pPr>
-        <w:spacing w:line="336" w:lineRule="auto" w:after="180"/>
-      </w:pPr>
-      <w:r>
-        <w:rPr>
-          <w:b w:val="0"/>
-        </w:rPr>
-        <w:t xml:space="preserve">Use the complete worked example below before asking learners to complete W2. Reveal a small part, invite a </w:t>
-      </w:r>
-      <w:r>
-        <w:rPr>
-          <w:b/>
-        </w:rPr>
-        <w:t>prediction</w:t>
-      </w:r>
-      <w:r>
-        <w:rPr>
-          <w:b w:val="0"/>
-        </w:rPr>
-        <w:t>, then explain the deciding step.</w:t>
-      </w:r>
-    </w:p>
-    <w:p>
-      <w:pPr>
-        <w:spacing w:line="336" w:lineRule="auto" w:after="180"/>
-      </w:pPr>
-      <w:r>
-        <w:rPr>
-          <w:b w:val="0"/>
-        </w:rPr>
         <w:t>These teacher notes contain solutions; do not reveal the independent case answer during modelling.</w:t>
-      </w:r>
-    </w:p>
-    <w:p>
-      <w:pPr>
-        <w:spacing w:line="336" w:lineRule="auto" w:after="180"/>
-      </w:pPr>
-      <w:r>
-        <w:rPr>
-          <w:b w:val="0"/>
-        </w:rPr>
-        <w:t>A student requests a teacher source; test response is denied, but a recorded lookup call read the teacher file.</w:t>
-      </w:r>
-    </w:p>
-    <w:p>
-      <w:pPr>
-        <w:spacing w:line="336" w:lineRule="auto" w:after="180"/>
-      </w:pPr>
-      <w:r>
-        <w:rPr>
-          <w:b w:val="0"/>
-        </w:rPr>
-        <w:t xml:space="preserve">The test exposes a hidden boundary failure despite the denied final response. Assert both response and </w:t>
-      </w:r>
-      <w:r>
-        <w:rPr>
-          <w:b/>
-        </w:rPr>
-        <w:t>call trace</w:t>
-      </w:r>
-      <w:r>
-        <w:rPr>
-          <w:b w:val="0"/>
-        </w:rPr>
-        <w:t>; deny before lookup.</w:t>
-      </w:r>
-    </w:p>
-    <w:p>
-      <w:pPr>
-        <w:pStyle w:val="Heading3"/>
-      </w:pPr>
-      <w:r>
-        <w:t>Model the reasoning aloud · 4</w:t>
-      </w:r>
-    </w:p>
-    <w:p>
-      <w:pPr>
-        <w:spacing w:line="336" w:lineRule="auto" w:after="180"/>
-      </w:pPr>
-      <w:r>
-        <w:rPr>
-          <w:b w:val="0"/>
-        </w:rPr>
-        <w:t xml:space="preserve">Compare the intermediate </w:t>
-      </w:r>
-      <w:r>
-        <w:rPr>
-          <w:b/>
-        </w:rPr>
-        <w:t>evidence</w:t>
-      </w:r>
-      <w:r>
-        <w:rPr>
-          <w:b w:val="0"/>
-        </w:rPr>
-        <w:t xml:space="preserve"> with the final statement. Explain why each number or decision follows from the stated </w:t>
-      </w:r>
-      <w:r>
-        <w:rPr>
-          <w:b/>
-        </w:rPr>
-        <w:t>input</w:t>
-      </w:r>
-      <w:r>
-        <w:rPr>
-          <w:b w:val="0"/>
-        </w:rPr>
-        <w:t>s.</w:t>
-      </w:r>
-    </w:p>
-    <w:p>
-      <w:pPr>
-        <w:spacing w:line="336" w:lineRule="auto" w:after="180"/>
-      </w:pPr>
-      <w:r>
-        <w:rPr>
-          <w:b w:val="0"/>
-        </w:rPr>
-        <w:t xml:space="preserve">The conclusion belongs to this scenario and procedure; changing the </w:t>
-      </w:r>
-      <w:r>
-        <w:rPr>
-          <w:b/>
-        </w:rPr>
-        <w:t>input</w:t>
-      </w:r>
-      <w:r>
-        <w:rPr>
-          <w:b w:val="0"/>
-        </w:rPr>
-        <w:t>s, evaluation population or authority can change what it establishes. Retain the raw record so a later revision can be compared honestly.</w:t>
       </w:r>
     </w:p>
     <w:tbl>
@@ -1528,59 +2576,10 @@
     </w:p>
     <w:p>
       <w:pPr>
-        <w:spacing w:line="336" w:lineRule="auto" w:after="180"/>
-      </w:pPr>
-      <w:r>
-        <w:rPr>
-          <w:b w:val="0"/>
-        </w:rPr>
-        <w:t xml:space="preserve">Catch a wrong adapter connection. A service reads a fake catalogue </w:t>
-      </w:r>
-      <w:r>
-        <w:rPr>
-          <w:b/>
-        </w:rPr>
-        <w:t>fixture</w:t>
-      </w:r>
-      <w:r>
-        <w:rPr>
-          <w:b w:val="0"/>
-        </w:rPr>
-        <w:t xml:space="preserve"> and answers a request for item N.</w:t>
-      </w:r>
-    </w:p>
-    <w:p>
-      <w:pPr>
         <w:pStyle w:val="Heading3"/>
       </w:pPr>
       <w:r>
         <w:t>The facts we will use</w:t>
-      </w:r>
-    </w:p>
-    <w:p>
-      <w:pPr>
-        <w:pStyle w:val="Heading3"/>
-      </w:pPr>
-      <w:r>
-        <w:t>Supplied facts</w:t>
-      </w:r>
-    </w:p>
-    <w:p>
-      <w:pPr>
-        <w:spacing w:line="336" w:lineRule="auto" w:after="180"/>
-        <w:shd w:fill="F1F6FC"/>
-      </w:pPr>
-      <w:r>
-        <w:rPr>
-          <w:b/>
-        </w:rPr>
-        <w:t>Fixture</w:t>
-      </w:r>
-      <w:r>
-        <w:rPr>
-          <w:b w:val="0"/>
-        </w:rPr>
-        <w:t xml:space="preserve"> M="map", N="notebook". No external network is involved.</w:t>
       </w:r>
     </w:p>
     <w:p>
@@ -1588,7 +2587,7 @@
         <w:drawing>
           <wp:inline xmlns:a="http://schemas.openxmlformats.org/drawingml/2006/main" xmlns:pic="http://schemas.openxmlformats.org/drawingml/2006/picture">
             <wp:extent cx="5486400" cy="5145314"/>
-            <wp:docPr id="1" name="Picture 1" descr="Integration tests and fixtures. Load fixture: The test supplies fixed records M and N.. Follow identifier: The application must request N from its adapter.. Check full reply: The returned item should be notebook with source N."/>
+            <wp:docPr id="2" name="Picture 2" descr="Integration tests and fixtures. Load fixture: The test supplies fixed records M and N.. Follow identifier: The application must request N from its adapter.. Check full reply: The returned item should be notebook with source N."/>
             <wp:cNvGraphicFramePr>
               <a:graphicFrameLocks noChangeAspect="1"/>
             </wp:cNvGraphicFramePr>
@@ -1600,7 +2599,7 @@
                     <pic:cNvPicPr/>
                   </pic:nvPicPr>
                   <pic:blipFill>
-                    <a:blip r:embed="rId9"/>
+                    <a:blip r:embed="rId10"/>
                     <a:stretch>
                       <a:fillRect/>
                     </a:stretch>
@@ -1624,114 +2623,7 @@
         <w:pStyle w:val="Heading3"/>
       </w:pPr>
       <w:r>
-        <w:t>Read the picture one step at a time</w:t>
-      </w:r>
-    </w:p>
-    <w:tbl>
-      <w:tblPr>
-        <w:tblStyle w:val="LightShading-Accent1"/>
-        <w:tblW w:type="auto" w:w="0"/>
-        <w:tblLook w:firstColumn="1" w:firstRow="1" w:lastColumn="0" w:lastRow="0" w:noHBand="0" w:noVBand="1" w:val="04A0"/>
-      </w:tblPr>
-      <w:tblGrid>
-        <w:gridCol w:w="5112"/>
-        <w:gridCol w:w="5112"/>
-      </w:tblGrid>
-      <w:tr>
-        <w:trPr>
-          <w:tblHeader/>
-        </w:trPr>
-        <w:tc>
-          <w:tcPr>
-            <w:tcW w:type="dxa" w:w="5112"/>
-          </w:tcPr>
-          <w:p>
-            <w:r>
-              <w:t>Step</w:t>
-            </w:r>
-          </w:p>
-        </w:tc>
-        <w:tc>
-          <w:tcPr>
-            <w:tcW w:type="dxa" w:w="5112"/>
-          </w:tcPr>
-          <w:p>
-            <w:r>
-              <w:t>What happens and why</w:t>
-            </w:r>
-          </w:p>
-        </w:tc>
-      </w:tr>
-      <w:tr>
-        <w:tc>
-          <w:tcPr>
-            <w:tcW w:type="dxa" w:w="5112"/>
-          </w:tcPr>
-          <w:p>
-            <w:r>
-              <w:t>1. Load fixture</w:t>
-            </w:r>
-          </w:p>
-        </w:tc>
-        <w:tc>
-          <w:tcPr>
-            <w:tcW w:type="dxa" w:w="5112"/>
-          </w:tcPr>
-          <w:p>
-            <w:r>
-              <w:t>The test supplies fixed records M and N.</w:t>
-            </w:r>
-          </w:p>
-        </w:tc>
-      </w:tr>
-      <w:tr>
-        <w:tc>
-          <w:tcPr>
-            <w:tcW w:type="dxa" w:w="5112"/>
-          </w:tcPr>
-          <w:p>
-            <w:r>
-              <w:t>2. Follow identifier</w:t>
-            </w:r>
-          </w:p>
-        </w:tc>
-        <w:tc>
-          <w:tcPr>
-            <w:tcW w:type="dxa" w:w="5112"/>
-          </w:tcPr>
-          <w:p>
-            <w:r>
-              <w:t>The application must request N from its adapter.</w:t>
-            </w:r>
-          </w:p>
-        </w:tc>
-      </w:tr>
-      <w:tr>
-        <w:tc>
-          <w:tcPr>
-            <w:tcW w:type="dxa" w:w="5112"/>
-          </w:tcPr>
-          <w:p>
-            <w:r>
-              <w:t>3. Check full reply</w:t>
-            </w:r>
-          </w:p>
-        </w:tc>
-        <w:tc>
-          <w:tcPr>
-            <w:tcW w:type="dxa" w:w="5112"/>
-          </w:tcPr>
-          <w:p>
-            <w:r>
-              <w:t>The returned item should be notebook with source N.</w:t>
-            </w:r>
-          </w:p>
-        </w:tc>
-      </w:tr>
-    </w:tbl>
-    <w:p>
-      <w:r>
-        <w:t>Match each pictured step to the supplied facts. This is a worked teaching case, not an independent assessment.</w:t>
+        <w:t>Why this result follows</w:t>
       </w:r>
     </w:p>
     <w:p>
@@ -1739,7 +2631,7 @@
         <w:pStyle w:val="Heading3"/>
       </w:pPr>
       <w:r>
-        <w:t>Why this result follows</w:t>
+        <w:t>What this example does not establish</w:t>
       </w:r>
     </w:p>
     <w:p>
@@ -1747,167 +2639,204 @@
         <w:pStyle w:val="Heading3"/>
       </w:pPr>
       <w:r>
-        <w:t>Why the result follows</w:t>
+        <w:t>Change one thing in the pictured case</w:t>
       </w:r>
     </w:p>
     <w:p>
       <w:pPr>
-        <w:spacing w:line="336" w:lineRule="auto" w:after="180"/>
-        <w:shd w:fill="F1F6FC"/>
-      </w:pPr>
-      <w:r>
-        <w:rPr>
-          <w:b/>
-        </w:rPr>
-        <w:t>Integration test</w:t>
-      </w:r>
-      <w:r>
-        <w:rPr>
-          <w:b w:val="0"/>
-        </w:rPr>
-        <w:t>ing checks how components connect. Each component can work alone while their identifier exchange is wrong.</w:t>
+        <w:pStyle w:val="Heading3"/>
+      </w:pPr>
+      <w:r>
+        <w:t>Ask while showing the picture</w:t>
       </w:r>
     </w:p>
     <w:p>
       <w:pPr>
-        <w:pStyle w:val="Heading3"/>
-      </w:pPr>
-      <w:r>
-        <w:t>What this example does not establish</w:t>
+        <w:spacing w:line="336" w:lineRule="auto" w:after="180"/>
+      </w:pPr>
+      <w:r>
+        <w:rPr>
+          <w:b w:val="0"/>
+        </w:rPr>
+        <w:t xml:space="preserve">Cover the result. Ask learners to name the </w:t>
+      </w:r>
+      <w:r>
+        <w:rPr>
+          <w:b/>
+        </w:rPr>
+        <w:t>input</w:t>
+      </w:r>
+      <w:r>
+        <w:rPr>
+          <w:b w:val="0"/>
+        </w:rPr>
+        <w:t xml:space="preserve">s and predict the next step. Uncover one step, connect the icon to the actual procedure, and explain its </w:t>
+      </w:r>
+      <w:r>
+        <w:rPr>
+          <w:b/>
+        </w:rPr>
+        <w:t>evidence</w:t>
+      </w:r>
+      <w:r>
+        <w:rPr>
+          <w:b w:val="0"/>
+        </w:rPr>
+        <w:t>. Then change the supplied condition and compare.</w:t>
       </w:r>
     </w:p>
     <w:p>
       <w:pPr>
-        <w:pStyle w:val="Heading3"/>
-      </w:pPr>
-      <w:r>
-        <w:t>Keep the stated limit</w:t>
+        <w:spacing w:line="336" w:lineRule="auto" w:after="180"/>
+      </w:pPr>
+      <w:r>
+        <w:rPr>
+          <w:b w:val="0"/>
+        </w:rPr>
+        <w:t>The picture is a representation; it does not document execution of a real AI model.</w:t>
       </w:r>
     </w:p>
     <w:p>
       <w:pPr>
-        <w:spacing w:line="336" w:lineRule="auto" w:after="180"/>
-        <w:shd w:fill="FFF5E6"/>
-      </w:pPr>
-      <w:r>
-        <w:rPr>
-          <w:b w:val="0"/>
-        </w:rPr>
-        <w:t xml:space="preserve">A controlled </w:t>
-      </w:r>
-      <w:r>
-        <w:rPr>
-          <w:b/>
-        </w:rPr>
-        <w:t>fixture</w:t>
-      </w:r>
-      <w:r>
-        <w:rPr>
-          <w:b w:val="0"/>
-        </w:rPr>
-        <w:t xml:space="preserve"> does not prove a live catalogue behaves identically; also review live adapter contracts.</w:t>
+        <w:pStyle w:val="Heading1"/>
+      </w:pPr>
+      <w:r>
+        <w:t>03. Model a step,then remove help</w:t>
       </w:r>
     </w:p>
     <w:p>
-      <w:pPr>
-        <w:pStyle w:val="Heading3"/>
-      </w:pPr>
-      <w:r>
-        <w:t>Change one thing in the pictured case</w:t>
+      <w:r>
+        <w:t>Collect each learner’s reasoning before showing a key.</w:t>
       </w:r>
     </w:p>
     <w:p>
       <w:pPr>
-        <w:pStyle w:val="Heading3"/>
-      </w:pPr>
-      <w:r>
-        <w:t>Change one thing</w:t>
+        <w:pStyle w:val="Heading2"/>
+      </w:pPr>
+      <w:r>
+        <w:t>Current completion task and checked reasoning</w:t>
       </w:r>
     </w:p>
     <w:p>
       <w:pPr>
         <w:spacing w:line="336" w:lineRule="auto" w:after="180"/>
-        <w:shd w:fill="F5F1FB"/>
       </w:pPr>
       <w:r>
         <w:rPr>
           <w:b w:val="0"/>
         </w:rPr>
-        <w:t>Change: The adapter returns M when N was requested.</w:t>
+        <w:t>Completion task: A student requests a teacher source; test response is denied, but a recorded lookup call read the teacher file. Show the intermediate steps and give the conclusion with its scope.</w:t>
       </w:r>
     </w:p>
     <w:p>
       <w:pPr>
-        <w:pStyle w:val="Heading3"/>
-      </w:pPr>
-      <w:r>
-        <w:t>Predicted result</w:t>
+        <w:spacing w:line="336" w:lineRule="auto" w:after="180"/>
+      </w:pPr>
+      <w:r>
+        <w:rPr>
+          <w:b w:val="0"/>
+        </w:rPr>
+        <w:t xml:space="preserve">Teacher check: Teacher explanation: The test exposes a hidden boundary failure despite the denied final response. Assert both response and </w:t>
+      </w:r>
+      <w:r>
+        <w:rPr>
+          <w:b/>
+        </w:rPr>
+        <w:t>call trace</w:t>
+      </w:r>
+      <w:r>
+        <w:rPr>
+          <w:b w:val="0"/>
+        </w:rPr>
+        <w:t>; deny before lookup.</w:t>
       </w:r>
     </w:p>
     <w:p>
       <w:pPr>
         <w:spacing w:line="336" w:lineRule="auto" w:after="180"/>
-        <w:shd w:fill="F1F6FC"/>
-      </w:pPr>
+      </w:pPr>
+      <w:r>
+        <w:rPr>
+          <w:b w:val="0"/>
+        </w:rPr>
+        <w:t xml:space="preserve">Start by identifying the given </w:t>
+      </w:r>
       <w:r>
         <w:rPr>
           <w:b/>
         </w:rPr>
-        <w:t>Prediction</w:t>
+        <w:t>input</w:t>
       </w:r>
       <w:r>
         <w:rPr>
           <w:b w:val="0"/>
         </w:rPr>
-        <w:t>: Fail the integration check: map is the wrong item.</w:t>
+        <w:t>s together. Leave the intermediate steps blank. If needed, model one step, then withdraw that help on the next step. Move to a full trace only when the partial trace is understood.</w:t>
       </w:r>
     </w:p>
     <w:p>
       <w:pPr>
-        <w:pStyle w:val="Heading3"/>
-      </w:pPr>
-      <w:r>
-        <w:t>Why the result follows</w:t>
+        <w:spacing w:line="336" w:lineRule="auto" w:after="180"/>
+      </w:pPr>
+      <w:r>
+        <w:rPr>
+          <w:b w:val="0"/>
+        </w:rPr>
+        <w:t>For partners, alternate explainer and checker; collect a response from every learner before discussion.</w:t>
       </w:r>
     </w:p>
     <w:p>
       <w:pPr>
-        <w:spacing w:line="336" w:lineRule="auto" w:after="180"/>
-        <w:shd w:fill="F1F6FC"/>
-      </w:pPr>
-      <w:r>
-        <w:rPr>
-          <w:b w:val="0"/>
-        </w:rPr>
-        <w:t xml:space="preserve">Reason: The request now reaches </w:t>
-      </w:r>
-      <w:r>
-        <w:rPr>
-          <w:b/>
-        </w:rPr>
-        <w:t>evidence</w:t>
-      </w:r>
-      <w:r>
-        <w:rPr>
-          <w:b w:val="0"/>
-        </w:rPr>
-        <w:t xml:space="preserve"> for another identifier.</w:t>
+        <w:pStyle w:val="Heading2"/>
+      </w:pPr>
+      <w:r>
+        <w:t>Individual misconception check</w:t>
       </w:r>
     </w:p>
     <w:p>
       <w:pPr>
-        <w:pStyle w:val="Heading3"/>
-      </w:pPr>
-      <w:r>
-        <w:t>Ask while showing the picture</w:t>
+        <w:spacing w:line="336" w:lineRule="auto" w:after="180"/>
+      </w:pPr>
+      <w:r>
+        <w:rPr>
+          <w:b w:val="0"/>
+        </w:rPr>
+        <w:t xml:space="preserve">Use the worked case for </w:t>
+      </w:r>
+      <w:r>
+        <w:rPr>
+          <w:b/>
+        </w:rPr>
+        <w:t>Integration test</w:t>
+      </w:r>
+      <w:r>
+        <w:rPr>
+          <w:b w:val="0"/>
+        </w:rPr>
+        <w:t xml:space="preserve">s and </w:t>
+      </w:r>
+      <w:r>
+        <w:rPr>
+          <w:b/>
+        </w:rPr>
+        <w:t>fixture</w:t>
+      </w:r>
+      <w:r>
+        <w:rPr>
+          <w:b w:val="0"/>
+        </w:rPr>
+        <w:t>s. Proposed explanation: “The worked result establishes every future case”. Decide whether this explanation is supported.</w:t>
       </w:r>
     </w:p>
     <w:p>
       <w:pPr>
-        <w:pStyle w:val="Heading3"/>
-      </w:pPr>
-      <w:r>
-        <w:t>Ask while showing the picture · 5</w:t>
+        <w:spacing w:line="336" w:lineRule="auto" w:after="180"/>
+      </w:pPr>
+      <w:r>
+        <w:rPr>
+          <w:b w:val="0"/>
+        </w:rPr>
+        <w:t>Point to the step or supplied fact that decides; explain your repair if needed.</w:t>
       </w:r>
     </w:p>
     <w:p>
@@ -1918,31 +2847,7 @@
         <w:rPr>
           <w:b w:val="0"/>
         </w:rPr>
-        <w:t xml:space="preserve">Cover the result. Ask learners to name the </w:t>
-      </w:r>
-      <w:r>
-        <w:rPr>
-          <w:b/>
-        </w:rPr>
-        <w:t>input</w:t>
-      </w:r>
-      <w:r>
-        <w:rPr>
-          <w:b w:val="0"/>
-        </w:rPr>
-        <w:t xml:space="preserve">s and predict the next step. Uncover one step, connect the icon to the actual procedure, and explain its </w:t>
-      </w:r>
-      <w:r>
-        <w:rPr>
-          <w:b/>
-        </w:rPr>
-        <w:t>evidence</w:t>
-      </w:r>
-      <w:r>
-        <w:rPr>
-          <w:b w:val="0"/>
-        </w:rPr>
-        <w:t>. Then change the supplied condition and compare.</w:t>
+        <w:t>Expected correction: A mock verifies declared interactions, not real provider availability or all runtime limits.</w:t>
       </w:r>
     </w:p>
     <w:p>
@@ -1953,20 +2858,226 @@
         <w:rPr>
           <w:b w:val="0"/>
         </w:rPr>
-        <w:t>The picture is a representation; it does not document execution of a real AI model.</w:t>
+        <w:t>Collect explanations, not only yes/no votes. If a misunderstanding is common, re-model the relevant step for the class.</w:t>
       </w:r>
     </w:p>
     <w:p>
       <w:pPr>
-        <w:pStyle w:val="Heading1"/>
-      </w:pPr>
-      <w:r>
-        <w:t>03. Demonstrate and guide practice</w:t>
+        <w:spacing w:line="336" w:lineRule="auto" w:after="180"/>
+      </w:pPr>
+      <w:r>
+        <w:rPr>
+          <w:b w:val="0"/>
+        </w:rPr>
+        <w:t>If it affects a few learners, give a short targeted group explanation while others solve a more demanding variation.</w:t>
       </w:r>
     </w:p>
     <w:p>
-      <w:r>
-        <w:t>Demonstrate Integration tests and fixtures, reduce support deliberately and check individual reasoning before discussing answers.</w:t>
+      <w:pPr>
+        <w:pStyle w:val="Heading2"/>
+      </w:pPr>
+      <w:r>
+        <w:t>Pictured reasoning and changed case</w:t>
+      </w:r>
+    </w:p>
+    <w:p>
+      <w:pPr>
+        <w:spacing w:line="336" w:lineRule="auto" w:after="180"/>
+      </w:pPr>
+      <w:r>
+        <w:rPr>
+          <w:b w:val="0"/>
+        </w:rPr>
+        <w:t xml:space="preserve">Follow request N through the </w:t>
+      </w:r>
+      <w:r>
+        <w:rPr>
+          <w:b/>
+        </w:rPr>
+        <w:t>fixture</w:t>
+      </w:r>
+      <w:r>
+        <w:rPr>
+          <w:b w:val="0"/>
+        </w:rPr>
+        <w:t xml:space="preserve"> and adapter. Which source and item should appear in the reply, and what precisely fails when the adapter returns M?</w:t>
+      </w:r>
+    </w:p>
+    <w:p>
+      <w:pPr>
+        <w:spacing w:line="336" w:lineRule="auto" w:after="180"/>
+      </w:pPr>
+      <w:r>
+        <w:rPr>
+          <w:b w:val="0"/>
+        </w:rPr>
+        <w:t>The test supplies fixed records M and N. The application must request N from its adapter. The returned item should be notebook with source N. Changed case: Fail the integration check: map is the wrong item.</w:t>
+      </w:r>
+    </w:p>
+    <w:p>
+      <w:pPr>
+        <w:spacing w:line="336" w:lineRule="auto" w:after="180"/>
+      </w:pPr>
+      <w:r>
+        <w:rPr>
+          <w:b w:val="0"/>
+        </w:rPr>
+        <w:t xml:space="preserve">The request now reaches </w:t>
+      </w:r>
+      <w:r>
+        <w:rPr>
+          <w:b/>
+        </w:rPr>
+        <w:t>evidence</w:t>
+      </w:r>
+      <w:r>
+        <w:rPr>
+          <w:b w:val="0"/>
+        </w:rPr>
+        <w:t xml:space="preserve"> for another identifier.</w:t>
+      </w:r>
+    </w:p>
+    <w:p>
+      <w:pPr>
+        <w:spacing w:line="336" w:lineRule="auto" w:after="180"/>
+      </w:pPr>
+      <w:r>
+        <w:rPr>
+          <w:b w:val="0"/>
+        </w:rPr>
+        <w:t xml:space="preserve">Changed-case reasoning: Fail the integration check: map is the wrong item. The request now reaches </w:t>
+      </w:r>
+      <w:r>
+        <w:rPr>
+          <w:b/>
+        </w:rPr>
+        <w:t>evidence</w:t>
+      </w:r>
+      <w:r>
+        <w:rPr>
+          <w:b w:val="0"/>
+        </w:rPr>
+        <w:t xml:space="preserve"> for another identifier.</w:t>
+      </w:r>
+    </w:p>
+    <w:p>
+      <w:pPr>
+        <w:spacing w:line="336" w:lineRule="auto" w:after="180"/>
+      </w:pPr>
+      <w:r>
+        <w:rPr>
+          <w:b w:val="0"/>
+        </w:rPr>
+        <w:t xml:space="preserve">Collect each learner’s explanation before discussion. Use the first missing connection between </w:t>
+      </w:r>
+      <w:r>
+        <w:rPr>
+          <w:b/>
+        </w:rPr>
+        <w:t>input</w:t>
+      </w:r>
+      <w:r>
+        <w:rPr>
+          <w:b w:val="0"/>
+        </w:rPr>
+        <w:t xml:space="preserve">, deciding step and result to choose support. This question is worked-case practice, not fresh mastery </w:t>
+      </w:r>
+      <w:r>
+        <w:rPr>
+          <w:b/>
+        </w:rPr>
+        <w:t>evidence</w:t>
+      </w:r>
+      <w:r>
+        <w:rPr>
+          <w:b w:val="0"/>
+        </w:rPr>
+        <w:t>.</w:t>
+      </w:r>
+    </w:p>
+    <w:p>
+      <w:pPr>
+        <w:pStyle w:val="Heading2"/>
+      </w:pPr>
+      <w:r>
+        <w:t>Accessible support and extension</w:t>
+      </w:r>
+    </w:p>
+    <w:p>
+      <w:pPr>
+        <w:spacing w:line="336" w:lineRule="auto" w:after="180"/>
+      </w:pPr>
+      <w:r>
+        <w:rPr>
+          <w:b w:val="0"/>
+        </w:rPr>
+        <w:t xml:space="preserve">Use See how it works and Follow a worked example. Collect a </w:t>
+      </w:r>
+      <w:r>
+        <w:rPr>
+          <w:b/>
+        </w:rPr>
+        <w:t>prediction</w:t>
+      </w:r>
+      <w:r>
+        <w:rPr>
+          <w:b w:val="0"/>
+        </w:rPr>
+        <w:t xml:space="preserve"> before revealing its result; ask the learner to point to each intermediate fact.</w:t>
+      </w:r>
+    </w:p>
+    <w:p>
+      <w:pPr>
+        <w:spacing w:line="336" w:lineRule="auto" w:after="180"/>
+      </w:pPr>
+      <w:r>
+        <w:rPr>
+          <w:b w:val="0"/>
+        </w:rPr>
+        <w:t xml:space="preserve">Provide an </w:t>
+      </w:r>
+      <w:r>
+        <w:rPr>
+          <w:b/>
+        </w:rPr>
+        <w:t>input</w:t>
+      </w:r>
+      <w:r>
+        <w:rPr>
+          <w:b w:val="0"/>
+        </w:rPr>
+        <w:t>/procedure/result/limit frame and a calculator when needed. Ask students to identify the first step before completing the whole trace.</w:t>
+      </w:r>
+    </w:p>
+    <w:p>
+      <w:pPr>
+        <w:spacing w:line="336" w:lineRule="auto" w:after="180"/>
+      </w:pPr>
+      <w:r>
+        <w:rPr>
+          <w:b w:val="0"/>
+        </w:rPr>
+        <w:t xml:space="preserve">Extension: compare two concrete variants of this </w:t>
+      </w:r>
+      <w:r>
+        <w:rPr>
+          <w:b/>
+        </w:rPr>
+        <w:t>mechanism</w:t>
+      </w:r>
+      <w:r>
+        <w:rPr>
+          <w:b w:val="0"/>
+        </w:rPr>
+        <w:t xml:space="preserve"> while holding unrelated conditions fixed; report both successful and unsuccessful outcomes.</w:t>
+      </w:r>
+    </w:p>
+    <w:p>
+      <w:pPr>
+        <w:pStyle w:val="Heading2"/>
+      </w:pPr>
+      <w:r>
+        <w:t>Earlier wording, alternatives and picture transcripts · reference / check after trying</w:t>
       </w:r>
     </w:p>
     <w:tbl>
@@ -2183,71 +3294,26 @@
     </w:tbl>
     <w:p>
       <w:pPr>
-        <w:spacing w:line="336" w:lineRule="auto" w:after="180"/>
-      </w:pPr>
-      <w:r>
-        <w:rPr>
-          <w:b w:val="0"/>
-        </w:rPr>
-        <w:t xml:space="preserve">Use See how it works and Follow a worked example. Collect a </w:t>
-      </w:r>
-      <w:r>
-        <w:rPr>
-          <w:b/>
-        </w:rPr>
-        <w:t>prediction</w:t>
-      </w:r>
-      <w:r>
-        <w:rPr>
-          <w:b w:val="0"/>
-        </w:rPr>
-        <w:t xml:space="preserve"> before revealing its result; ask the learner to point to each intermediate fact.</w:t>
+        <w:pStyle w:val="Heading3"/>
+      </w:pPr>
+      <w:r>
+        <w:t>Reduce help deliberately</w:t>
       </w:r>
     </w:p>
     <w:p>
       <w:pPr>
-        <w:spacing w:line="336" w:lineRule="auto" w:after="180"/>
-      </w:pPr>
-      <w:r>
-        <w:rPr>
-          <w:b w:val="0"/>
-        </w:rPr>
-        <w:t xml:space="preserve">Provide an </w:t>
-      </w:r>
-      <w:r>
-        <w:rPr>
-          <w:b/>
-        </w:rPr>
-        <w:t>input</w:t>
-      </w:r>
-      <w:r>
-        <w:rPr>
-          <w:b w:val="0"/>
-        </w:rPr>
-        <w:t>/procedure/result/limit frame and a calculator when needed. Ask students to identify the first step before completing the whole trace.</w:t>
+        <w:pStyle w:val="Heading3"/>
+      </w:pPr>
+      <w:r>
+        <w:t>Individual reasoning check</w:t>
       </w:r>
     </w:p>
     <w:p>
       <w:pPr>
-        <w:spacing w:line="336" w:lineRule="auto" w:after="180"/>
-      </w:pPr>
-      <w:r>
-        <w:rPr>
-          <w:b w:val="0"/>
-        </w:rPr>
-        <w:t xml:space="preserve">Extension: compare two concrete variants of this </w:t>
-      </w:r>
-      <w:r>
-        <w:rPr>
-          <w:b/>
-        </w:rPr>
-        <w:t>mechanism</w:t>
-      </w:r>
-      <w:r>
-        <w:rPr>
-          <w:b w:val="0"/>
-        </w:rPr>
-        <w:t xml:space="preserve"> while holding unrelated conditions fixed; report both successful and unsuccessful outcomes.</w:t>
+        <w:pStyle w:val="Heading3"/>
+      </w:pPr>
+      <w:r>
+        <w:t>Pictorial practice question</w:t>
       </w:r>
     </w:p>
     <w:p>
@@ -2255,59 +3321,39 @@
         <w:pStyle w:val="Heading3"/>
       </w:pPr>
       <w:r>
-        <w:t>Reduce help deliberately</w:t>
+        <w:t>Reasoned teacher answer</w:t>
       </w:r>
     </w:p>
     <w:p>
       <w:pPr>
-        <w:pStyle w:val="Heading3"/>
-      </w:pPr>
-      <w:r>
-        <w:t>Completion practice</w:t>
+        <w:pStyle w:val="Heading1"/>
+      </w:pPr>
+      <w:r>
+        <w:t>04. Run the complete supplied investigation</w:t>
       </w:r>
     </w:p>
     <w:p>
-      <w:pPr>
-        <w:spacing w:line="336" w:lineRule="auto" w:after="180"/>
-        <w:shd w:fill="F5F1FB"/>
-      </w:pPr>
-      <w:r>
-        <w:rPr>
-          <w:b w:val="0"/>
-        </w:rPr>
-        <w:t>Completion task: A student requests a teacher source; test response is denied, but a recorded lookup call read the teacher file. Show the intermediate steps and give the conclusion with its scope.</w:t>
+      <w:r>
+        <w:t>Separate predictions,actual runs and paper traces.</w:t>
       </w:r>
     </w:p>
     <w:p>
       <w:pPr>
-        <w:pStyle w:val="Heading3"/>
-      </w:pPr>
-      <w:r>
-        <w:t>Reasoning to listen for</w:t>
+        <w:pStyle w:val="Heading2"/>
+      </w:pPr>
+      <w:r>
+        <w:t>Complete inputs,expected results and limits</w:t>
       </w:r>
     </w:p>
     <w:p>
       <w:pPr>
         <w:spacing w:line="336" w:lineRule="auto" w:after="180"/>
-        <w:shd w:fill="F1F6FC"/>
       </w:pPr>
       <w:r>
         <w:rPr>
           <w:b w:val="0"/>
         </w:rPr>
-        <w:t xml:space="preserve">Teacher check: Teacher explanation: The test exposes a hidden boundary failure despite the denied final response. Assert both response and </w:t>
-      </w:r>
-      <w:r>
-        <w:rPr>
-          <w:b/>
-        </w:rPr>
-        <w:t>call trace</w:t>
-      </w:r>
-      <w:r>
-        <w:rPr>
-          <w:b w:val="0"/>
-        </w:rPr>
-        <w:t>; deny before lookup.</w:t>
+        <w:t>Main correct denial has empty restricted lookup trace; broken order reads T and fails despite same denial. Missing/failing S must review without draft stub. Catalogue requested N expects notebook/source N; M/map mismatch must fail/review. Independent storage-not-found case: evidence is absent, generation must not invent capacity, and final support validation must not label it supported.</w:t>
       </w:r>
     </w:p>
     <w:p>
@@ -2318,38 +3364,26 @@
         <w:rPr>
           <w:b w:val="0"/>
         </w:rPr>
-        <w:t xml:space="preserve">Start by identifying the given </w:t>
-      </w:r>
-      <w:r>
-        <w:rPr>
-          <w:b/>
-        </w:rPr>
-        <w:t>input</w:t>
-      </w:r>
-      <w:r>
-        <w:rPr>
-          <w:b w:val="0"/>
-        </w:rPr>
-        <w:t>s together. Leave the intermediate steps blank. If needed, model one step, then withdraw that help on the next step. Move to a full trace only when the partial trace is understood.</w:t>
+        <w:t>Preserve failure trace, stop/review after missing evidence, and test no unsupported generation/publication.</w:t>
       </w:r>
     </w:p>
     <w:p>
       <w:pPr>
-        <w:spacing w:line="336" w:lineRule="auto" w:after="180"/>
-      </w:pPr>
-      <w:r>
-        <w:rPr>
-          <w:b w:val="0"/>
-        </w:rPr>
-        <w:t>For partners, alternate explainer and checker; collect a response from every learner before discussion.</w:t>
+        <w:pStyle w:val="Heading2"/>
+      </w:pPr>
+      <w:r>
+        <w:t>Diagnose the current misconceptions</w:t>
       </w:r>
     </w:p>
     <w:p>
       <w:pPr>
-        <w:pStyle w:val="Heading3"/>
-      </w:pPr>
-      <w:r>
-        <w:t>Individual reasoning check</w:t>
+        <w:spacing w:line="336" w:lineRule="auto" w:after="180"/>
+      </w:pPr>
+      <w:r>
+        <w:rPr>
+          <w:b w:val="0"/>
+        </w:rPr>
+        <w:t>The worked result establishes every future case: A mock verifies declared interactions, not real provider availability or all runtime limits.</w:t>
       </w:r>
     </w:p>
     <w:p>
@@ -2360,31 +3394,31 @@
         <w:rPr>
           <w:b w:val="0"/>
         </w:rPr>
-        <w:t xml:space="preserve">Use the worked case for </w:t>
+        <w:t xml:space="preserve">A missing </w:t>
       </w:r>
       <w:r>
         <w:rPr>
           <w:b/>
         </w:rPr>
-        <w:t>Integration test</w:t>
+        <w:t>input</w:t>
       </w:r>
       <w:r>
         <w:rPr>
           <w:b w:val="0"/>
         </w:rPr>
-        <w:t xml:space="preserve">s and </w:t>
+        <w:t xml:space="preserve"> may be replaced without recording the change: A replacement changes the </w:t>
       </w:r>
       <w:r>
         <w:rPr>
           <w:b/>
         </w:rPr>
-        <w:t>fixture</w:t>
+        <w:t>evidence</w:t>
       </w:r>
       <w:r>
         <w:rPr>
           <w:b w:val="0"/>
         </w:rPr>
-        <w:t>s. Proposed explanation: “The worked result establishes every future case”. Decide whether this explanation is supported.</w:t>
+        <w:t xml:space="preserve"> or contract. Record the change and its justification; do not silently turn unknown into a measured value.</w:t>
       </w:r>
     </w:p>
     <w:p>
@@ -2395,306 +3429,62 @@
         <w:rPr>
           <w:b w:val="0"/>
         </w:rPr>
-        <w:t>Point to the step or supplied fact that decides; explain your repair if needed.</w:t>
+        <w:t xml:space="preserve">Repeating an assessed case is new independent </w:t>
+      </w:r>
+      <w:r>
+        <w:rPr>
+          <w:b/>
+        </w:rPr>
+        <w:t>evidence</w:t>
+      </w:r>
+      <w:r>
+        <w:rPr>
+          <w:b w:val="0"/>
+        </w:rPr>
+        <w:t>: A replay checks consistency. An example used for feedback or revision cannot later be described as untouched final evaluation.</w:t>
       </w:r>
     </w:p>
     <w:p>
       <w:pPr>
-        <w:pStyle w:val="Heading3"/>
-      </w:pPr>
-      <w:r>
-        <w:t>Expected repair</w:t>
+        <w:spacing w:line="336" w:lineRule="auto" w:after="180"/>
+      </w:pPr>
+      <w:r>
+        <w:rPr>
+          <w:b w:val="0"/>
+        </w:rPr>
+        <w:t xml:space="preserve">Use Run the investigation for the </w:t>
+      </w:r>
+      <w:r>
+        <w:rPr>
+          <w:b/>
+        </w:rPr>
+        <w:t>evidence</w:t>
+      </w:r>
+      <w:r>
+        <w:rPr>
+          <w:b w:val="0"/>
+        </w:rPr>
+        <w:t xml:space="preserve"> ledger. Add a boundary or missing-</w:t>
+      </w:r>
+      <w:r>
+        <w:rPr>
+          <w:b/>
+        </w:rPr>
+        <w:t>input</w:t>
+      </w:r>
+      <w:r>
+        <w:rPr>
+          <w:b w:val="0"/>
+        </w:rPr>
+        <w:t xml:space="preserve"> case and record the expected response before checking. More successful repeats of one case do not establish wider coverage.</w:t>
       </w:r>
     </w:p>
     <w:p>
       <w:pPr>
-        <w:spacing w:line="336" w:lineRule="auto" w:after="180"/>
-        <w:shd w:fill="F1F6FC"/>
-      </w:pPr>
-      <w:r>
-        <w:rPr>
-          <w:b w:val="0"/>
-        </w:rPr>
-        <w:t>Expected correction: A mock verifies declared interactions, not real provider availability or all runtime limits.</w:t>
-      </w:r>
-    </w:p>
-    <w:p>
-      <w:pPr>
-        <w:spacing w:line="336" w:lineRule="auto" w:after="180"/>
-      </w:pPr>
-      <w:r>
-        <w:rPr>
-          <w:b w:val="0"/>
-        </w:rPr>
-        <w:t>Collect explanations, not only yes/no votes. If a misunderstanding is common, re-model the relevant step for the class.</w:t>
-      </w:r>
-    </w:p>
-    <w:p>
-      <w:pPr>
-        <w:spacing w:line="336" w:lineRule="auto" w:after="180"/>
-      </w:pPr>
-      <w:r>
-        <w:rPr>
-          <w:b w:val="0"/>
-        </w:rPr>
-        <w:t>If it affects a few learners, give a short targeted group explanation while others solve a more demanding variation.</w:t>
-      </w:r>
-    </w:p>
-    <w:p>
-      <w:pPr>
-        <w:pStyle w:val="Heading3"/>
-      </w:pPr>
-      <w:r>
-        <w:t>Pictorial practice question</w:t>
-      </w:r>
-    </w:p>
-    <w:p>
-      <w:pPr>
-        <w:spacing w:line="336" w:lineRule="auto" w:after="180"/>
-        <w:shd w:fill="F5F1FB"/>
-      </w:pPr>
-      <w:r>
-        <w:rPr>
-          <w:b w:val="0"/>
-        </w:rPr>
-        <w:t xml:space="preserve">Follow request N through the </w:t>
-      </w:r>
-      <w:r>
-        <w:rPr>
-          <w:b/>
-        </w:rPr>
-        <w:t>fixture</w:t>
-      </w:r>
-      <w:r>
-        <w:rPr>
-          <w:b w:val="0"/>
-        </w:rPr>
-        <w:t xml:space="preserve"> and adapter. Which source and item should appear in the reply, and what precisely fails when the adapter returns M?</w:t>
-      </w:r>
-    </w:p>
-    <w:p>
-      <w:pPr>
-        <w:pStyle w:val="Heading3"/>
-      </w:pPr>
-      <w:r>
-        <w:t>Reasoned teacher answer</w:t>
-      </w:r>
-    </w:p>
-    <w:p>
-      <w:pPr>
-        <w:spacing w:line="336" w:lineRule="auto" w:after="180"/>
-      </w:pPr>
-      <w:r>
-        <w:rPr>
-          <w:b w:val="0"/>
-        </w:rPr>
-        <w:t>The test supplies fixed records M and N. The application must request N from its adapter. The returned item should be notebook with source N. Changed case: Fail the integration check: map is the wrong item.</w:t>
-      </w:r>
-    </w:p>
-    <w:p>
-      <w:pPr>
-        <w:spacing w:line="336" w:lineRule="auto" w:after="180"/>
-      </w:pPr>
-      <w:r>
-        <w:rPr>
-          <w:b w:val="0"/>
-        </w:rPr>
-        <w:t xml:space="preserve">The request now reaches </w:t>
-      </w:r>
-      <w:r>
-        <w:rPr>
-          <w:b/>
-        </w:rPr>
-        <w:t>evidence</w:t>
-      </w:r>
-      <w:r>
-        <w:rPr>
-          <w:b w:val="0"/>
-        </w:rPr>
-        <w:t xml:space="preserve"> for another identifier.</w:t>
-      </w:r>
-    </w:p>
-    <w:p>
-      <w:pPr>
-        <w:spacing w:line="336" w:lineRule="auto" w:after="180"/>
-      </w:pPr>
-      <w:r>
-        <w:rPr>
-          <w:b w:val="0"/>
-        </w:rPr>
-        <w:t xml:space="preserve">Changed-case reasoning: Fail the integration check: map is the wrong item. The request now reaches </w:t>
-      </w:r>
-      <w:r>
-        <w:rPr>
-          <w:b/>
-        </w:rPr>
-        <w:t>evidence</w:t>
-      </w:r>
-      <w:r>
-        <w:rPr>
-          <w:b w:val="0"/>
-        </w:rPr>
-        <w:t xml:space="preserve"> for another identifier.</w:t>
-      </w:r>
-    </w:p>
-    <w:p>
-      <w:pPr>
-        <w:spacing w:line="336" w:lineRule="auto" w:after="180"/>
-      </w:pPr>
-      <w:r>
-        <w:rPr>
-          <w:b w:val="0"/>
-        </w:rPr>
-        <w:t xml:space="preserve">Collect each learner’s explanation before discussion. Use the first missing connection between </w:t>
-      </w:r>
-      <w:r>
-        <w:rPr>
-          <w:b/>
-        </w:rPr>
-        <w:t>input</w:t>
-      </w:r>
-      <w:r>
-        <w:rPr>
-          <w:b w:val="0"/>
-        </w:rPr>
-        <w:t xml:space="preserve">, deciding step and result to choose support. This question is worked-case practice, not fresh mastery </w:t>
-      </w:r>
-      <w:r>
-        <w:rPr>
-          <w:b/>
-        </w:rPr>
-        <w:t>evidence</w:t>
-      </w:r>
-      <w:r>
-        <w:rPr>
-          <w:b w:val="0"/>
-        </w:rPr>
-        <w:t>.</w:t>
-      </w:r>
-    </w:p>
-    <w:p>
-      <w:pPr>
-        <w:pStyle w:val="Heading1"/>
-      </w:pPr>
-      <w:r>
-        <w:t>04. Run the investigation and diagnose misconceptions</w:t>
-      </w:r>
-    </w:p>
-    <w:p>
-      <w:r>
-        <w:t>Run the Integration tests and fixtures investigation and use the first unsupported step to choose a teaching response.</w:t>
-      </w:r>
-    </w:p>
-    <w:p>
-      <w:pPr>
-        <w:spacing w:line="336" w:lineRule="auto" w:after="180"/>
-      </w:pPr>
-      <w:r>
-        <w:rPr>
-          <w:b w:val="0"/>
-        </w:rPr>
-        <w:t>The worked result establishes every future case: A mock verifies declared interactions, not real provider availability or all runtime limits.</w:t>
-      </w:r>
-    </w:p>
-    <w:p>
-      <w:pPr>
-        <w:spacing w:line="336" w:lineRule="auto" w:after="180"/>
-      </w:pPr>
-      <w:r>
-        <w:rPr>
-          <w:b w:val="0"/>
-        </w:rPr>
-        <w:t xml:space="preserve">A missing </w:t>
-      </w:r>
-      <w:r>
-        <w:rPr>
-          <w:b/>
-        </w:rPr>
-        <w:t>input</w:t>
-      </w:r>
-      <w:r>
-        <w:rPr>
-          <w:b w:val="0"/>
-        </w:rPr>
-        <w:t xml:space="preserve"> may be replaced without recording the change: A replacement changes the </w:t>
-      </w:r>
-      <w:r>
-        <w:rPr>
-          <w:b/>
-        </w:rPr>
-        <w:t>evidence</w:t>
-      </w:r>
-      <w:r>
-        <w:rPr>
-          <w:b w:val="0"/>
-        </w:rPr>
-        <w:t xml:space="preserve"> or contract. Record the change and its justification; do not silently turn unknown into a measured value.</w:t>
-      </w:r>
-    </w:p>
-    <w:p>
-      <w:pPr>
-        <w:spacing w:line="336" w:lineRule="auto" w:after="180"/>
-      </w:pPr>
-      <w:r>
-        <w:rPr>
-          <w:b w:val="0"/>
-        </w:rPr>
-        <w:t xml:space="preserve">Repeating an assessed case is new independent </w:t>
-      </w:r>
-      <w:r>
-        <w:rPr>
-          <w:b/>
-        </w:rPr>
-        <w:t>evidence</w:t>
-      </w:r>
-      <w:r>
-        <w:rPr>
-          <w:b w:val="0"/>
-        </w:rPr>
-        <w:t>: A replay checks consistency. An example used for feedback or revision cannot later be described as untouched final evaluation.</w:t>
-      </w:r>
-    </w:p>
-    <w:p>
-      <w:pPr>
-        <w:spacing w:line="336" w:lineRule="auto" w:after="180"/>
-      </w:pPr>
-      <w:r>
-        <w:rPr>
-          <w:b w:val="0"/>
-        </w:rPr>
-        <w:t xml:space="preserve">Use Run the investigation for the </w:t>
-      </w:r>
-      <w:r>
-        <w:rPr>
-          <w:b/>
-        </w:rPr>
-        <w:t>evidence</w:t>
-      </w:r>
-      <w:r>
-        <w:rPr>
-          <w:b w:val="0"/>
-        </w:rPr>
-        <w:t xml:space="preserve"> ledger. Add a boundary or missing-</w:t>
-      </w:r>
-      <w:r>
-        <w:rPr>
-          <w:b/>
-        </w:rPr>
-        <w:t>input</w:t>
-      </w:r>
-      <w:r>
-        <w:rPr>
-          <w:b w:val="0"/>
-        </w:rPr>
-        <w:t xml:space="preserve"> case and record the expected response before checking. More successful repeats of one case do not establish wider coverage.</w:t>
-      </w:r>
-    </w:p>
-    <w:p>
-      <w:pPr>
-        <w:pStyle w:val="Heading3"/>
-      </w:pPr>
-      <w:r>
-        <w:t>Match the support to the first error</w:t>
+        <w:pStyle w:val="Heading2"/>
+      </w:pPr>
+      <w:r>
+        <w:t>Choose accessible support</w:t>
       </w:r>
     </w:p>
     <w:tbl>
@@ -2867,57 +3657,39 @@
     </w:p>
     <w:p>
       <w:pPr>
-        <w:pStyle w:val="Heading1"/>
-      </w:pPr>
-      <w:r>
-        <w:t>05. Assess and explain the answers</w:t>
+        <w:pStyle w:val="Heading2"/>
+      </w:pPr>
+      <w:r>
+        <w:t>Earlier wording, alternatives and picture transcripts · reference / check after trying</w:t>
       </w:r>
     </w:p>
     <w:p>
-      <w:r>
-        <w:t>Use the Integration tests and fixtures questions, teacher keys and criteria after the relevant attempts. Previously discussed cases are practice; protect the separately selected independent task.</w:t>
+      <w:pPr>
+        <w:pStyle w:val="Heading3"/>
+      </w:pPr>
+      <w:r>
+        <w:t>Match the support to the first error</w:t>
       </w:r>
     </w:p>
     <w:p>
       <w:pPr>
-        <w:pStyle w:val="Heading3"/>
-      </w:pPr>
-      <w:r>
-        <w:t>Guided and exit questions</w:t>
+        <w:pStyle w:val="Heading1"/>
+      </w:pPr>
+      <w:r>
+        <w:t>05. Assess the new service scenario</w:t>
       </w:r>
     </w:p>
     <w:p>
-      <w:pPr>
-        <w:spacing w:line="336" w:lineRule="auto" w:after="180"/>
-      </w:pPr>
-      <w:r>
-        <w:rPr>
-          <w:b w:val="0"/>
-        </w:rPr>
-        <w:t xml:space="preserve">Guided: The test exposes a hidden boundary failure despite the denied final response. Assert both response and </w:t>
-      </w:r>
-      <w:r>
-        <w:rPr>
-          <w:b/>
-        </w:rPr>
-        <w:t>call trace</w:t>
-      </w:r>
-      <w:r>
-        <w:rPr>
-          <w:b w:val="0"/>
-        </w:rPr>
-        <w:t>; deny before lookup.</w:t>
+      <w:r>
+        <w:t>Keep the selected answer private until after a first attempt.</w:t>
       </w:r>
     </w:p>
     <w:p>
       <w:pPr>
-        <w:spacing w:line="336" w:lineRule="auto" w:after="180"/>
-      </w:pPr>
-      <w:r>
-        <w:rPr>
-          <w:b w:val="0"/>
-        </w:rPr>
-        <w:t>Qualification: A mock verifies declared interactions, not real provider availability or all runtime limits.</w:t>
+        <w:pStyle w:val="Heading2"/>
+      </w:pPr>
+      <w:r>
+        <w:t>Selected independent task and checked answer</w:t>
       </w:r>
     </w:p>
     <w:p>
@@ -2928,619 +3700,38 @@
         <w:rPr>
           <w:b w:val="0"/>
         </w:rPr>
-        <w:t xml:space="preserve">Exit: accept a concrete variation with its predicted outcome and a stated condition that would challenge the </w:t>
-      </w:r>
-      <w:r>
-        <w:rPr>
-          <w:b/>
-        </w:rPr>
-        <w:t>mechanism</w:t>
-      </w:r>
-      <w:r>
-        <w:rPr>
-          <w:b w:val="0"/>
-        </w:rPr>
-        <w:t xml:space="preserve">; reject a claim resting on unmeasured </w:t>
-      </w:r>
-      <w:r>
-        <w:rPr>
-          <w:b/>
-        </w:rPr>
-        <w:t>evidence</w:t>
-      </w:r>
-      <w:r>
-        <w:rPr>
-          <w:b w:val="0"/>
-        </w:rPr>
-        <w:t>.</w:t>
+        <w:t>Selected case: Valid student lookup gets not-found from storage. Generator invents a capacity and final response appears supported. Locate failures.</w:t>
       </w:r>
     </w:p>
     <w:p>
       <w:pPr>
-        <w:pStyle w:val="Heading3"/>
-      </w:pPr>
-      <w:r>
-        <w:t>W1 Explain the mechanism</w:t>
+        <w:spacing w:line="336" w:lineRule="auto" w:after="180"/>
+      </w:pPr>
+      <w:r>
+        <w:rPr>
+          <w:b w:val="0"/>
+        </w:rPr>
+        <w:t xml:space="preserve">Teacher explanation: Not-found should route to explicit fallback, and semantic validation should reject invented capacity. Include this </w:t>
+      </w:r>
+      <w:r>
+        <w:rPr>
+          <w:b/>
+        </w:rPr>
+        <w:t>fixture</w:t>
+      </w:r>
+      <w:r>
+        <w:rPr>
+          <w:b w:val="0"/>
+        </w:rPr>
+        <w:t xml:space="preserve"> and assert no supported result.</w:t>
       </w:r>
     </w:p>
     <w:p>
       <w:pPr>
-        <w:pStyle w:val="Heading3"/>
-      </w:pPr>
-      <w:r>
-        <w:t>Workbook question · W1</w:t>
-      </w:r>
-    </w:p>
-    <w:p>
-      <w:pPr>
-        <w:spacing w:line="336" w:lineRule="auto" w:after="180"/>
-        <w:shd w:fill="F5F1FB"/>
-      </w:pPr>
-      <w:r>
-        <w:rPr>
-          <w:b w:val="0"/>
-        </w:rPr>
-        <w:t xml:space="preserve">Explain the weekly </w:t>
-      </w:r>
-      <w:r>
-        <w:rPr>
-          <w:b/>
-        </w:rPr>
-        <w:t>mechanism</w:t>
-      </w:r>
-      <w:r>
-        <w:rPr>
-          <w:b w:val="0"/>
-        </w:rPr>
-        <w:t xml:space="preserve"> in your own words. Use the worked scenario to name its </w:t>
-      </w:r>
-      <w:r>
-        <w:rPr>
-          <w:b/>
-        </w:rPr>
-        <w:t>input</w:t>
-      </w:r>
-      <w:r>
-        <w:rPr>
-          <w:b w:val="0"/>
-        </w:rPr>
-        <w:t xml:space="preserve">, decision rule and </w:t>
-      </w:r>
-      <w:r>
-        <w:rPr>
-          <w:b/>
-        </w:rPr>
-        <w:t>output</w:t>
-      </w:r>
-      <w:r>
-        <w:rPr>
-          <w:b w:val="0"/>
-        </w:rPr>
-        <w:t>.</w:t>
-      </w:r>
-    </w:p>
-    <w:p>
-      <w:pPr>
-        <w:pStyle w:val="Heading3"/>
-      </w:pPr>
-      <w:r>
-        <w:t>Teacher reasoning · W1</w:t>
-      </w:r>
-    </w:p>
-    <w:p>
-      <w:pPr>
-        <w:spacing w:line="336" w:lineRule="auto" w:after="180"/>
-        <w:shd w:fill="F1F6FC"/>
-      </w:pPr>
-      <w:r>
-        <w:rPr>
-          <w:b w:val="0"/>
-        </w:rPr>
-        <w:t xml:space="preserve">Teacher explanation: </w:t>
-      </w:r>
-      <w:r>
-        <w:rPr>
-          <w:b/>
-        </w:rPr>
-        <w:t>Integration test</w:t>
-      </w:r>
-      <w:r>
-        <w:rPr>
-          <w:b w:val="0"/>
-        </w:rPr>
-        <w:t xml:space="preserve">s exercise connected components and failure propagation. </w:t>
-      </w:r>
-      <w:r>
-        <w:rPr>
-          <w:b/>
-        </w:rPr>
-        <w:t>Fixture</w:t>
-      </w:r>
-      <w:r>
-        <w:rPr>
-          <w:b w:val="0"/>
-        </w:rPr>
-        <w:t xml:space="preserve">s supply controlled </w:t>
-      </w:r>
-      <w:r>
-        <w:rPr>
-          <w:b/>
-        </w:rPr>
-        <w:t>input</w:t>
-      </w:r>
-      <w:r>
-        <w:rPr>
-          <w:b w:val="0"/>
-        </w:rPr>
-        <w:t xml:space="preserve"> records and mocked service outcomes.</w:t>
-      </w:r>
-    </w:p>
-    <w:p>
-      <w:pPr>
-        <w:spacing w:line="336" w:lineRule="auto" w:after="180"/>
-        <w:shd w:fill="F1F6FC"/>
-      </w:pPr>
-      <w:r>
-        <w:rPr>
-          <w:b w:val="0"/>
-        </w:rPr>
-        <w:t xml:space="preserve">Trace request validation, session permission, lookup and </w:t>
-      </w:r>
-      <w:r>
-        <w:rPr>
-          <w:b/>
-        </w:rPr>
-        <w:t>output</w:t>
-      </w:r>
-      <w:r>
-        <w:rPr>
-          <w:b w:val="0"/>
-        </w:rPr>
-        <w:t xml:space="preserve"> validation together. Include absent sources and failing dependencies; verify that denied requests never invoke restricted lookup.</w:t>
-      </w:r>
-    </w:p>
-    <w:p>
-      <w:pPr>
-        <w:pStyle w:val="Heading3"/>
-      </w:pPr>
-      <w:r>
-        <w:t>W2 Trace the worked case</w:t>
-      </w:r>
-    </w:p>
-    <w:p>
-      <w:pPr>
-        <w:pStyle w:val="Heading3"/>
-      </w:pPr>
-      <w:r>
-        <w:t>Workbook question · W2</w:t>
-      </w:r>
-    </w:p>
-    <w:p>
-      <w:pPr>
-        <w:spacing w:line="336" w:lineRule="auto" w:after="180"/>
-        <w:shd w:fill="F5F1FB"/>
-      </w:pPr>
-      <w:r>
-        <w:rPr>
-          <w:b w:val="0"/>
-        </w:rPr>
-        <w:t>A student requests a teacher source; test response is denied, but a recorded lookup call read the teacher file. Show the intermediate steps and give the conclusion with its scope.</w:t>
-      </w:r>
-    </w:p>
-    <w:p>
-      <w:pPr>
-        <w:pStyle w:val="Heading3"/>
-      </w:pPr>
-      <w:r>
-        <w:t>Teacher reasoning · W2</w:t>
-      </w:r>
-    </w:p>
-    <w:p>
-      <w:pPr>
-        <w:spacing w:line="336" w:lineRule="auto" w:after="180"/>
-        <w:shd w:fill="F1F6FC"/>
-      </w:pPr>
-      <w:r>
-        <w:rPr>
-          <w:b w:val="0"/>
-        </w:rPr>
-        <w:t xml:space="preserve">Teacher explanation: The test exposes a hidden boundary failure despite the denied final response. Assert both response and </w:t>
-      </w:r>
-      <w:r>
-        <w:rPr>
-          <w:b/>
-        </w:rPr>
-        <w:t>call trace</w:t>
-      </w:r>
-      <w:r>
-        <w:rPr>
-          <w:b w:val="0"/>
-        </w:rPr>
-        <w:t>; deny before lookup.</w:t>
-      </w:r>
-    </w:p>
-    <w:p>
-      <w:pPr>
-        <w:pStyle w:val="Heading3"/>
-      </w:pPr>
-      <w:r>
-        <w:t>W3 Audit the limit</w:t>
-      </w:r>
-    </w:p>
-    <w:p>
-      <w:pPr>
-        <w:pStyle w:val="Heading3"/>
-      </w:pPr>
-      <w:r>
-        <w:t>Workbook question · W3</w:t>
-      </w:r>
-    </w:p>
-    <w:p>
-      <w:pPr>
-        <w:spacing w:line="336" w:lineRule="auto" w:after="180"/>
-        <w:shd w:fill="F5F1FB"/>
-      </w:pPr>
-      <w:r>
-        <w:rPr>
-          <w:b w:val="0"/>
-        </w:rPr>
-        <w:t>A report omits this qualification: A mock verifies declared interactions, not real provider availability or all runtime limits. Explain how omitting it could change a reader's interpretation, and write an accurate replacement.</w:t>
-      </w:r>
-    </w:p>
-    <w:p>
-      <w:pPr>
-        <w:pStyle w:val="Heading3"/>
-      </w:pPr>
-      <w:r>
-        <w:t>Teacher reasoning · W3</w:t>
-      </w:r>
-    </w:p>
-    <w:p>
-      <w:pPr>
-        <w:spacing w:line="336" w:lineRule="auto" w:after="180"/>
-        <w:shd w:fill="F1F6FC"/>
-      </w:pPr>
-      <w:r>
-        <w:rPr>
-          <w:b w:val="0"/>
-        </w:rPr>
-        <w:t>Teacher explanation: A mock verifies declared interactions, not real provider availability or all runtime limits.</w:t>
-      </w:r>
-    </w:p>
-    <w:p>
-      <w:pPr>
-        <w:spacing w:line="336" w:lineRule="auto" w:after="180"/>
-        <w:shd w:fill="F1F6FC"/>
-      </w:pPr>
-      <w:r>
-        <w:rPr>
-          <w:b w:val="0"/>
-        </w:rPr>
-        <w:t xml:space="preserve">State the observed result separately from the unverified or out-of-scope claim; preserve the original </w:t>
-      </w:r>
-      <w:r>
-        <w:rPr>
-          <w:b/>
-        </w:rPr>
-        <w:t>evidence</w:t>
-      </w:r>
-      <w:r>
-        <w:rPr>
-          <w:b w:val="0"/>
-        </w:rPr>
-        <w:t xml:space="preserve"> rather than inventing a missing fact.</w:t>
-      </w:r>
-    </w:p>
-    <w:p>
-      <w:pPr>
-        <w:pStyle w:val="Heading3"/>
-      </w:pPr>
-      <w:r>
-        <w:t>W4 Apply a new case independently</w:t>
-      </w:r>
-    </w:p>
-    <w:p>
-      <w:pPr>
-        <w:pStyle w:val="Heading3"/>
-      </w:pPr>
-      <w:r>
-        <w:t>Workbook question · W4</w:t>
-      </w:r>
-    </w:p>
-    <w:p>
-      <w:pPr>
-        <w:spacing w:line="336" w:lineRule="auto" w:after="180"/>
-        <w:shd w:fill="F5F1FB"/>
-      </w:pPr>
-      <w:r>
-        <w:rPr>
-          <w:b w:val="0"/>
-        </w:rPr>
-        <w:t>Valid student lookup gets not-found from storage. Generator invents a capacity and final response appears supported. Locate failures.</w:t>
-      </w:r>
-    </w:p>
-    <w:p>
-      <w:pPr>
-        <w:pStyle w:val="Heading3"/>
-      </w:pPr>
-      <w:r>
-        <w:t>Teacher reasoning · W4</w:t>
-      </w:r>
-    </w:p>
-    <w:p>
-      <w:pPr>
-        <w:spacing w:line="336" w:lineRule="auto" w:after="180"/>
-        <w:shd w:fill="F1F6FC"/>
-      </w:pPr>
-      <w:r>
-        <w:rPr>
-          <w:b w:val="0"/>
-        </w:rPr>
-        <w:t xml:space="preserve">Teacher explanation: Not-found should route to explicit fallback, and semantic validation should reject invented capacity. Include this </w:t>
-      </w:r>
-      <w:r>
-        <w:rPr>
-          <w:b/>
-        </w:rPr>
-        <w:t>fixture</w:t>
-      </w:r>
-      <w:r>
-        <w:rPr>
-          <w:b w:val="0"/>
-        </w:rPr>
-        <w:t xml:space="preserve"> and assert no supported result.</w:t>
-      </w:r>
-    </w:p>
-    <w:p>
-      <w:pPr>
-        <w:pStyle w:val="Heading3"/>
-      </w:pPr>
-      <w:r>
-        <w:t>W5 Design a revealing follow-up</w:t>
-      </w:r>
-    </w:p>
-    <w:p>
-      <w:pPr>
-        <w:pStyle w:val="Heading3"/>
-      </w:pPr>
-      <w:r>
-        <w:t>Workbook question · W5</w:t>
-      </w:r>
-    </w:p>
-    <w:p>
-      <w:pPr>
-        <w:spacing w:line="336" w:lineRule="auto" w:after="180"/>
-        <w:shd w:fill="F5F1FB"/>
-      </w:pPr>
-      <w:r>
-        <w:rPr>
-          <w:b w:val="0"/>
-        </w:rPr>
-        <w:t>For the worked scenario, propose one additional case that could reveal a failure, describe its expected outcome before running it, and explain what would need to remain fixed for a fair comparison.</w:t>
-      </w:r>
-    </w:p>
-    <w:p>
-      <w:pPr>
-        <w:spacing w:line="336" w:lineRule="auto" w:after="180"/>
-        <w:shd w:fill="F5F1FB"/>
-      </w:pPr>
-      <w:r>
-        <w:rPr>
-          <w:b w:val="0"/>
-        </w:rPr>
-        <w:t>Do not reuse W4 as a new final test after receiving feedback.</w:t>
-      </w:r>
-    </w:p>
-    <w:p>
-      <w:pPr>
-        <w:pStyle w:val="Heading3"/>
-      </w:pPr>
-      <w:r>
-        <w:t>Teacher reasoning · W5</w:t>
-      </w:r>
-    </w:p>
-    <w:p>
-      <w:pPr>
-        <w:spacing w:line="336" w:lineRule="auto" w:after="180"/>
-        <w:shd w:fill="F1F6FC"/>
-      </w:pPr>
-      <w:r>
-        <w:rPr>
-          <w:b w:val="0"/>
-        </w:rPr>
-        <w:t xml:space="preserve">Teacher explanation: Accept a concrete variant of the worked </w:t>
-      </w:r>
-      <w:r>
-        <w:rPr>
-          <w:b/>
-        </w:rPr>
-        <w:t>input</w:t>
-      </w:r>
-      <w:r>
-        <w:rPr>
-          <w:b w:val="0"/>
-        </w:rPr>
-        <w:t xml:space="preserve"> or a missing/conflicting/boundary condition, with an expectation derived from the declared procedure.</w:t>
-      </w:r>
-    </w:p>
-    <w:p>
-      <w:pPr>
-        <w:spacing w:line="336" w:lineRule="auto" w:after="180"/>
-        <w:shd w:fill="F1F6FC"/>
-      </w:pPr>
-      <w:r>
-        <w:rPr>
-          <w:b w:val="0"/>
-        </w:rPr>
-        <w:t xml:space="preserve">Require preserved settings, original </w:t>
-      </w:r>
-      <w:r>
-        <w:rPr>
-          <w:b/>
-        </w:rPr>
-        <w:t>output</w:t>
-      </w:r>
-      <w:r>
-        <w:rPr>
-          <w:b w:val="0"/>
-        </w:rPr>
-        <w:t>s and data roles. A mock verifies declared interactions, not real provider availability or all runtime limits.</w:t>
-      </w:r>
-    </w:p>
-    <w:p>
-      <w:pPr>
-        <w:spacing w:line="336" w:lineRule="auto" w:after="180"/>
-        <w:shd w:fill="F1F6FC"/>
-      </w:pPr>
-      <w:r>
-        <w:rPr>
-          <w:b w:val="0"/>
-        </w:rPr>
-        <w:t xml:space="preserve">The new case should test this particular </w:t>
-      </w:r>
-      <w:r>
-        <w:rPr>
-          <w:b/>
-        </w:rPr>
-        <w:t>mechanism</w:t>
-      </w:r>
-      <w:r>
-        <w:rPr>
-          <w:b w:val="0"/>
-        </w:rPr>
-        <w:t xml:space="preserve"> rather than merely restate the original result.</w:t>
-      </w:r>
-    </w:p>
-    <w:p>
-      <w:pPr>
-        <w:pStyle w:val="Heading3"/>
-      </w:pPr>
-      <w:r>
-        <w:t>Independent assessment and fresh retry</w:t>
-      </w:r>
-    </w:p>
-    <w:p>
-      <w:pPr>
-        <w:pStyle w:val="Heading3"/>
-      </w:pPr>
-      <w:r>
-        <w:t>Teacher key · Independent assessment and fresh retry</w:t>
-      </w:r>
-    </w:p>
-    <w:p>
-      <w:pPr>
-        <w:spacing w:line="336" w:lineRule="auto" w:after="180"/>
-        <w:shd w:fill="F1F6FC"/>
-      </w:pPr>
-      <w:r>
-        <w:rPr>
-          <w:b w:val="0"/>
-        </w:rPr>
-        <w:t xml:space="preserve">W4: Not-found should route to explicit fallback, and semantic validation should reject invented capacity. Include this </w:t>
-      </w:r>
-      <w:r>
-        <w:rPr>
-          <w:b/>
-        </w:rPr>
-        <w:t>fixture</w:t>
-      </w:r>
-      <w:r>
-        <w:rPr>
-          <w:b w:val="0"/>
-        </w:rPr>
-        <w:t xml:space="preserve"> and assert no supported result. Require intermediate reasoning and the stated scope.</w:t>
-      </w:r>
-    </w:p>
-    <w:p>
-      <w:pPr>
-        <w:spacing w:line="336" w:lineRule="auto" w:after="180"/>
-        <w:shd w:fill="F1F6FC"/>
-      </w:pPr>
-      <w:r>
-        <w:rPr>
-          <w:b w:val="0"/>
-        </w:rPr>
-        <w:t>Fresh retry: Unauthenticated request returns denied after writing an audit record containing a teacher answer. Expected reasoning: Sensitive logging itself violates the boundary; test trace/log contents as well as status.</w:t>
-      </w:r>
-    </w:p>
-    <w:p>
-      <w:pPr>
-        <w:spacing w:line="336" w:lineRule="auto" w:after="180"/>
-        <w:shd w:fill="F1F6FC"/>
-      </w:pPr>
-      <w:r>
-        <w:rPr>
-          <w:b w:val="0"/>
-        </w:rPr>
-        <w:t>If students need support, record it and reassess with another new case rather than awarding independence to a copied answer.</w:t>
-      </w:r>
-    </w:p>
-    <w:p>
-      <w:pPr>
-        <w:pStyle w:val="Heading3"/>
-      </w:pPr>
-      <w:r>
-        <w:t>Assess independent transfer</w:t>
-      </w:r>
-    </w:p>
-    <w:p>
-      <w:pPr>
-        <w:pStyle w:val="Heading3"/>
-      </w:pPr>
-      <w:r>
-        <w:t>Independent question · withhold the key</w:t>
-      </w:r>
-    </w:p>
-    <w:p>
-      <w:pPr>
-        <w:spacing w:line="336" w:lineRule="auto" w:after="180"/>
-        <w:shd w:fill="F5F1FB"/>
-      </w:pPr>
-      <w:r>
-        <w:rPr>
-          <w:b w:val="0"/>
-        </w:rPr>
-        <w:t>Selected case: Valid student lookup gets not-found from storage. Generator invents a capacity and final response appears supported. Locate failures.</w:t>
-      </w:r>
-    </w:p>
-    <w:p>
-      <w:pPr>
-        <w:pStyle w:val="Heading3"/>
-      </w:pPr>
-      <w:r>
-        <w:t>Selected case answer</w:t>
-      </w:r>
-    </w:p>
-    <w:p>
-      <w:pPr>
-        <w:pStyle w:val="Heading3"/>
-      </w:pPr>
-      <w:r>
-        <w:t>Teacher key · Selected case answer</w:t>
-      </w:r>
-    </w:p>
-    <w:p>
-      <w:pPr>
-        <w:spacing w:line="336" w:lineRule="auto" w:after="180"/>
-        <w:shd w:fill="F1F6FC"/>
-      </w:pPr>
-      <w:r>
-        <w:rPr>
-          <w:b w:val="0"/>
-        </w:rPr>
-        <w:t xml:space="preserve">Teacher explanation: Not-found should route to explicit fallback, and semantic validation should reject invented capacity. Include this </w:t>
-      </w:r>
-      <w:r>
-        <w:rPr>
-          <w:b/>
-        </w:rPr>
-        <w:t>fixture</w:t>
-      </w:r>
-      <w:r>
-        <w:rPr>
-          <w:b w:val="0"/>
-        </w:rPr>
-        <w:t xml:space="preserve"> and assert no supported result.</w:t>
+        <w:pStyle w:val="Heading2"/>
+      </w:pPr>
+      <w:r>
+        <w:t>Judge explanation,trace and limits</w:t>
       </w:r>
     </w:p>
     <w:tbl>
@@ -3647,54 +3838,55 @@
     </w:tbl>
     <w:p>
       <w:pPr>
-        <w:pStyle w:val="Heading3"/>
-      </w:pPr>
-      <w:r>
-        <w:t>Teacher key · Selected case answer</w:t>
+        <w:spacing w:line="336" w:lineRule="auto" w:after="180"/>
+      </w:pPr>
+      <w:r>
+        <w:rPr>
+          <w:b w:val="0"/>
+        </w:rPr>
+        <w:t>Record each dimension as not yet, with support, or independent. Accept a valid alternative procedure with a defensible trace.</w:t>
       </w:r>
     </w:p>
     <w:p>
       <w:pPr>
         <w:spacing w:line="336" w:lineRule="auto" w:after="180"/>
-        <w:shd w:fill="F1F6FC"/>
       </w:pPr>
       <w:r>
         <w:rPr>
           <w:b w:val="0"/>
         </w:rPr>
-        <w:t>Record each dimension as not yet, with support, or independent. Accept a valid alternative procedure with a defensible trace.</w:t>
+        <w:t xml:space="preserve">Do not penalise an honestly recorded model failure if the learner correctly explains its </w:t>
+      </w:r>
+      <w:r>
+        <w:rPr>
+          <w:b/>
+        </w:rPr>
+        <w:t>evidence</w:t>
+      </w:r>
+      <w:r>
+        <w:rPr>
+          <w:b w:val="0"/>
+        </w:rPr>
+        <w:t xml:space="preserve"> and limits.</w:t>
       </w:r>
     </w:p>
     <w:p>
       <w:pPr>
-        <w:spacing w:line="336" w:lineRule="auto" w:after="180"/>
-        <w:shd w:fill="F1F6FC"/>
-      </w:pPr>
-      <w:r>
-        <w:rPr>
-          <w:b w:val="0"/>
-        </w:rPr>
-        <w:t xml:space="preserve">Do not penalise an honestly recorded model failure if the learner correctly explains its </w:t>
-      </w:r>
-      <w:r>
-        <w:rPr>
-          <w:b/>
-        </w:rPr>
-        <w:t>evidence</w:t>
-      </w:r>
-      <w:r>
-        <w:rPr>
-          <w:b w:val="0"/>
-        </w:rPr>
-        <w:t xml:space="preserve"> and limits.</w:t>
+        <w:pStyle w:val="Heading2"/>
+      </w:pPr>
+      <w:r>
+        <w:t>Give one usable repair</w:t>
       </w:r>
     </w:p>
     <w:p>
       <w:pPr>
-        <w:pStyle w:val="Heading3"/>
-      </w:pPr>
-      <w:r>
-        <w:t>Feedback that the learner uses</w:t>
+        <w:spacing w:line="336" w:lineRule="auto" w:after="180"/>
+      </w:pPr>
+      <w:r>
+        <w:rPr>
+          <w:b w:val="0"/>
+        </w:rPr>
+        <w:t>Name the earliest unsupported step and give one action to repair it. Have the learner make that repair now and explain why. Then assess the relevant skill on a fresh, fully specified case.</w:t>
       </w:r>
     </w:p>
     <w:p>
@@ -3705,31 +3897,109 @@
         <w:rPr>
           <w:b w:val="0"/>
         </w:rPr>
-        <w:t>Name the earliest unsupported step and give one action to repair it. Have the learner make that repair now and explain why. Then assess the relevant skill on a fresh, fully specified case.</w:t>
+        <w:t>Confirm it was not previously practised with feedback; solve and check the new case before assigning it. A follow-up design prompt is a starting brief, not automatically an equivalent test.</w:t>
       </w:r>
     </w:p>
     <w:p>
       <w:pPr>
-        <w:spacing w:line="336" w:lineRule="auto" w:after="180"/>
-      </w:pPr>
-      <w:r>
-        <w:rPr>
-          <w:b w:val="0"/>
-        </w:rPr>
-        <w:t>Confirm it was not previously practised with feedback; solve and check the new case before assigning it. A follow-up design prompt is a starting brief, not automatically an equivalent test.</w:t>
+        <w:pStyle w:val="Heading2"/>
+      </w:pPr>
+      <w:r>
+        <w:t>W1 Explain the mechanism</w:t>
       </w:r>
     </w:p>
     <w:p>
       <w:pPr>
-        <w:pStyle w:val="Heading1"/>
-      </w:pPr>
-      <w:r>
-        <w:t>06. Connect the project, support and next lesson</w:t>
+        <w:spacing w:line="336" w:lineRule="auto" w:after="180"/>
+      </w:pPr>
+      <w:r>
+        <w:rPr>
+          <w:b w:val="0"/>
+        </w:rPr>
+        <w:t xml:space="preserve">Explain the weekly </w:t>
+      </w:r>
+      <w:r>
+        <w:rPr>
+          <w:b/>
+        </w:rPr>
+        <w:t>mechanism</w:t>
+      </w:r>
+      <w:r>
+        <w:rPr>
+          <w:b w:val="0"/>
+        </w:rPr>
+        <w:t xml:space="preserve"> in your own words. Use the worked scenario to name its </w:t>
+      </w:r>
+      <w:r>
+        <w:rPr>
+          <w:b/>
+        </w:rPr>
+        <w:t>input</w:t>
+      </w:r>
+      <w:r>
+        <w:rPr>
+          <w:b w:val="0"/>
+        </w:rPr>
+        <w:t xml:space="preserve">, decision rule and </w:t>
+      </w:r>
+      <w:r>
+        <w:rPr>
+          <w:b/>
+        </w:rPr>
+        <w:t>output</w:t>
+      </w:r>
+      <w:r>
+        <w:rPr>
+          <w:b w:val="0"/>
+        </w:rPr>
+        <w:t>.</w:t>
       </w:r>
     </w:p>
     <w:p>
-      <w:r>
-        <w:t>Connect Integration tests and fixtures to Grounded Learning Service, adapt support and plan a later changed-case check.</w:t>
+      <w:pPr>
+        <w:spacing w:line="336" w:lineRule="auto" w:after="180"/>
+      </w:pPr>
+      <w:r>
+        <w:rPr>
+          <w:b w:val="0"/>
+        </w:rPr>
+        <w:t xml:space="preserve">Teacher explanation: </w:t>
+      </w:r>
+      <w:r>
+        <w:rPr>
+          <w:b/>
+        </w:rPr>
+        <w:t>Integration test</w:t>
+      </w:r>
+      <w:r>
+        <w:rPr>
+          <w:b w:val="0"/>
+        </w:rPr>
+        <w:t xml:space="preserve">s exercise connected components and failure propagation. </w:t>
+      </w:r>
+      <w:r>
+        <w:rPr>
+          <w:b/>
+        </w:rPr>
+        <w:t>Fixture</w:t>
+      </w:r>
+      <w:r>
+        <w:rPr>
+          <w:b w:val="0"/>
+        </w:rPr>
+        <w:t xml:space="preserve">s supply controlled </w:t>
+      </w:r>
+      <w:r>
+        <w:rPr>
+          <w:b/>
+        </w:rPr>
+        <w:t>input</w:t>
+      </w:r>
+      <w:r>
+        <w:rPr>
+          <w:b w:val="0"/>
+        </w:rPr>
+        <w:t xml:space="preserve"> records and mocked service outcomes.</w:t>
       </w:r>
     </w:p>
     <w:p>
@@ -3740,114 +4010,27 @@
         <w:rPr>
           <w:b w:val="0"/>
         </w:rPr>
-        <w:t xml:space="preserve">Add a labelled </w:t>
+        <w:t xml:space="preserve">Trace request validation, session permission, lookup and </w:t>
       </w:r>
       <w:r>
         <w:rPr>
           <w:b/>
         </w:rPr>
-        <w:t>integration test</w:t>
+        <w:t>output</w:t>
       </w:r>
       <w:r>
         <w:rPr>
           <w:b w:val="0"/>
         </w:rPr>
-        <w:t xml:space="preserve">s and </w:t>
-      </w:r>
-      <w:r>
-        <w:rPr>
-          <w:b/>
-        </w:rPr>
-        <w:t>fixture</w:t>
-      </w:r>
-      <w:r>
-        <w:rPr>
-          <w:b w:val="0"/>
-        </w:rPr>
-        <w:t xml:space="preserve">s </w:t>
-      </w:r>
-      <w:r>
-        <w:rPr>
-          <w:b/>
-        </w:rPr>
-        <w:t>evidence</w:t>
-      </w:r>
-      <w:r>
-        <w:rPr>
-          <w:b w:val="0"/>
-        </w:rPr>
-        <w:t xml:space="preserve"> sheet to Grounded Learning Service. Show how you can explain the </w:t>
-      </w:r>
-      <w:r>
-        <w:rPr>
-          <w:b/>
-        </w:rPr>
-        <w:t>mechanism</w:t>
-      </w:r>
-      <w:r>
-        <w:rPr>
-          <w:b w:val="0"/>
-        </w:rPr>
-        <w:t xml:space="preserve"> and terminology of </w:t>
-      </w:r>
-      <w:r>
-        <w:rPr>
-          <w:b/>
-        </w:rPr>
-        <w:t>integration test</w:t>
-      </w:r>
-      <w:r>
-        <w:rPr>
-          <w:b w:val="0"/>
-        </w:rPr>
-        <w:t xml:space="preserve">s and </w:t>
-      </w:r>
-      <w:r>
-        <w:rPr>
-          <w:b/>
-        </w:rPr>
-        <w:t>fixture</w:t>
-      </w:r>
-      <w:r>
-        <w:rPr>
-          <w:b w:val="0"/>
-        </w:rPr>
-        <w:t>s.</w:t>
+        <w:t xml:space="preserve"> validation together. Include absent sources and failing dependencies; verify that denied requests never invoke restricted lookup.</w:t>
       </w:r>
     </w:p>
     <w:p>
       <w:pPr>
-        <w:spacing w:line="336" w:lineRule="auto" w:after="180"/>
-      </w:pPr>
-      <w:r>
-        <w:rPr>
-          <w:b w:val="0"/>
-        </w:rPr>
-        <w:t xml:space="preserve">Use the supplied fictional case and keep its </w:t>
-      </w:r>
-      <w:r>
-        <w:rPr>
-          <w:b/>
-        </w:rPr>
-        <w:t>input</w:t>
-      </w:r>
-      <w:r>
-        <w:rPr>
-          <w:b w:val="0"/>
-        </w:rPr>
-        <w:t xml:space="preserve">s, intermediate steps, calculation or </w:t>
-      </w:r>
-      <w:r>
-        <w:rPr>
-          <w:b/>
-        </w:rPr>
-        <w:t>prediction</w:t>
-      </w:r>
-      <w:r>
-        <w:rPr>
-          <w:b w:val="0"/>
-        </w:rPr>
-        <w:t>, and limitation. Connect this record to last week’s record; a matching answer without a trace is insufficient.</w:t>
+        <w:pStyle w:val="Heading2"/>
+      </w:pPr>
+      <w:r>
+        <w:t>W2 Trace the worked case</w:t>
       </w:r>
     </w:p>
     <w:p>
@@ -3858,19 +4041,7 @@
         <w:rPr>
           <w:b w:val="0"/>
         </w:rPr>
-        <w:t xml:space="preserve">Provide an </w:t>
-      </w:r>
-      <w:r>
-        <w:rPr>
-          <w:b/>
-        </w:rPr>
-        <w:t>input</w:t>
-      </w:r>
-      <w:r>
-        <w:rPr>
-          <w:b w:val="0"/>
-        </w:rPr>
-        <w:t>/procedure/result/limit frame and a calculator when needed. Ask students to identify the first step before completing the whole trace.</w:t>
+        <w:t>A student requests a teacher source; test response is denied, but a recorded lookup call read the teacher file. Show the intermediate steps and give the conclusion with its scope.</w:t>
       </w:r>
     </w:p>
     <w:p>
@@ -3881,42 +4052,27 @@
         <w:rPr>
           <w:b w:val="0"/>
         </w:rPr>
-        <w:t xml:space="preserve">Extension: compare two concrete variants of this </w:t>
+        <w:t xml:space="preserve">Teacher explanation: The test exposes a hidden boundary failure despite the denied final response. Assert both response and </w:t>
       </w:r>
       <w:r>
         <w:rPr>
           <w:b/>
         </w:rPr>
-        <w:t>mechanism</w:t>
+        <w:t>call trace</w:t>
       </w:r>
       <w:r>
         <w:rPr>
           <w:b w:val="0"/>
         </w:rPr>
-        <w:t xml:space="preserve"> while holding unrelated conditions fixed; report both successful and unsuccessful outcomes.</w:t>
+        <w:t>; deny before lookup.</w:t>
       </w:r>
     </w:p>
     <w:p>
       <w:pPr>
-        <w:spacing w:line="336" w:lineRule="auto" w:after="180"/>
-      </w:pPr>
-      <w:r>
-        <w:rPr>
-          <w:b w:val="0"/>
-        </w:rPr>
-        <w:t xml:space="preserve">Next connection: Evaluation pipelines. Preserve the current case record and retrieve its </w:t>
-      </w:r>
-      <w:r>
-        <w:rPr>
-          <w:b/>
-        </w:rPr>
-        <w:t>evidence</w:t>
-      </w:r>
-      <w:r>
-        <w:rPr>
-          <w:b w:val="0"/>
-        </w:rPr>
-        <w:t xml:space="preserve"> boundary before moving on.</w:t>
+        <w:pStyle w:val="Heading2"/>
+      </w:pPr>
+      <w:r>
+        <w:t>W3 Audit the limit</w:t>
       </w:r>
     </w:p>
     <w:p>
@@ -3927,15 +4083,626 @@
         <w:rPr>
           <w:b w:val="0"/>
         </w:rPr>
-        <w:t>Retain the project ledger and assess a changed case after support. Check the relevant prerequisite before carrying this component forward.</w:t>
+        <w:t>A report omits this qualification: A mock verifies declared interactions, not real provider availability or all runtime limits. Explain how omitting it could change a reader's interpretation, and write an accurate replacement.</w:t>
       </w:r>
     </w:p>
     <w:p>
       <w:pPr>
+        <w:spacing w:line="336" w:lineRule="auto" w:after="180"/>
+      </w:pPr>
+      <w:r>
+        <w:rPr>
+          <w:b w:val="0"/>
+        </w:rPr>
+        <w:t>Teacher explanation: A mock verifies declared interactions, not real provider availability or all runtime limits.</w:t>
+      </w:r>
+    </w:p>
+    <w:p>
+      <w:pPr>
+        <w:spacing w:line="336" w:lineRule="auto" w:after="180"/>
+      </w:pPr>
+      <w:r>
+        <w:rPr>
+          <w:b w:val="0"/>
+        </w:rPr>
+        <w:t xml:space="preserve">State the observed result separately from the unverified or out-of-scope claim; preserve the original </w:t>
+      </w:r>
+      <w:r>
+        <w:rPr>
+          <w:b/>
+        </w:rPr>
+        <w:t>evidence</w:t>
+      </w:r>
+      <w:r>
+        <w:rPr>
+          <w:b w:val="0"/>
+        </w:rPr>
+        <w:t xml:space="preserve"> rather than inventing a missing fact.</w:t>
+      </w:r>
+    </w:p>
+    <w:p>
+      <w:pPr>
+        <w:pStyle w:val="Heading2"/>
+      </w:pPr>
+      <w:r>
+        <w:t>W5 Design a revealing follow-up</w:t>
+      </w:r>
+    </w:p>
+    <w:p>
+      <w:pPr>
+        <w:spacing w:line="336" w:lineRule="auto" w:after="180"/>
+      </w:pPr>
+      <w:r>
+        <w:rPr>
+          <w:b w:val="0"/>
+        </w:rPr>
+        <w:t>For the worked scenario, propose one additional case that could reveal a failure, describe its expected outcome before running it, and explain what would need to remain fixed for a fair comparison.</w:t>
+      </w:r>
+    </w:p>
+    <w:p>
+      <w:pPr>
+        <w:spacing w:line="336" w:lineRule="auto" w:after="180"/>
+      </w:pPr>
+      <w:r>
+        <w:rPr>
+          <w:b w:val="0"/>
+        </w:rPr>
+        <w:t>Do not reuse W4 as a new final test after receiving feedback.</w:t>
+      </w:r>
+    </w:p>
+    <w:p>
+      <w:pPr>
+        <w:spacing w:line="336" w:lineRule="auto" w:after="180"/>
+      </w:pPr>
+      <w:r>
+        <w:rPr>
+          <w:b w:val="0"/>
+        </w:rPr>
+        <w:t xml:space="preserve">Teacher explanation: Accept a concrete variant of the worked </w:t>
+      </w:r>
+      <w:r>
+        <w:rPr>
+          <w:b/>
+        </w:rPr>
+        <w:t>input</w:t>
+      </w:r>
+      <w:r>
+        <w:rPr>
+          <w:b w:val="0"/>
+        </w:rPr>
+        <w:t xml:space="preserve"> or a missing/conflicting/boundary condition, with an expectation derived from the declared procedure.</w:t>
+      </w:r>
+    </w:p>
+    <w:p>
+      <w:pPr>
+        <w:spacing w:line="336" w:lineRule="auto" w:after="180"/>
+      </w:pPr>
+      <w:r>
+        <w:rPr>
+          <w:b w:val="0"/>
+        </w:rPr>
+        <w:t xml:space="preserve">Require preserved settings, original </w:t>
+      </w:r>
+      <w:r>
+        <w:rPr>
+          <w:b/>
+        </w:rPr>
+        <w:t>output</w:t>
+      </w:r>
+      <w:r>
+        <w:rPr>
+          <w:b w:val="0"/>
+        </w:rPr>
+        <w:t>s and data roles. A mock verifies declared interactions, not real provider availability or all runtime limits.</w:t>
+      </w:r>
+    </w:p>
+    <w:p>
+      <w:pPr>
+        <w:spacing w:line="336" w:lineRule="auto" w:after="180"/>
+      </w:pPr>
+      <w:r>
+        <w:rPr>
+          <w:b w:val="0"/>
+        </w:rPr>
+        <w:t xml:space="preserve">The new case should test this particular </w:t>
+      </w:r>
+      <w:r>
+        <w:rPr>
+          <w:b/>
+        </w:rPr>
+        <w:t>mechanism</w:t>
+      </w:r>
+      <w:r>
+        <w:rPr>
+          <w:b w:val="0"/>
+        </w:rPr>
+        <w:t xml:space="preserve"> rather than merely restate the original result.</w:t>
+      </w:r>
+    </w:p>
+    <w:p>
+      <w:pPr>
+        <w:pStyle w:val="Heading2"/>
+      </w:pPr>
+      <w:r>
+        <w:t>Earlier wording, alternatives and picture transcripts · reference / check after trying</w:t>
+      </w:r>
+    </w:p>
+    <w:p>
+      <w:pPr>
         <w:pStyle w:val="Heading3"/>
       </w:pPr>
       <w:r>
-        <w:t>Plan the delayed return</w:t>
+        <w:t>Guided and exit questions</w:t>
+      </w:r>
+    </w:p>
+    <w:p>
+      <w:pPr>
+        <w:spacing w:line="336" w:lineRule="auto" w:after="180"/>
+      </w:pPr>
+      <w:r>
+        <w:rPr>
+          <w:b w:val="0"/>
+        </w:rPr>
+        <w:t xml:space="preserve">Guided: The test exposes a hidden boundary failure despite the denied final response. Assert both response and </w:t>
+      </w:r>
+      <w:r>
+        <w:rPr>
+          <w:b/>
+        </w:rPr>
+        <w:t>call trace</w:t>
+      </w:r>
+      <w:r>
+        <w:rPr>
+          <w:b w:val="0"/>
+        </w:rPr>
+        <w:t>; deny before lookup.</w:t>
+      </w:r>
+    </w:p>
+    <w:p>
+      <w:pPr>
+        <w:spacing w:line="336" w:lineRule="auto" w:after="180"/>
+      </w:pPr>
+      <w:r>
+        <w:rPr>
+          <w:b w:val="0"/>
+        </w:rPr>
+        <w:t>Qualification: A mock verifies declared interactions, not real provider availability or all runtime limits.</w:t>
+      </w:r>
+    </w:p>
+    <w:p>
+      <w:pPr>
+        <w:spacing w:line="336" w:lineRule="auto" w:after="180"/>
+      </w:pPr>
+      <w:r>
+        <w:rPr>
+          <w:b w:val="0"/>
+        </w:rPr>
+        <w:t xml:space="preserve">Exit: accept a concrete variation with its predicted outcome and a stated condition that would challenge the </w:t>
+      </w:r>
+      <w:r>
+        <w:rPr>
+          <w:b/>
+        </w:rPr>
+        <w:t>mechanism</w:t>
+      </w:r>
+      <w:r>
+        <w:rPr>
+          <w:b w:val="0"/>
+        </w:rPr>
+        <w:t xml:space="preserve">; reject a claim resting on unmeasured </w:t>
+      </w:r>
+      <w:r>
+        <w:rPr>
+          <w:b/>
+        </w:rPr>
+        <w:t>evidence</w:t>
+      </w:r>
+      <w:r>
+        <w:rPr>
+          <w:b w:val="0"/>
+        </w:rPr>
+        <w:t>.</w:t>
+      </w:r>
+    </w:p>
+    <w:p>
+      <w:pPr>
+        <w:pStyle w:val="Heading3"/>
+      </w:pPr>
+      <w:r>
+        <w:t>W1 Explain the mechanism</w:t>
+      </w:r>
+    </w:p>
+    <w:p>
+      <w:pPr>
+        <w:pStyle w:val="Heading3"/>
+      </w:pPr>
+      <w:r>
+        <w:t>W2 Trace the worked case</w:t>
+      </w:r>
+    </w:p>
+    <w:p>
+      <w:pPr>
+        <w:pStyle w:val="Heading3"/>
+      </w:pPr>
+      <w:r>
+        <w:t>W3 Audit the limit</w:t>
+      </w:r>
+    </w:p>
+    <w:p>
+      <w:pPr>
+        <w:pStyle w:val="Heading3"/>
+      </w:pPr>
+      <w:r>
+        <w:t>W4 Apply a new case independently</w:t>
+      </w:r>
+    </w:p>
+    <w:p>
+      <w:pPr>
+        <w:spacing w:line="336" w:lineRule="auto" w:after="180"/>
+      </w:pPr>
+      <w:r>
+        <w:rPr>
+          <w:b w:val="0"/>
+        </w:rPr>
+        <w:t>Valid student lookup gets not-found from storage. Generator invents a capacity and final response appears supported. Locate failures.</w:t>
+      </w:r>
+    </w:p>
+    <w:p>
+      <w:pPr>
+        <w:spacing w:line="336" w:lineRule="auto" w:after="180"/>
+      </w:pPr>
+      <w:r>
+        <w:rPr>
+          <w:b w:val="0"/>
+        </w:rPr>
+        <w:t xml:space="preserve">Teacher explanation: Not-found should route to explicit fallback, and semantic validation should reject invented capacity. Include this </w:t>
+      </w:r>
+      <w:r>
+        <w:rPr>
+          <w:b/>
+        </w:rPr>
+        <w:t>fixture</w:t>
+      </w:r>
+      <w:r>
+        <w:rPr>
+          <w:b w:val="0"/>
+        </w:rPr>
+        <w:t xml:space="preserve"> and assert no supported result.</w:t>
+      </w:r>
+    </w:p>
+    <w:p>
+      <w:pPr>
+        <w:pStyle w:val="Heading3"/>
+      </w:pPr>
+      <w:r>
+        <w:t>W5 Design a revealing follow-up</w:t>
+      </w:r>
+    </w:p>
+    <w:p>
+      <w:pPr>
+        <w:pStyle w:val="Heading3"/>
+      </w:pPr>
+      <w:r>
+        <w:t>Independent assessment and fresh retry</w:t>
+      </w:r>
+    </w:p>
+    <w:p>
+      <w:pPr>
+        <w:spacing w:line="336" w:lineRule="auto" w:after="180"/>
+      </w:pPr>
+      <w:r>
+        <w:rPr>
+          <w:b w:val="0"/>
+        </w:rPr>
+        <w:t xml:space="preserve">W4: Not-found should route to explicit fallback, and semantic validation should reject invented capacity. Include this </w:t>
+      </w:r>
+      <w:r>
+        <w:rPr>
+          <w:b/>
+        </w:rPr>
+        <w:t>fixture</w:t>
+      </w:r>
+      <w:r>
+        <w:rPr>
+          <w:b w:val="0"/>
+        </w:rPr>
+        <w:t xml:space="preserve"> and assert no supported result. Require intermediate reasoning and the stated scope.</w:t>
+      </w:r>
+    </w:p>
+    <w:p>
+      <w:pPr>
+        <w:spacing w:line="336" w:lineRule="auto" w:after="180"/>
+      </w:pPr>
+      <w:r>
+        <w:rPr>
+          <w:b w:val="0"/>
+        </w:rPr>
+        <w:t>Fresh retry: Unauthenticated request returns denied after writing an audit record containing a teacher answer. Expected reasoning: Sensitive logging itself violates the boundary; test trace/log contents as well as status.</w:t>
+      </w:r>
+    </w:p>
+    <w:p>
+      <w:pPr>
+        <w:spacing w:line="336" w:lineRule="auto" w:after="180"/>
+      </w:pPr>
+      <w:r>
+        <w:rPr>
+          <w:b w:val="0"/>
+        </w:rPr>
+        <w:t>If students need support, record it and reassess with another new case rather than awarding independence to a copied answer.</w:t>
+      </w:r>
+    </w:p>
+    <w:p>
+      <w:pPr>
+        <w:pStyle w:val="Heading3"/>
+      </w:pPr>
+      <w:r>
+        <w:t>Assess independent transfer</w:t>
+      </w:r>
+    </w:p>
+    <w:p>
+      <w:pPr>
+        <w:pStyle w:val="Heading3"/>
+      </w:pPr>
+      <w:r>
+        <w:t>Selected case answer</w:t>
+      </w:r>
+    </w:p>
+    <w:p>
+      <w:pPr>
+        <w:pStyle w:val="Heading3"/>
+      </w:pPr>
+      <w:r>
+        <w:t>Feedback that the learner uses</w:t>
+      </w:r>
+    </w:p>
+    <w:p>
+      <w:pPr>
+        <w:pStyle w:val="Heading1"/>
+      </w:pPr>
+      <w:r>
+        <w:t>06. Connect, support and revisit service design</w:t>
+      </w:r>
+    </w:p>
+    <w:p>
+      <w:r>
+        <w:t>Use saved evidence and boundary decisions to choose the next step.</w:t>
+      </w:r>
+    </w:p>
+    <w:p>
+      <w:pPr>
+        <w:pStyle w:val="Heading2"/>
+      </w:pPr>
+      <w:r>
+        <w:t>Project and next-week bridge</w:t>
+      </w:r>
+    </w:p>
+    <w:p>
+      <w:pPr>
+        <w:spacing w:line="336" w:lineRule="auto" w:after="180"/>
+      </w:pPr>
+      <w:r>
+        <w:rPr>
+          <w:b w:val="0"/>
+        </w:rPr>
+        <w:t xml:space="preserve">Add a labelled </w:t>
+      </w:r>
+      <w:r>
+        <w:rPr>
+          <w:b/>
+        </w:rPr>
+        <w:t>integration test</w:t>
+      </w:r>
+      <w:r>
+        <w:rPr>
+          <w:b w:val="0"/>
+        </w:rPr>
+        <w:t xml:space="preserve">s and </w:t>
+      </w:r>
+      <w:r>
+        <w:rPr>
+          <w:b/>
+        </w:rPr>
+        <w:t>fixture</w:t>
+      </w:r>
+      <w:r>
+        <w:rPr>
+          <w:b w:val="0"/>
+        </w:rPr>
+        <w:t xml:space="preserve">s </w:t>
+      </w:r>
+      <w:r>
+        <w:rPr>
+          <w:b/>
+        </w:rPr>
+        <w:t>evidence</w:t>
+      </w:r>
+      <w:r>
+        <w:rPr>
+          <w:b w:val="0"/>
+        </w:rPr>
+        <w:t xml:space="preserve"> sheet to Grounded Learning Service. Show how you can explain the </w:t>
+      </w:r>
+      <w:r>
+        <w:rPr>
+          <w:b/>
+        </w:rPr>
+        <w:t>mechanism</w:t>
+      </w:r>
+      <w:r>
+        <w:rPr>
+          <w:b w:val="0"/>
+        </w:rPr>
+        <w:t xml:space="preserve"> and terminology of </w:t>
+      </w:r>
+      <w:r>
+        <w:rPr>
+          <w:b/>
+        </w:rPr>
+        <w:t>integration test</w:t>
+      </w:r>
+      <w:r>
+        <w:rPr>
+          <w:b w:val="0"/>
+        </w:rPr>
+        <w:t xml:space="preserve">s and </w:t>
+      </w:r>
+      <w:r>
+        <w:rPr>
+          <w:b/>
+        </w:rPr>
+        <w:t>fixture</w:t>
+      </w:r>
+      <w:r>
+        <w:rPr>
+          <w:b w:val="0"/>
+        </w:rPr>
+        <w:t>s.</w:t>
+      </w:r>
+    </w:p>
+    <w:p>
+      <w:pPr>
+        <w:spacing w:line="336" w:lineRule="auto" w:after="180"/>
+      </w:pPr>
+      <w:r>
+        <w:rPr>
+          <w:b w:val="0"/>
+        </w:rPr>
+        <w:t xml:space="preserve">Use the supplied fictional case and keep its </w:t>
+      </w:r>
+      <w:r>
+        <w:rPr>
+          <w:b/>
+        </w:rPr>
+        <w:t>input</w:t>
+      </w:r>
+      <w:r>
+        <w:rPr>
+          <w:b w:val="0"/>
+        </w:rPr>
+        <w:t xml:space="preserve">s, intermediate steps, calculation or </w:t>
+      </w:r>
+      <w:r>
+        <w:rPr>
+          <w:b/>
+        </w:rPr>
+        <w:t>prediction</w:t>
+      </w:r>
+      <w:r>
+        <w:rPr>
+          <w:b w:val="0"/>
+        </w:rPr>
+        <w:t>, and limitation. Connect this record to last week’s record; a matching answer without a trace is insufficient.</w:t>
+      </w:r>
+    </w:p>
+    <w:p>
+      <w:pPr>
+        <w:spacing w:line="336" w:lineRule="auto" w:after="180"/>
+      </w:pPr>
+      <w:r>
+        <w:rPr>
+          <w:b w:val="0"/>
+        </w:rPr>
+        <w:t xml:space="preserve">Provide an </w:t>
+      </w:r>
+      <w:r>
+        <w:rPr>
+          <w:b/>
+        </w:rPr>
+        <w:t>input</w:t>
+      </w:r>
+      <w:r>
+        <w:rPr>
+          <w:b w:val="0"/>
+        </w:rPr>
+        <w:t>/procedure/result/limit frame and a calculator when needed. Ask students to identify the first step before completing the whole trace.</w:t>
+      </w:r>
+    </w:p>
+    <w:p>
+      <w:pPr>
+        <w:spacing w:line="336" w:lineRule="auto" w:after="180"/>
+      </w:pPr>
+      <w:r>
+        <w:rPr>
+          <w:b w:val="0"/>
+        </w:rPr>
+        <w:t xml:space="preserve">Extension: compare two concrete variants of this </w:t>
+      </w:r>
+      <w:r>
+        <w:rPr>
+          <w:b/>
+        </w:rPr>
+        <w:t>mechanism</w:t>
+      </w:r>
+      <w:r>
+        <w:rPr>
+          <w:b w:val="0"/>
+        </w:rPr>
+        <w:t xml:space="preserve"> while holding unrelated conditions fixed; report both successful and unsuccessful outcomes.</w:t>
+      </w:r>
+    </w:p>
+    <w:p>
+      <w:pPr>
+        <w:spacing w:line="336" w:lineRule="auto" w:after="180"/>
+      </w:pPr>
+      <w:r>
+        <w:rPr>
+          <w:b w:val="0"/>
+        </w:rPr>
+        <w:t xml:space="preserve">Next connection: Evaluation pipelines. Preserve the current case record and retrieve its </w:t>
+      </w:r>
+      <w:r>
+        <w:rPr>
+          <w:b/>
+        </w:rPr>
+        <w:t>evidence</w:t>
+      </w:r>
+      <w:r>
+        <w:rPr>
+          <w:b w:val="0"/>
+        </w:rPr>
+        <w:t xml:space="preserve"> boundary before moving on.</w:t>
+      </w:r>
+    </w:p>
+    <w:p>
+      <w:pPr>
+        <w:spacing w:line="336" w:lineRule="auto" w:after="180"/>
+      </w:pPr>
+      <w:r>
+        <w:rPr>
+          <w:b w:val="0"/>
+        </w:rPr>
+        <w:t>Retain the project ledger and assess a changed case after support. Check the relevant prerequisite before carrying this component forward.</w:t>
+      </w:r>
+    </w:p>
+    <w:p>
+      <w:pPr>
+        <w:spacing w:line="336" w:lineRule="auto" w:after="180"/>
+      </w:pPr>
+      <w:r>
+        <w:rPr>
+          <w:b w:val="0"/>
+        </w:rPr>
+        <w:t xml:space="preserve">For the Grounded Learning Service, retain an annotated trace and the changed-case result. Name the contract or </w:t>
+      </w:r>
+      <w:r>
+        <w:rPr>
+          <w:b/>
+        </w:rPr>
+        <w:t>evidence</w:t>
+      </w:r>
+      <w:r>
+        <w:rPr>
+          <w:b w:val="0"/>
+        </w:rPr>
+        <w:t xml:space="preserve"> that makes the deciding step valid, so another team can review it.</w:t>
+      </w:r>
+    </w:p>
+    <w:p>
+      <w:pPr>
+        <w:pStyle w:val="Heading2"/>
+      </w:pPr>
+      <w:r>
+        <w:t>Delayed return and support record</w:t>
       </w:r>
     </w:p>
     <w:p>
@@ -4152,60 +4919,60 @@
     </w:p>
     <w:p>
       <w:pPr>
-        <w:pStyle w:val="Heading3"/>
-      </w:pPr>
-      <w:r>
-        <w:t>Project evidence from this case</w:t>
+        <w:pStyle w:val="Heading2"/>
+      </w:pPr>
+      <w:r>
+        <w:t>Earlier wording, alternatives and picture transcripts · reference / check after trying</w:t>
       </w:r>
     </w:p>
     <w:p>
       <w:pPr>
-        <w:spacing w:line="336" w:lineRule="auto" w:after="180"/>
-      </w:pPr>
-      <w:r>
-        <w:rPr>
-          <w:b w:val="0"/>
-        </w:rPr>
-        <w:t xml:space="preserve">For the Grounded Learning Service, retain an annotated trace and the changed-case result. Name the contract or </w:t>
-      </w:r>
-      <w:r>
-        <w:rPr>
-          <w:b/>
-        </w:rPr>
-        <w:t>evidence</w:t>
-      </w:r>
-      <w:r>
-        <w:rPr>
-          <w:b w:val="0"/>
-        </w:rPr>
-        <w:t xml:space="preserve"> that makes the deciding step valid, so another team can review it.</w:t>
+        <w:pStyle w:val="Heading3"/>
+      </w:pPr>
+      <w:r>
+        <w:t>Plan the delayed return</w:t>
       </w:r>
     </w:p>
     <w:p>
       <w:pPr>
-        <w:pStyle w:val="Heading1"/>
-      </w:pPr>
-      <w:r>
-        <w:t>07. Prepare, teach and assess</w:t>
+        <w:pStyle w:val="Heading3"/>
+      </w:pPr>
+      <w:r>
+        <w:t>Project evidence from this case</w:t>
       </w:r>
     </w:p>
     <w:p>
-      <w:r>
-        <w:t>Use this preparation summary alongside the detailed Integration tests and fixtures lesson; it is a checklist rather than a replacement for the full sequence.</w:t>
+      <w:pPr>
+        <w:pStyle w:val="Heading1"/>
+      </w:pPr>
+      <w:r>
+        <w:t>Reference bank and extra practice</w:t>
       </w:r>
     </w:p>
     <w:p>
       <w:pPr>
-        <w:pStyle w:val="Heading3"/>
-      </w:pPr>
-      <w:r>
-        <w:t>Teaching target</w:t>
+        <w:pStyle w:val="Heading1"/>
+      </w:pPr>
+      <w:r>
+        <w:t>07. Reference · Alternative planning checklist</w:t>
       </w:r>
     </w:p>
     <w:p>
+      <w:r>
+        <w:t>Use alongside the main route when helpful.</w:t>
+      </w:r>
+    </w:p>
+    <w:p>
+      <w:pPr>
+        <w:pStyle w:val="Heading2"/>
+      </w:pPr>
+      <w:r>
+        <w:t>Planning,assessment and project reminders</w:t>
+      </w:r>
+    </w:p>
+    <w:p>
       <w:pPr>
         <w:spacing w:line="336" w:lineRule="auto" w:after="180"/>
-        <w:shd w:fill="EDF7F3"/>
       </w:pPr>
       <w:r>
         <w:rPr>
@@ -4429,34 +5196,60 @@
     </w:p>
     <w:p>
       <w:pPr>
-        <w:pStyle w:val="Heading3"/>
-      </w:pPr>
-      <w:r>
-        <w:t>Supported practice answer</w:t>
+        <w:spacing w:line="336" w:lineRule="auto" w:after="180"/>
+      </w:pPr>
+      <w:r>
+        <w:rPr>
+          <w:b w:val="0"/>
+        </w:rPr>
+        <w:t xml:space="preserve">Reasoned practice answer: Teacher explanation: The test exposes a hidden boundary failure despite the denied final response. Assert both response and </w:t>
+      </w:r>
+      <w:r>
+        <w:rPr>
+          <w:b/>
+        </w:rPr>
+        <w:t>call trace</w:t>
+      </w:r>
+      <w:r>
+        <w:rPr>
+          <w:b w:val="0"/>
+        </w:rPr>
+        <w:t>; deny before lookup.</w:t>
       </w:r>
     </w:p>
     <w:p>
       <w:pPr>
         <w:spacing w:line="336" w:lineRule="auto" w:after="180"/>
-        <w:shd w:fill="F1F6FC"/>
       </w:pPr>
       <w:r>
         <w:rPr>
           <w:b w:val="0"/>
         </w:rPr>
-        <w:t xml:space="preserve">Reasoned practice answer: Teacher explanation: The test exposes a hidden boundary failure despite the denied final response. Assert both response and </w:t>
+        <w:t xml:space="preserve">Check every learner before discussion: Use the worked case for </w:t>
       </w:r>
       <w:r>
         <w:rPr>
           <w:b/>
         </w:rPr>
-        <w:t>call trace</w:t>
+        <w:t>Integration test</w:t>
       </w:r>
       <w:r>
         <w:rPr>
           <w:b w:val="0"/>
         </w:rPr>
-        <w:t>; deny before lookup.</w:t>
+        <w:t xml:space="preserve">s and </w:t>
+      </w:r>
+      <w:r>
+        <w:rPr>
+          <w:b/>
+        </w:rPr>
+        <w:t>fixture</w:t>
+      </w:r>
+      <w:r>
+        <w:rPr>
+          <w:b w:val="0"/>
+        </w:rPr>
+        <w:t>s. Proposed explanation: “The worked result establishes every future case”. Decide whether this explanation is supported.</w:t>
       </w:r>
     </w:p>
     <w:p>
@@ -4467,31 +5260,7 @@
         <w:rPr>
           <w:b w:val="0"/>
         </w:rPr>
-        <w:t xml:space="preserve">Check every learner before discussion: Use the worked case for </w:t>
-      </w:r>
-      <w:r>
-        <w:rPr>
-          <w:b/>
-        </w:rPr>
-        <w:t>Integration test</w:t>
-      </w:r>
-      <w:r>
-        <w:rPr>
-          <w:b w:val="0"/>
-        </w:rPr>
-        <w:t xml:space="preserve">s and </w:t>
-      </w:r>
-      <w:r>
-        <w:rPr>
-          <w:b/>
-        </w:rPr>
-        <w:t>fixture</w:t>
-      </w:r>
-      <w:r>
-        <w:rPr>
-          <w:b w:val="0"/>
-        </w:rPr>
-        <w:t>s. Proposed explanation: “The worked result establishes every future case”. Decide whether this explanation is supported.</w:t>
+        <w:t>Point to the step or supplied fact that decides; explain your repair if needed.</w:t>
       </w:r>
     </w:p>
     <w:p>
@@ -4502,129 +5271,81 @@
         <w:rPr>
           <w:b w:val="0"/>
         </w:rPr>
-        <w:t>Point to the step or supplied fact that decides; explain your repair if needed.</w:t>
+        <w:t>Misconception repair: A mock verifies declared interactions, not real provider availability or all runtime limits.</w:t>
       </w:r>
     </w:p>
     <w:p>
       <w:pPr>
-        <w:pStyle w:val="Heading3"/>
-      </w:pPr>
-      <w:r>
-        <w:t>Repair the misconception</w:t>
+        <w:spacing w:line="336" w:lineRule="auto" w:after="180"/>
+      </w:pPr>
+      <w:r>
+        <w:rPr>
+          <w:b w:val="0"/>
+        </w:rPr>
+        <w:t xml:space="preserve">Support: read the exact case aloud, enlarge the labelled picture, supply </w:t>
+      </w:r>
+      <w:r>
+        <w:rPr>
+          <w:b/>
+        </w:rPr>
+        <w:t>input</w:t>
+      </w:r>
+      <w:r>
+        <w:rPr>
+          <w:b w:val="0"/>
+        </w:rPr>
+        <w:t xml:space="preserve"> cards and model only the first deciding step. Accept a spoken explanation or drawing; retain the reasoning goal.</w:t>
       </w:r>
     </w:p>
     <w:p>
       <w:pPr>
         <w:spacing w:line="336" w:lineRule="auto" w:after="180"/>
-        <w:shd w:fill="FFF5E6"/>
       </w:pPr>
       <w:r>
         <w:rPr>
           <w:b w:val="0"/>
         </w:rPr>
-        <w:t>Misconception repair: A mock verifies declared interactions, not real provider availability or all runtime limits.</w:t>
+        <w:t xml:space="preserve">Extension: The adapter returns M when N was requested. Require a </w:t>
+      </w:r>
+      <w:r>
+        <w:rPr>
+          <w:b/>
+        </w:rPr>
+        <w:t>prediction</w:t>
+      </w:r>
+      <w:r>
+        <w:rPr>
+          <w:b w:val="0"/>
+        </w:rPr>
+        <w:t xml:space="preserve"> and a reason before comparing. Expected result: Fail the integration check: map is the wrong item.</w:t>
       </w:r>
     </w:p>
     <w:p>
       <w:pPr>
-        <w:pStyle w:val="Heading3"/>
-      </w:pPr>
-      <w:r>
-        <w:t>Support without giving away the answer</w:t>
+        <w:spacing w:line="336" w:lineRule="auto" w:after="180"/>
+      </w:pPr>
+      <w:r>
+        <w:rPr>
+          <w:b w:val="0"/>
+        </w:rPr>
+        <w:t xml:space="preserve">Reason: The request now reaches </w:t>
+      </w:r>
+      <w:r>
+        <w:rPr>
+          <w:b/>
+        </w:rPr>
+        <w:t>evidence</w:t>
+      </w:r>
+      <w:r>
+        <w:rPr>
+          <w:b w:val="0"/>
+        </w:rPr>
+        <w:t xml:space="preserve"> for another identifier.</w:t>
       </w:r>
     </w:p>
     <w:p>
       <w:pPr>
         <w:spacing w:line="336" w:lineRule="auto" w:after="180"/>
-        <w:shd w:fill="F1F6F8"/>
-      </w:pPr>
-      <w:r>
-        <w:rPr>
-          <w:b w:val="0"/>
-        </w:rPr>
-        <w:t xml:space="preserve">Support: read the exact case aloud, enlarge the labelled picture, supply </w:t>
-      </w:r>
-      <w:r>
-        <w:rPr>
-          <w:b/>
-        </w:rPr>
-        <w:t>input</w:t>
-      </w:r>
-      <w:r>
-        <w:rPr>
-          <w:b w:val="0"/>
-        </w:rPr>
-        <w:t xml:space="preserve"> cards and model only the first deciding step. Accept a spoken explanation or drawing; retain the reasoning goal.</w:t>
-      </w:r>
-    </w:p>
-    <w:p>
-      <w:pPr>
-        <w:pStyle w:val="Heading3"/>
-      </w:pPr>
-      <w:r>
-        <w:t>Extend the reasoning</w:t>
-      </w:r>
-    </w:p>
-    <w:p>
-      <w:pPr>
-        <w:spacing w:line="336" w:lineRule="auto" w:after="180"/>
-        <w:shd w:fill="F5F1FB"/>
-      </w:pPr>
-      <w:r>
-        <w:rPr>
-          <w:b w:val="0"/>
-        </w:rPr>
-        <w:t xml:space="preserve">Extension: The adapter returns M when N was requested. Require a </w:t>
-      </w:r>
-      <w:r>
-        <w:rPr>
-          <w:b/>
-        </w:rPr>
-        <w:t>prediction</w:t>
-      </w:r>
-      <w:r>
-        <w:rPr>
-          <w:b w:val="0"/>
-        </w:rPr>
-        <w:t xml:space="preserve"> and a reason before comparing. Expected result: Fail the integration check: map is the wrong item.</w:t>
-      </w:r>
-    </w:p>
-    <w:p>
-      <w:pPr>
-        <w:spacing w:line="336" w:lineRule="auto" w:after="180"/>
-        <w:shd w:fill="F5F1FB"/>
-      </w:pPr>
-      <w:r>
-        <w:rPr>
-          <w:b w:val="0"/>
-        </w:rPr>
-        <w:t xml:space="preserve">Reason: The request now reaches </w:t>
-      </w:r>
-      <w:r>
-        <w:rPr>
-          <w:b/>
-        </w:rPr>
-        <w:t>evidence</w:t>
-      </w:r>
-      <w:r>
-        <w:rPr>
-          <w:b w:val="0"/>
-        </w:rPr>
-        <w:t xml:space="preserve"> for another identifier.</w:t>
-      </w:r>
-    </w:p>
-    <w:p>
-      <w:pPr>
-        <w:pStyle w:val="Heading3"/>
-      </w:pPr>
-      <w:r>
-        <w:t>Protect the independent attempt</w:t>
-      </w:r>
-    </w:p>
-    <w:p>
-      <w:pPr>
-        <w:spacing w:line="336" w:lineRule="auto" w:after="180"/>
-        <w:shd w:fill="FFF5E6"/>
       </w:pPr>
       <w:r>
         <w:rPr>
@@ -4819,82 +5540,81 @@
     </w:tbl>
     <w:p>
       <w:pPr>
-        <w:pStyle w:val="Heading3"/>
-      </w:pPr>
-      <w:r>
-        <w:t>Project checkpoint</w:t>
+        <w:spacing w:line="336" w:lineRule="auto" w:after="180"/>
+      </w:pPr>
+      <w:r>
+        <w:rPr>
+          <w:b w:val="0"/>
+        </w:rPr>
+        <w:t xml:space="preserve">Project checkpoint: Make a transparent first version. Keep a trace of how one </w:t>
+      </w:r>
+      <w:r>
+        <w:rPr>
+          <w:b/>
+        </w:rPr>
+        <w:t>input</w:t>
+      </w:r>
+      <w:r>
+        <w:rPr>
+          <w:b w:val="0"/>
+        </w:rPr>
+        <w:t xml:space="preserve"> becomes an </w:t>
+      </w:r>
+      <w:r>
+        <w:rPr>
+          <w:b/>
+        </w:rPr>
+        <w:t>output</w:t>
+      </w:r>
+      <w:r>
+        <w:rPr>
+          <w:b w:val="0"/>
+        </w:rPr>
+        <w:t>; explain the rule or learned component.</w:t>
       </w:r>
     </w:p>
     <w:p>
       <w:pPr>
         <w:spacing w:line="336" w:lineRule="auto" w:after="180"/>
-        <w:shd w:fill="EDF7F3"/>
       </w:pPr>
       <w:r>
         <w:rPr>
           <w:b w:val="0"/>
         </w:rPr>
-        <w:t xml:space="preserve">Project checkpoint: Make a transparent first version. Keep a trace of how one </w:t>
+        <w:t xml:space="preserve">Use the weekly teacher answer for topic-specific reasoning. A saved progress tick is an activity record; judge mastery from the learner’s explanation and </w:t>
       </w:r>
       <w:r>
         <w:rPr>
           <w:b/>
         </w:rPr>
-        <w:t>input</w:t>
+        <w:t>evidence</w:t>
       </w:r>
       <w:r>
         <w:rPr>
           <w:b w:val="0"/>
         </w:rPr>
-        <w:t xml:space="preserve"> becomes an </w:t>
-      </w:r>
-      <w:r>
-        <w:rPr>
-          <w:b/>
-        </w:rPr>
-        <w:t>output</w:t>
-      </w:r>
-      <w:r>
-        <w:rPr>
-          <w:b w:val="0"/>
-        </w:rPr>
-        <w:t>; explain the rule or learned component.</w:t>
+        <w:t>.</w:t>
       </w:r>
     </w:p>
     <w:p>
       <w:pPr>
-        <w:spacing w:line="336" w:lineRule="auto" w:after="180"/>
-      </w:pPr>
-      <w:r>
-        <w:rPr>
-          <w:b w:val="0"/>
-        </w:rPr>
-        <w:t xml:space="preserve">Use the weekly teacher answer for topic-specific reasoning. A saved progress tick is an activity record; judge mastery from the learner’s explanation and </w:t>
-      </w:r>
-      <w:r>
-        <w:rPr>
-          <w:b/>
-        </w:rPr>
-        <w:t>evidence</w:t>
-      </w:r>
-      <w:r>
-        <w:rPr>
-          <w:b w:val="0"/>
-        </w:rPr>
-        <w:t>.</w:t>
+        <w:pStyle w:val="Heading1"/>
+      </w:pPr>
+      <w:r>
+        <w:t>08. Reference · Feedback,labs and repair paths</w:t>
       </w:r>
     </w:p>
     <w:p>
-      <w:pPr>
-        <w:pStyle w:val="Heading1"/>
-      </w:pPr>
-      <w:r>
-        <w:t>08. Use feedback, labs and repair paths</w:t>
+      <w:r>
+        <w:t>Retain the first attempt and the evidence used for a repair.</w:t>
       </w:r>
     </w:p>
     <w:p>
-      <w:r>
-        <w:t>Use feedback, earlier review and portfolios purposefully. Apply the coding routine only when this lesson has an executable lab.</w:t>
+      <w:pPr>
+        <w:pStyle w:val="Heading2"/>
+      </w:pPr>
+      <w:r>
+        <w:t>Feedback and record guidance</w:t>
       </w:r>
     </w:p>
     <w:p>
@@ -4932,40 +5652,42 @@
       </w:r>
     </w:p>
     <w:p>
-      <w:pPr>
-        <w:pStyle w:val="Heading3"/>
-      </w:pPr>
-      <w:r>
-        <w:t>For later coding lessons</w:t>
+      <w:r>
+        <w:t>This week has no code block. Use this routine when a later lesson includes an executable lab.</w:t>
       </w:r>
     </w:p>
     <w:p>
-      <w:r>
-        <w:t>This week has no code block. Use this routine when a later lesson includes an executable lab.</w:t>
+      <w:pPr>
+        <w:spacing w:line="336" w:lineRule="auto" w:after="180"/>
+      </w:pPr>
+      <w:r>
+        <w:rPr>
+          <w:b w:val="0"/>
+        </w:rPr>
+        <w:t xml:space="preserve">Ask students to predict before running code. Preserve errors and actual </w:t>
+      </w:r>
+      <w:r>
+        <w:rPr>
+          <w:b/>
+        </w:rPr>
+        <w:t>output</w:t>
+      </w:r>
+      <w:r>
+        <w:rPr>
+          <w:b w:val="0"/>
+        </w:rPr>
+        <w:t>s; collect a changed test and an explanation. The branch-boundary and indexing lessons deliberately include failure cases.</w:t>
       </w:r>
     </w:p>
     <w:p>
       <w:pPr>
         <w:spacing w:line="336" w:lineRule="auto" w:after="180"/>
-        <w:shd w:fill="F1F6F8"/>
       </w:pPr>
       <w:r>
         <w:rPr>
           <w:b w:val="0"/>
         </w:rPr>
-        <w:t xml:space="preserve">Ask students to predict before running code. Preserve errors and actual </w:t>
-      </w:r>
-      <w:r>
-        <w:rPr>
-          <w:b/>
-        </w:rPr>
-        <w:t>output</w:t>
-      </w:r>
-      <w:r>
-        <w:rPr>
-          <w:b w:val="0"/>
-        </w:rPr>
-        <w:t>s; collect a changed test and an explanation. The branch-boundary and indexing lessons deliberately include failure cases.</w:t>
+        <w:t>Use the earlier worked-explanation links to address a specific missing building block, then return to the current question. Adapt this suggestion after observing the learner; it is not an automatic diagnosis.</w:t>
       </w:r>
     </w:p>
     <w:p>
@@ -4976,71 +5698,37 @@
         <w:rPr>
           <w:b w:val="0"/>
         </w:rPr>
-        <w:t>Use the earlier worked-explanation links to address a specific missing building block, then return to the current question. Adapt this suggestion after observing the learner; it is not an automatic diagnosis.</w:t>
+        <w:t xml:space="preserve">Collect the completed-work portfolio as </w:t>
+      </w:r>
+      <w:r>
+        <w:rPr>
+          <w:b/>
+        </w:rPr>
+        <w:t>evidence</w:t>
+      </w:r>
+      <w:r>
+        <w:rPr>
+          <w:b w:val="0"/>
+        </w:rPr>
+        <w:t>. Record support separately from correctness, and assess explanation, trace/test and limitations. Progress ticks and quiz selections alone do not establish mastery.</w:t>
       </w:r>
     </w:p>
     <w:p>
       <w:pPr>
-        <w:spacing w:line="336" w:lineRule="auto" w:after="180"/>
-      </w:pPr>
-      <w:r>
-        <w:rPr>
-          <w:b w:val="0"/>
-        </w:rPr>
-        <w:t xml:space="preserve">Collect the completed-work portfolio as </w:t>
-      </w:r>
-      <w:r>
-        <w:rPr>
-          <w:b/>
-        </w:rPr>
-        <w:t>evidence</w:t>
-      </w:r>
-      <w:r>
-        <w:rPr>
-          <w:b w:val="0"/>
-        </w:rPr>
-        <w:t>. Record support separately from correctness, and assess explanation, trace/test and limitations. Progress ticks and quiz selections alone do not establish mastery.</w:t>
+        <w:pStyle w:val="Heading1"/>
+      </w:pPr>
+      <w:r>
+        <w:t>09. Reference · Teach with the six pictures</w:t>
       </w:r>
     </w:p>
     <w:p>
-      <w:pPr>
-        <w:pStyle w:val="Heading1"/>
-      </w:pPr>
-      <w:r>
-        <w:t>09. Visual concept journey</w:t>
+      <w:r>
+        <w:t>Choose one picture for a particular reasoning move.</w:t>
       </w:r>
     </w:p>
     <w:p>
-      <w:r>
-        <w:t>Show one Integration tests and fixtures graphic at a time, request a prediction and discuss its trace before the independent assessment.</w:t>
-      </w:r>
-    </w:p>
-    <w:p>
-      <w:pPr>
-        <w:spacing w:line="336" w:lineRule="auto" w:after="180"/>
-      </w:pPr>
-      <w:r>
-        <w:rPr>
-          <w:b w:val="0"/>
-        </w:rPr>
-        <w:t xml:space="preserve">Use one picture at a time. Hide a worked result before asking for a </w:t>
-      </w:r>
-      <w:r>
-        <w:rPr>
-          <w:b/>
-        </w:rPr>
-        <w:t>prediction</w:t>
-      </w:r>
-      <w:r>
-        <w:rPr>
-          <w:b w:val="0"/>
-        </w:rPr>
-        <w:t>, then reveal it for feedback. These are supported teaching cases; retain the separate independent assessment for a fresh first attempt.</w:t>
-      </w:r>
-    </w:p>
-    <w:p>
-      <w:pPr>
-        <w:pStyle w:val="Heading3"/>
+      <w:pPr>
+        <w:pStyle w:val="Heading2"/>
       </w:pPr>
       <w:r>
         <w:t>01. Integration tests and fixtures: the case</w:t>
@@ -5051,7 +5739,7 @@
         <w:drawing>
           <wp:inline xmlns:a="http://schemas.openxmlformats.org/drawingml/2006/main" xmlns:pic="http://schemas.openxmlformats.org/drawingml/2006/picture">
             <wp:extent cx="5486400" cy="2834640"/>
-            <wp:docPr id="2" name="Picture 2" descr="Catch a wrong adapter connection. A service reads a fake catalogue fixture and answers a request for item N. Supplied facts: Fixture M=&quot;map&quot;, N=&quot;notebook&quot;. No external network is involved."/>
+            <wp:docPr id="3" name="Picture 3" descr="Catch a wrong adapter connection. A service reads a fake catalogue fixture and answers a request for item N. Supplied facts: Fixture M=&quot;map&quot;, N=&quot;notebook&quot;. No external network is involved."/>
             <wp:cNvGraphicFramePr>
               <a:graphicFrameLocks noChangeAspect="1"/>
             </wp:cNvGraphicFramePr>
@@ -5063,7 +5751,7 @@
                     <pic:cNvPicPr/>
                   </pic:nvPicPr>
                   <pic:blipFill>
-                    <a:blip r:embed="rId10"/>
+                    <a:blip r:embed="rId11"/>
                     <a:stretch>
                       <a:fillRect/>
                     </a:stretch>
@@ -5120,7 +5808,6 @@
     <w:p>
       <w:pPr>
         <w:spacing w:line="336" w:lineRule="auto" w:after="180"/>
-        <w:shd w:fill="F5F1FB"/>
       </w:pPr>
       <w:r>
         <w:rPr>
@@ -5131,27 +5818,18 @@
     </w:p>
     <w:p>
       <w:pPr>
-        <w:pStyle w:val="Heading3"/>
-      </w:pPr>
-      <w:r>
-        <w:t>Discuss while showing the picture</w:t>
+        <w:spacing w:line="336" w:lineRule="auto" w:after="180"/>
+      </w:pPr>
+      <w:r>
+        <w:rPr>
+          <w:b w:val="0"/>
+        </w:rPr>
+        <w:t>Teacher prompt: Point to the given fact that matters most. Explain why it matters. Ask learners to describe one label or arrow in ordinary words. Use the adjacent transcript if the image is difficult to see.</w:t>
       </w:r>
     </w:p>
     <w:p>
       <w:pPr>
-        <w:spacing w:line="336" w:lineRule="auto" w:after="180"/>
-        <w:shd w:fill="F1F6F8"/>
-      </w:pPr>
-      <w:r>
-        <w:rPr>
-          <w:b w:val="0"/>
-        </w:rPr>
-        <w:t>Teacher prompt: Point to the given fact that matters most. Explain why it matters. Ask learners to describe one label or arrow in ordinary words. Use the adjacent transcript if the image is difficult to see.</w:t>
-      </w:r>
-    </w:p>
-    <w:p>
-      <w:pPr>
-        <w:pStyle w:val="Heading3"/>
+        <w:pStyle w:val="Heading2"/>
       </w:pPr>
       <w:r>
         <w:t>02. Follow the deciding steps</w:t>
@@ -5162,7 +5840,7 @@
         <w:drawing>
           <wp:inline xmlns:a="http://schemas.openxmlformats.org/drawingml/2006/main" xmlns:pic="http://schemas.openxmlformats.org/drawingml/2006/picture">
             <wp:extent cx="5486400" cy="3182112"/>
-            <wp:docPr id="3" name="Picture 3" descr="Load fixture: The test supplies fixed records M and N. → Follow identifier: The application must request N from its adapter. → Check full reply: The returned item should be notebook with source N."/>
+            <wp:docPr id="4" name="Picture 4" descr="Load fixture: The test supplies fixed records M and N. → Follow identifier: The application must request N from its adapter. → Check full reply: The returned item should be notebook with source N."/>
             <wp:cNvGraphicFramePr>
               <a:graphicFrameLocks noChangeAspect="1"/>
             </wp:cNvGraphicFramePr>
@@ -5174,7 +5852,7 @@
                     <pic:cNvPicPr/>
                   </pic:nvPicPr>
                   <pic:blipFill>
-                    <a:blip r:embed="rId11"/>
+                    <a:blip r:embed="rId9"/>
                     <a:stretch>
                       <a:fillRect/>
                     </a:stretch>
@@ -5219,7 +5897,6 @@
     <w:p>
       <w:pPr>
         <w:spacing w:line="336" w:lineRule="auto" w:after="180"/>
-        <w:shd w:fill="F5F1FB"/>
       </w:pPr>
       <w:r>
         <w:rPr>
@@ -5242,39 +5919,30 @@
     </w:p>
     <w:p>
       <w:pPr>
-        <w:pStyle w:val="Heading3"/>
-      </w:pPr>
-      <w:r>
-        <w:t>Discuss while showing the picture</w:t>
+        <w:spacing w:line="336" w:lineRule="auto" w:after="180"/>
+      </w:pPr>
+      <w:r>
+        <w:rPr>
+          <w:b w:val="0"/>
+        </w:rPr>
+        <w:t xml:space="preserve">Teacher prompt: Point to each numbered stage and explain which recorded </w:t>
+      </w:r>
+      <w:r>
+        <w:rPr>
+          <w:b/>
+        </w:rPr>
+        <w:t>input</w:t>
+      </w:r>
+      <w:r>
+        <w:rPr>
+          <w:b w:val="0"/>
+        </w:rPr>
+        <w:t xml:space="preserve"> it uses. Ask learners to describe one label or arrow in ordinary words. Use the adjacent transcript if the image is difficult to see.</w:t>
       </w:r>
     </w:p>
     <w:p>
       <w:pPr>
-        <w:spacing w:line="336" w:lineRule="auto" w:after="180"/>
-        <w:shd w:fill="F1F6F8"/>
-      </w:pPr>
-      <w:r>
-        <w:rPr>
-          <w:b w:val="0"/>
-        </w:rPr>
-        <w:t xml:space="preserve">Teacher prompt: Point to each numbered stage and explain which recorded </w:t>
-      </w:r>
-      <w:r>
-        <w:rPr>
-          <w:b/>
-        </w:rPr>
-        <w:t>input</w:t>
-      </w:r>
-      <w:r>
-        <w:rPr>
-          <w:b w:val="0"/>
-        </w:rPr>
-        <w:t xml:space="preserve"> it uses. Ask learners to describe one label or arrow in ordinary words. Use the adjacent transcript if the image is difficult to see.</w:t>
-      </w:r>
-    </w:p>
-    <w:p>
-      <w:pPr>
-        <w:pStyle w:val="Heading3"/>
+        <w:pStyle w:val="Heading2"/>
       </w:pPr>
       <w:r>
         <w:t>03. Integration tests and fixtures — evidence trace</w:t>
@@ -5285,7 +5953,7 @@
         <w:drawing>
           <wp:inline xmlns:a="http://schemas.openxmlformats.org/drawingml/2006/main" xmlns:pic="http://schemas.openxmlformats.org/drawingml/2006/picture">
             <wp:extent cx="5486400" cy="2996184"/>
-            <wp:docPr id="4" name="Picture 4" descr="Integration tests and fixtures — evidence trace. A student requests a teacher source; test response is denied, but a recorded lookup call read the teacher file. | Trace request validation, session permission, lookup and output validation together. Include absent sources and failing dependencies; verify that denied requests never invoke restricted lookup. | The test exposes a hidden boundary failure despite the denied final response. Assert both response and call trace; deny before lookup."/>
+            <wp:docPr id="5" name="Picture 5" descr="Integration tests and fixtures — evidence trace. A student requests a teacher source; test response is denied, but a recorded lookup call read the teacher file. | Trace request validation, session permission, lookup and output validation together. Include absent sources and failing dependencies; verify that denied requests never invoke restricted lookup. | The test exposes a hidden boundary failure despite the denied final response. Assert both response and call trace; deny before lookup."/>
             <wp:cNvGraphicFramePr>
               <a:graphicFrameLocks noChangeAspect="1"/>
             </wp:cNvGraphicFramePr>
@@ -5417,7 +6085,6 @@
     <w:p>
       <w:pPr>
         <w:spacing w:line="336" w:lineRule="auto" w:after="180"/>
-        <w:shd w:fill="F5F1FB"/>
       </w:pPr>
       <w:r>
         <w:rPr>
@@ -5428,27 +6095,18 @@
     </w:p>
     <w:p>
       <w:pPr>
-        <w:pStyle w:val="Heading3"/>
-      </w:pPr>
-      <w:r>
-        <w:t>Discuss while showing the picture</w:t>
+        <w:spacing w:line="336" w:lineRule="auto" w:after="180"/>
+      </w:pPr>
+      <w:r>
+        <w:rPr>
+          <w:b w:val="0"/>
+        </w:rPr>
+        <w:t>Teacher prompt: Read the labels and values. Explain the relationship the model shows. Ask learners to describe one label or arrow in ordinary words. Use the adjacent transcript if the image is difficult to see.</w:t>
       </w:r>
     </w:p>
     <w:p>
       <w:pPr>
-        <w:spacing w:line="336" w:lineRule="auto" w:after="180"/>
-        <w:shd w:fill="F1F6F8"/>
-      </w:pPr>
-      <w:r>
-        <w:rPr>
-          <w:b w:val="0"/>
-        </w:rPr>
-        <w:t>Teacher prompt: Read the labels and values. Explain the relationship the model shows. Ask learners to describe one label or arrow in ordinary words. Use the adjacent transcript if the image is difficult to see.</w:t>
-      </w:r>
-    </w:p>
-    <w:p>
-      <w:pPr>
-        <w:pStyle w:val="Heading3"/>
+        <w:pStyle w:val="Heading2"/>
       </w:pPr>
       <w:r>
         <w:t>04. Change one thing. Trace what follows.</w:t>
@@ -5459,7 +6117,7 @@
         <w:drawing>
           <wp:inline xmlns:a="http://schemas.openxmlformats.org/drawingml/2006/main" xmlns:pic="http://schemas.openxmlformats.org/drawingml/2006/picture">
             <wp:extent cx="5486400" cy="3026664"/>
-            <wp:docPr id="5" name="Picture 5" descr="Original case: The returned item should be notebook with source N. Changed condition: The adapter returns M when N was requested. Expected result: Fail the integration check: map is the wrong item. Reason: The request now reaches evidence for another identifier."/>
+            <wp:docPr id="6" name="Picture 6" descr="Original case: The returned item should be notebook with source N. Changed condition: The adapter returns M when N was requested. Expected result: Fail the integration check: map is the wrong item. Reason: The request now reaches evidence for another identifier."/>
             <wp:cNvGraphicFramePr>
               <a:graphicFrameLocks noChangeAspect="1"/>
             </wp:cNvGraphicFramePr>
@@ -5527,7 +6185,6 @@
     <w:p>
       <w:pPr>
         <w:spacing w:line="336" w:lineRule="auto" w:after="180"/>
-        <w:shd w:fill="F5F1FB"/>
       </w:pPr>
       <w:r>
         <w:rPr>
@@ -5538,51 +6195,41 @@
     </w:p>
     <w:p>
       <w:pPr>
-        <w:pStyle w:val="Heading3"/>
-      </w:pPr>
-      <w:r>
-        <w:t>Discuss while showing the picture</w:t>
+        <w:spacing w:line="336" w:lineRule="auto" w:after="180"/>
+      </w:pPr>
+      <w:r>
+        <w:rPr>
+          <w:b w:val="0"/>
+        </w:rPr>
+        <w:t>Teacher prompt: Predict before checking the worked changed-case result. Name what changed and what the supplied facts allow you to conclude. Ask learners to describe one label or arrow in ordinary words.</w:t>
       </w:r>
     </w:p>
     <w:p>
       <w:pPr>
         <w:spacing w:line="336" w:lineRule="auto" w:after="180"/>
-        <w:shd w:fill="F1F6F8"/>
       </w:pPr>
       <w:r>
         <w:rPr>
           <w:b w:val="0"/>
         </w:rPr>
-        <w:t>Teacher prompt: Predict before checking the worked changed-case result. Name what changed and what the supplied facts allow you to conclude. Ask learners to describe one label or arrow in ordinary words.</w:t>
+        <w:t xml:space="preserve">Use the adjacent transcript if the image is difficult to see. Changed-case reasoning: The request now reaches </w:t>
+      </w:r>
+      <w:r>
+        <w:rPr>
+          <w:b/>
+        </w:rPr>
+        <w:t>evidence</w:t>
+      </w:r>
+      <w:r>
+        <w:rPr>
+          <w:b w:val="0"/>
+        </w:rPr>
+        <w:t xml:space="preserve"> for another identifier.</w:t>
       </w:r>
     </w:p>
     <w:p>
       <w:pPr>
-        <w:spacing w:line="336" w:lineRule="auto" w:after="180"/>
-        <w:shd w:fill="F1F6F8"/>
-      </w:pPr>
-      <w:r>
-        <w:rPr>
-          <w:b w:val="0"/>
-        </w:rPr>
-        <w:t xml:space="preserve">Use the adjacent transcript if the image is difficult to see. Changed-case reasoning: The request now reaches </w:t>
-      </w:r>
-      <w:r>
-        <w:rPr>
-          <w:b/>
-        </w:rPr>
-        <w:t>evidence</w:t>
-      </w:r>
-      <w:r>
-        <w:rPr>
-          <w:b w:val="0"/>
-        </w:rPr>
-        <w:t xml:space="preserve"> for another identifier.</w:t>
-      </w:r>
-    </w:p>
-    <w:p>
-      <w:pPr>
-        <w:pStyle w:val="Heading3"/>
+        <w:pStyle w:val="Heading2"/>
       </w:pPr>
       <w:r>
         <w:t>05. Connect the explanation to its limit</w:t>
@@ -5593,7 +6240,7 @@
         <w:drawing>
           <wp:inline xmlns:a="http://schemas.openxmlformats.org/drawingml/2006/main" xmlns:pic="http://schemas.openxmlformats.org/drawingml/2006/picture">
             <wp:extent cx="5486400" cy="2834640"/>
-            <wp:docPr id="6" name="Picture 6" descr="Integration testing checks how components connect. Each component can work alone while their identifier exchange is wrong. Limit: A controlled fixture does not prove a live catalogue behaves identically; also review live adapter contracts."/>
+            <wp:docPr id="7" name="Picture 7" descr="Integration testing checks how components connect. Each component can work alone while their identifier exchange is wrong. Limit: A controlled fixture does not prove a live catalogue behaves identically; also review live adapter contracts."/>
             <wp:cNvGraphicFramePr>
               <a:graphicFrameLocks noChangeAspect="1"/>
             </wp:cNvGraphicFramePr>
@@ -5667,7 +6314,6 @@
     <w:p>
       <w:pPr>
         <w:spacing w:line="336" w:lineRule="auto" w:after="180"/>
-        <w:shd w:fill="F5F1FB"/>
       </w:pPr>
       <w:r>
         <w:rPr>
@@ -5678,51 +6324,41 @@
     </w:p>
     <w:p>
       <w:pPr>
-        <w:pStyle w:val="Heading3"/>
-      </w:pPr>
-      <w:r>
-        <w:t>Discuss while showing the picture</w:t>
+        <w:spacing w:line="336" w:lineRule="auto" w:after="180"/>
+      </w:pPr>
+      <w:r>
+        <w:rPr>
+          <w:b w:val="0"/>
+        </w:rPr>
+        <w:t>Teacher prompt: Explain the case, then point to a limit on the claim. Ask learners to describe one label or arrow in ordinary words. Use the adjacent transcript if the image is difficult to see.</w:t>
       </w:r>
     </w:p>
     <w:p>
       <w:pPr>
         <w:spacing w:line="336" w:lineRule="auto" w:after="180"/>
-        <w:shd w:fill="F1F6F8"/>
       </w:pPr>
       <w:r>
         <w:rPr>
           <w:b w:val="0"/>
         </w:rPr>
-        <w:t>Teacher prompt: Explain the case, then point to a limit on the claim. Ask learners to describe one label or arrow in ordinary words. Use the adjacent transcript if the image is difficult to see.</w:t>
+        <w:t xml:space="preserve">Keep the stated scope: A controlled </w:t>
+      </w:r>
+      <w:r>
+        <w:rPr>
+          <w:b/>
+        </w:rPr>
+        <w:t>fixture</w:t>
+      </w:r>
+      <w:r>
+        <w:rPr>
+          <w:b w:val="0"/>
+        </w:rPr>
+        <w:t xml:space="preserve"> does not prove a live catalogue behaves identically; also review live adapter contracts.</w:t>
       </w:r>
     </w:p>
     <w:p>
       <w:pPr>
-        <w:spacing w:line="336" w:lineRule="auto" w:after="180"/>
-        <w:shd w:fill="F1F6F8"/>
-      </w:pPr>
-      <w:r>
-        <w:rPr>
-          <w:b w:val="0"/>
-        </w:rPr>
-        <w:t xml:space="preserve">Keep the stated scope: A controlled </w:t>
-      </w:r>
-      <w:r>
-        <w:rPr>
-          <w:b/>
-        </w:rPr>
-        <w:t>fixture</w:t>
-      </w:r>
-      <w:r>
-        <w:rPr>
-          <w:b w:val="0"/>
-        </w:rPr>
-        <w:t xml:space="preserve"> does not prove a live catalogue behaves identically; also review live adapter contracts.</w:t>
-      </w:r>
-    </w:p>
-    <w:p>
-      <w:pPr>
-        <w:pStyle w:val="Heading3"/>
+        <w:pStyle w:val="Heading2"/>
       </w:pPr>
       <w:r>
         <w:t>06. Make the idea visible in your project</w:t>
@@ -5733,7 +6369,7 @@
         <w:drawing>
           <wp:inline xmlns:a="http://schemas.openxmlformats.org/drawingml/2006/main" xmlns:pic="http://schemas.openxmlformats.org/drawingml/2006/picture">
             <wp:extent cx="5486400" cy="3529584"/>
-            <wp:docPr id="7" name="Picture 7" descr="For the Grounded Learning Service, retain an annotated trace and the changed-case result. Name the contract or evidence that makes the deciding step valid, so another team can review it. Draw your input, deciding step, result and limit. Supported question: Follow request N through the fixture and adapter. Which source and item should appear in the reply, and what precisely fails when the adapter returns M?"/>
+            <wp:docPr id="8" name="Picture 8" descr="For the Grounded Learning Service, retain an annotated trace and the changed-case result. Name the contract or evidence that makes the deciding step valid, so another team can review it. Draw your input, deciding step, result and limit. Supported question: Follow request N through the fixture and adapter. Which source and item should appear in the reply, and what precisely fails when the adapter returns M?"/>
             <wp:cNvGraphicFramePr>
               <a:graphicFrameLocks noChangeAspect="1"/>
             </wp:cNvGraphicFramePr>
@@ -5825,7 +6461,6 @@
     <w:p>
       <w:pPr>
         <w:spacing w:line="336" w:lineRule="auto" w:after="180"/>
-        <w:shd w:fill="F5F1FB"/>
       </w:pPr>
       <w:r>
         <w:rPr>
@@ -5848,70 +6483,138 @@
     </w:p>
     <w:p>
       <w:pPr>
-        <w:pStyle w:val="Heading3"/>
-      </w:pPr>
-      <w:r>
-        <w:t>Discuss while showing the picture</w:t>
+        <w:spacing w:line="336" w:lineRule="auto" w:after="180"/>
+      </w:pPr>
+      <w:r>
+        <w:rPr>
+          <w:b w:val="0"/>
+        </w:rPr>
+        <w:t xml:space="preserve">Teacher prompt: Draw your project trace and justify the deciding step using </w:t>
+      </w:r>
+      <w:r>
+        <w:rPr>
+          <w:b/>
+        </w:rPr>
+        <w:t>evidence</w:t>
+      </w:r>
+      <w:r>
+        <w:rPr>
+          <w:b w:val="0"/>
+        </w:rPr>
+        <w:t>. Ask learners to describe one label or arrow in ordinary words. Use the adjacent transcript if the image is difficult to see.</w:t>
       </w:r>
     </w:p>
     <w:p>
       <w:pPr>
         <w:spacing w:line="336" w:lineRule="auto" w:after="180"/>
-        <w:shd w:fill="F1F6F8"/>
       </w:pPr>
       <w:r>
         <w:rPr>
           <w:b w:val="0"/>
         </w:rPr>
-        <w:t xml:space="preserve">Teacher prompt: Draw your project trace and justify the deciding step using </w:t>
-      </w:r>
-      <w:r>
-        <w:rPr>
-          <w:b/>
-        </w:rPr>
-        <w:t>evidence</w:t>
-      </w:r>
-      <w:r>
-        <w:rPr>
-          <w:b w:val="0"/>
-        </w:rPr>
-        <w:t>. Ask learners to describe one label or arrow in ordinary words. Use the adjacent transcript if the image is difficult to see.</w:t>
+        <w:t>Supported practice key: The test supplies fixed records M and N. The application must request N from its adapter. The returned item should be notebook with source N.</w:t>
       </w:r>
     </w:p>
     <w:p>
       <w:pPr>
         <w:spacing w:line="336" w:lineRule="auto" w:after="180"/>
-        <w:shd w:fill="F1F6F8"/>
       </w:pPr>
       <w:r>
         <w:rPr>
           <w:b w:val="0"/>
         </w:rPr>
-        <w:t>Supported practice key: The test supplies fixed records M and N. The application must request N from its adapter. The returned item should be notebook with source N.</w:t>
+        <w:t xml:space="preserve">Changed case: Fail the integration check: map is the wrong item. The request now reaches </w:t>
+      </w:r>
+      <w:r>
+        <w:rPr>
+          <w:b/>
+        </w:rPr>
+        <w:t>evidence</w:t>
+      </w:r>
+      <w:r>
+        <w:rPr>
+          <w:b w:val="0"/>
+        </w:rPr>
+        <w:t xml:space="preserve"> for another identifier.</w:t>
       </w:r>
     </w:p>
     <w:p>
       <w:pPr>
+        <w:pStyle w:val="Heading2"/>
+      </w:pPr>
+      <w:r>
+        <w:t>Earlier wording, alternatives and picture transcripts · reference / check after trying</w:t>
+      </w:r>
+    </w:p>
+    <w:p>
+      <w:pPr>
         <w:spacing w:line="336" w:lineRule="auto" w:after="180"/>
-        <w:shd w:fill="F1F6F8"/>
       </w:pPr>
       <w:r>
         <w:rPr>
           <w:b w:val="0"/>
         </w:rPr>
-        <w:t xml:space="preserve">Changed case: Fail the integration check: map is the wrong item. The request now reaches </w:t>
+        <w:t xml:space="preserve">Use one picture at a time. Hide a worked result before asking for a </w:t>
       </w:r>
       <w:r>
         <w:rPr>
           <w:b/>
         </w:rPr>
-        <w:t>evidence</w:t>
+        <w:t>prediction</w:t>
       </w:r>
       <w:r>
         <w:rPr>
           <w:b w:val="0"/>
         </w:rPr>
-        <w:t xml:space="preserve"> for another identifier.</w:t>
+        <w:t>, then reveal it for feedback. These are supported teaching cases; retain the separate independent assessment for a fresh first attempt.</w:t>
+      </w:r>
+    </w:p>
+    <w:p>
+      <w:pPr>
+        <w:pStyle w:val="Heading3"/>
+      </w:pPr>
+      <w:r>
+        <w:t>01. Integration tests and fixtures: the case</w:t>
+      </w:r>
+    </w:p>
+    <w:p>
+      <w:pPr>
+        <w:pStyle w:val="Heading3"/>
+      </w:pPr>
+      <w:r>
+        <w:t>02. Follow the deciding steps</w:t>
+      </w:r>
+    </w:p>
+    <w:p>
+      <w:pPr>
+        <w:pStyle w:val="Heading3"/>
+      </w:pPr>
+      <w:r>
+        <w:t>03. Integration tests and fixtures — evidence trace</w:t>
+      </w:r>
+    </w:p>
+    <w:p>
+      <w:pPr>
+        <w:pStyle w:val="Heading3"/>
+      </w:pPr>
+      <w:r>
+        <w:t>04. Change one thing. Trace what follows.</w:t>
+      </w:r>
+    </w:p>
+    <w:p>
+      <w:pPr>
+        <w:pStyle w:val="Heading3"/>
+      </w:pPr>
+      <w:r>
+        <w:t>05. Connect the explanation to its limit</w:t>
+      </w:r>
+    </w:p>
+    <w:p>
+      <w:pPr>
+        <w:pStyle w:val="Heading3"/>
+      </w:pPr>
+      <w:r>
+        <w:t>06. Make the idea visible in your project</w:t>
       </w:r>
     </w:p>
     <w:sectPr>
